--- a/WebContent/docx/泛癌种169检测报告-单样本-基智远.docx
+++ b/WebContent/docx/泛癌种169检测报告-单样本-基智远.docx
@@ -16,7 +16,7 @@
           <w:lang w:eastAsia="zh-CN"/>
         </w:rPr>
         <w:drawing>
-          <wp:anchor distT="0" distB="0" distL="114300" distR="114300" simplePos="0" relativeHeight="251661312" behindDoc="0" locked="0" layoutInCell="1" allowOverlap="1">
+          <wp:anchor distT="0" distB="0" distL="114300" distR="114300" simplePos="0" relativeHeight="251660288" behindDoc="0" locked="0" layoutInCell="1" allowOverlap="1">
             <wp:simplePos x="0" y="0"/>
             <wp:positionH relativeFrom="column">
               <wp:posOffset>-630555</wp:posOffset>
@@ -880,11 +880,11 @@
               <w:lang w:val="en-US" w:eastAsia="en-US" w:bidi="ar-SA"/>
             </w:rPr>
           </w:pPr>
-          <w:bookmarkStart w:id="0" w:name="_Toc13806"/>
-          <w:bookmarkStart w:id="1" w:name="_Toc3619"/>
-          <w:bookmarkStart w:id="2" w:name="_Toc21009_WPSOffice_Level1"/>
-          <w:bookmarkStart w:id="3" w:name="_Toc30143_WPSOffice_Level1"/>
-          <w:bookmarkStart w:id="4" w:name="_Toc21669"/>
+          <w:bookmarkStart w:id="0" w:name="_Toc21669"/>
+          <w:bookmarkStart w:id="1" w:name="_Toc30143_WPSOffice_Level1"/>
+          <w:bookmarkStart w:id="2" w:name="_Toc13806"/>
+          <w:bookmarkStart w:id="3" w:name="_Toc3619"/>
+          <w:bookmarkStart w:id="4" w:name="_Toc21009_WPSOffice_Level1"/>
           <w:bookmarkStart w:id="5" w:name="_Toc24178_WPSOffice_Level1"/>
           <w:r>
             <w:rPr>
@@ -3089,12 +3089,12 @@
           <w:szCs w:val="32"/>
         </w:rPr>
       </w:pPr>
-      <w:bookmarkStart w:id="7" w:name="_Toc5680"/>
-      <w:bookmarkStart w:id="8" w:name="_Toc26731"/>
-      <w:bookmarkStart w:id="9" w:name="_Toc7021_WPSOffice_Level1"/>
-      <w:bookmarkStart w:id="10" w:name="_Toc18062_WPSOffice_Level1"/>
-      <w:bookmarkStart w:id="11" w:name="_Toc17451"/>
-      <w:bookmarkStart w:id="12" w:name="_Toc11015_WPSOffice_Level1"/>
+      <w:bookmarkStart w:id="7" w:name="_Toc26731"/>
+      <w:bookmarkStart w:id="8" w:name="_Toc11015_WPSOffice_Level1"/>
+      <w:bookmarkStart w:id="9" w:name="_Toc5680"/>
+      <w:bookmarkStart w:id="10" w:name="_Toc17451"/>
+      <w:bookmarkStart w:id="11" w:name="_Toc7021_WPSOffice_Level1"/>
+      <w:bookmarkStart w:id="12" w:name="_Toc18062_WPSOffice_Level1"/>
       <w:bookmarkStart w:id="13" w:name="_Toc3823"/>
       <w:r>
         <w:rPr>
@@ -3400,8 +3400,8 @@
           <w:lang w:val="en-US" w:eastAsia="zh-CN"/>
         </w:rPr>
       </w:pPr>
-      <w:bookmarkStart w:id="15" w:name="_Toc7496"/>
-      <w:bookmarkStart w:id="16" w:name="_Toc29251"/>
+      <w:bookmarkStart w:id="15" w:name="_Toc29251"/>
+      <w:bookmarkStart w:id="16" w:name="_Toc7496"/>
       <w:bookmarkStart w:id="17" w:name="_Toc6221_WPSOffice_Level1"/>
       <w:bookmarkStart w:id="18" w:name="_Toc25920"/>
       <w:bookmarkStart w:id="19" w:name="_Toc23369_WPSOffice_Level1"/>
@@ -4419,6 +4419,12 @@
             <w:insideH w:val="single" w:color="0070C0" w:sz="4" w:space="0"/>
             <w:insideV w:val="single" w:color="0070C0" w:sz="4" w:space="0"/>
           </w:tblBorders>
+          <w:tblCellMar>
+            <w:top w:w="0" w:type="dxa"/>
+            <w:left w:w="0" w:type="dxa"/>
+            <w:bottom w:w="0" w:type="dxa"/>
+            <w:right w:w="0" w:type="dxa"/>
+          </w:tblCellMar>
         </w:tblPrEx>
         <w:trPr>
           <w:trHeight w:val="397" w:hRule="atLeast"/>
@@ -4599,10 +4605,10 @@
     <w:p>
       <w:pPr>
         <w:rPr>
-          <w:rFonts w:ascii="Times New Roman" w:hAnsi="Times New Roman" w:eastAsia="微软雅黑" w:cs="Times New Roman"/>
+          <w:rFonts w:hint="default" w:ascii="Times New Roman" w:hAnsi="Times New Roman" w:eastAsia="微软雅黑" w:cs="Times New Roman"/>
           <w:sz w:val="24"/>
           <w:szCs w:val="24"/>
-          <w:lang w:eastAsia="zh-CN"/>
+          <w:lang w:val="en-US" w:eastAsia="zh-CN"/>
         </w:rPr>
       </w:pPr>
       <w:r>
@@ -4671,18 +4677,18 @@
         <mc:AlternateContent>
           <mc:Choice Requires="wpg">
             <w:drawing>
-              <wp:anchor distT="0" distB="0" distL="114300" distR="114300" simplePos="0" relativeHeight="251662336" behindDoc="0" locked="0" layoutInCell="1" allowOverlap="1">
+              <wp:anchor distT="0" distB="0" distL="114300" distR="114300" simplePos="0" relativeHeight="251661312" behindDoc="0" locked="0" layoutInCell="1" allowOverlap="1">
                 <wp:simplePos x="0" y="0"/>
                 <wp:positionH relativeFrom="column">
-                  <wp:posOffset>2806700</wp:posOffset>
+                  <wp:posOffset>2775585</wp:posOffset>
                 </wp:positionH>
                 <wp:positionV relativeFrom="paragraph">
-                  <wp:posOffset>33020</wp:posOffset>
+                  <wp:posOffset>80010</wp:posOffset>
                 </wp:positionV>
-                <wp:extent cx="2906395" cy="466090"/>
-                <wp:effectExtent l="0" t="0" r="4445" b="6985"/>
+                <wp:extent cx="2571115" cy="410210"/>
+                <wp:effectExtent l="0" t="0" r="4445" b="1270"/>
                 <wp:wrapNone/>
-                <wp:docPr id="12" name="组合 6"/>
+                <wp:docPr id="35" name="组合 16"/>
                 <wp:cNvGraphicFramePr/>
                 <a:graphic xmlns:a="http://schemas.openxmlformats.org/drawingml/2006/main">
                   <a:graphicData uri="http://schemas.microsoft.com/office/word/2010/wordprocessingGroup">
@@ -4690,15 +4696,15 @@
                       <wpg:cNvGrpSpPr/>
                       <wpg:grpSpPr>
                         <a:xfrm rot="0">
-                          <a:off x="3454400" y="8937625"/>
-                          <a:ext cx="2906395" cy="466090"/>
-                          <a:chOff x="10964" y="4438"/>
-                          <a:chExt cx="4577" cy="734"/>
+                          <a:off x="3423285" y="2708910"/>
+                          <a:ext cx="2571115" cy="410210"/>
+                          <a:chOff x="17956" y="38313"/>
+                          <a:chExt cx="4049" cy="646"/>
                         </a:xfrm>
                       </wpg:grpSpPr>
                       <pic:pic xmlns:pic="http://schemas.openxmlformats.org/drawingml/2006/picture">
                         <pic:nvPicPr>
-                          <pic:cNvPr id="30" name="图片 30" descr="微信图片_20220215110121"/>
+                          <pic:cNvPr id="3" name="图片 29" descr="IMG_256"/>
                           <pic:cNvPicPr>
                             <a:picLocks noChangeAspect="1"/>
                           </pic:cNvPicPr>
@@ -4707,18 +4713,17 @@
                           <a:blip r:embed="rId11">
                             <a:clrChange>
                               <a:clrFrom>
-                                <a:srgbClr val="A09D98">
+                                <a:srgbClr val="FFFFFF">
                                   <a:alpha val="100000"/>
                                 </a:srgbClr>
                               </a:clrFrom>
                               <a:clrTo>
-                                <a:srgbClr val="A09D98">
+                                <a:srgbClr val="FFFFFF">
                                   <a:alpha val="100000"/>
                                   <a:alpha val="0"/>
                                 </a:srgbClr>
                               </a:clrTo>
                             </a:clrChange>
-                            <a:biLevel thresh="50000"/>
                           </a:blip>
                           <a:stretch>
                             <a:fillRect/>
@@ -4726,51 +4731,40 @@
                         </pic:blipFill>
                         <pic:spPr>
                           <a:xfrm>
-                            <a:off x="10964" y="4458"/>
-                            <a:ext cx="1234" cy="715"/>
+                            <a:off x="21031" y="38313"/>
+                            <a:ext cx="975" cy="570"/>
                           </a:xfrm>
                           <a:prstGeom prst="rect">
                             <a:avLst/>
                           </a:prstGeom>
+                          <a:noFill/>
+                          <a:ln w="9525">
+                            <a:noFill/>
+                          </a:ln>
                         </pic:spPr>
                       </pic:pic>
                       <pic:pic xmlns:pic="http://schemas.openxmlformats.org/drawingml/2006/picture">
                         <pic:nvPicPr>
-                          <pic:cNvPr id="13" name="图片 34" descr="晓敏"/>
+                          <pic:cNvPr id="15" name="图片 15" descr="c9514d16fd70679bf0495aeebb03c72d_compress"/>
                           <pic:cNvPicPr>
                             <a:picLocks noChangeAspect="1"/>
                           </pic:cNvPicPr>
                         </pic:nvPicPr>
                         <pic:blipFill>
-                          <a:blip r:embed="rId12">
-                            <a:clrChange>
-                              <a:clrFrom>
-                                <a:srgbClr val="949FA1"/>
-                              </a:clrFrom>
-                              <a:clrTo>
-                                <a:srgbClr val="949FA1">
-                                  <a:alpha val="0"/>
-                                </a:srgbClr>
-                              </a:clrTo>
-                            </a:clrChange>
-                          </a:blip>
-                          <a:srcRect l="34062" t="26445" r="34097" b="9325"/>
+                          <a:blip r:embed="rId12"/>
+                          <a:srcRect l="21003" t="56913" r="27176" b="26386"/>
                           <a:stretch>
                             <a:fillRect/>
                           </a:stretch>
                         </pic:blipFill>
                         <pic:spPr>
-                          <a:xfrm rot="16200000">
-                            <a:off x="14524" y="3981"/>
-                            <a:ext cx="560" cy="1475"/>
+                          <a:xfrm>
+                            <a:off x="17956" y="38485"/>
+                            <a:ext cx="1550" cy="475"/>
                           </a:xfrm>
                           <a:prstGeom prst="rect">
                             <a:avLst/>
                           </a:prstGeom>
-                          <a:noFill/>
-                          <a:ln>
-                            <a:noFill/>
-                          </a:ln>
                         </pic:spPr>
                       </pic:pic>
                     </wpg:wgp>
@@ -4781,18 +4775,18 @@
           </mc:Choice>
           <mc:Fallback>
             <w:pict>
-              <v:group id="组合 6" o:spid="_x0000_s1026" o:spt="203" style="position:absolute;left:0pt;margin-left:221pt;margin-top:2.6pt;height:36.7pt;width:228.85pt;z-index:251662336;mso-width-relative:page;mso-height-relative:page;" coordorigin="10964,4438" coordsize="4577,734" o:gfxdata="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">
+              <v:group id="组合 16" o:spid="_x0000_s1026" o:spt="203" style="position:absolute;left:0pt;margin-left:218.55pt;margin-top:6.3pt;height:32.3pt;width:202.45pt;z-index:251661312;mso-width-relative:page;mso-height-relative:page;" coordorigin="17956,38313" coordsize="4049,646" o:gfxdata="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">
                 <o:lock v:ext="edit" aspectratio="f"/>
-                <v:shape id="_x0000_s1026" o:spid="_x0000_s1026" o:spt="75" alt="微信图片_20220215110121" type="#_x0000_t75" style="position:absolute;left:10964;top:4458;height:715;width:1234;" filled="f" o:preferrelative="t" stroked="f" coordsize="21600,21600" o:gfxdata="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">
+                <v:shape id="图片 29" o:spid="_x0000_s1026" o:spt="75" alt="IMG_256" type="#_x0000_t75" style="position:absolute;left:21031;top:38313;height:570;width:975;" filled="f" o:preferrelative="t" stroked="f" coordsize="21600,21600" o:gfxdata="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">
                   <v:fill on="f" focussize="0,0"/>
                   <v:stroke on="f"/>
-                  <v:imagedata r:id="rId11" grayscale="t" bilevel="t" chromakey="#A09D98" o:title=""/>
+                  <v:imagedata r:id="rId11" chromakey="#FFFFFF" o:title=""/>
                   <o:lock v:ext="edit" aspectratio="t"/>
                 </v:shape>
-                <v:shape id="图片 34" o:spid="_x0000_s1026" o:spt="75" alt="晓敏" type="#_x0000_t75" style="position:absolute;left:14524;top:3981;height:1475;width:560;rotation:-5898240f;" filled="f" o:preferrelative="t" stroked="f" coordsize="21600,21600" o:gfxdata="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">
+                <v:shape id="_x0000_s1026" o:spid="_x0000_s1026" o:spt="75" alt="c9514d16fd70679bf0495aeebb03c72d_compress" type="#_x0000_t75" style="position:absolute;left:17956;top:38485;height:475;width:1550;" filled="f" o:preferrelative="t" stroked="f" coordsize="21600,21600" o:gfxdata="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">
                   <v:fill on="f" focussize="0,0"/>
                   <v:stroke on="f"/>
-                  <v:imagedata r:id="rId12" cropleft="22323f" croptop="17331f" cropright="22346f" cropbottom="6111f" chromakey="#949FA1" o:title=""/>
+                  <v:imagedata r:id="rId12" cropleft="13765f" croptop="37299f" cropright="17810f" cropbottom="17292f" o:title=""/>
                   <o:lock v:ext="edit" aspectratio="t"/>
                 </v:shape>
               </v:group>
@@ -5165,8 +5159,9 @@
     <w:p>
       <w:pPr>
         <w:rPr>
+          <w:rFonts w:hint="default"/>
           <w:sz w:val="24"/>
-          <w:lang w:eastAsia="zh-CN"/>
+          <w:lang w:val="en-US" w:eastAsia="zh-CN"/>
         </w:rPr>
       </w:pPr>
     </w:p>
@@ -5177,6 +5172,130 @@
           <w:lang w:eastAsia="zh-CN"/>
         </w:rPr>
       </w:pPr>
+      <w:r>
+        <w:rPr>
+          <w:sz w:val="24"/>
+        </w:rPr>
+        <mc:AlternateContent>
+          <mc:Choice Requires="wpg">
+            <w:drawing>
+              <wp:anchor distT="0" distB="0" distL="114300" distR="114300" simplePos="0" relativeHeight="251662336" behindDoc="0" locked="0" layoutInCell="1" allowOverlap="1">
+                <wp:simplePos x="0" y="0"/>
+                <wp:positionH relativeFrom="column">
+                  <wp:posOffset>2775585</wp:posOffset>
+                </wp:positionH>
+                <wp:positionV relativeFrom="paragraph">
+                  <wp:posOffset>89535</wp:posOffset>
+                </wp:positionV>
+                <wp:extent cx="2675255" cy="361950"/>
+                <wp:effectExtent l="0" t="0" r="0" b="3810"/>
+                <wp:wrapNone/>
+                <wp:docPr id="37" name="组合 30"/>
+                <wp:cNvGraphicFramePr/>
+                <a:graphic xmlns:a="http://schemas.openxmlformats.org/drawingml/2006/main">
+                  <a:graphicData uri="http://schemas.microsoft.com/office/word/2010/wordprocessingGroup">
+                    <wpg:wgp>
+                      <wpg:cNvGrpSpPr/>
+                      <wpg:grpSpPr>
+                        <a:xfrm rot="0">
+                          <a:off x="3423285" y="3842385"/>
+                          <a:ext cx="2675255" cy="361950"/>
+                          <a:chOff x="17956" y="40098"/>
+                          <a:chExt cx="4213" cy="570"/>
+                        </a:xfrm>
+                      </wpg:grpSpPr>
+                      <pic:pic xmlns:pic="http://schemas.openxmlformats.org/drawingml/2006/picture">
+                        <pic:nvPicPr>
+                          <pic:cNvPr id="4" name="图片 1" descr="24f613a0-66be-430b-9e80-270d3393fac5"/>
+                          <pic:cNvPicPr>
+                            <a:picLocks noChangeAspect="1"/>
+                          </pic:cNvPicPr>
+                        </pic:nvPicPr>
+                        <pic:blipFill>
+                          <a:blip r:embed="rId13"/>
+                          <a:srcRect l="43292" t="26660" r="21693" b="24394"/>
+                          <a:stretch>
+                            <a:fillRect/>
+                          </a:stretch>
+                        </pic:blipFill>
+                        <pic:spPr>
+                          <a:xfrm rot="16200000">
+                            <a:off x="18366" y="39740"/>
+                            <a:ext cx="506" cy="1327"/>
+                          </a:xfrm>
+                          <a:prstGeom prst="rect">
+                            <a:avLst/>
+                          </a:prstGeom>
+                        </pic:spPr>
+                      </pic:pic>
+                      <pic:pic xmlns:pic="http://schemas.openxmlformats.org/drawingml/2006/picture">
+                        <pic:nvPicPr>
+                          <pic:cNvPr id="29" name="图片 29" descr="IMG_256"/>
+                          <pic:cNvPicPr>
+                            <a:picLocks noChangeAspect="1"/>
+                          </pic:cNvPicPr>
+                        </pic:nvPicPr>
+                        <pic:blipFill>
+                          <a:blip r:embed="rId11">
+                            <a:clrChange>
+                              <a:clrFrom>
+                                <a:srgbClr val="FFFFFF">
+                                  <a:alpha val="100000"/>
+                                </a:srgbClr>
+                              </a:clrFrom>
+                              <a:clrTo>
+                                <a:srgbClr val="FFFFFF">
+                                  <a:alpha val="100000"/>
+                                  <a:alpha val="0"/>
+                                </a:srgbClr>
+                              </a:clrTo>
+                            </a:clrChange>
+                          </a:blip>
+                          <a:stretch>
+                            <a:fillRect/>
+                          </a:stretch>
+                        </pic:blipFill>
+                        <pic:spPr>
+                          <a:xfrm>
+                            <a:off x="21195" y="40098"/>
+                            <a:ext cx="975" cy="570"/>
+                          </a:xfrm>
+                          <a:prstGeom prst="rect">
+                            <a:avLst/>
+                          </a:prstGeom>
+                          <a:noFill/>
+                          <a:ln w="9525">
+                            <a:noFill/>
+                          </a:ln>
+                        </pic:spPr>
+                      </pic:pic>
+                    </wpg:wgp>
+                  </a:graphicData>
+                </a:graphic>
+              </wp:anchor>
+            </w:drawing>
+          </mc:Choice>
+          <mc:Fallback>
+            <w:pict>
+              <v:group id="组合 30" o:spid="_x0000_s1026" o:spt="203" style="position:absolute;left:0pt;margin-left:218.55pt;margin-top:7.05pt;height:28.5pt;width:210.65pt;z-index:251662336;mso-width-relative:page;mso-height-relative:page;" coordorigin="17956,40098" coordsize="4213,570" o:gfxdata="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">
+                <o:lock v:ext="edit" aspectratio="f"/>
+                <v:shape id="图片 1" o:spid="_x0000_s1026" o:spt="75" alt="24f613a0-66be-430b-9e80-270d3393fac5" type="#_x0000_t75" style="position:absolute;left:18366;top:39740;height:1327;width:506;rotation:-5898240f;" filled="f" o:preferrelative="t" stroked="f" coordsize="21600,21600" o:gfxdata="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">
+                  <v:fill on="f" focussize="0,0"/>
+                  <v:stroke on="f"/>
+                  <v:imagedata r:id="rId13" cropleft="28372f" croptop="17472f" cropright="14217f" cropbottom="15987f" o:title=""/>
+                  <o:lock v:ext="edit" aspectratio="t"/>
+                </v:shape>
+                <v:shape id="_x0000_s1026" o:spid="_x0000_s1026" o:spt="75" alt="IMG_256" type="#_x0000_t75" style="position:absolute;left:21195;top:40098;height:570;width:975;" filled="f" o:preferrelative="t" stroked="f" coordsize="21600,21600" o:gfxdata="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">
+                  <v:fill on="f" focussize="0,0"/>
+                  <v:stroke on="f"/>
+                  <v:imagedata r:id="rId11" chromakey="#FFFFFF" o:title=""/>
+                  <o:lock v:ext="edit" aspectratio="t"/>
+                </v:shape>
+              </v:group>
+            </w:pict>
+          </mc:Fallback>
+        </mc:AlternateContent>
+      </w:r>
     </w:p>
     <w:tbl>
       <w:tblPr>
@@ -5198,14 +5317,6 @@
         <w:gridCol w:w="2294"/>
       </w:tblGrid>
       <w:tr>
-        <w:tblPrEx>
-          <w:tblCellMar>
-            <w:top w:w="0" w:type="dxa"/>
-            <w:left w:w="0" w:type="dxa"/>
-            <w:bottom w:w="0" w:type="dxa"/>
-            <w:right w:w="0" w:type="dxa"/>
-          </w:tblCellMar>
-        </w:tblPrEx>
         <w:trPr>
           <w:trHeight w:val="441" w:hRule="exact"/>
           <w:jc w:val="right"/>
@@ -5566,15 +5677,15 @@
               <wp:anchor distT="0" distB="0" distL="114300" distR="114300" simplePos="0" relativeHeight="251663360" behindDoc="0" locked="0" layoutInCell="1" allowOverlap="1">
                 <wp:simplePos x="0" y="0"/>
                 <wp:positionH relativeFrom="column">
-                  <wp:posOffset>2757805</wp:posOffset>
+                  <wp:posOffset>2715895</wp:posOffset>
                 </wp:positionH>
                 <wp:positionV relativeFrom="paragraph">
-                  <wp:posOffset>28575</wp:posOffset>
+                  <wp:posOffset>78740</wp:posOffset>
                 </wp:positionV>
-                <wp:extent cx="2872105" cy="453390"/>
-                <wp:effectExtent l="0" t="0" r="8255" b="3810"/>
+                <wp:extent cx="2672080" cy="414020"/>
+                <wp:effectExtent l="0" t="0" r="10160" b="12700"/>
                 <wp:wrapNone/>
-                <wp:docPr id="14" name="组合 15"/>
+                <wp:docPr id="39" name="组合 23"/>
                 <wp:cNvGraphicFramePr/>
                 <a:graphic xmlns:a="http://schemas.openxmlformats.org/drawingml/2006/main">
                   <a:graphicData uri="http://schemas.microsoft.com/office/word/2010/wordprocessingGroup">
@@ -5582,10 +5693,10 @@
                       <wpg:cNvGrpSpPr/>
                       <wpg:grpSpPr>
                         <a:xfrm rot="0">
-                          <a:off x="3405505" y="1805305"/>
-                          <a:ext cx="2872105" cy="453390"/>
-                          <a:chOff x="12357" y="7666"/>
-                          <a:chExt cx="4523" cy="714"/>
+                          <a:off x="3363595" y="4950460"/>
+                          <a:ext cx="2672080" cy="414020"/>
+                          <a:chOff x="17862" y="41843"/>
+                          <a:chExt cx="4208" cy="652"/>
                         </a:xfrm>
                       </wpg:grpSpPr>
                       <pic:pic xmlns:pic="http://schemas.openxmlformats.org/drawingml/2006/picture">
@@ -5596,7 +5707,7 @@
                           </pic:cNvPicPr>
                         </pic:nvPicPr>
                         <pic:blipFill>
-                          <a:blip r:embed="rId13">
+                          <a:blip r:embed="rId14">
                             <a:biLevel thresh="50000"/>
                           </a:blip>
                           <a:srcRect l="7865" t="11797" r="5322" b="19074"/>
@@ -5606,7 +5717,7 @@
                         </pic:blipFill>
                         <pic:spPr>
                           <a:xfrm>
-                            <a:off x="12357" y="7738"/>
+                            <a:off x="17862" y="41869"/>
                             <a:ext cx="1468" cy="627"/>
                           </a:xfrm>
                           <a:prstGeom prst="rect">
@@ -5617,7 +5728,7 @@
                       </pic:pic>
                       <pic:pic xmlns:pic="http://schemas.openxmlformats.org/drawingml/2006/picture">
                         <pic:nvPicPr>
-                          <pic:cNvPr id="15" name="图片 14" descr="微信图片_20220215110121"/>
+                          <pic:cNvPr id="5" name="图片 29" descr="IMG_256"/>
                           <pic:cNvPicPr>
                             <a:picLocks noChangeAspect="1"/>
                           </pic:cNvPicPr>
@@ -5626,18 +5737,17 @@
                           <a:blip r:embed="rId11">
                             <a:clrChange>
                               <a:clrFrom>
-                                <a:srgbClr val="A09D98">
+                                <a:srgbClr val="FFFFFF">
                                   <a:alpha val="100000"/>
                                 </a:srgbClr>
                               </a:clrFrom>
                               <a:clrTo>
-                                <a:srgbClr val="A09D98">
+                                <a:srgbClr val="FFFFFF">
                                   <a:alpha val="100000"/>
                                   <a:alpha val="0"/>
                                 </a:srgbClr>
                               </a:clrTo>
                             </a:clrChange>
-                            <a:biLevel thresh="50000"/>
                           </a:blip>
                           <a:stretch>
                             <a:fillRect/>
@@ -5645,12 +5755,16 @@
                         </pic:blipFill>
                         <pic:spPr>
                           <a:xfrm>
-                            <a:off x="15646" y="7666"/>
-                            <a:ext cx="1234" cy="715"/>
+                            <a:off x="21096" y="41843"/>
+                            <a:ext cx="975" cy="570"/>
                           </a:xfrm>
                           <a:prstGeom prst="rect">
                             <a:avLst/>
                           </a:prstGeom>
+                          <a:noFill/>
+                          <a:ln w="9525">
+                            <a:noFill/>
+                          </a:ln>
                         </pic:spPr>
                       </pic:pic>
                     </wpg:wgp>
@@ -5661,18 +5775,18 @@
           </mc:Choice>
           <mc:Fallback>
             <w:pict>
-              <v:group id="组合 15" o:spid="_x0000_s1026" o:spt="203" style="position:absolute;left:0pt;margin-left:217.15pt;margin-top:2.25pt;height:35.7pt;width:226.15pt;z-index:251663360;mso-width-relative:page;mso-height-relative:page;" coordorigin="12357,7666" coordsize="4523,714" o:gfxdata="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">
+              <v:group id="组合 23" o:spid="_x0000_s1026" o:spt="203" style="position:absolute;left:0pt;margin-left:213.85pt;margin-top:6.2pt;height:32.6pt;width:210.4pt;z-index:251663360;mso-width-relative:page;mso-height-relative:page;" coordorigin="17862,41843" coordsize="4208,652" o:gfxdata="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">
                 <o:lock v:ext="edit" aspectratio="f"/>
-                <v:shape id="图片 59" o:spid="_x0000_s1026" o:spt="75" alt="图片1" type="#_x0000_t75" style="position:absolute;left:12357;top:7738;height:627;width:1468;" filled="f" o:preferrelative="t" stroked="f" coordsize="21600,21600" o:gfxdata="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">
+                <v:shape id="图片 59" o:spid="_x0000_s1026" o:spt="75" alt="图片1" type="#_x0000_t75" style="position:absolute;left:17862;top:41869;height:627;width:1468;" filled="f" o:preferrelative="t" stroked="f" coordsize="21600,21600" o:gfxdata="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">
                   <v:fill on="f" focussize="0,0"/>
                   <v:stroke on="f"/>
-                  <v:imagedata r:id="rId13" cropleft="5154f" croptop="7731f" cropright="3488f" cropbottom="12500f" grayscale="t" bilevel="t" o:title=""/>
+                  <v:imagedata r:id="rId14" cropleft="5154f" croptop="7731f" cropright="3488f" cropbottom="12500f" grayscale="t" bilevel="t" o:title=""/>
                   <o:lock v:ext="edit" aspectratio="t"/>
                 </v:shape>
-                <v:shape id="图片 14" o:spid="_x0000_s1026" o:spt="75" alt="微信图片_20220215110121" type="#_x0000_t75" style="position:absolute;left:15646;top:7666;height:715;width:1234;" filled="f" o:preferrelative="t" stroked="f" coordsize="21600,21600" o:gfxdata="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">
+                <v:shape id="图片 29" o:spid="_x0000_s1026" o:spt="75" alt="IMG_256" type="#_x0000_t75" style="position:absolute;left:21096;top:41843;height:570;width:975;" filled="f" o:preferrelative="t" stroked="f" coordsize="21600,21600" o:gfxdata="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">
                   <v:fill on="f" focussize="0,0"/>
                   <v:stroke on="f"/>
-                  <v:imagedata r:id="rId11" grayscale="t" bilevel="t" chromakey="#A09D98" o:title=""/>
+                  <v:imagedata r:id="rId11" chromakey="#FFFFFF" o:title=""/>
                   <o:lock v:ext="edit" aspectratio="t"/>
                 </v:shape>
               </v:group>
@@ -6051,7 +6165,16 @@
           <w:lang w:eastAsia="zh-CN"/>
         </w:rPr>
       </w:pPr>
-      <w:bookmarkStart w:id="233" w:name="_GoBack"/>
+    </w:p>
+    <w:p>
+      <w:pPr>
+        <w:rPr>
+          <w:rFonts w:ascii="Times New Roman" w:hAnsi="Times New Roman" w:eastAsia="微软雅黑" w:cs="Times New Roman"/>
+          <w:sz w:val="24"/>
+          <w:szCs w:val="24"/>
+          <w:lang w:eastAsia="zh-CN"/>
+        </w:rPr>
+      </w:pPr>
       <w:r>
         <w:rPr>
           <w:sz w:val="24"/>
@@ -6065,12 +6188,12 @@
                   <wp:posOffset>2788285</wp:posOffset>
                 </wp:positionH>
                 <wp:positionV relativeFrom="paragraph">
-                  <wp:posOffset>174625</wp:posOffset>
+                  <wp:posOffset>85090</wp:posOffset>
                 </wp:positionV>
-                <wp:extent cx="2803525" cy="453390"/>
-                <wp:effectExtent l="0" t="0" r="635" b="3810"/>
+                <wp:extent cx="2889885" cy="397510"/>
+                <wp:effectExtent l="0" t="0" r="5715" b="13970"/>
                 <wp:wrapNone/>
-                <wp:docPr id="16" name="组合 22"/>
+                <wp:docPr id="41" name="组合 27"/>
                 <wp:cNvGraphicFramePr/>
                 <a:graphic xmlns:a="http://schemas.openxmlformats.org/drawingml/2006/main">
                   <a:graphicData uri="http://schemas.microsoft.com/office/word/2010/wordprocessingGroup">
@@ -6078,21 +6201,21 @@
                       <wpg:cNvGrpSpPr/>
                       <wpg:grpSpPr>
                         <a:xfrm rot="0">
-                          <a:off x="3435985" y="2894330"/>
-                          <a:ext cx="2803525" cy="453390"/>
-                          <a:chOff x="12525" y="9562"/>
-                          <a:chExt cx="4415" cy="714"/>
+                          <a:off x="3435985" y="6075045"/>
+                          <a:ext cx="2889885" cy="397510"/>
+                          <a:chOff x="17976" y="43614"/>
+                          <a:chExt cx="4551" cy="626"/>
                         </a:xfrm>
                       </wpg:grpSpPr>
                       <pic:pic xmlns:pic="http://schemas.openxmlformats.org/drawingml/2006/picture">
                         <pic:nvPicPr>
-                          <pic:cNvPr id="17" name="图片 29" descr="IMG_256"/>
+                          <pic:cNvPr id="8" name="图片 29" descr="IMG_256"/>
                           <pic:cNvPicPr>
                             <a:picLocks noChangeAspect="1"/>
                           </pic:cNvPicPr>
                         </pic:nvPicPr>
                         <pic:blipFill>
-                          <a:blip r:embed="rId14">
+                          <a:blip r:embed="rId11">
                             <a:clrChange>
                               <a:clrFrom>
                                 <a:srgbClr val="FFFFFF">
@@ -6113,7 +6236,7 @@
                         </pic:blipFill>
                         <pic:spPr>
                           <a:xfrm>
-                            <a:off x="12525" y="9698"/>
+                            <a:off x="17976" y="43615"/>
                             <a:ext cx="975" cy="570"/>
                           </a:xfrm>
                           <a:prstGeom prst="rect">
@@ -6127,40 +6250,29 @@
                       </pic:pic>
                       <pic:pic xmlns:pic="http://schemas.openxmlformats.org/drawingml/2006/picture">
                         <pic:nvPicPr>
-                          <pic:cNvPr id="29" name="图片 20" descr="微信图片_20220215110121"/>
+                          <pic:cNvPr id="26" name="图片 59" descr="图片1"/>
                           <pic:cNvPicPr>
                             <a:picLocks noChangeAspect="1"/>
                           </pic:cNvPicPr>
                         </pic:nvPicPr>
                         <pic:blipFill>
-                          <a:blip r:embed="rId11">
-                            <a:clrChange>
-                              <a:clrFrom>
-                                <a:srgbClr val="A09D98">
-                                  <a:alpha val="100000"/>
-                                </a:srgbClr>
-                              </a:clrFrom>
-                              <a:clrTo>
-                                <a:srgbClr val="A09D98">
-                                  <a:alpha val="100000"/>
-                                  <a:alpha val="0"/>
-                                </a:srgbClr>
-                              </a:clrTo>
-                            </a:clrChange>
+                          <a:blip r:embed="rId14">
                             <a:biLevel thresh="50000"/>
                           </a:blip>
+                          <a:srcRect l="7865" t="11797" r="5322" b="19074"/>
                           <a:stretch>
                             <a:fillRect/>
                           </a:stretch>
                         </pic:blipFill>
                         <pic:spPr>
                           <a:xfrm>
-                            <a:off x="15706" y="9562"/>
-                            <a:ext cx="1234" cy="715"/>
+                            <a:off x="21059" y="43614"/>
+                            <a:ext cx="1468" cy="627"/>
                           </a:xfrm>
                           <a:prstGeom prst="rect">
                             <a:avLst/>
                           </a:prstGeom>
+                          <a:noFill/>
                         </pic:spPr>
                       </pic:pic>
                     </wpg:wgp>
@@ -6171,18 +6283,18 @@
           </mc:Choice>
           <mc:Fallback>
             <w:pict>
-              <v:group id="组合 22" o:spid="_x0000_s1026" o:spt="203" style="position:absolute;left:0pt;margin-left:219.55pt;margin-top:13.75pt;height:35.7pt;width:220.75pt;z-index:251664384;mso-width-relative:page;mso-height-relative:page;" coordorigin="12525,9562" coordsize="4415,714" o:gfxdata="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">
+              <v:group id="组合 27" o:spid="_x0000_s1026" o:spt="203" style="position:absolute;left:0pt;margin-left:219.55pt;margin-top:6.7pt;height:31.3pt;width:227.55pt;z-index:251664384;mso-width-relative:page;mso-height-relative:page;" coordorigin="17976,43614" coordsize="4551,626" o:gfxdata="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">
                 <o:lock v:ext="edit" aspectratio="f"/>
-                <v:shape id="图片 29" o:spid="_x0000_s1026" o:spt="75" alt="IMG_256" type="#_x0000_t75" style="position:absolute;left:12525;top:9698;height:570;width:975;" filled="f" o:preferrelative="t" stroked="f" coordsize="21600,21600" o:gfxdata="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">
+                <v:shape id="图片 29" o:spid="_x0000_s1026" o:spt="75" alt="IMG_256" type="#_x0000_t75" style="position:absolute;left:17976;top:43615;height:570;width:975;" filled="f" o:preferrelative="t" stroked="f" coordsize="21600,21600" o:gfxdata="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">
                   <v:fill on="f" focussize="0,0"/>
                   <v:stroke on="f"/>
-                  <v:imagedata r:id="rId14" chromakey="#FFFFFF" o:title=""/>
+                  <v:imagedata r:id="rId11" chromakey="#FFFFFF" o:title=""/>
                   <o:lock v:ext="edit" aspectratio="t"/>
                 </v:shape>
-                <v:shape id="图片 20" o:spid="_x0000_s1026" o:spt="75" alt="微信图片_20220215110121" type="#_x0000_t75" style="position:absolute;left:15706;top:9562;height:715;width:1234;" filled="f" o:preferrelative="t" stroked="f" coordsize="21600,21600" o:gfxdata="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">
+                <v:shape id="图片 59" o:spid="_x0000_s1026" o:spt="75" alt="图片1" type="#_x0000_t75" style="position:absolute;left:21059;top:43614;height:627;width:1468;" filled="f" o:preferrelative="t" stroked="f" coordsize="21600,21600" o:gfxdata="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">
                   <v:fill on="f" focussize="0,0"/>
                   <v:stroke on="f"/>
-                  <v:imagedata r:id="rId11" grayscale="t" bilevel="t" chromakey="#A09D98" o:title=""/>
+                  <v:imagedata r:id="rId14" cropleft="5154f" croptop="7731f" cropright="3488f" cropbottom="12500f" grayscale="t" bilevel="t" o:title=""/>
                   <o:lock v:ext="edit" aspectratio="t"/>
                 </v:shape>
               </v:group>
@@ -6190,14 +6302,378 @@
           </mc:Fallback>
         </mc:AlternateContent>
       </w:r>
-      <w:bookmarkEnd w:id="233"/>
+    </w:p>
+    <w:tbl>
+      <w:tblPr>
+        <w:tblStyle w:val="32"/>
+        <w:tblW w:w="6772" w:type="dxa"/>
+        <w:jc w:val="right"/>
+        <w:tblLayout w:type="fixed"/>
+        <w:tblCellMar>
+          <w:top w:w="0" w:type="dxa"/>
+          <w:left w:w="0" w:type="dxa"/>
+          <w:bottom w:w="0" w:type="dxa"/>
+          <w:right w:w="0" w:type="dxa"/>
+        </w:tblCellMar>
+      </w:tblPr>
+      <w:tblGrid>
+        <w:gridCol w:w="1272"/>
+        <w:gridCol w:w="2040"/>
+        <w:gridCol w:w="1166"/>
+        <w:gridCol w:w="2294"/>
+      </w:tblGrid>
+      <w:tr>
+        <w:tblPrEx>
+          <w:tblCellMar>
+            <w:top w:w="0" w:type="dxa"/>
+            <w:left w:w="0" w:type="dxa"/>
+            <w:bottom w:w="0" w:type="dxa"/>
+            <w:right w:w="0" w:type="dxa"/>
+          </w:tblCellMar>
+        </w:tblPrEx>
+        <w:trPr>
+          <w:trHeight w:val="441" w:hRule="exact"/>
+          <w:jc w:val="right"/>
+        </w:trPr>
+        <w:tc>
+          <w:tcPr>
+            <w:tcW w:w="1272" w:type="dxa"/>
+            <w:vAlign w:val="center"/>
+          </w:tcPr>
+          <w:p>
+            <w:pPr>
+              <w:pStyle w:val="20"/>
+              <w:spacing w:before="13"/>
+              <w:ind w:left="13" w:right="95"/>
+              <w:jc w:val="both"/>
+              <w:rPr>
+                <w:rFonts w:ascii="Times New Roman" w:hAnsi="Times New Roman" w:cs="Times New Roman"/>
+                <w:b/>
+                <w:sz w:val="24"/>
+                <w:szCs w:val="24"/>
+              </w:rPr>
+            </w:pPr>
+            <w:r>
+              <w:rPr>
+                <w:rFonts w:ascii="Times New Roman" w:hAnsi="Times New Roman" w:cs="Times New Roman"/>
+                <w:b/>
+                <w:sz w:val="24"/>
+                <w:szCs w:val="24"/>
+              </w:rPr>
+              <w:t>检测人：</w:t>
+            </w:r>
+          </w:p>
+        </w:tc>
+        <w:tc>
+          <w:tcPr>
+            <w:tcW w:w="2040" w:type="dxa"/>
+            <w:vAlign w:val="center"/>
+          </w:tcPr>
+          <w:p>
+            <w:pPr>
+              <w:pStyle w:val="20"/>
+              <w:spacing w:before="13"/>
+              <w:jc w:val="both"/>
+              <w:rPr>
+                <w:rFonts w:ascii="Times New Roman" w:hAnsi="Times New Roman" w:cs="Times New Roman"/>
+                <w:b/>
+                <w:sz w:val="24"/>
+                <w:szCs w:val="24"/>
+              </w:rPr>
+            </w:pPr>
+          </w:p>
+        </w:tc>
+        <w:tc>
+          <w:tcPr>
+            <w:tcW w:w="1166" w:type="dxa"/>
+            <w:vAlign w:val="center"/>
+          </w:tcPr>
+          <w:p>
+            <w:pPr>
+              <w:pStyle w:val="20"/>
+              <w:spacing w:before="13"/>
+              <w:jc w:val="both"/>
+              <w:rPr>
+                <w:rFonts w:ascii="Times New Roman" w:hAnsi="Times New Roman" w:cs="Times New Roman"/>
+                <w:b/>
+                <w:sz w:val="24"/>
+                <w:szCs w:val="24"/>
+              </w:rPr>
+            </w:pPr>
+            <w:r>
+              <w:rPr>
+                <w:rFonts w:ascii="Times New Roman" w:hAnsi="Times New Roman" w:cs="Times New Roman"/>
+                <w:b/>
+                <w:sz w:val="24"/>
+                <w:szCs w:val="24"/>
+              </w:rPr>
+              <w:t>复核人</w:t>
+            </w:r>
+            <w:r>
+              <w:rPr>
+                <w:rFonts w:ascii="Times New Roman" w:hAnsi="Times New Roman" w:cs="Times New Roman"/>
+                <w:b/>
+                <w:sz w:val="24"/>
+                <w:szCs w:val="24"/>
+                <w:lang w:eastAsia="zh-CN"/>
+              </w:rPr>
+              <w:t>：</w:t>
+            </w:r>
+          </w:p>
+        </w:tc>
+        <w:tc>
+          <w:tcPr>
+            <w:tcW w:w="2294" w:type="dxa"/>
+            <w:vAlign w:val="center"/>
+          </w:tcPr>
+          <w:p>
+            <w:pPr>
+              <w:pStyle w:val="20"/>
+              <w:spacing w:before="13"/>
+              <w:ind w:right="15"/>
+              <w:jc w:val="both"/>
+              <w:rPr>
+                <w:rFonts w:ascii="Times New Roman" w:hAnsi="Times New Roman" w:cs="Times New Roman"/>
+                <w:b/>
+                <w:sz w:val="24"/>
+                <w:szCs w:val="24"/>
+              </w:rPr>
+            </w:pPr>
+          </w:p>
+        </w:tc>
+      </w:tr>
+      <w:tr>
+        <w:tblPrEx>
+          <w:tblCellMar>
+            <w:top w:w="0" w:type="dxa"/>
+            <w:left w:w="0" w:type="dxa"/>
+            <w:bottom w:w="0" w:type="dxa"/>
+            <w:right w:w="0" w:type="dxa"/>
+          </w:tblCellMar>
+        </w:tblPrEx>
+        <w:trPr>
+          <w:trHeight w:val="457" w:hRule="exact"/>
+          <w:jc w:val="right"/>
+        </w:trPr>
+        <w:tc>
+          <w:tcPr>
+            <w:tcW w:w="1272" w:type="dxa"/>
+            <w:vAlign w:val="center"/>
+          </w:tcPr>
+          <w:p>
+            <w:pPr>
+              <w:pStyle w:val="20"/>
+              <w:spacing w:line="341" w:lineRule="exact"/>
+              <w:ind w:left="13" w:right="165"/>
+              <w:jc w:val="both"/>
+              <w:rPr>
+                <w:rFonts w:ascii="Times New Roman" w:hAnsi="Times New Roman" w:cs="Times New Roman"/>
+                <w:b/>
+                <w:sz w:val="24"/>
+                <w:szCs w:val="24"/>
+              </w:rPr>
+            </w:pPr>
+            <w:r>
+              <w:rPr>
+                <w:rFonts w:ascii="Times New Roman" w:hAnsi="Times New Roman" w:cs="Times New Roman"/>
+                <w:b/>
+                <w:sz w:val="24"/>
+                <w:szCs w:val="24"/>
+              </w:rPr>
+              <w:t>日</w:t>
+            </w:r>
+            <w:r>
+              <w:rPr>
+                <w:rFonts w:ascii="Times New Roman" w:hAnsi="Times New Roman" w:cs="Times New Roman"/>
+                <w:b/>
+                <w:sz w:val="24"/>
+                <w:szCs w:val="24"/>
+                <w:lang w:eastAsia="zh-CN"/>
+              </w:rPr>
+              <w:t xml:space="preserve">  </w:t>
+            </w:r>
+            <w:r>
+              <w:rPr>
+                <w:rFonts w:ascii="Times New Roman" w:hAnsi="Times New Roman" w:cs="Times New Roman"/>
+                <w:b/>
+                <w:sz w:val="24"/>
+                <w:szCs w:val="24"/>
+              </w:rPr>
+              <w:t>期：</w:t>
+            </w:r>
+          </w:p>
+        </w:tc>
+        <w:tc>
+          <w:tcPr>
+            <w:tcW w:w="2040" w:type="dxa"/>
+            <w:vAlign w:val="center"/>
+          </w:tcPr>
+          <w:p>
+            <w:pPr>
+              <w:pStyle w:val="20"/>
+              <w:spacing w:line="363" w:lineRule="exact"/>
+              <w:jc w:val="both"/>
+              <w:rPr>
+                <w:rFonts w:ascii="Times New Roman" w:hAnsi="Times New Roman" w:cs="Times New Roman"/>
+                <w:sz w:val="24"/>
+                <w:szCs w:val="24"/>
+              </w:rPr>
+            </w:pPr>
+            <w:r>
+              <w:rPr>
+                <w:rFonts w:ascii="Times New Roman" w:hAnsi="Times New Roman" w:cs="Times New Roman"/>
+                <w:kern w:val="2"/>
+                <w:sz w:val="24"/>
+                <w:szCs w:val="24"/>
+                <w:lang w:eastAsia="zh-CN"/>
+              </w:rPr>
+              <w:t>{{ reportdate }}</w:t>
+            </w:r>
+          </w:p>
+        </w:tc>
+        <w:tc>
+          <w:tcPr>
+            <w:tcW w:w="1166" w:type="dxa"/>
+            <w:vAlign w:val="center"/>
+          </w:tcPr>
+          <w:p>
+            <w:pPr>
+              <w:pStyle w:val="20"/>
+              <w:spacing w:line="341" w:lineRule="exact"/>
+              <w:jc w:val="both"/>
+              <w:rPr>
+                <w:rFonts w:ascii="Times New Roman" w:hAnsi="Times New Roman" w:cs="Times New Roman"/>
+                <w:b/>
+                <w:sz w:val="24"/>
+                <w:szCs w:val="24"/>
+              </w:rPr>
+            </w:pPr>
+            <w:r>
+              <w:rPr>
+                <w:rFonts w:ascii="Times New Roman" w:hAnsi="Times New Roman" w:cs="Times New Roman"/>
+                <w:b/>
+                <w:sz w:val="24"/>
+                <w:szCs w:val="24"/>
+              </w:rPr>
+              <w:t>日</w:t>
+            </w:r>
+            <w:r>
+              <w:rPr>
+                <w:rFonts w:ascii="Times New Roman" w:hAnsi="Times New Roman" w:cs="Times New Roman"/>
+                <w:b/>
+                <w:sz w:val="24"/>
+                <w:szCs w:val="24"/>
+                <w:lang w:eastAsia="zh-CN"/>
+              </w:rPr>
+              <w:t xml:space="preserve">  </w:t>
+            </w:r>
+            <w:r>
+              <w:rPr>
+                <w:rFonts w:ascii="Times New Roman" w:hAnsi="Times New Roman" w:cs="Times New Roman"/>
+                <w:b/>
+                <w:sz w:val="24"/>
+                <w:szCs w:val="24"/>
+              </w:rPr>
+              <w:t>期：</w:t>
+            </w:r>
+          </w:p>
+        </w:tc>
+        <w:tc>
+          <w:tcPr>
+            <w:tcW w:w="2294" w:type="dxa"/>
+            <w:vAlign w:val="center"/>
+          </w:tcPr>
+          <w:p>
+            <w:pPr>
+              <w:pStyle w:val="20"/>
+              <w:spacing w:line="363" w:lineRule="exact"/>
+              <w:ind w:right="15"/>
+              <w:jc w:val="both"/>
+              <w:rPr>
+                <w:rFonts w:ascii="Times New Roman" w:hAnsi="Times New Roman" w:cs="Times New Roman"/>
+                <w:sz w:val="24"/>
+                <w:szCs w:val="24"/>
+              </w:rPr>
+            </w:pPr>
+            <w:r>
+              <w:rPr>
+                <w:rFonts w:ascii="Times New Roman" w:hAnsi="Times New Roman" w:cs="Times New Roman"/>
+                <w:kern w:val="2"/>
+                <w:sz w:val="24"/>
+                <w:szCs w:val="24"/>
+                <w:lang w:eastAsia="zh-CN"/>
+              </w:rPr>
+              <w:t>{{ reportdate }}</w:t>
+            </w:r>
+          </w:p>
+        </w:tc>
+      </w:tr>
+    </w:tbl>
+    <w:p>
+      <w:pPr>
+        <w:rPr>
+          <w:rFonts w:ascii="Times New Roman" w:hAnsi="Times New Roman" w:eastAsia="微软雅黑" w:cs="Times New Roman"/>
+          <w:sz w:val="24"/>
+          <w:szCs w:val="24"/>
+          <w:lang w:eastAsia="zh-CN"/>
+        </w:rPr>
+      </w:pPr>
+      <w:r>
+        <w:rPr>
+          <w:rFonts w:hint="eastAsia" w:ascii="Times New Roman" w:hAnsi="Times New Roman" w:eastAsia="微软雅黑" w:cs="Times New Roman"/>
+          <w:sz w:val="24"/>
+          <w:szCs w:val="24"/>
+          <w:lang w:eastAsia="zh-CN"/>
+        </w:rPr>
+        <w:t xml:space="preserve">{% endif %}{% if testedby == </w:t>
+      </w:r>
+      <w:r>
+        <w:rPr>
+          <w:rFonts w:ascii="Times New Roman" w:hAnsi="Times New Roman" w:eastAsia="微软雅黑" w:cs="Times New Roman"/>
+          <w:sz w:val="24"/>
+          <w:szCs w:val="24"/>
+          <w:lang w:eastAsia="zh-CN"/>
+        </w:rPr>
+        <w:t>“</w:t>
+      </w:r>
+      <w:r>
+        <w:rPr>
+          <w:rFonts w:hint="eastAsia" w:ascii="Times New Roman" w:hAnsi="Times New Roman" w:eastAsia="微软雅黑" w:cs="Times New Roman"/>
+          <w:sz w:val="24"/>
+          <w:szCs w:val="24"/>
+          <w:lang w:eastAsia="zh-CN"/>
+        </w:rPr>
+        <w:t>5</w:t>
+      </w:r>
+      <w:r>
+        <w:rPr>
+          <w:rFonts w:ascii="Times New Roman" w:hAnsi="Times New Roman" w:eastAsia="微软雅黑" w:cs="Times New Roman"/>
+          <w:sz w:val="24"/>
+          <w:szCs w:val="24"/>
+          <w:lang w:eastAsia="zh-CN"/>
+        </w:rPr>
+        <w:t>”</w:t>
+      </w:r>
+      <w:r>
+        <w:rPr>
+          <w:rFonts w:hint="eastAsia" w:ascii="Times New Roman" w:hAnsi="Times New Roman" w:eastAsia="微软雅黑" w:cs="Times New Roman"/>
+          <w:sz w:val="24"/>
+          <w:szCs w:val="24"/>
+          <w:lang w:eastAsia="zh-CN"/>
+        </w:rPr>
+        <w:t xml:space="preserve"> %}</w:t>
+      </w:r>
     </w:p>
     <w:p>
       <w:pPr>
         <w:rPr>
-          <w:rFonts w:ascii="Times New Roman" w:hAnsi="Times New Roman" w:eastAsia="微软雅黑" w:cs="Times New Roman"/>
-          <w:sz w:val="24"/>
-          <w:szCs w:val="24"/>
+          <w:lang w:eastAsia="zh-CN"/>
+        </w:rPr>
+      </w:pPr>
+    </w:p>
+    <w:p>
+      <w:pPr>
+        <w:rPr>
           <w:lang w:eastAsia="zh-CN"/>
         </w:rPr>
       </w:pPr>
@@ -6342,253 +6818,6 @@
         </w:tc>
       </w:tr>
       <w:tr>
-        <w:trPr>
-          <w:trHeight w:val="457" w:hRule="exact"/>
-          <w:jc w:val="right"/>
-        </w:trPr>
-        <w:tc>
-          <w:tcPr>
-            <w:tcW w:w="1272" w:type="dxa"/>
-            <w:vAlign w:val="center"/>
-          </w:tcPr>
-          <w:p>
-            <w:pPr>
-              <w:pStyle w:val="20"/>
-              <w:spacing w:line="341" w:lineRule="exact"/>
-              <w:ind w:left="13" w:right="165"/>
-              <w:jc w:val="both"/>
-              <w:rPr>
-                <w:rFonts w:ascii="Times New Roman" w:hAnsi="Times New Roman" w:cs="Times New Roman"/>
-                <w:b/>
-                <w:sz w:val="24"/>
-                <w:szCs w:val="24"/>
-              </w:rPr>
-            </w:pPr>
-            <w:r>
-              <w:rPr>
-                <w:rFonts w:ascii="Times New Roman" w:hAnsi="Times New Roman" w:cs="Times New Roman"/>
-                <w:b/>
-                <w:sz w:val="24"/>
-                <w:szCs w:val="24"/>
-              </w:rPr>
-              <w:t>日</w:t>
-            </w:r>
-            <w:r>
-              <w:rPr>
-                <w:rFonts w:ascii="Times New Roman" w:hAnsi="Times New Roman" w:cs="Times New Roman"/>
-                <w:b/>
-                <w:sz w:val="24"/>
-                <w:szCs w:val="24"/>
-                <w:lang w:eastAsia="zh-CN"/>
-              </w:rPr>
-              <w:t xml:space="preserve">  </w:t>
-            </w:r>
-            <w:r>
-              <w:rPr>
-                <w:rFonts w:ascii="Times New Roman" w:hAnsi="Times New Roman" w:cs="Times New Roman"/>
-                <w:b/>
-                <w:sz w:val="24"/>
-                <w:szCs w:val="24"/>
-              </w:rPr>
-              <w:t>期：</w:t>
-            </w:r>
-          </w:p>
-        </w:tc>
-        <w:tc>
-          <w:tcPr>
-            <w:tcW w:w="2040" w:type="dxa"/>
-            <w:vAlign w:val="center"/>
-          </w:tcPr>
-          <w:p>
-            <w:pPr>
-              <w:pStyle w:val="20"/>
-              <w:spacing w:line="363" w:lineRule="exact"/>
-              <w:jc w:val="both"/>
-              <w:rPr>
-                <w:rFonts w:ascii="Times New Roman" w:hAnsi="Times New Roman" w:cs="Times New Roman"/>
-                <w:sz w:val="24"/>
-                <w:szCs w:val="24"/>
-              </w:rPr>
-            </w:pPr>
-            <w:r>
-              <w:rPr>
-                <w:rFonts w:ascii="Times New Roman" w:hAnsi="Times New Roman" w:cs="Times New Roman"/>
-                <w:kern w:val="2"/>
-                <w:sz w:val="24"/>
-                <w:szCs w:val="24"/>
-                <w:lang w:eastAsia="zh-CN"/>
-              </w:rPr>
-              <w:t>{{ reportdate }}</w:t>
-            </w:r>
-          </w:p>
-        </w:tc>
-        <w:tc>
-          <w:tcPr>
-            <w:tcW w:w="1166" w:type="dxa"/>
-            <w:vAlign w:val="center"/>
-          </w:tcPr>
-          <w:p>
-            <w:pPr>
-              <w:pStyle w:val="20"/>
-              <w:spacing w:line="341" w:lineRule="exact"/>
-              <w:jc w:val="both"/>
-              <w:rPr>
-                <w:rFonts w:ascii="Times New Roman" w:hAnsi="Times New Roman" w:cs="Times New Roman"/>
-                <w:b/>
-                <w:sz w:val="24"/>
-                <w:szCs w:val="24"/>
-              </w:rPr>
-            </w:pPr>
-            <w:r>
-              <w:rPr>
-                <w:rFonts w:ascii="Times New Roman" w:hAnsi="Times New Roman" w:cs="Times New Roman"/>
-                <w:b/>
-                <w:sz w:val="24"/>
-                <w:szCs w:val="24"/>
-              </w:rPr>
-              <w:t>日</w:t>
-            </w:r>
-            <w:r>
-              <w:rPr>
-                <w:rFonts w:ascii="Times New Roman" w:hAnsi="Times New Roman" w:cs="Times New Roman"/>
-                <w:b/>
-                <w:sz w:val="24"/>
-                <w:szCs w:val="24"/>
-                <w:lang w:eastAsia="zh-CN"/>
-              </w:rPr>
-              <w:t xml:space="preserve">  </w:t>
-            </w:r>
-            <w:r>
-              <w:rPr>
-                <w:rFonts w:ascii="Times New Roman" w:hAnsi="Times New Roman" w:cs="Times New Roman"/>
-                <w:b/>
-                <w:sz w:val="24"/>
-                <w:szCs w:val="24"/>
-              </w:rPr>
-              <w:t>期：</w:t>
-            </w:r>
-          </w:p>
-        </w:tc>
-        <w:tc>
-          <w:tcPr>
-            <w:tcW w:w="2294" w:type="dxa"/>
-            <w:vAlign w:val="center"/>
-          </w:tcPr>
-          <w:p>
-            <w:pPr>
-              <w:pStyle w:val="20"/>
-              <w:spacing w:line="363" w:lineRule="exact"/>
-              <w:ind w:right="15"/>
-              <w:jc w:val="both"/>
-              <w:rPr>
-                <w:rFonts w:ascii="Times New Roman" w:hAnsi="Times New Roman" w:cs="Times New Roman"/>
-                <w:sz w:val="24"/>
-                <w:szCs w:val="24"/>
-              </w:rPr>
-            </w:pPr>
-            <w:r>
-              <w:rPr>
-                <w:rFonts w:ascii="Times New Roman" w:hAnsi="Times New Roman" w:cs="Times New Roman"/>
-                <w:kern w:val="2"/>
-                <w:sz w:val="24"/>
-                <w:szCs w:val="24"/>
-                <w:lang w:eastAsia="zh-CN"/>
-              </w:rPr>
-              <w:t>{{ reportdate }}</w:t>
-            </w:r>
-          </w:p>
-        </w:tc>
-      </w:tr>
-    </w:tbl>
-    <w:p>
-      <w:pPr>
-        <w:rPr>
-          <w:rFonts w:ascii="Times New Roman" w:hAnsi="Times New Roman" w:eastAsia="微软雅黑" w:cs="Times New Roman"/>
-          <w:sz w:val="24"/>
-          <w:szCs w:val="24"/>
-          <w:lang w:eastAsia="zh-CN"/>
-        </w:rPr>
-      </w:pPr>
-      <w:r>
-        <w:rPr>
-          <w:rFonts w:hint="eastAsia" w:ascii="Times New Roman" w:hAnsi="Times New Roman" w:eastAsia="微软雅黑" w:cs="Times New Roman"/>
-          <w:sz w:val="24"/>
-          <w:szCs w:val="24"/>
-          <w:lang w:eastAsia="zh-CN"/>
-        </w:rPr>
-        <w:t xml:space="preserve">{% endif %}{% if testedby == </w:t>
-      </w:r>
-      <w:r>
-        <w:rPr>
-          <w:rFonts w:ascii="Times New Roman" w:hAnsi="Times New Roman" w:eastAsia="微软雅黑" w:cs="Times New Roman"/>
-          <w:sz w:val="24"/>
-          <w:szCs w:val="24"/>
-          <w:lang w:eastAsia="zh-CN"/>
-        </w:rPr>
-        <w:t>“</w:t>
-      </w:r>
-      <w:r>
-        <w:rPr>
-          <w:rFonts w:hint="eastAsia" w:ascii="Times New Roman" w:hAnsi="Times New Roman" w:eastAsia="微软雅黑" w:cs="Times New Roman"/>
-          <w:sz w:val="24"/>
-          <w:szCs w:val="24"/>
-          <w:lang w:eastAsia="zh-CN"/>
-        </w:rPr>
-        <w:t>5</w:t>
-      </w:r>
-      <w:r>
-        <w:rPr>
-          <w:rFonts w:ascii="Times New Roman" w:hAnsi="Times New Roman" w:eastAsia="微软雅黑" w:cs="Times New Roman"/>
-          <w:sz w:val="24"/>
-          <w:szCs w:val="24"/>
-          <w:lang w:eastAsia="zh-CN"/>
-        </w:rPr>
-        <w:t>”</w:t>
-      </w:r>
-      <w:r>
-        <w:rPr>
-          <w:rFonts w:hint="eastAsia" w:ascii="Times New Roman" w:hAnsi="Times New Roman" w:eastAsia="微软雅黑" w:cs="Times New Roman"/>
-          <w:sz w:val="24"/>
-          <w:szCs w:val="24"/>
-          <w:lang w:eastAsia="zh-CN"/>
-        </w:rPr>
-        <w:t xml:space="preserve"> %}</w:t>
-      </w:r>
-    </w:p>
-    <w:p>
-      <w:pPr>
-        <w:rPr>
-          <w:lang w:eastAsia="zh-CN"/>
-        </w:rPr>
-      </w:pPr>
-    </w:p>
-    <w:p>
-      <w:pPr>
-        <w:rPr>
-          <w:lang w:eastAsia="zh-CN"/>
-        </w:rPr>
-      </w:pPr>
-    </w:p>
-    <w:tbl>
-      <w:tblPr>
-        <w:tblStyle w:val="32"/>
-        <w:tblW w:w="6772" w:type="dxa"/>
-        <w:jc w:val="right"/>
-        <w:tblLayout w:type="fixed"/>
-        <w:tblCellMar>
-          <w:top w:w="0" w:type="dxa"/>
-          <w:left w:w="0" w:type="dxa"/>
-          <w:bottom w:w="0" w:type="dxa"/>
-          <w:right w:w="0" w:type="dxa"/>
-        </w:tblCellMar>
-      </w:tblPr>
-      <w:tblGrid>
-        <w:gridCol w:w="1272"/>
-        <w:gridCol w:w="2040"/>
-        <w:gridCol w:w="1166"/>
-        <w:gridCol w:w="2294"/>
-      </w:tblGrid>
-      <w:tr>
         <w:tblPrEx>
           <w:tblCellMar>
             <w:top w:w="0" w:type="dxa"/>
@@ -6597,118 +6826,6 @@
             <w:right w:w="0" w:type="dxa"/>
           </w:tblCellMar>
         </w:tblPrEx>
-        <w:trPr>
-          <w:trHeight w:val="441" w:hRule="exact"/>
-          <w:jc w:val="right"/>
-        </w:trPr>
-        <w:tc>
-          <w:tcPr>
-            <w:tcW w:w="1272" w:type="dxa"/>
-            <w:vAlign w:val="center"/>
-          </w:tcPr>
-          <w:p>
-            <w:pPr>
-              <w:pStyle w:val="20"/>
-              <w:spacing w:before="13"/>
-              <w:ind w:left="13" w:right="95"/>
-              <w:jc w:val="both"/>
-              <w:rPr>
-                <w:rFonts w:ascii="Times New Roman" w:hAnsi="Times New Roman" w:cs="Times New Roman"/>
-                <w:b/>
-                <w:sz w:val="24"/>
-                <w:szCs w:val="24"/>
-              </w:rPr>
-            </w:pPr>
-            <w:r>
-              <w:rPr>
-                <w:rFonts w:ascii="Times New Roman" w:hAnsi="Times New Roman" w:cs="Times New Roman"/>
-                <w:b/>
-                <w:sz w:val="24"/>
-                <w:szCs w:val="24"/>
-              </w:rPr>
-              <w:t>检测人：</w:t>
-            </w:r>
-          </w:p>
-        </w:tc>
-        <w:tc>
-          <w:tcPr>
-            <w:tcW w:w="2040" w:type="dxa"/>
-            <w:vAlign w:val="center"/>
-          </w:tcPr>
-          <w:p>
-            <w:pPr>
-              <w:pStyle w:val="20"/>
-              <w:spacing w:before="13"/>
-              <w:jc w:val="both"/>
-              <w:rPr>
-                <w:rFonts w:ascii="Times New Roman" w:hAnsi="Times New Roman" w:cs="Times New Roman"/>
-                <w:b/>
-                <w:sz w:val="24"/>
-                <w:szCs w:val="24"/>
-              </w:rPr>
-            </w:pPr>
-          </w:p>
-        </w:tc>
-        <w:tc>
-          <w:tcPr>
-            <w:tcW w:w="1166" w:type="dxa"/>
-            <w:vAlign w:val="center"/>
-          </w:tcPr>
-          <w:p>
-            <w:pPr>
-              <w:pStyle w:val="20"/>
-              <w:spacing w:before="13"/>
-              <w:jc w:val="both"/>
-              <w:rPr>
-                <w:rFonts w:ascii="Times New Roman" w:hAnsi="Times New Roman" w:cs="Times New Roman"/>
-                <w:b/>
-                <w:sz w:val="24"/>
-                <w:szCs w:val="24"/>
-              </w:rPr>
-            </w:pPr>
-            <w:r>
-              <w:rPr>
-                <w:rFonts w:ascii="Times New Roman" w:hAnsi="Times New Roman" w:cs="Times New Roman"/>
-                <w:b/>
-                <w:sz w:val="24"/>
-                <w:szCs w:val="24"/>
-              </w:rPr>
-              <w:t>复核人</w:t>
-            </w:r>
-            <w:r>
-              <w:rPr>
-                <w:rFonts w:ascii="Times New Roman" w:hAnsi="Times New Roman" w:cs="Times New Roman"/>
-                <w:b/>
-                <w:sz w:val="24"/>
-                <w:szCs w:val="24"/>
-                <w:lang w:eastAsia="zh-CN"/>
-              </w:rPr>
-              <w:t>：</w:t>
-            </w:r>
-          </w:p>
-        </w:tc>
-        <w:tc>
-          <w:tcPr>
-            <w:tcW w:w="2294" w:type="dxa"/>
-            <w:vAlign w:val="center"/>
-          </w:tcPr>
-          <w:p>
-            <w:pPr>
-              <w:pStyle w:val="20"/>
-              <w:spacing w:before="13"/>
-              <w:ind w:right="15"/>
-              <w:jc w:val="both"/>
-              <w:rPr>
-                <w:rFonts w:ascii="Times New Roman" w:hAnsi="Times New Roman" w:cs="Times New Roman"/>
-                <w:b/>
-                <w:sz w:val="24"/>
-                <w:szCs w:val="24"/>
-              </w:rPr>
-            </w:pPr>
-          </w:p>
-        </w:tc>
-      </w:tr>
-      <w:tr>
         <w:trPr>
           <w:trHeight w:val="457" w:hRule="exact"/>
           <w:jc w:val="right"/>
@@ -8821,11 +8938,11 @@
         </w:rPr>
       </w:pPr>
       <w:bookmarkStart w:id="25" w:name="_Toc22132"/>
-      <w:bookmarkStart w:id="26" w:name="_Toc19898_WPSOffice_Level1"/>
-      <w:bookmarkStart w:id="27" w:name="_Toc16165"/>
-      <w:bookmarkStart w:id="28" w:name="_Toc24235"/>
-      <w:bookmarkStart w:id="29" w:name="_Toc2781"/>
-      <w:bookmarkStart w:id="30" w:name="_Toc20136_WPSOffice_Level1"/>
+      <w:bookmarkStart w:id="26" w:name="_Toc2781"/>
+      <w:bookmarkStart w:id="27" w:name="_Toc19898_WPSOffice_Level1"/>
+      <w:bookmarkStart w:id="28" w:name="_Toc20136_WPSOffice_Level1"/>
+      <w:bookmarkStart w:id="29" w:name="_Toc16165"/>
+      <w:bookmarkStart w:id="30" w:name="_Toc24235"/>
       <w:r>
         <w:rPr>
           <w:rFonts w:hint="eastAsia"/>
@@ -9011,12 +9128,6 @@
             <w:insideH w:val="single" w:color="A4A4A4" w:sz="4" w:space="0"/>
             <w:insideV w:val="single" w:color="A4A4A4" w:sz="4" w:space="0"/>
           </w:tblBorders>
-          <w:tblCellMar>
-            <w:top w:w="0" w:type="dxa"/>
-            <w:left w:w="0" w:type="dxa"/>
-            <w:bottom w:w="0" w:type="dxa"/>
-            <w:right w:w="0" w:type="dxa"/>
-          </w:tblCellMar>
         </w:tblPrEx>
         <w:trPr>
           <w:trHeight w:val="510" w:hRule="atLeast"/>
@@ -13447,10 +13558,10 @@
         <w:br w:type="page"/>
       </w:r>
       <w:bookmarkStart w:id="37" w:name="_Toc149832733"/>
-      <w:bookmarkStart w:id="38" w:name="_Toc149826009"/>
-      <w:bookmarkStart w:id="39" w:name="_Toc26893"/>
-      <w:bookmarkStart w:id="40" w:name="_Toc22117"/>
-      <w:bookmarkStart w:id="41" w:name="_Toc27421"/>
+      <w:bookmarkStart w:id="38" w:name="_Toc26893"/>
+      <w:bookmarkStart w:id="39" w:name="_Toc22117"/>
+      <w:bookmarkStart w:id="40" w:name="_Toc27421"/>
+      <w:bookmarkStart w:id="41" w:name="_Toc149826009"/>
       <w:r>
         <w:rPr>
           <w:rFonts w:hint="default" w:ascii="Times New Roman" w:hAnsi="Times New Roman" w:eastAsia="微软雅黑" w:cs="Times New Roman"/>
@@ -14664,10 +14775,10 @@
         </w:rPr>
       </w:pPr>
       <w:bookmarkStart w:id="44" w:name="_Toc29619"/>
-      <w:bookmarkStart w:id="45" w:name="_Toc20034"/>
-      <w:bookmarkStart w:id="46" w:name="_Toc10223"/>
-      <w:bookmarkStart w:id="47" w:name="_Toc106719764"/>
-      <w:bookmarkStart w:id="48" w:name="_Toc251"/>
+      <w:bookmarkStart w:id="45" w:name="_Toc10223"/>
+      <w:bookmarkStart w:id="46" w:name="_Toc20034"/>
+      <w:bookmarkStart w:id="47" w:name="_Toc251"/>
+      <w:bookmarkStart w:id="48" w:name="_Toc106719764"/>
       <w:r>
         <w:rPr>
           <w:rFonts w:hint="eastAsia"/>
@@ -17672,12 +17783,6 @@
             <w:insideH w:val="single" w:color="0070C0" w:sz="4" w:space="0"/>
             <w:insideV w:val="single" w:color="0070C0" w:sz="4" w:space="0"/>
           </w:tblBorders>
-          <w:tblCellMar>
-            <w:top w:w="0" w:type="dxa"/>
-            <w:left w:w="0" w:type="dxa"/>
-            <w:bottom w:w="0" w:type="dxa"/>
-            <w:right w:w="0" w:type="dxa"/>
-          </w:tblCellMar>
         </w:tblPrEx>
         <w:trPr>
           <w:trHeight w:val="462" w:hRule="atLeast"/>
@@ -18530,8 +18635,8 @@
           <w:lang w:eastAsia="zh-CN"/>
         </w:rPr>
       </w:pPr>
-      <w:bookmarkStart w:id="51" w:name="_Toc20056"/>
-      <w:bookmarkStart w:id="52" w:name="_Toc148276643"/>
+      <w:bookmarkStart w:id="51" w:name="_Toc148276643"/>
+      <w:bookmarkStart w:id="52" w:name="_Toc20056"/>
       <w:r>
         <w:rPr>
           <w:rFonts w:hint="eastAsia"/>
@@ -26959,8 +27064,8 @@
           <w:lang w:eastAsia="zh-CN"/>
         </w:rPr>
       </w:pPr>
-      <w:bookmarkStart w:id="53" w:name="_Toc17624"/>
-      <w:bookmarkStart w:id="54" w:name="_Toc31324"/>
+      <w:bookmarkStart w:id="53" w:name="_Toc31324"/>
+      <w:bookmarkStart w:id="54" w:name="_Toc17624"/>
       <w:r>
         <w:rPr>
           <w:rFonts w:hint="eastAsia"/>
@@ -27930,12 +28035,12 @@
         </w:rPr>
       </w:pPr>
       <w:bookmarkStart w:id="55" w:name="_Toc19184"/>
-      <w:bookmarkStart w:id="56" w:name="_Toc13698"/>
-      <w:bookmarkStart w:id="57" w:name="_Toc28240"/>
-      <w:bookmarkStart w:id="58" w:name="_Toc27302"/>
-      <w:bookmarkStart w:id="59" w:name="_Toc21764_WPSOffice_Level1"/>
-      <w:bookmarkStart w:id="60" w:name="_Toc13196_WPSOffice_Level1"/>
-      <w:bookmarkStart w:id="61" w:name="_Toc1707_WPSOffice_Level1"/>
+      <w:bookmarkStart w:id="56" w:name="_Toc1707_WPSOffice_Level1"/>
+      <w:bookmarkStart w:id="57" w:name="_Toc13698"/>
+      <w:bookmarkStart w:id="58" w:name="_Toc21764_WPSOffice_Level1"/>
+      <w:bookmarkStart w:id="59" w:name="_Toc28240"/>
+      <w:bookmarkStart w:id="60" w:name="_Toc27302"/>
+      <w:bookmarkStart w:id="61" w:name="_Toc13196_WPSOffice_Level1"/>
       <w:r>
         <w:rPr>
           <w:rFonts w:hint="eastAsia"/>
@@ -29992,11 +30097,11 @@
           <w:lang w:eastAsia="zh-CN"/>
         </w:rPr>
       </w:pPr>
-      <w:bookmarkStart w:id="63" w:name="_Toc20457"/>
+      <w:bookmarkStart w:id="63" w:name="_Toc15840_WPSOffice_Level1"/>
       <w:bookmarkStart w:id="64" w:name="_Toc24085_WPSOffice_Level1"/>
-      <w:bookmarkStart w:id="65" w:name="_Toc14255_WPSOffice_Level1"/>
-      <w:bookmarkStart w:id="66" w:name="_Toc3674"/>
-      <w:bookmarkStart w:id="67" w:name="_Toc15840_WPSOffice_Level1"/>
+      <w:bookmarkStart w:id="65" w:name="_Toc3674"/>
+      <w:bookmarkStart w:id="66" w:name="_Toc20457"/>
+      <w:bookmarkStart w:id="67" w:name="_Toc14255_WPSOffice_Level1"/>
       <w:r>
         <w:rPr>
           <w:rFonts w:hint="eastAsia"/>
@@ -32383,12 +32488,12 @@
         <w:br w:type="page"/>
       </w:r>
       <w:bookmarkEnd w:id="13"/>
-      <w:bookmarkStart w:id="68" w:name="_Toc11722"/>
-      <w:bookmarkStart w:id="69" w:name="_Toc28910_WPSOffice_Level1"/>
-      <w:bookmarkStart w:id="70" w:name="_Toc16368_WPSOffice_Level1"/>
-      <w:bookmarkStart w:id="71" w:name="_Toc22484_WPSOffice_Level1"/>
-      <w:bookmarkStart w:id="72" w:name="_Toc7549"/>
-      <w:bookmarkStart w:id="73" w:name="_Toc19099"/>
+      <w:bookmarkStart w:id="68" w:name="_Toc16368_WPSOffice_Level1"/>
+      <w:bookmarkStart w:id="69" w:name="_Toc22484_WPSOffice_Level1"/>
+      <w:bookmarkStart w:id="70" w:name="_Toc7549"/>
+      <w:bookmarkStart w:id="71" w:name="_Toc19099"/>
+      <w:bookmarkStart w:id="72" w:name="_Toc28910_WPSOffice_Level1"/>
+      <w:bookmarkStart w:id="73" w:name="_Toc11722"/>
     </w:p>
     <w:p>
       <w:pPr>
@@ -32434,8 +32539,8 @@
           <w:lang w:eastAsia="zh-CN"/>
         </w:rPr>
       </w:pPr>
-      <w:bookmarkStart w:id="75" w:name="_Toc26985_WPSOffice_Level1"/>
-      <w:bookmarkStart w:id="76" w:name="_Toc20170_WPSOffice_Level1"/>
+      <w:bookmarkStart w:id="75" w:name="_Toc20170_WPSOffice_Level1"/>
+      <w:bookmarkStart w:id="76" w:name="_Toc26985_WPSOffice_Level1"/>
       <w:bookmarkStart w:id="77" w:name="_Toc28454_WPSOffice_Level1"/>
       <w:bookmarkStart w:id="78" w:name="_Toc5476"/>
       <w:r>
@@ -32993,13 +33098,13 @@
                 <w:szCs w:val="18"/>
               </w:rPr>
             </w:pPr>
-            <w:bookmarkStart w:id="79" w:name="_Toc17905_WPSOffice_Level2"/>
-            <w:bookmarkStart w:id="80" w:name="_Toc31020_WPSOffice_Level2"/>
-            <w:bookmarkStart w:id="81" w:name="_Toc5261_WPSOffice_Level2"/>
-            <w:bookmarkStart w:id="82" w:name="_Toc5660_WPSOffice_Level2"/>
-            <w:bookmarkStart w:id="83" w:name="_Toc3819_WPSOffice_Level2"/>
-            <w:bookmarkStart w:id="84" w:name="_Toc18696_WPSOffice_Level2"/>
-            <w:bookmarkStart w:id="85" w:name="_Toc23221_WPSOffice_Level2"/>
+            <w:bookmarkStart w:id="79" w:name="_Toc18696_WPSOffice_Level2"/>
+            <w:bookmarkStart w:id="80" w:name="_Toc5261_WPSOffice_Level2"/>
+            <w:bookmarkStart w:id="81" w:name="_Toc5660_WPSOffice_Level2"/>
+            <w:bookmarkStart w:id="82" w:name="_Toc3819_WPSOffice_Level2"/>
+            <w:bookmarkStart w:id="83" w:name="_Toc23221_WPSOffice_Level2"/>
+            <w:bookmarkStart w:id="84" w:name="_Toc17905_WPSOffice_Level2"/>
+            <w:bookmarkStart w:id="85" w:name="_Toc31020_WPSOffice_Level2"/>
             <w:r>
               <w:rPr>
                 <w:rFonts w:hint="eastAsia" w:ascii="Times New Roman" w:hAnsi="Times New Roman" w:eastAsia="微软雅黑" w:cs="Times New Roman"/>
@@ -33464,13 +33569,13 @@
                 <w:szCs w:val="18"/>
               </w:rPr>
             </w:pPr>
-            <w:bookmarkStart w:id="86" w:name="_Toc20683_WPSOffice_Level2"/>
-            <w:bookmarkStart w:id="87" w:name="_Toc11554_WPSOffice_Level2"/>
-            <w:bookmarkStart w:id="88" w:name="_Toc24626_WPSOffice_Level2"/>
-            <w:bookmarkStart w:id="89" w:name="_Toc28235_WPSOffice_Level2"/>
-            <w:bookmarkStart w:id="90" w:name="_Toc23388_WPSOffice_Level2"/>
+            <w:bookmarkStart w:id="86" w:name="_Toc2588_WPSOffice_Level2"/>
+            <w:bookmarkStart w:id="87" w:name="_Toc23388_WPSOffice_Level2"/>
+            <w:bookmarkStart w:id="88" w:name="_Toc20683_WPSOffice_Level2"/>
+            <w:bookmarkStart w:id="89" w:name="_Toc11554_WPSOffice_Level2"/>
+            <w:bookmarkStart w:id="90" w:name="_Toc24626_WPSOffice_Level2"/>
             <w:bookmarkStart w:id="91" w:name="_Toc15300_WPSOffice_Level2"/>
-            <w:bookmarkStart w:id="92" w:name="_Toc2588_WPSOffice_Level2"/>
+            <w:bookmarkStart w:id="92" w:name="_Toc28235_WPSOffice_Level2"/>
             <w:r>
               <w:rPr>
                 <w:rFonts w:hint="eastAsia" w:ascii="Times New Roman" w:hAnsi="Times New Roman" w:eastAsia="微软雅黑" w:cs="Times New Roman"/>
@@ -33935,13 +34040,13 @@
                 <w:szCs w:val="18"/>
               </w:rPr>
             </w:pPr>
-            <w:bookmarkStart w:id="93" w:name="_Toc18182_WPSOffice_Level2"/>
-            <w:bookmarkStart w:id="94" w:name="_Toc12493_WPSOffice_Level2"/>
-            <w:bookmarkStart w:id="95" w:name="_Toc22590_WPSOffice_Level2"/>
-            <w:bookmarkStart w:id="96" w:name="_Toc16027_WPSOffice_Level2"/>
-            <w:bookmarkStart w:id="97" w:name="_Toc30071_WPSOffice_Level2"/>
-            <w:bookmarkStart w:id="98" w:name="_Toc31650_WPSOffice_Level2"/>
-            <w:bookmarkStart w:id="99" w:name="_Toc19892_WPSOffice_Level2"/>
+            <w:bookmarkStart w:id="93" w:name="_Toc12493_WPSOffice_Level2"/>
+            <w:bookmarkStart w:id="94" w:name="_Toc18182_WPSOffice_Level2"/>
+            <w:bookmarkStart w:id="95" w:name="_Toc16027_WPSOffice_Level2"/>
+            <w:bookmarkStart w:id="96" w:name="_Toc19892_WPSOffice_Level2"/>
+            <w:bookmarkStart w:id="97" w:name="_Toc31650_WPSOffice_Level2"/>
+            <w:bookmarkStart w:id="98" w:name="_Toc30071_WPSOffice_Level2"/>
+            <w:bookmarkStart w:id="99" w:name="_Toc22590_WPSOffice_Level2"/>
             <w:r>
               <w:rPr>
                 <w:rFonts w:hint="eastAsia" w:ascii="Times New Roman" w:hAnsi="Times New Roman" w:eastAsia="微软雅黑" w:cs="Times New Roman"/>
@@ -34406,12 +34511,12 @@
                 <w:szCs w:val="18"/>
               </w:rPr>
             </w:pPr>
-            <w:bookmarkStart w:id="100" w:name="_Toc28534_WPSOffice_Level2"/>
-            <w:bookmarkStart w:id="101" w:name="_Toc11689_WPSOffice_Level2"/>
+            <w:bookmarkStart w:id="100" w:name="_Toc20571_WPSOffice_Level2"/>
+            <w:bookmarkStart w:id="101" w:name="_Toc31447_WPSOffice_Level2"/>
             <w:bookmarkStart w:id="102" w:name="_Toc19289_WPSOffice_Level2"/>
-            <w:bookmarkStart w:id="103" w:name="_Toc20571_WPSOffice_Level2"/>
-            <w:bookmarkStart w:id="104" w:name="_Toc28312_WPSOffice_Level2"/>
-            <w:bookmarkStart w:id="105" w:name="_Toc31447_WPSOffice_Level2"/>
+            <w:bookmarkStart w:id="103" w:name="_Toc28312_WPSOffice_Level2"/>
+            <w:bookmarkStart w:id="104" w:name="_Toc11689_WPSOffice_Level2"/>
+            <w:bookmarkStart w:id="105" w:name="_Toc28534_WPSOffice_Level2"/>
             <w:bookmarkStart w:id="106" w:name="_Toc8398_WPSOffice_Level2"/>
             <w:r>
               <w:rPr>
@@ -34878,13 +34983,13 @@
                 <w:szCs w:val="18"/>
               </w:rPr>
             </w:pPr>
-            <w:bookmarkStart w:id="107" w:name="_Toc5423_WPSOffice_Level2"/>
-            <w:bookmarkStart w:id="108" w:name="_Toc6645_WPSOffice_Level2"/>
+            <w:bookmarkStart w:id="107" w:name="_Toc13225_WPSOffice_Level2"/>
+            <w:bookmarkStart w:id="108" w:name="_Toc5164_WPSOffice_Level2"/>
             <w:bookmarkStart w:id="109" w:name="_Toc6170_WPSOffice_Level2"/>
-            <w:bookmarkStart w:id="110" w:name="_Toc13225_WPSOffice_Level2"/>
-            <w:bookmarkStart w:id="111" w:name="_Toc5164_WPSOffice_Level2"/>
-            <w:bookmarkStart w:id="112" w:name="_Toc2683_WPSOffice_Level2"/>
-            <w:bookmarkStart w:id="113" w:name="_Toc6863_WPSOffice_Level2"/>
+            <w:bookmarkStart w:id="110" w:name="_Toc6645_WPSOffice_Level2"/>
+            <w:bookmarkStart w:id="111" w:name="_Toc6863_WPSOffice_Level2"/>
+            <w:bookmarkStart w:id="112" w:name="_Toc5423_WPSOffice_Level2"/>
+            <w:bookmarkStart w:id="113" w:name="_Toc2683_WPSOffice_Level2"/>
             <w:r>
               <w:rPr>
                 <w:rFonts w:hint="eastAsia" w:ascii="Times New Roman" w:hAnsi="Times New Roman" w:eastAsia="微软雅黑" w:cs="Times New Roman"/>
@@ -35349,13 +35454,13 @@
                 <w:szCs w:val="18"/>
               </w:rPr>
             </w:pPr>
-            <w:bookmarkStart w:id="114" w:name="_Toc3387_WPSOffice_Level2"/>
-            <w:bookmarkStart w:id="115" w:name="_Toc6323_WPSOffice_Level2"/>
+            <w:bookmarkStart w:id="114" w:name="_Toc6323_WPSOffice_Level2"/>
+            <w:bookmarkStart w:id="115" w:name="_Toc12046_WPSOffice_Level2"/>
             <w:bookmarkStart w:id="116" w:name="_Toc29762_WPSOffice_Level2"/>
-            <w:bookmarkStart w:id="117" w:name="_Toc13817_WPSOffice_Level2"/>
-            <w:bookmarkStart w:id="118" w:name="_Toc12046_WPSOffice_Level2"/>
-            <w:bookmarkStart w:id="119" w:name="_Toc5860_WPSOffice_Level2"/>
-            <w:bookmarkStart w:id="120" w:name="_Toc24628_WPSOffice_Level2"/>
+            <w:bookmarkStart w:id="117" w:name="_Toc24628_WPSOffice_Level2"/>
+            <w:bookmarkStart w:id="118" w:name="_Toc5860_WPSOffice_Level2"/>
+            <w:bookmarkStart w:id="119" w:name="_Toc13817_WPSOffice_Level2"/>
+            <w:bookmarkStart w:id="120" w:name="_Toc3387_WPSOffice_Level2"/>
             <w:r>
               <w:rPr>
                 <w:rFonts w:hint="eastAsia" w:ascii="Times New Roman" w:hAnsi="Times New Roman" w:eastAsia="微软雅黑" w:cs="Times New Roman"/>
@@ -35821,12 +35926,12 @@
               </w:rPr>
             </w:pPr>
             <w:bookmarkStart w:id="121" w:name="_Toc11082_WPSOffice_Level2"/>
-            <w:bookmarkStart w:id="122" w:name="_Toc13244_WPSOffice_Level2"/>
-            <w:bookmarkStart w:id="123" w:name="_Toc708_WPSOffice_Level2"/>
-            <w:bookmarkStart w:id="124" w:name="_Toc15619_WPSOffice_Level2"/>
-            <w:bookmarkStart w:id="125" w:name="_Toc22500_WPSOffice_Level2"/>
+            <w:bookmarkStart w:id="122" w:name="_Toc15619_WPSOffice_Level2"/>
+            <w:bookmarkStart w:id="123" w:name="_Toc13244_WPSOffice_Level2"/>
+            <w:bookmarkStart w:id="124" w:name="_Toc22500_WPSOffice_Level2"/>
+            <w:bookmarkStart w:id="125" w:name="_Toc6004_WPSOffice_Level2"/>
             <w:bookmarkStart w:id="126" w:name="_Toc31905_WPSOffice_Level2"/>
-            <w:bookmarkStart w:id="127" w:name="_Toc6004_WPSOffice_Level2"/>
+            <w:bookmarkStart w:id="127" w:name="_Toc708_WPSOffice_Level2"/>
             <w:r>
               <w:rPr>
                 <w:rFonts w:hint="eastAsia" w:ascii="Times New Roman" w:hAnsi="Times New Roman" w:eastAsia="微软雅黑" w:cs="Times New Roman"/>
@@ -36291,13 +36396,13 @@
                 <w:szCs w:val="18"/>
               </w:rPr>
             </w:pPr>
-            <w:bookmarkStart w:id="128" w:name="_Toc4042_WPSOffice_Level2"/>
-            <w:bookmarkStart w:id="129" w:name="_Toc23537_WPSOffice_Level2"/>
-            <w:bookmarkStart w:id="130" w:name="_Toc7586_WPSOffice_Level2"/>
-            <w:bookmarkStart w:id="131" w:name="_Toc15479_WPSOffice_Level2"/>
-            <w:bookmarkStart w:id="132" w:name="_Toc21560_WPSOffice_Level2"/>
-            <w:bookmarkStart w:id="133" w:name="_Toc13664_WPSOffice_Level2"/>
-            <w:bookmarkStart w:id="134" w:name="_Toc23443_WPSOffice_Level2"/>
+            <w:bookmarkStart w:id="128" w:name="_Toc7586_WPSOffice_Level2"/>
+            <w:bookmarkStart w:id="129" w:name="_Toc13664_WPSOffice_Level2"/>
+            <w:bookmarkStart w:id="130" w:name="_Toc23537_WPSOffice_Level2"/>
+            <w:bookmarkStart w:id="131" w:name="_Toc23443_WPSOffice_Level2"/>
+            <w:bookmarkStart w:id="132" w:name="_Toc15479_WPSOffice_Level2"/>
+            <w:bookmarkStart w:id="133" w:name="_Toc4042_WPSOffice_Level2"/>
+            <w:bookmarkStart w:id="134" w:name="_Toc21560_WPSOffice_Level2"/>
             <w:r>
               <w:rPr>
                 <w:rFonts w:hint="eastAsia" w:ascii="Times New Roman" w:hAnsi="Times New Roman" w:eastAsia="微软雅黑" w:cs="Times New Roman"/>
@@ -36764,10 +36869,10 @@
             </w:pPr>
             <w:bookmarkStart w:id="135" w:name="_Toc22039_WPSOffice_Level2"/>
             <w:bookmarkStart w:id="136" w:name="_Toc10575_WPSOffice_Level2"/>
-            <w:bookmarkStart w:id="137" w:name="_Toc29193_WPSOffice_Level2"/>
-            <w:bookmarkStart w:id="138" w:name="_Toc2337_WPSOffice_Level2"/>
-            <w:bookmarkStart w:id="139" w:name="_Toc28498_WPSOffice_Level2"/>
-            <w:bookmarkStart w:id="140" w:name="_Toc5629_WPSOffice_Level2"/>
+            <w:bookmarkStart w:id="137" w:name="_Toc5629_WPSOffice_Level2"/>
+            <w:bookmarkStart w:id="138" w:name="_Toc28498_WPSOffice_Level2"/>
+            <w:bookmarkStart w:id="139" w:name="_Toc29193_WPSOffice_Level2"/>
+            <w:bookmarkStart w:id="140" w:name="_Toc2337_WPSOffice_Level2"/>
             <w:bookmarkStart w:id="141" w:name="_Toc11254_WPSOffice_Level2"/>
             <w:r>
               <w:rPr>
@@ -37233,13 +37338,13 @@
                 <w:szCs w:val="18"/>
               </w:rPr>
             </w:pPr>
-            <w:bookmarkStart w:id="142" w:name="_Toc17621_WPSOffice_Level2"/>
-            <w:bookmarkStart w:id="143" w:name="_Toc17668_WPSOffice_Level2"/>
+            <w:bookmarkStart w:id="142" w:name="_Toc17668_WPSOffice_Level2"/>
+            <w:bookmarkStart w:id="143" w:name="_Toc18866_WPSOffice_Level2"/>
             <w:bookmarkStart w:id="144" w:name="_Toc8985_WPSOffice_Level2"/>
-            <w:bookmarkStart w:id="145" w:name="_Toc8519_WPSOffice_Level2"/>
-            <w:bookmarkStart w:id="146" w:name="_Toc2613_WPSOffice_Level2"/>
-            <w:bookmarkStart w:id="147" w:name="_Toc13246_WPSOffice_Level2"/>
-            <w:bookmarkStart w:id="148" w:name="_Toc18866_WPSOffice_Level2"/>
+            <w:bookmarkStart w:id="145" w:name="_Toc2613_WPSOffice_Level2"/>
+            <w:bookmarkStart w:id="146" w:name="_Toc13246_WPSOffice_Level2"/>
+            <w:bookmarkStart w:id="147" w:name="_Toc17621_WPSOffice_Level2"/>
+            <w:bookmarkStart w:id="148" w:name="_Toc8519_WPSOffice_Level2"/>
             <w:r>
               <w:rPr>
                 <w:rFonts w:hint="eastAsia" w:ascii="Times New Roman" w:hAnsi="Times New Roman" w:eastAsia="微软雅黑" w:cs="Times New Roman"/>
@@ -37704,13 +37809,13 @@
                 <w:szCs w:val="18"/>
               </w:rPr>
             </w:pPr>
-            <w:bookmarkStart w:id="149" w:name="_Toc12027_WPSOffice_Level2"/>
-            <w:bookmarkStart w:id="150" w:name="_Toc23413_WPSOffice_Level2"/>
-            <w:bookmarkStart w:id="151" w:name="_Toc25338_WPSOffice_Level2"/>
-            <w:bookmarkStart w:id="152" w:name="_Toc2334_WPSOffice_Level2"/>
-            <w:bookmarkStart w:id="153" w:name="_Toc6654_WPSOffice_Level2"/>
-            <w:bookmarkStart w:id="154" w:name="_Toc24337_WPSOffice_Level2"/>
-            <w:bookmarkStart w:id="155" w:name="_Toc12118_WPSOffice_Level2"/>
+            <w:bookmarkStart w:id="149" w:name="_Toc24337_WPSOffice_Level2"/>
+            <w:bookmarkStart w:id="150" w:name="_Toc12118_WPSOffice_Level2"/>
+            <w:bookmarkStart w:id="151" w:name="_Toc2334_WPSOffice_Level2"/>
+            <w:bookmarkStart w:id="152" w:name="_Toc12027_WPSOffice_Level2"/>
+            <w:bookmarkStart w:id="153" w:name="_Toc25338_WPSOffice_Level2"/>
+            <w:bookmarkStart w:id="154" w:name="_Toc6654_WPSOffice_Level2"/>
+            <w:bookmarkStart w:id="155" w:name="_Toc23413_WPSOffice_Level2"/>
             <w:r>
               <w:rPr>
                 <w:rFonts w:hint="eastAsia" w:ascii="Times New Roman" w:hAnsi="Times New Roman" w:eastAsia="微软雅黑" w:cs="Times New Roman"/>
@@ -38010,6 +38115,14 @@
         </w:tc>
       </w:tr>
       <w:tr>
+        <w:tblPrEx>
+          <w:tblCellMar>
+            <w:top w:w="0" w:type="dxa"/>
+            <w:left w:w="0" w:type="dxa"/>
+            <w:bottom w:w="0" w:type="dxa"/>
+            <w:right w:w="0" w:type="dxa"/>
+          </w:tblCellMar>
+        </w:tblPrEx>
         <w:trPr>
           <w:trHeight w:val="215" w:hRule="exact"/>
           <w:jc w:val="center"/>
@@ -38167,13 +38280,13 @@
                 <w:szCs w:val="18"/>
               </w:rPr>
             </w:pPr>
-            <w:bookmarkStart w:id="156" w:name="_Toc20736_WPSOffice_Level2"/>
-            <w:bookmarkStart w:id="157" w:name="_Toc17254_WPSOffice_Level2"/>
-            <w:bookmarkStart w:id="158" w:name="_Toc6074_WPSOffice_Level2"/>
-            <w:bookmarkStart w:id="159" w:name="_Toc5840_WPSOffice_Level2"/>
-            <w:bookmarkStart w:id="160" w:name="_Toc28807_WPSOffice_Level2"/>
-            <w:bookmarkStart w:id="161" w:name="_Toc17711_WPSOffice_Level2"/>
-            <w:bookmarkStart w:id="162" w:name="_Toc20271_WPSOffice_Level2"/>
+            <w:bookmarkStart w:id="156" w:name="_Toc28807_WPSOffice_Level2"/>
+            <w:bookmarkStart w:id="157" w:name="_Toc6074_WPSOffice_Level2"/>
+            <w:bookmarkStart w:id="158" w:name="_Toc17711_WPSOffice_Level2"/>
+            <w:bookmarkStart w:id="159" w:name="_Toc17254_WPSOffice_Level2"/>
+            <w:bookmarkStart w:id="160" w:name="_Toc5840_WPSOffice_Level2"/>
+            <w:bookmarkStart w:id="161" w:name="_Toc20271_WPSOffice_Level2"/>
+            <w:bookmarkStart w:id="162" w:name="_Toc20736_WPSOffice_Level2"/>
             <w:r>
               <w:rPr>
                 <w:rFonts w:hint="eastAsia" w:ascii="Times New Roman" w:hAnsi="Times New Roman" w:eastAsia="微软雅黑" w:cs="Times New Roman"/>
@@ -38638,13 +38751,13 @@
                 <w:szCs w:val="18"/>
               </w:rPr>
             </w:pPr>
-            <w:bookmarkStart w:id="163" w:name="_Toc18295_WPSOffice_Level2"/>
-            <w:bookmarkStart w:id="164" w:name="_Toc18813_WPSOffice_Level2"/>
-            <w:bookmarkStart w:id="165" w:name="_Toc31683_WPSOffice_Level2"/>
-            <w:bookmarkStart w:id="166" w:name="_Toc24586_WPSOffice_Level2"/>
-            <w:bookmarkStart w:id="167" w:name="_Toc26031_WPSOffice_Level2"/>
-            <w:bookmarkStart w:id="168" w:name="_Toc22623_WPSOffice_Level2"/>
-            <w:bookmarkStart w:id="169" w:name="_Toc18784_WPSOffice_Level2"/>
+            <w:bookmarkStart w:id="163" w:name="_Toc22623_WPSOffice_Level2"/>
+            <w:bookmarkStart w:id="164" w:name="_Toc18784_WPSOffice_Level2"/>
+            <w:bookmarkStart w:id="165" w:name="_Toc18295_WPSOffice_Level2"/>
+            <w:bookmarkStart w:id="166" w:name="_Toc26031_WPSOffice_Level2"/>
+            <w:bookmarkStart w:id="167" w:name="_Toc31683_WPSOffice_Level2"/>
+            <w:bookmarkStart w:id="168" w:name="_Toc18813_WPSOffice_Level2"/>
+            <w:bookmarkStart w:id="169" w:name="_Toc24586_WPSOffice_Level2"/>
             <w:r>
               <w:rPr>
                 <w:rFonts w:hint="eastAsia" w:ascii="Times New Roman" w:hAnsi="Times New Roman" w:eastAsia="微软雅黑" w:cs="Times New Roman"/>
@@ -39567,13 +39680,13 @@
                 <w:szCs w:val="18"/>
               </w:rPr>
             </w:pPr>
-            <w:bookmarkStart w:id="170" w:name="_Toc15930_WPSOffice_Level2"/>
-            <w:bookmarkStart w:id="171" w:name="_Toc22167_WPSOffice_Level2"/>
-            <w:bookmarkStart w:id="172" w:name="_Toc30144_WPSOffice_Level2"/>
-            <w:bookmarkStart w:id="173" w:name="_Toc25837_WPSOffice_Level2"/>
-            <w:bookmarkStart w:id="174" w:name="_Toc31152_WPSOffice_Level2"/>
-            <w:bookmarkStart w:id="175" w:name="_Toc11576_WPSOffice_Level2"/>
-            <w:bookmarkStart w:id="176" w:name="_Toc2455_WPSOffice_Level2"/>
+            <w:bookmarkStart w:id="170" w:name="_Toc11576_WPSOffice_Level2"/>
+            <w:bookmarkStart w:id="171" w:name="_Toc30144_WPSOffice_Level2"/>
+            <w:bookmarkStart w:id="172" w:name="_Toc31152_WPSOffice_Level2"/>
+            <w:bookmarkStart w:id="173" w:name="_Toc2455_WPSOffice_Level2"/>
+            <w:bookmarkStart w:id="174" w:name="_Toc22167_WPSOffice_Level2"/>
+            <w:bookmarkStart w:id="175" w:name="_Toc25837_WPSOffice_Level2"/>
+            <w:bookmarkStart w:id="176" w:name="_Toc15930_WPSOffice_Level2"/>
             <w:r>
               <w:rPr>
                 <w:rFonts w:hint="eastAsia" w:ascii="Times New Roman" w:hAnsi="Times New Roman" w:eastAsia="微软雅黑" w:cs="Times New Roman"/>
@@ -40039,13 +40152,13 @@
                 <w:szCs w:val="18"/>
               </w:rPr>
             </w:pPr>
-            <w:bookmarkStart w:id="177" w:name="_Toc17817_WPSOffice_Level2"/>
-            <w:bookmarkStart w:id="178" w:name="_Toc21218_WPSOffice_Level2"/>
-            <w:bookmarkStart w:id="179" w:name="_Toc18298_WPSOffice_Level2"/>
-            <w:bookmarkStart w:id="180" w:name="_Toc10927_WPSOffice_Level2"/>
+            <w:bookmarkStart w:id="177" w:name="_Toc18298_WPSOffice_Level2"/>
+            <w:bookmarkStart w:id="178" w:name="_Toc10927_WPSOffice_Level2"/>
+            <w:bookmarkStart w:id="179" w:name="_Toc24581_WPSOffice_Level2"/>
+            <w:bookmarkStart w:id="180" w:name="_Toc6105_WPSOffice_Level2"/>
             <w:bookmarkStart w:id="181" w:name="_Toc21844_WPSOffice_Level2"/>
-            <w:bookmarkStart w:id="182" w:name="_Toc24581_WPSOffice_Level2"/>
-            <w:bookmarkStart w:id="183" w:name="_Toc6105_WPSOffice_Level2"/>
+            <w:bookmarkStart w:id="182" w:name="_Toc17817_WPSOffice_Level2"/>
+            <w:bookmarkStart w:id="183" w:name="_Toc21218_WPSOffice_Level2"/>
             <w:r>
               <w:rPr>
                 <w:rFonts w:hint="eastAsia" w:ascii="Times New Roman" w:hAnsi="Times New Roman" w:eastAsia="微软雅黑" w:cs="Times New Roman"/>
@@ -40510,13 +40623,13 @@
                 <w:szCs w:val="18"/>
               </w:rPr>
             </w:pPr>
-            <w:bookmarkStart w:id="184" w:name="_Toc32618_WPSOffice_Level2"/>
-            <w:bookmarkStart w:id="185" w:name="_Toc7518_WPSOffice_Level2"/>
-            <w:bookmarkStart w:id="186" w:name="_Toc3881_WPSOffice_Level2"/>
-            <w:bookmarkStart w:id="187" w:name="_Toc5805_WPSOffice_Level2"/>
-            <w:bookmarkStart w:id="188" w:name="_Toc26632_WPSOffice_Level2"/>
+            <w:bookmarkStart w:id="184" w:name="_Toc7518_WPSOffice_Level2"/>
+            <w:bookmarkStart w:id="185" w:name="_Toc5805_WPSOffice_Level2"/>
+            <w:bookmarkStart w:id="186" w:name="_Toc22953_WPSOffice_Level2"/>
+            <w:bookmarkStart w:id="187" w:name="_Toc32618_WPSOffice_Level2"/>
+            <w:bookmarkStart w:id="188" w:name="_Toc3881_WPSOffice_Level2"/>
             <w:bookmarkStart w:id="189" w:name="_Toc20673_WPSOffice_Level2"/>
-            <w:bookmarkStart w:id="190" w:name="_Toc22953_WPSOffice_Level2"/>
+            <w:bookmarkStart w:id="190" w:name="_Toc26632_WPSOffice_Level2"/>
             <w:r>
               <w:rPr>
                 <w:rFonts w:hint="eastAsia" w:ascii="Times New Roman" w:hAnsi="Times New Roman" w:eastAsia="微软雅黑" w:cs="Times New Roman"/>
@@ -40982,12 +41095,12 @@
               </w:rPr>
             </w:pPr>
             <w:bookmarkStart w:id="191" w:name="_Toc22629_WPSOffice_Level2"/>
-            <w:bookmarkStart w:id="192" w:name="_Toc14661_WPSOffice_Level2"/>
-            <w:bookmarkStart w:id="193" w:name="_Toc31722_WPSOffice_Level2"/>
+            <w:bookmarkStart w:id="192" w:name="_Toc31722_WPSOffice_Level2"/>
+            <w:bookmarkStart w:id="193" w:name="_Toc9505_WPSOffice_Level2"/>
             <w:bookmarkStart w:id="194" w:name="_Toc15940_WPSOffice_Level2"/>
-            <w:bookmarkStart w:id="195" w:name="_Toc25299_WPSOffice_Level2"/>
-            <w:bookmarkStart w:id="196" w:name="_Toc22431_WPSOffice_Level2"/>
-            <w:bookmarkStart w:id="197" w:name="_Toc9505_WPSOffice_Level2"/>
+            <w:bookmarkStart w:id="195" w:name="_Toc14661_WPSOffice_Level2"/>
+            <w:bookmarkStart w:id="196" w:name="_Toc25299_WPSOffice_Level2"/>
+            <w:bookmarkStart w:id="197" w:name="_Toc22431_WPSOffice_Level2"/>
             <w:r>
               <w:rPr>
                 <w:rFonts w:hint="eastAsia" w:ascii="Times New Roman" w:hAnsi="Times New Roman" w:eastAsia="微软雅黑" w:cs="Times New Roman"/>
@@ -41452,13 +41565,13 @@
                 <w:szCs w:val="18"/>
               </w:rPr>
             </w:pPr>
-            <w:bookmarkStart w:id="198" w:name="_Toc27188_WPSOffice_Level2"/>
-            <w:bookmarkStart w:id="199" w:name="_Toc20849_WPSOffice_Level2"/>
-            <w:bookmarkStart w:id="200" w:name="_Toc4328_WPSOffice_Level2"/>
-            <w:bookmarkStart w:id="201" w:name="_Toc5581_WPSOffice_Level2"/>
-            <w:bookmarkStart w:id="202" w:name="_Toc24372_WPSOffice_Level2"/>
-            <w:bookmarkStart w:id="203" w:name="_Toc7607_WPSOffice_Level2"/>
-            <w:bookmarkStart w:id="204" w:name="_Toc27147_WPSOffice_Level2"/>
+            <w:bookmarkStart w:id="198" w:name="_Toc24372_WPSOffice_Level2"/>
+            <w:bookmarkStart w:id="199" w:name="_Toc27147_WPSOffice_Level2"/>
+            <w:bookmarkStart w:id="200" w:name="_Toc5581_WPSOffice_Level2"/>
+            <w:bookmarkStart w:id="201" w:name="_Toc7607_WPSOffice_Level2"/>
+            <w:bookmarkStart w:id="202" w:name="_Toc27188_WPSOffice_Level2"/>
+            <w:bookmarkStart w:id="203" w:name="_Toc20849_WPSOffice_Level2"/>
+            <w:bookmarkStart w:id="204" w:name="_Toc4328_WPSOffice_Level2"/>
             <w:r>
               <w:rPr>
                 <w:rFonts w:hint="eastAsia" w:ascii="Times New Roman" w:hAnsi="Times New Roman" w:eastAsia="微软雅黑" w:cs="Times New Roman"/>
@@ -41923,13 +42036,13 @@
                 <w:szCs w:val="18"/>
               </w:rPr>
             </w:pPr>
-            <w:bookmarkStart w:id="205" w:name="_Toc8746_WPSOffice_Level2"/>
-            <w:bookmarkStart w:id="206" w:name="_Toc23854_WPSOffice_Level2"/>
-            <w:bookmarkStart w:id="207" w:name="_Toc6343_WPSOffice_Level2"/>
-            <w:bookmarkStart w:id="208" w:name="_Toc26466_WPSOffice_Level2"/>
+            <w:bookmarkStart w:id="205" w:name="_Toc6343_WPSOffice_Level2"/>
+            <w:bookmarkStart w:id="206" w:name="_Toc8746_WPSOffice_Level2"/>
+            <w:bookmarkStart w:id="207" w:name="_Toc26466_WPSOffice_Level2"/>
+            <w:bookmarkStart w:id="208" w:name="_Toc11511_WPSOffice_Level2"/>
             <w:bookmarkStart w:id="209" w:name="_Toc23457_WPSOffice_Level2"/>
             <w:bookmarkStart w:id="210" w:name="_Toc9066_WPSOffice_Level2"/>
-            <w:bookmarkStart w:id="211" w:name="_Toc11511_WPSOffice_Level2"/>
+            <w:bookmarkStart w:id="211" w:name="_Toc23854_WPSOffice_Level2"/>
             <w:r>
               <w:rPr>
                 <w:rFonts w:hint="eastAsia" w:ascii="Times New Roman" w:hAnsi="Times New Roman" w:eastAsia="微软雅黑" w:cs="Times New Roman"/>
@@ -42394,13 +42507,13 @@
                 <w:szCs w:val="18"/>
               </w:rPr>
             </w:pPr>
-            <w:bookmarkStart w:id="212" w:name="_Toc1557_WPSOffice_Level2"/>
-            <w:bookmarkStart w:id="213" w:name="_Toc6069_WPSOffice_Level2"/>
-            <w:bookmarkStart w:id="214" w:name="_Toc20319_WPSOffice_Level2"/>
-            <w:bookmarkStart w:id="215" w:name="_Toc12685_WPSOffice_Level2"/>
-            <w:bookmarkStart w:id="216" w:name="_Toc3049_WPSOffice_Level2"/>
-            <w:bookmarkStart w:id="217" w:name="_Toc17440_WPSOffice_Level2"/>
-            <w:bookmarkStart w:id="218" w:name="_Toc17938_WPSOffice_Level2"/>
+            <w:bookmarkStart w:id="212" w:name="_Toc6069_WPSOffice_Level2"/>
+            <w:bookmarkStart w:id="213" w:name="_Toc17440_WPSOffice_Level2"/>
+            <w:bookmarkStart w:id="214" w:name="_Toc17938_WPSOffice_Level2"/>
+            <w:bookmarkStart w:id="215" w:name="_Toc20319_WPSOffice_Level2"/>
+            <w:bookmarkStart w:id="216" w:name="_Toc1557_WPSOffice_Level2"/>
+            <w:bookmarkStart w:id="217" w:name="_Toc12685_WPSOffice_Level2"/>
+            <w:bookmarkStart w:id="218" w:name="_Toc3049_WPSOffice_Level2"/>
             <w:r>
               <w:rPr>
                 <w:rFonts w:hint="eastAsia" w:ascii="Times New Roman" w:hAnsi="Times New Roman" w:eastAsia="微软雅黑" w:cs="Times New Roman"/>
@@ -42868,8 +42981,8 @@
             <w:bookmarkStart w:id="219" w:name="_Toc21686_WPSOffice_Level2"/>
             <w:bookmarkStart w:id="220" w:name="_Toc25956_WPSOffice_Level2"/>
             <w:bookmarkStart w:id="221" w:name="_Toc29816_WPSOffice_Level2"/>
-            <w:bookmarkStart w:id="222" w:name="_Toc27824_WPSOffice_Level2"/>
-            <w:bookmarkStart w:id="223" w:name="_Toc18427_WPSOffice_Level2"/>
+            <w:bookmarkStart w:id="222" w:name="_Toc18427_WPSOffice_Level2"/>
+            <w:bookmarkStart w:id="223" w:name="_Toc27824_WPSOffice_Level2"/>
             <w:bookmarkStart w:id="224" w:name="_Toc19766_WPSOffice_Level2"/>
             <w:bookmarkStart w:id="225" w:name="_Toc28180_WPSOffice_Level2"/>
             <w:r>
@@ -42903,6 +43016,14 @@
         </w:tc>
       </w:tr>
       <w:tr>
+        <w:tblPrEx>
+          <w:tblCellMar>
+            <w:top w:w="0" w:type="dxa"/>
+            <w:left w:w="0" w:type="dxa"/>
+            <w:bottom w:w="0" w:type="dxa"/>
+            <w:right w:w="0" w:type="dxa"/>
+          </w:tblCellMar>
+        </w:tblPrEx>
         <w:trPr>
           <w:trHeight w:val="215" w:hRule="atLeast"/>
           <w:jc w:val="center"/>
@@ -43328,12 +43449,12 @@
                 <w:szCs w:val="18"/>
               </w:rPr>
             </w:pPr>
-            <w:bookmarkStart w:id="226" w:name="_Toc27941_WPSOffice_Level2"/>
-            <w:bookmarkStart w:id="227" w:name="_Toc20570_WPSOffice_Level2"/>
-            <w:bookmarkStart w:id="228" w:name="_Toc19658_WPSOffice_Level2"/>
-            <w:bookmarkStart w:id="229" w:name="_Toc7268_WPSOffice_Level2"/>
-            <w:bookmarkStart w:id="230" w:name="_Toc9870_WPSOffice_Level2"/>
-            <w:bookmarkStart w:id="231" w:name="_Toc24661_WPSOffice_Level2"/>
+            <w:bookmarkStart w:id="226" w:name="_Toc7268_WPSOffice_Level2"/>
+            <w:bookmarkStart w:id="227" w:name="_Toc27941_WPSOffice_Level2"/>
+            <w:bookmarkStart w:id="228" w:name="_Toc20570_WPSOffice_Level2"/>
+            <w:bookmarkStart w:id="229" w:name="_Toc24661_WPSOffice_Level2"/>
+            <w:bookmarkStart w:id="230" w:name="_Toc19658_WPSOffice_Level2"/>
+            <w:bookmarkStart w:id="231" w:name="_Toc9870_WPSOffice_Level2"/>
             <w:bookmarkStart w:id="232" w:name="_Toc8959_WPSOffice_Level2"/>
             <w:r>
               <w:rPr>
@@ -44678,70 +44799,6 @@
           <w:lang w:eastAsia="zh-CN"/>
         </w:rPr>
       </w:pPr>
-      <w:r>
-        <w:rPr>
-          <w:rFonts w:ascii="Times New Roman" w:hAnsi="Times New Roman" w:eastAsia="微软雅黑" w:cs="Times New Roman"/>
-          <w:color w:val="001C4A"/>
-          <w:sz w:val="15"/>
-          <w:lang w:eastAsia="zh-CN"/>
-        </w:rPr>
-        <w:drawing>
-          <wp:anchor distT="0" distB="0" distL="114300" distR="114300" simplePos="0" relativeHeight="251660288" behindDoc="0" locked="0" layoutInCell="1" allowOverlap="1">
-            <wp:simplePos x="0" y="0"/>
-            <wp:positionH relativeFrom="column">
-              <wp:posOffset>-647700</wp:posOffset>
-            </wp:positionH>
-            <wp:positionV relativeFrom="paragraph">
-              <wp:posOffset>-631190</wp:posOffset>
-            </wp:positionV>
-            <wp:extent cx="7560945" cy="10690860"/>
-            <wp:effectExtent l="0" t="0" r="2540" b="0"/>
-            <wp:wrapNone/>
-            <wp:docPr id="41104356" name="图片 2"/>
-            <wp:cNvGraphicFramePr>
-              <a:graphicFrameLocks xmlns:a="http://schemas.openxmlformats.org/drawingml/2006/main" noChangeAspect="1"/>
-            </wp:cNvGraphicFramePr>
-            <a:graphic xmlns:a="http://schemas.openxmlformats.org/drawingml/2006/main">
-              <a:graphicData uri="http://schemas.openxmlformats.org/drawingml/2006/picture">
-                <pic:pic xmlns:pic="http://schemas.openxmlformats.org/drawingml/2006/picture">
-                  <pic:nvPicPr>
-                    <pic:cNvPr id="41104356" name="图片 2"/>
-                    <pic:cNvPicPr>
-                      <a:picLocks noChangeAspect="1" noChangeArrowheads="1"/>
-                    </pic:cNvPicPr>
-                  </pic:nvPicPr>
-                  <pic:blipFill>
-                    <a:blip r:embed="rId15" cstate="print">
-                      <a:extLst>
-                        <a:ext uri="{28A0092B-C50C-407E-A947-70E740481C1C}">
-                          <a14:useLocalDpi xmlns:a14="http://schemas.microsoft.com/office/drawing/2010/main" val="0"/>
-                        </a:ext>
-                      </a:extLst>
-                    </a:blip>
-                    <a:srcRect/>
-                    <a:stretch>
-                      <a:fillRect/>
-                    </a:stretch>
-                  </pic:blipFill>
-                  <pic:spPr>
-                    <a:xfrm>
-                      <a:off x="0" y="0"/>
-                      <a:ext cx="7565750" cy="10697887"/>
-                    </a:xfrm>
-                    <a:prstGeom prst="rect">
-                      <a:avLst/>
-                    </a:prstGeom>
-                    <a:noFill/>
-                    <a:ln>
-                      <a:noFill/>
-                    </a:ln>
-                  </pic:spPr>
-                </pic:pic>
-              </a:graphicData>
-            </a:graphic>
-          </wp:anchor>
-        </w:drawing>
-      </w:r>
     </w:p>
     <w:bookmarkEnd w:id="75"/>
     <w:bookmarkEnd w:id="76"/>
@@ -44760,6 +44817,60 @@
           <w:lang w:eastAsia="zh-CN"/>
         </w:rPr>
       </w:pPr>
+      <w:bookmarkStart w:id="233" w:name="_GoBack"/>
+      <w:r>
+        <w:rPr>
+          <w:rFonts w:ascii="Times New Roman" w:hAnsi="Times New Roman" w:eastAsia="等线"/>
+          <w:sz w:val="22"/>
+          <w:lang w:eastAsia="zh-CN"/>
+        </w:rPr>
+        <w:drawing>
+          <wp:anchor distT="0" distB="0" distL="114300" distR="114300" simplePos="0" relativeHeight="251665408" behindDoc="0" locked="0" layoutInCell="1" allowOverlap="1">
+            <wp:simplePos x="0" y="0"/>
+            <wp:positionH relativeFrom="column">
+              <wp:posOffset>-655320</wp:posOffset>
+            </wp:positionH>
+            <wp:positionV relativeFrom="paragraph">
+              <wp:posOffset>-836930</wp:posOffset>
+            </wp:positionV>
+            <wp:extent cx="7564120" cy="10699115"/>
+            <wp:effectExtent l="0" t="0" r="10160" b="14605"/>
+            <wp:wrapNone/>
+            <wp:docPr id="7" name="图片 7" descr="6c64ff75c49ad23cdf6155d2581daf7"/>
+            <wp:cNvGraphicFramePr>
+              <a:graphicFrameLocks xmlns:a="http://schemas.openxmlformats.org/drawingml/2006/main" noChangeAspect="1"/>
+            </wp:cNvGraphicFramePr>
+            <a:graphic xmlns:a="http://schemas.openxmlformats.org/drawingml/2006/main">
+              <a:graphicData uri="http://schemas.openxmlformats.org/drawingml/2006/picture">
+                <pic:pic xmlns:pic="http://schemas.openxmlformats.org/drawingml/2006/picture">
+                  <pic:nvPicPr>
+                    <pic:cNvPr id="7" name="图片 7" descr="6c64ff75c49ad23cdf6155d2581daf7"/>
+                    <pic:cNvPicPr>
+                      <a:picLocks noChangeAspect="1"/>
+                    </pic:cNvPicPr>
+                  </pic:nvPicPr>
+                  <pic:blipFill>
+                    <a:blip r:embed="rId15"/>
+                    <a:stretch>
+                      <a:fillRect/>
+                    </a:stretch>
+                  </pic:blipFill>
+                  <pic:spPr>
+                    <a:xfrm>
+                      <a:off x="0" y="0"/>
+                      <a:ext cx="7564120" cy="10699115"/>
+                    </a:xfrm>
+                    <a:prstGeom prst="rect">
+                      <a:avLst/>
+                    </a:prstGeom>
+                  </pic:spPr>
+                </pic:pic>
+              </a:graphicData>
+            </a:graphic>
+          </wp:anchor>
+        </w:drawing>
+      </w:r>
+      <w:bookmarkEnd w:id="233"/>
     </w:p>
     <w:sectPr>
       <w:footerReference r:id="rId8" w:type="default"/>
@@ -47462,16 +47573,11 @@
     <customSectPr/>
     <customSectPr/>
     <customSectPr/>
-    <customSectPr/>
   </customSectProps>
   <customShpExts>
     <customShpInfo spid="_x0000_s1026" textRotate="1"/>
   </customShpExts>
 </s:customData>
-</file>
-
-<file path=customXml/item2.xml><?xml version="1.0" encoding="utf-8"?>
-<b:Sources xmlns:b="http://schemas.openxmlformats.org/officeDocument/2006/bibliography" xmlns="http://schemas.openxmlformats.org/officeDocument/2006/bibliography" SelectedStyle="\APA.XSL" StyleName="APA"/>
 </file>
 
 <file path=customXml/itemProps1.xml><?xml version="1.0" encoding="utf-8"?>
@@ -47480,10 +47586,4 @@
     <ds:schemaRef ds:uri="http://www.wps.cn/officeDocument/2013/wpsCustomData"/>
   </ds:schemaRefs>
 </ds:datastoreItem>
-</file>
-
-<file path=customXml/itemProps2.xml><?xml version="1.0" encoding="utf-8"?>
-<ds:datastoreItem xmlns:ds="http://schemas.openxmlformats.org/officeDocument/2006/customXml" ds:itemID="{75287C66-5BFD-4B1F-A2C4-2FDD0CCA0419}">
-  <ds:schemaRefs/>
-</ds:datastoreItem>
 </file>
--- a/WebContent/docx/泛癌种169检测报告-单样本-基智远.docx
+++ b/WebContent/docx/泛癌种169检测报告-单样本-基智远.docx
@@ -16,7 +16,7 @@
           <w:lang w:eastAsia="zh-CN"/>
         </w:rPr>
         <w:drawing>
-          <wp:anchor distT="0" distB="0" distL="114300" distR="114300" simplePos="0" relativeHeight="251660288" behindDoc="0" locked="0" layoutInCell="1" allowOverlap="1">
+          <wp:anchor distT="0" distB="0" distL="114300" distR="114300" simplePos="0" relativeHeight="251661312" behindDoc="0" locked="0" layoutInCell="1" allowOverlap="1">
             <wp:simplePos x="0" y="0"/>
             <wp:positionH relativeFrom="column">
               <wp:posOffset>-630555</wp:posOffset>
@@ -880,11 +880,11 @@
               <w:lang w:val="en-US" w:eastAsia="en-US" w:bidi="ar-SA"/>
             </w:rPr>
           </w:pPr>
-          <w:bookmarkStart w:id="0" w:name="_Toc21669"/>
-          <w:bookmarkStart w:id="1" w:name="_Toc30143_WPSOffice_Level1"/>
-          <w:bookmarkStart w:id="2" w:name="_Toc13806"/>
-          <w:bookmarkStart w:id="3" w:name="_Toc3619"/>
-          <w:bookmarkStart w:id="4" w:name="_Toc21009_WPSOffice_Level1"/>
+          <w:bookmarkStart w:id="0" w:name="_Toc13806"/>
+          <w:bookmarkStart w:id="1" w:name="_Toc3619"/>
+          <w:bookmarkStart w:id="2" w:name="_Toc21009_WPSOffice_Level1"/>
+          <w:bookmarkStart w:id="3" w:name="_Toc30143_WPSOffice_Level1"/>
+          <w:bookmarkStart w:id="4" w:name="_Toc21669"/>
           <w:bookmarkStart w:id="5" w:name="_Toc24178_WPSOffice_Level1"/>
           <w:r>
             <w:rPr>
@@ -3089,12 +3089,12 @@
           <w:szCs w:val="32"/>
         </w:rPr>
       </w:pPr>
-      <w:bookmarkStart w:id="7" w:name="_Toc26731"/>
-      <w:bookmarkStart w:id="8" w:name="_Toc11015_WPSOffice_Level1"/>
-      <w:bookmarkStart w:id="9" w:name="_Toc5680"/>
-      <w:bookmarkStart w:id="10" w:name="_Toc17451"/>
-      <w:bookmarkStart w:id="11" w:name="_Toc7021_WPSOffice_Level1"/>
-      <w:bookmarkStart w:id="12" w:name="_Toc18062_WPSOffice_Level1"/>
+      <w:bookmarkStart w:id="7" w:name="_Toc5680"/>
+      <w:bookmarkStart w:id="8" w:name="_Toc26731"/>
+      <w:bookmarkStart w:id="9" w:name="_Toc7021_WPSOffice_Level1"/>
+      <w:bookmarkStart w:id="10" w:name="_Toc18062_WPSOffice_Level1"/>
+      <w:bookmarkStart w:id="11" w:name="_Toc17451"/>
+      <w:bookmarkStart w:id="12" w:name="_Toc11015_WPSOffice_Level1"/>
       <w:bookmarkStart w:id="13" w:name="_Toc3823"/>
       <w:r>
         <w:rPr>
@@ -3400,8 +3400,8 @@
           <w:lang w:val="en-US" w:eastAsia="zh-CN"/>
         </w:rPr>
       </w:pPr>
-      <w:bookmarkStart w:id="15" w:name="_Toc29251"/>
-      <w:bookmarkStart w:id="16" w:name="_Toc7496"/>
+      <w:bookmarkStart w:id="15" w:name="_Toc7496"/>
+      <w:bookmarkStart w:id="16" w:name="_Toc29251"/>
       <w:bookmarkStart w:id="17" w:name="_Toc6221_WPSOffice_Level1"/>
       <w:bookmarkStart w:id="18" w:name="_Toc25920"/>
       <w:bookmarkStart w:id="19" w:name="_Toc23369_WPSOffice_Level1"/>
@@ -4419,12 +4419,6 @@
             <w:insideH w:val="single" w:color="0070C0" w:sz="4" w:space="0"/>
             <w:insideV w:val="single" w:color="0070C0" w:sz="4" w:space="0"/>
           </w:tblBorders>
-          <w:tblCellMar>
-            <w:top w:w="0" w:type="dxa"/>
-            <w:left w:w="0" w:type="dxa"/>
-            <w:bottom w:w="0" w:type="dxa"/>
-            <w:right w:w="0" w:type="dxa"/>
-          </w:tblCellMar>
         </w:tblPrEx>
         <w:trPr>
           <w:trHeight w:val="397" w:hRule="atLeast"/>
@@ -4605,10 +4599,10 @@
     <w:p>
       <w:pPr>
         <w:rPr>
-          <w:rFonts w:hint="default" w:ascii="Times New Roman" w:hAnsi="Times New Roman" w:eastAsia="微软雅黑" w:cs="Times New Roman"/>
+          <w:rFonts w:ascii="Times New Roman" w:hAnsi="Times New Roman" w:eastAsia="微软雅黑" w:cs="Times New Roman"/>
           <w:sz w:val="24"/>
           <w:szCs w:val="24"/>
-          <w:lang w:val="en-US" w:eastAsia="zh-CN"/>
+          <w:lang w:eastAsia="zh-CN"/>
         </w:rPr>
       </w:pPr>
       <w:r>
@@ -4677,18 +4671,18 @@
         <mc:AlternateContent>
           <mc:Choice Requires="wpg">
             <w:drawing>
-              <wp:anchor distT="0" distB="0" distL="114300" distR="114300" simplePos="0" relativeHeight="251661312" behindDoc="0" locked="0" layoutInCell="1" allowOverlap="1">
+              <wp:anchor distT="0" distB="0" distL="114300" distR="114300" simplePos="0" relativeHeight="251662336" behindDoc="0" locked="0" layoutInCell="1" allowOverlap="1">
                 <wp:simplePos x="0" y="0"/>
                 <wp:positionH relativeFrom="column">
-                  <wp:posOffset>2775585</wp:posOffset>
+                  <wp:posOffset>2806700</wp:posOffset>
                 </wp:positionH>
                 <wp:positionV relativeFrom="paragraph">
-                  <wp:posOffset>80010</wp:posOffset>
+                  <wp:posOffset>33020</wp:posOffset>
                 </wp:positionV>
-                <wp:extent cx="2571115" cy="410210"/>
-                <wp:effectExtent l="0" t="0" r="4445" b="1270"/>
+                <wp:extent cx="2906395" cy="466090"/>
+                <wp:effectExtent l="0" t="0" r="4445" b="6985"/>
                 <wp:wrapNone/>
-                <wp:docPr id="35" name="组合 16"/>
+                <wp:docPr id="12" name="组合 6"/>
                 <wp:cNvGraphicFramePr/>
                 <a:graphic xmlns:a="http://schemas.openxmlformats.org/drawingml/2006/main">
                   <a:graphicData uri="http://schemas.microsoft.com/office/word/2010/wordprocessingGroup">
@@ -4696,15 +4690,15 @@
                       <wpg:cNvGrpSpPr/>
                       <wpg:grpSpPr>
                         <a:xfrm rot="0">
-                          <a:off x="3423285" y="2708910"/>
-                          <a:ext cx="2571115" cy="410210"/>
-                          <a:chOff x="17956" y="38313"/>
-                          <a:chExt cx="4049" cy="646"/>
+                          <a:off x="3454400" y="8937625"/>
+                          <a:ext cx="2906395" cy="466090"/>
+                          <a:chOff x="10964" y="4438"/>
+                          <a:chExt cx="4577" cy="734"/>
                         </a:xfrm>
                       </wpg:grpSpPr>
                       <pic:pic xmlns:pic="http://schemas.openxmlformats.org/drawingml/2006/picture">
                         <pic:nvPicPr>
-                          <pic:cNvPr id="3" name="图片 29" descr="IMG_256"/>
+                          <pic:cNvPr id="30" name="图片 30" descr="微信图片_20220215110121"/>
                           <pic:cNvPicPr>
                             <a:picLocks noChangeAspect="1"/>
                           </pic:cNvPicPr>
@@ -4713,17 +4707,18 @@
                           <a:blip r:embed="rId11">
                             <a:clrChange>
                               <a:clrFrom>
-                                <a:srgbClr val="FFFFFF">
+                                <a:srgbClr val="A09D98">
                                   <a:alpha val="100000"/>
                                 </a:srgbClr>
                               </a:clrFrom>
                               <a:clrTo>
-                                <a:srgbClr val="FFFFFF">
+                                <a:srgbClr val="A09D98">
                                   <a:alpha val="100000"/>
                                   <a:alpha val="0"/>
                                 </a:srgbClr>
                               </a:clrTo>
                             </a:clrChange>
+                            <a:biLevel thresh="50000"/>
                           </a:blip>
                           <a:stretch>
                             <a:fillRect/>
@@ -4731,40 +4726,51 @@
                         </pic:blipFill>
                         <pic:spPr>
                           <a:xfrm>
-                            <a:off x="21031" y="38313"/>
-                            <a:ext cx="975" cy="570"/>
+                            <a:off x="10964" y="4458"/>
+                            <a:ext cx="1234" cy="715"/>
+                          </a:xfrm>
+                          <a:prstGeom prst="rect">
+                            <a:avLst/>
+                          </a:prstGeom>
+                        </pic:spPr>
+                      </pic:pic>
+                      <pic:pic xmlns:pic="http://schemas.openxmlformats.org/drawingml/2006/picture">
+                        <pic:nvPicPr>
+                          <pic:cNvPr id="13" name="图片 34" descr="晓敏"/>
+                          <pic:cNvPicPr>
+                            <a:picLocks noChangeAspect="1"/>
+                          </pic:cNvPicPr>
+                        </pic:nvPicPr>
+                        <pic:blipFill>
+                          <a:blip r:embed="rId12">
+                            <a:clrChange>
+                              <a:clrFrom>
+                                <a:srgbClr val="949FA1"/>
+                              </a:clrFrom>
+                              <a:clrTo>
+                                <a:srgbClr val="949FA1">
+                                  <a:alpha val="0"/>
+                                </a:srgbClr>
+                              </a:clrTo>
+                            </a:clrChange>
+                          </a:blip>
+                          <a:srcRect l="34062" t="26445" r="34097" b="9325"/>
+                          <a:stretch>
+                            <a:fillRect/>
+                          </a:stretch>
+                        </pic:blipFill>
+                        <pic:spPr>
+                          <a:xfrm rot="16200000">
+                            <a:off x="14524" y="3981"/>
+                            <a:ext cx="560" cy="1475"/>
                           </a:xfrm>
                           <a:prstGeom prst="rect">
                             <a:avLst/>
                           </a:prstGeom>
                           <a:noFill/>
-                          <a:ln w="9525">
+                          <a:ln>
                             <a:noFill/>
                           </a:ln>
-                        </pic:spPr>
-                      </pic:pic>
-                      <pic:pic xmlns:pic="http://schemas.openxmlformats.org/drawingml/2006/picture">
-                        <pic:nvPicPr>
-                          <pic:cNvPr id="15" name="图片 15" descr="c9514d16fd70679bf0495aeebb03c72d_compress"/>
-                          <pic:cNvPicPr>
-                            <a:picLocks noChangeAspect="1"/>
-                          </pic:cNvPicPr>
-                        </pic:nvPicPr>
-                        <pic:blipFill>
-                          <a:blip r:embed="rId12"/>
-                          <a:srcRect l="21003" t="56913" r="27176" b="26386"/>
-                          <a:stretch>
-                            <a:fillRect/>
-                          </a:stretch>
-                        </pic:blipFill>
-                        <pic:spPr>
-                          <a:xfrm>
-                            <a:off x="17956" y="38485"/>
-                            <a:ext cx="1550" cy="475"/>
-                          </a:xfrm>
-                          <a:prstGeom prst="rect">
-                            <a:avLst/>
-                          </a:prstGeom>
                         </pic:spPr>
                       </pic:pic>
                     </wpg:wgp>
@@ -4775,18 +4781,18 @@
           </mc:Choice>
           <mc:Fallback>
             <w:pict>
-              <v:group id="组合 16" o:spid="_x0000_s1026" o:spt="203" style="position:absolute;left:0pt;margin-left:218.55pt;margin-top:6.3pt;height:32.3pt;width:202.45pt;z-index:251661312;mso-width-relative:page;mso-height-relative:page;" coordorigin="17956,38313" coordsize="4049,646" o:gfxdata="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">
+              <v:group id="组合 6" o:spid="_x0000_s1026" o:spt="203" style="position:absolute;left:0pt;margin-left:221pt;margin-top:2.6pt;height:36.7pt;width:228.85pt;z-index:251662336;mso-width-relative:page;mso-height-relative:page;" coordorigin="10964,4438" coordsize="4577,734" o:gfxdata="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">
                 <o:lock v:ext="edit" aspectratio="f"/>
-                <v:shape id="图片 29" o:spid="_x0000_s1026" o:spt="75" alt="IMG_256" type="#_x0000_t75" style="position:absolute;left:21031;top:38313;height:570;width:975;" filled="f" o:preferrelative="t" stroked="f" coordsize="21600,21600" o:gfxdata="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">
+                <v:shape id="_x0000_s1026" o:spid="_x0000_s1026" o:spt="75" alt="微信图片_20220215110121" type="#_x0000_t75" style="position:absolute;left:10964;top:4458;height:715;width:1234;" filled="f" o:preferrelative="t" stroked="f" coordsize="21600,21600" o:gfxdata="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">
                   <v:fill on="f" focussize="0,0"/>
                   <v:stroke on="f"/>
-                  <v:imagedata r:id="rId11" chromakey="#FFFFFF" o:title=""/>
+                  <v:imagedata r:id="rId11" grayscale="t" bilevel="t" chromakey="#A09D98" o:title=""/>
                   <o:lock v:ext="edit" aspectratio="t"/>
                 </v:shape>
-                <v:shape id="_x0000_s1026" o:spid="_x0000_s1026" o:spt="75" alt="c9514d16fd70679bf0495aeebb03c72d_compress" type="#_x0000_t75" style="position:absolute;left:17956;top:38485;height:475;width:1550;" filled="f" o:preferrelative="t" stroked="f" coordsize="21600,21600" o:gfxdata="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">
+                <v:shape id="图片 34" o:spid="_x0000_s1026" o:spt="75" alt="晓敏" type="#_x0000_t75" style="position:absolute;left:14524;top:3981;height:1475;width:560;rotation:-5898240f;" filled="f" o:preferrelative="t" stroked="f" coordsize="21600,21600" o:gfxdata="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">
                   <v:fill on="f" focussize="0,0"/>
                   <v:stroke on="f"/>
-                  <v:imagedata r:id="rId12" cropleft="13765f" croptop="37299f" cropright="17810f" cropbottom="17292f" o:title=""/>
+                  <v:imagedata r:id="rId12" cropleft="22323f" croptop="17331f" cropright="22346f" cropbottom="6111f" chromakey="#949FA1" o:title=""/>
                   <o:lock v:ext="edit" aspectratio="t"/>
                 </v:shape>
               </v:group>
@@ -5159,9 +5165,8 @@
     <w:p>
       <w:pPr>
         <w:rPr>
-          <w:rFonts w:hint="default"/>
           <w:sz w:val="24"/>
-          <w:lang w:val="en-US" w:eastAsia="zh-CN"/>
+          <w:lang w:eastAsia="zh-CN"/>
         </w:rPr>
       </w:pPr>
     </w:p>
@@ -5172,130 +5177,6 @@
           <w:lang w:eastAsia="zh-CN"/>
         </w:rPr>
       </w:pPr>
-      <w:r>
-        <w:rPr>
-          <w:sz w:val="24"/>
-        </w:rPr>
-        <mc:AlternateContent>
-          <mc:Choice Requires="wpg">
-            <w:drawing>
-              <wp:anchor distT="0" distB="0" distL="114300" distR="114300" simplePos="0" relativeHeight="251662336" behindDoc="0" locked="0" layoutInCell="1" allowOverlap="1">
-                <wp:simplePos x="0" y="0"/>
-                <wp:positionH relativeFrom="column">
-                  <wp:posOffset>2775585</wp:posOffset>
-                </wp:positionH>
-                <wp:positionV relativeFrom="paragraph">
-                  <wp:posOffset>89535</wp:posOffset>
-                </wp:positionV>
-                <wp:extent cx="2675255" cy="361950"/>
-                <wp:effectExtent l="0" t="0" r="0" b="3810"/>
-                <wp:wrapNone/>
-                <wp:docPr id="37" name="组合 30"/>
-                <wp:cNvGraphicFramePr/>
-                <a:graphic xmlns:a="http://schemas.openxmlformats.org/drawingml/2006/main">
-                  <a:graphicData uri="http://schemas.microsoft.com/office/word/2010/wordprocessingGroup">
-                    <wpg:wgp>
-                      <wpg:cNvGrpSpPr/>
-                      <wpg:grpSpPr>
-                        <a:xfrm rot="0">
-                          <a:off x="3423285" y="3842385"/>
-                          <a:ext cx="2675255" cy="361950"/>
-                          <a:chOff x="17956" y="40098"/>
-                          <a:chExt cx="4213" cy="570"/>
-                        </a:xfrm>
-                      </wpg:grpSpPr>
-                      <pic:pic xmlns:pic="http://schemas.openxmlformats.org/drawingml/2006/picture">
-                        <pic:nvPicPr>
-                          <pic:cNvPr id="4" name="图片 1" descr="24f613a0-66be-430b-9e80-270d3393fac5"/>
-                          <pic:cNvPicPr>
-                            <a:picLocks noChangeAspect="1"/>
-                          </pic:cNvPicPr>
-                        </pic:nvPicPr>
-                        <pic:blipFill>
-                          <a:blip r:embed="rId13"/>
-                          <a:srcRect l="43292" t="26660" r="21693" b="24394"/>
-                          <a:stretch>
-                            <a:fillRect/>
-                          </a:stretch>
-                        </pic:blipFill>
-                        <pic:spPr>
-                          <a:xfrm rot="16200000">
-                            <a:off x="18366" y="39740"/>
-                            <a:ext cx="506" cy="1327"/>
-                          </a:xfrm>
-                          <a:prstGeom prst="rect">
-                            <a:avLst/>
-                          </a:prstGeom>
-                        </pic:spPr>
-                      </pic:pic>
-                      <pic:pic xmlns:pic="http://schemas.openxmlformats.org/drawingml/2006/picture">
-                        <pic:nvPicPr>
-                          <pic:cNvPr id="29" name="图片 29" descr="IMG_256"/>
-                          <pic:cNvPicPr>
-                            <a:picLocks noChangeAspect="1"/>
-                          </pic:cNvPicPr>
-                        </pic:nvPicPr>
-                        <pic:blipFill>
-                          <a:blip r:embed="rId11">
-                            <a:clrChange>
-                              <a:clrFrom>
-                                <a:srgbClr val="FFFFFF">
-                                  <a:alpha val="100000"/>
-                                </a:srgbClr>
-                              </a:clrFrom>
-                              <a:clrTo>
-                                <a:srgbClr val="FFFFFF">
-                                  <a:alpha val="100000"/>
-                                  <a:alpha val="0"/>
-                                </a:srgbClr>
-                              </a:clrTo>
-                            </a:clrChange>
-                          </a:blip>
-                          <a:stretch>
-                            <a:fillRect/>
-                          </a:stretch>
-                        </pic:blipFill>
-                        <pic:spPr>
-                          <a:xfrm>
-                            <a:off x="21195" y="40098"/>
-                            <a:ext cx="975" cy="570"/>
-                          </a:xfrm>
-                          <a:prstGeom prst="rect">
-                            <a:avLst/>
-                          </a:prstGeom>
-                          <a:noFill/>
-                          <a:ln w="9525">
-                            <a:noFill/>
-                          </a:ln>
-                        </pic:spPr>
-                      </pic:pic>
-                    </wpg:wgp>
-                  </a:graphicData>
-                </a:graphic>
-              </wp:anchor>
-            </w:drawing>
-          </mc:Choice>
-          <mc:Fallback>
-            <w:pict>
-              <v:group id="组合 30" o:spid="_x0000_s1026" o:spt="203" style="position:absolute;left:0pt;margin-left:218.55pt;margin-top:7.05pt;height:28.5pt;width:210.65pt;z-index:251662336;mso-width-relative:page;mso-height-relative:page;" coordorigin="17956,40098" coordsize="4213,570" o:gfxdata="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">
-                <o:lock v:ext="edit" aspectratio="f"/>
-                <v:shape id="图片 1" o:spid="_x0000_s1026" o:spt="75" alt="24f613a0-66be-430b-9e80-270d3393fac5" type="#_x0000_t75" style="position:absolute;left:18366;top:39740;height:1327;width:506;rotation:-5898240f;" filled="f" o:preferrelative="t" stroked="f" coordsize="21600,21600" o:gfxdata="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">
-                  <v:fill on="f" focussize="0,0"/>
-                  <v:stroke on="f"/>
-                  <v:imagedata r:id="rId13" cropleft="28372f" croptop="17472f" cropright="14217f" cropbottom="15987f" o:title=""/>
-                  <o:lock v:ext="edit" aspectratio="t"/>
-                </v:shape>
-                <v:shape id="_x0000_s1026" o:spid="_x0000_s1026" o:spt="75" alt="IMG_256" type="#_x0000_t75" style="position:absolute;left:21195;top:40098;height:570;width:975;" filled="f" o:preferrelative="t" stroked="f" coordsize="21600,21600" o:gfxdata="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">
-                  <v:fill on="f" focussize="0,0"/>
-                  <v:stroke on="f"/>
-                  <v:imagedata r:id="rId11" chromakey="#FFFFFF" o:title=""/>
-                  <o:lock v:ext="edit" aspectratio="t"/>
-                </v:shape>
-              </v:group>
-            </w:pict>
-          </mc:Fallback>
-        </mc:AlternateContent>
-      </w:r>
     </w:p>
     <w:tbl>
       <w:tblPr>
@@ -5317,6 +5198,14 @@
         <w:gridCol w:w="2294"/>
       </w:tblGrid>
       <w:tr>
+        <w:tblPrEx>
+          <w:tblCellMar>
+            <w:top w:w="0" w:type="dxa"/>
+            <w:left w:w="0" w:type="dxa"/>
+            <w:bottom w:w="0" w:type="dxa"/>
+            <w:right w:w="0" w:type="dxa"/>
+          </w:tblCellMar>
+        </w:tblPrEx>
         <w:trPr>
           <w:trHeight w:val="441" w:hRule="exact"/>
           <w:jc w:val="right"/>
@@ -5677,15 +5566,15 @@
               <wp:anchor distT="0" distB="0" distL="114300" distR="114300" simplePos="0" relativeHeight="251663360" behindDoc="0" locked="0" layoutInCell="1" allowOverlap="1">
                 <wp:simplePos x="0" y="0"/>
                 <wp:positionH relativeFrom="column">
-                  <wp:posOffset>2715895</wp:posOffset>
+                  <wp:posOffset>2757805</wp:posOffset>
                 </wp:positionH>
                 <wp:positionV relativeFrom="paragraph">
-                  <wp:posOffset>78740</wp:posOffset>
+                  <wp:posOffset>28575</wp:posOffset>
                 </wp:positionV>
-                <wp:extent cx="2672080" cy="414020"/>
-                <wp:effectExtent l="0" t="0" r="10160" b="12700"/>
+                <wp:extent cx="2872105" cy="453390"/>
+                <wp:effectExtent l="0" t="0" r="8255" b="3810"/>
                 <wp:wrapNone/>
-                <wp:docPr id="39" name="组合 23"/>
+                <wp:docPr id="14" name="组合 15"/>
                 <wp:cNvGraphicFramePr/>
                 <a:graphic xmlns:a="http://schemas.openxmlformats.org/drawingml/2006/main">
                   <a:graphicData uri="http://schemas.microsoft.com/office/word/2010/wordprocessingGroup">
@@ -5693,10 +5582,10 @@
                       <wpg:cNvGrpSpPr/>
                       <wpg:grpSpPr>
                         <a:xfrm rot="0">
-                          <a:off x="3363595" y="4950460"/>
-                          <a:ext cx="2672080" cy="414020"/>
-                          <a:chOff x="17862" y="41843"/>
-                          <a:chExt cx="4208" cy="652"/>
+                          <a:off x="3405505" y="1805305"/>
+                          <a:ext cx="2872105" cy="453390"/>
+                          <a:chOff x="12357" y="7666"/>
+                          <a:chExt cx="4523" cy="714"/>
                         </a:xfrm>
                       </wpg:grpSpPr>
                       <pic:pic xmlns:pic="http://schemas.openxmlformats.org/drawingml/2006/picture">
@@ -5707,7 +5596,7 @@
                           </pic:cNvPicPr>
                         </pic:nvPicPr>
                         <pic:blipFill>
-                          <a:blip r:embed="rId14">
+                          <a:blip r:embed="rId13">
                             <a:biLevel thresh="50000"/>
                           </a:blip>
                           <a:srcRect l="7865" t="11797" r="5322" b="19074"/>
@@ -5717,7 +5606,7 @@
                         </pic:blipFill>
                         <pic:spPr>
                           <a:xfrm>
-                            <a:off x="17862" y="41869"/>
+                            <a:off x="12357" y="7738"/>
                             <a:ext cx="1468" cy="627"/>
                           </a:xfrm>
                           <a:prstGeom prst="rect">
@@ -5728,7 +5617,7 @@
                       </pic:pic>
                       <pic:pic xmlns:pic="http://schemas.openxmlformats.org/drawingml/2006/picture">
                         <pic:nvPicPr>
-                          <pic:cNvPr id="5" name="图片 29" descr="IMG_256"/>
+                          <pic:cNvPr id="15" name="图片 14" descr="微信图片_20220215110121"/>
                           <pic:cNvPicPr>
                             <a:picLocks noChangeAspect="1"/>
                           </pic:cNvPicPr>
@@ -5737,17 +5626,18 @@
                           <a:blip r:embed="rId11">
                             <a:clrChange>
                               <a:clrFrom>
-                                <a:srgbClr val="FFFFFF">
+                                <a:srgbClr val="A09D98">
                                   <a:alpha val="100000"/>
                                 </a:srgbClr>
                               </a:clrFrom>
                               <a:clrTo>
-                                <a:srgbClr val="FFFFFF">
+                                <a:srgbClr val="A09D98">
                                   <a:alpha val="100000"/>
                                   <a:alpha val="0"/>
                                 </a:srgbClr>
                               </a:clrTo>
                             </a:clrChange>
+                            <a:biLevel thresh="50000"/>
                           </a:blip>
                           <a:stretch>
                             <a:fillRect/>
@@ -5755,16 +5645,12 @@
                         </pic:blipFill>
                         <pic:spPr>
                           <a:xfrm>
-                            <a:off x="21096" y="41843"/>
-                            <a:ext cx="975" cy="570"/>
+                            <a:off x="15646" y="7666"/>
+                            <a:ext cx="1234" cy="715"/>
                           </a:xfrm>
                           <a:prstGeom prst="rect">
                             <a:avLst/>
                           </a:prstGeom>
-                          <a:noFill/>
-                          <a:ln w="9525">
-                            <a:noFill/>
-                          </a:ln>
                         </pic:spPr>
                       </pic:pic>
                     </wpg:wgp>
@@ -5775,18 +5661,18 @@
           </mc:Choice>
           <mc:Fallback>
             <w:pict>
-              <v:group id="组合 23" o:spid="_x0000_s1026" o:spt="203" style="position:absolute;left:0pt;margin-left:213.85pt;margin-top:6.2pt;height:32.6pt;width:210.4pt;z-index:251663360;mso-width-relative:page;mso-height-relative:page;" coordorigin="17862,41843" coordsize="4208,652" o:gfxdata="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">
+              <v:group id="组合 15" o:spid="_x0000_s1026" o:spt="203" style="position:absolute;left:0pt;margin-left:217.15pt;margin-top:2.25pt;height:35.7pt;width:226.15pt;z-index:251663360;mso-width-relative:page;mso-height-relative:page;" coordorigin="12357,7666" coordsize="4523,714" o:gfxdata="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">
                 <o:lock v:ext="edit" aspectratio="f"/>
-                <v:shape id="图片 59" o:spid="_x0000_s1026" o:spt="75" alt="图片1" type="#_x0000_t75" style="position:absolute;left:17862;top:41869;height:627;width:1468;" filled="f" o:preferrelative="t" stroked="f" coordsize="21600,21600" o:gfxdata="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">
+                <v:shape id="图片 59" o:spid="_x0000_s1026" o:spt="75" alt="图片1" type="#_x0000_t75" style="position:absolute;left:12357;top:7738;height:627;width:1468;" filled="f" o:preferrelative="t" stroked="f" coordsize="21600,21600" o:gfxdata="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">
                   <v:fill on="f" focussize="0,0"/>
                   <v:stroke on="f"/>
-                  <v:imagedata r:id="rId14" cropleft="5154f" croptop="7731f" cropright="3488f" cropbottom="12500f" grayscale="t" bilevel="t" o:title=""/>
+                  <v:imagedata r:id="rId13" cropleft="5154f" croptop="7731f" cropright="3488f" cropbottom="12500f" grayscale="t" bilevel="t" o:title=""/>
                   <o:lock v:ext="edit" aspectratio="t"/>
                 </v:shape>
-                <v:shape id="图片 29" o:spid="_x0000_s1026" o:spt="75" alt="IMG_256" type="#_x0000_t75" style="position:absolute;left:21096;top:41843;height:570;width:975;" filled="f" o:preferrelative="t" stroked="f" coordsize="21600,21600" o:gfxdata="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">
+                <v:shape id="图片 14" o:spid="_x0000_s1026" o:spt="75" alt="微信图片_20220215110121" type="#_x0000_t75" style="position:absolute;left:15646;top:7666;height:715;width:1234;" filled="f" o:preferrelative="t" stroked="f" coordsize="21600,21600" o:gfxdata="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">
                   <v:fill on="f" focussize="0,0"/>
                   <v:stroke on="f"/>
-                  <v:imagedata r:id="rId11" chromakey="#FFFFFF" o:title=""/>
+                  <v:imagedata r:id="rId11" grayscale="t" bilevel="t" chromakey="#A09D98" o:title=""/>
                   <o:lock v:ext="edit" aspectratio="t"/>
                 </v:shape>
               </v:group>
@@ -6165,16 +6051,7 @@
           <w:lang w:eastAsia="zh-CN"/>
         </w:rPr>
       </w:pPr>
-    </w:p>
-    <w:p>
-      <w:pPr>
-        <w:rPr>
-          <w:rFonts w:ascii="Times New Roman" w:hAnsi="Times New Roman" w:eastAsia="微软雅黑" w:cs="Times New Roman"/>
-          <w:sz w:val="24"/>
-          <w:szCs w:val="24"/>
-          <w:lang w:eastAsia="zh-CN"/>
-        </w:rPr>
-      </w:pPr>
+      <w:bookmarkStart w:id="233" w:name="_GoBack"/>
       <w:r>
         <w:rPr>
           <w:sz w:val="24"/>
@@ -6188,12 +6065,12 @@
                   <wp:posOffset>2788285</wp:posOffset>
                 </wp:positionH>
                 <wp:positionV relativeFrom="paragraph">
-                  <wp:posOffset>85090</wp:posOffset>
+                  <wp:posOffset>174625</wp:posOffset>
                 </wp:positionV>
-                <wp:extent cx="2889885" cy="397510"/>
-                <wp:effectExtent l="0" t="0" r="5715" b="13970"/>
+                <wp:extent cx="2803525" cy="453390"/>
+                <wp:effectExtent l="0" t="0" r="635" b="3810"/>
                 <wp:wrapNone/>
-                <wp:docPr id="41" name="组合 27"/>
+                <wp:docPr id="16" name="组合 22"/>
                 <wp:cNvGraphicFramePr/>
                 <a:graphic xmlns:a="http://schemas.openxmlformats.org/drawingml/2006/main">
                   <a:graphicData uri="http://schemas.microsoft.com/office/word/2010/wordprocessingGroup">
@@ -6201,21 +6078,21 @@
                       <wpg:cNvGrpSpPr/>
                       <wpg:grpSpPr>
                         <a:xfrm rot="0">
-                          <a:off x="3435985" y="6075045"/>
-                          <a:ext cx="2889885" cy="397510"/>
-                          <a:chOff x="17976" y="43614"/>
-                          <a:chExt cx="4551" cy="626"/>
+                          <a:off x="3435985" y="2894330"/>
+                          <a:ext cx="2803525" cy="453390"/>
+                          <a:chOff x="12525" y="9562"/>
+                          <a:chExt cx="4415" cy="714"/>
                         </a:xfrm>
                       </wpg:grpSpPr>
                       <pic:pic xmlns:pic="http://schemas.openxmlformats.org/drawingml/2006/picture">
                         <pic:nvPicPr>
-                          <pic:cNvPr id="8" name="图片 29" descr="IMG_256"/>
+                          <pic:cNvPr id="17" name="图片 29" descr="IMG_256"/>
                           <pic:cNvPicPr>
                             <a:picLocks noChangeAspect="1"/>
                           </pic:cNvPicPr>
                         </pic:nvPicPr>
                         <pic:blipFill>
-                          <a:blip r:embed="rId11">
+                          <a:blip r:embed="rId14">
                             <a:clrChange>
                               <a:clrFrom>
                                 <a:srgbClr val="FFFFFF">
@@ -6236,7 +6113,7 @@
                         </pic:blipFill>
                         <pic:spPr>
                           <a:xfrm>
-                            <a:off x="17976" y="43615"/>
+                            <a:off x="12525" y="9698"/>
                             <a:ext cx="975" cy="570"/>
                           </a:xfrm>
                           <a:prstGeom prst="rect">
@@ -6250,29 +6127,40 @@
                       </pic:pic>
                       <pic:pic xmlns:pic="http://schemas.openxmlformats.org/drawingml/2006/picture">
                         <pic:nvPicPr>
-                          <pic:cNvPr id="26" name="图片 59" descr="图片1"/>
+                          <pic:cNvPr id="29" name="图片 20" descr="微信图片_20220215110121"/>
                           <pic:cNvPicPr>
                             <a:picLocks noChangeAspect="1"/>
                           </pic:cNvPicPr>
                         </pic:nvPicPr>
                         <pic:blipFill>
-                          <a:blip r:embed="rId14">
+                          <a:blip r:embed="rId11">
+                            <a:clrChange>
+                              <a:clrFrom>
+                                <a:srgbClr val="A09D98">
+                                  <a:alpha val="100000"/>
+                                </a:srgbClr>
+                              </a:clrFrom>
+                              <a:clrTo>
+                                <a:srgbClr val="A09D98">
+                                  <a:alpha val="100000"/>
+                                  <a:alpha val="0"/>
+                                </a:srgbClr>
+                              </a:clrTo>
+                            </a:clrChange>
                             <a:biLevel thresh="50000"/>
                           </a:blip>
-                          <a:srcRect l="7865" t="11797" r="5322" b="19074"/>
                           <a:stretch>
                             <a:fillRect/>
                           </a:stretch>
                         </pic:blipFill>
                         <pic:spPr>
                           <a:xfrm>
-                            <a:off x="21059" y="43614"/>
-                            <a:ext cx="1468" cy="627"/>
+                            <a:off x="15706" y="9562"/>
+                            <a:ext cx="1234" cy="715"/>
                           </a:xfrm>
                           <a:prstGeom prst="rect">
                             <a:avLst/>
                           </a:prstGeom>
-                          <a:noFill/>
                         </pic:spPr>
                       </pic:pic>
                     </wpg:wgp>
@@ -6283,18 +6171,18 @@
           </mc:Choice>
           <mc:Fallback>
             <w:pict>
-              <v:group id="组合 27" o:spid="_x0000_s1026" o:spt="203" style="position:absolute;left:0pt;margin-left:219.55pt;margin-top:6.7pt;height:31.3pt;width:227.55pt;z-index:251664384;mso-width-relative:page;mso-height-relative:page;" coordorigin="17976,43614" coordsize="4551,626" o:gfxdata="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">
+              <v:group id="组合 22" o:spid="_x0000_s1026" o:spt="203" style="position:absolute;left:0pt;margin-left:219.55pt;margin-top:13.75pt;height:35.7pt;width:220.75pt;z-index:251664384;mso-width-relative:page;mso-height-relative:page;" coordorigin="12525,9562" coordsize="4415,714" o:gfxdata="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">
                 <o:lock v:ext="edit" aspectratio="f"/>
-                <v:shape id="图片 29" o:spid="_x0000_s1026" o:spt="75" alt="IMG_256" type="#_x0000_t75" style="position:absolute;left:17976;top:43615;height:570;width:975;" filled="f" o:preferrelative="t" stroked="f" coordsize="21600,21600" o:gfxdata="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">
+                <v:shape id="图片 29" o:spid="_x0000_s1026" o:spt="75" alt="IMG_256" type="#_x0000_t75" style="position:absolute;left:12525;top:9698;height:570;width:975;" filled="f" o:preferrelative="t" stroked="f" coordsize="21600,21600" o:gfxdata="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">
                   <v:fill on="f" focussize="0,0"/>
                   <v:stroke on="f"/>
-                  <v:imagedata r:id="rId11" chromakey="#FFFFFF" o:title=""/>
+                  <v:imagedata r:id="rId14" chromakey="#FFFFFF" o:title=""/>
                   <o:lock v:ext="edit" aspectratio="t"/>
                 </v:shape>
-                <v:shape id="图片 59" o:spid="_x0000_s1026" o:spt="75" alt="图片1" type="#_x0000_t75" style="position:absolute;left:21059;top:43614;height:627;width:1468;" filled="f" o:preferrelative="t" stroked="f" coordsize="21600,21600" o:gfxdata="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">
+                <v:shape id="图片 20" o:spid="_x0000_s1026" o:spt="75" alt="微信图片_20220215110121" type="#_x0000_t75" style="position:absolute;left:15706;top:9562;height:715;width:1234;" filled="f" o:preferrelative="t" stroked="f" coordsize="21600,21600" o:gfxdata="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">
                   <v:fill on="f" focussize="0,0"/>
                   <v:stroke on="f"/>
-                  <v:imagedata r:id="rId14" cropleft="5154f" croptop="7731f" cropright="3488f" cropbottom="12500f" grayscale="t" bilevel="t" o:title=""/>
+                  <v:imagedata r:id="rId11" grayscale="t" bilevel="t" chromakey="#A09D98" o:title=""/>
                   <o:lock v:ext="edit" aspectratio="t"/>
                 </v:shape>
               </v:group>
@@ -6302,378 +6190,14 @@
           </mc:Fallback>
         </mc:AlternateContent>
       </w:r>
+      <w:bookmarkEnd w:id="233"/>
     </w:p>
-    <w:tbl>
-      <w:tblPr>
-        <w:tblStyle w:val="32"/>
-        <w:tblW w:w="6772" w:type="dxa"/>
-        <w:jc w:val="right"/>
-        <w:tblLayout w:type="fixed"/>
-        <w:tblCellMar>
-          <w:top w:w="0" w:type="dxa"/>
-          <w:left w:w="0" w:type="dxa"/>
-          <w:bottom w:w="0" w:type="dxa"/>
-          <w:right w:w="0" w:type="dxa"/>
-        </w:tblCellMar>
-      </w:tblPr>
-      <w:tblGrid>
-        <w:gridCol w:w="1272"/>
-        <w:gridCol w:w="2040"/>
-        <w:gridCol w:w="1166"/>
-        <w:gridCol w:w="2294"/>
-      </w:tblGrid>
-      <w:tr>
-        <w:tblPrEx>
-          <w:tblCellMar>
-            <w:top w:w="0" w:type="dxa"/>
-            <w:left w:w="0" w:type="dxa"/>
-            <w:bottom w:w="0" w:type="dxa"/>
-            <w:right w:w="0" w:type="dxa"/>
-          </w:tblCellMar>
-        </w:tblPrEx>
-        <w:trPr>
-          <w:trHeight w:val="441" w:hRule="exact"/>
-          <w:jc w:val="right"/>
-        </w:trPr>
-        <w:tc>
-          <w:tcPr>
-            <w:tcW w:w="1272" w:type="dxa"/>
-            <w:vAlign w:val="center"/>
-          </w:tcPr>
-          <w:p>
-            <w:pPr>
-              <w:pStyle w:val="20"/>
-              <w:spacing w:before="13"/>
-              <w:ind w:left="13" w:right="95"/>
-              <w:jc w:val="both"/>
-              <w:rPr>
-                <w:rFonts w:ascii="Times New Roman" w:hAnsi="Times New Roman" w:cs="Times New Roman"/>
-                <w:b/>
-                <w:sz w:val="24"/>
-                <w:szCs w:val="24"/>
-              </w:rPr>
-            </w:pPr>
-            <w:r>
-              <w:rPr>
-                <w:rFonts w:ascii="Times New Roman" w:hAnsi="Times New Roman" w:cs="Times New Roman"/>
-                <w:b/>
-                <w:sz w:val="24"/>
-                <w:szCs w:val="24"/>
-              </w:rPr>
-              <w:t>检测人：</w:t>
-            </w:r>
-          </w:p>
-        </w:tc>
-        <w:tc>
-          <w:tcPr>
-            <w:tcW w:w="2040" w:type="dxa"/>
-            <w:vAlign w:val="center"/>
-          </w:tcPr>
-          <w:p>
-            <w:pPr>
-              <w:pStyle w:val="20"/>
-              <w:spacing w:before="13"/>
-              <w:jc w:val="both"/>
-              <w:rPr>
-                <w:rFonts w:ascii="Times New Roman" w:hAnsi="Times New Roman" w:cs="Times New Roman"/>
-                <w:b/>
-                <w:sz w:val="24"/>
-                <w:szCs w:val="24"/>
-              </w:rPr>
-            </w:pPr>
-          </w:p>
-        </w:tc>
-        <w:tc>
-          <w:tcPr>
-            <w:tcW w:w="1166" w:type="dxa"/>
-            <w:vAlign w:val="center"/>
-          </w:tcPr>
-          <w:p>
-            <w:pPr>
-              <w:pStyle w:val="20"/>
-              <w:spacing w:before="13"/>
-              <w:jc w:val="both"/>
-              <w:rPr>
-                <w:rFonts w:ascii="Times New Roman" w:hAnsi="Times New Roman" w:cs="Times New Roman"/>
-                <w:b/>
-                <w:sz w:val="24"/>
-                <w:szCs w:val="24"/>
-              </w:rPr>
-            </w:pPr>
-            <w:r>
-              <w:rPr>
-                <w:rFonts w:ascii="Times New Roman" w:hAnsi="Times New Roman" w:cs="Times New Roman"/>
-                <w:b/>
-                <w:sz w:val="24"/>
-                <w:szCs w:val="24"/>
-              </w:rPr>
-              <w:t>复核人</w:t>
-            </w:r>
-            <w:r>
-              <w:rPr>
-                <w:rFonts w:ascii="Times New Roman" w:hAnsi="Times New Roman" w:cs="Times New Roman"/>
-                <w:b/>
-                <w:sz w:val="24"/>
-                <w:szCs w:val="24"/>
-                <w:lang w:eastAsia="zh-CN"/>
-              </w:rPr>
-              <w:t>：</w:t>
-            </w:r>
-          </w:p>
-        </w:tc>
-        <w:tc>
-          <w:tcPr>
-            <w:tcW w:w="2294" w:type="dxa"/>
-            <w:vAlign w:val="center"/>
-          </w:tcPr>
-          <w:p>
-            <w:pPr>
-              <w:pStyle w:val="20"/>
-              <w:spacing w:before="13"/>
-              <w:ind w:right="15"/>
-              <w:jc w:val="both"/>
-              <w:rPr>
-                <w:rFonts w:ascii="Times New Roman" w:hAnsi="Times New Roman" w:cs="Times New Roman"/>
-                <w:b/>
-                <w:sz w:val="24"/>
-                <w:szCs w:val="24"/>
-              </w:rPr>
-            </w:pPr>
-          </w:p>
-        </w:tc>
-      </w:tr>
-      <w:tr>
-        <w:tblPrEx>
-          <w:tblCellMar>
-            <w:top w:w="0" w:type="dxa"/>
-            <w:left w:w="0" w:type="dxa"/>
-            <w:bottom w:w="0" w:type="dxa"/>
-            <w:right w:w="0" w:type="dxa"/>
-          </w:tblCellMar>
-        </w:tblPrEx>
-        <w:trPr>
-          <w:trHeight w:val="457" w:hRule="exact"/>
-          <w:jc w:val="right"/>
-        </w:trPr>
-        <w:tc>
-          <w:tcPr>
-            <w:tcW w:w="1272" w:type="dxa"/>
-            <w:vAlign w:val="center"/>
-          </w:tcPr>
-          <w:p>
-            <w:pPr>
-              <w:pStyle w:val="20"/>
-              <w:spacing w:line="341" w:lineRule="exact"/>
-              <w:ind w:left="13" w:right="165"/>
-              <w:jc w:val="both"/>
-              <w:rPr>
-                <w:rFonts w:ascii="Times New Roman" w:hAnsi="Times New Roman" w:cs="Times New Roman"/>
-                <w:b/>
-                <w:sz w:val="24"/>
-                <w:szCs w:val="24"/>
-              </w:rPr>
-            </w:pPr>
-            <w:r>
-              <w:rPr>
-                <w:rFonts w:ascii="Times New Roman" w:hAnsi="Times New Roman" w:cs="Times New Roman"/>
-                <w:b/>
-                <w:sz w:val="24"/>
-                <w:szCs w:val="24"/>
-              </w:rPr>
-              <w:t>日</w:t>
-            </w:r>
-            <w:r>
-              <w:rPr>
-                <w:rFonts w:ascii="Times New Roman" w:hAnsi="Times New Roman" w:cs="Times New Roman"/>
-                <w:b/>
-                <w:sz w:val="24"/>
-                <w:szCs w:val="24"/>
-                <w:lang w:eastAsia="zh-CN"/>
-              </w:rPr>
-              <w:t xml:space="preserve">  </w:t>
-            </w:r>
-            <w:r>
-              <w:rPr>
-                <w:rFonts w:ascii="Times New Roman" w:hAnsi="Times New Roman" w:cs="Times New Roman"/>
-                <w:b/>
-                <w:sz w:val="24"/>
-                <w:szCs w:val="24"/>
-              </w:rPr>
-              <w:t>期：</w:t>
-            </w:r>
-          </w:p>
-        </w:tc>
-        <w:tc>
-          <w:tcPr>
-            <w:tcW w:w="2040" w:type="dxa"/>
-            <w:vAlign w:val="center"/>
-          </w:tcPr>
-          <w:p>
-            <w:pPr>
-              <w:pStyle w:val="20"/>
-              <w:spacing w:line="363" w:lineRule="exact"/>
-              <w:jc w:val="both"/>
-              <w:rPr>
-                <w:rFonts w:ascii="Times New Roman" w:hAnsi="Times New Roman" w:cs="Times New Roman"/>
-                <w:sz w:val="24"/>
-                <w:szCs w:val="24"/>
-              </w:rPr>
-            </w:pPr>
-            <w:r>
-              <w:rPr>
-                <w:rFonts w:ascii="Times New Roman" w:hAnsi="Times New Roman" w:cs="Times New Roman"/>
-                <w:kern w:val="2"/>
-                <w:sz w:val="24"/>
-                <w:szCs w:val="24"/>
-                <w:lang w:eastAsia="zh-CN"/>
-              </w:rPr>
-              <w:t>{{ reportdate }}</w:t>
-            </w:r>
-          </w:p>
-        </w:tc>
-        <w:tc>
-          <w:tcPr>
-            <w:tcW w:w="1166" w:type="dxa"/>
-            <w:vAlign w:val="center"/>
-          </w:tcPr>
-          <w:p>
-            <w:pPr>
-              <w:pStyle w:val="20"/>
-              <w:spacing w:line="341" w:lineRule="exact"/>
-              <w:jc w:val="both"/>
-              <w:rPr>
-                <w:rFonts w:ascii="Times New Roman" w:hAnsi="Times New Roman" w:cs="Times New Roman"/>
-                <w:b/>
-                <w:sz w:val="24"/>
-                <w:szCs w:val="24"/>
-              </w:rPr>
-            </w:pPr>
-            <w:r>
-              <w:rPr>
-                <w:rFonts w:ascii="Times New Roman" w:hAnsi="Times New Roman" w:cs="Times New Roman"/>
-                <w:b/>
-                <w:sz w:val="24"/>
-                <w:szCs w:val="24"/>
-              </w:rPr>
-              <w:t>日</w:t>
-            </w:r>
-            <w:r>
-              <w:rPr>
-                <w:rFonts w:ascii="Times New Roman" w:hAnsi="Times New Roman" w:cs="Times New Roman"/>
-                <w:b/>
-                <w:sz w:val="24"/>
-                <w:szCs w:val="24"/>
-                <w:lang w:eastAsia="zh-CN"/>
-              </w:rPr>
-              <w:t xml:space="preserve">  </w:t>
-            </w:r>
-            <w:r>
-              <w:rPr>
-                <w:rFonts w:ascii="Times New Roman" w:hAnsi="Times New Roman" w:cs="Times New Roman"/>
-                <w:b/>
-                <w:sz w:val="24"/>
-                <w:szCs w:val="24"/>
-              </w:rPr>
-              <w:t>期：</w:t>
-            </w:r>
-          </w:p>
-        </w:tc>
-        <w:tc>
-          <w:tcPr>
-            <w:tcW w:w="2294" w:type="dxa"/>
-            <w:vAlign w:val="center"/>
-          </w:tcPr>
-          <w:p>
-            <w:pPr>
-              <w:pStyle w:val="20"/>
-              <w:spacing w:line="363" w:lineRule="exact"/>
-              <w:ind w:right="15"/>
-              <w:jc w:val="both"/>
-              <w:rPr>
-                <w:rFonts w:ascii="Times New Roman" w:hAnsi="Times New Roman" w:cs="Times New Roman"/>
-                <w:sz w:val="24"/>
-                <w:szCs w:val="24"/>
-              </w:rPr>
-            </w:pPr>
-            <w:r>
-              <w:rPr>
-                <w:rFonts w:ascii="Times New Roman" w:hAnsi="Times New Roman" w:cs="Times New Roman"/>
-                <w:kern w:val="2"/>
-                <w:sz w:val="24"/>
-                <w:szCs w:val="24"/>
-                <w:lang w:eastAsia="zh-CN"/>
-              </w:rPr>
-              <w:t>{{ reportdate }}</w:t>
-            </w:r>
-          </w:p>
-        </w:tc>
-      </w:tr>
-    </w:tbl>
     <w:p>
       <w:pPr>
         <w:rPr>
           <w:rFonts w:ascii="Times New Roman" w:hAnsi="Times New Roman" w:eastAsia="微软雅黑" w:cs="Times New Roman"/>
           <w:sz w:val="24"/>
           <w:szCs w:val="24"/>
-          <w:lang w:eastAsia="zh-CN"/>
-        </w:rPr>
-      </w:pPr>
-      <w:r>
-        <w:rPr>
-          <w:rFonts w:hint="eastAsia" w:ascii="Times New Roman" w:hAnsi="Times New Roman" w:eastAsia="微软雅黑" w:cs="Times New Roman"/>
-          <w:sz w:val="24"/>
-          <w:szCs w:val="24"/>
-          <w:lang w:eastAsia="zh-CN"/>
-        </w:rPr>
-        <w:t xml:space="preserve">{% endif %}{% if testedby == </w:t>
-      </w:r>
-      <w:r>
-        <w:rPr>
-          <w:rFonts w:ascii="Times New Roman" w:hAnsi="Times New Roman" w:eastAsia="微软雅黑" w:cs="Times New Roman"/>
-          <w:sz w:val="24"/>
-          <w:szCs w:val="24"/>
-          <w:lang w:eastAsia="zh-CN"/>
-        </w:rPr>
-        <w:t>“</w:t>
-      </w:r>
-      <w:r>
-        <w:rPr>
-          <w:rFonts w:hint="eastAsia" w:ascii="Times New Roman" w:hAnsi="Times New Roman" w:eastAsia="微软雅黑" w:cs="Times New Roman"/>
-          <w:sz w:val="24"/>
-          <w:szCs w:val="24"/>
-          <w:lang w:eastAsia="zh-CN"/>
-        </w:rPr>
-        <w:t>5</w:t>
-      </w:r>
-      <w:r>
-        <w:rPr>
-          <w:rFonts w:ascii="Times New Roman" w:hAnsi="Times New Roman" w:eastAsia="微软雅黑" w:cs="Times New Roman"/>
-          <w:sz w:val="24"/>
-          <w:szCs w:val="24"/>
-          <w:lang w:eastAsia="zh-CN"/>
-        </w:rPr>
-        <w:t>”</w:t>
-      </w:r>
-      <w:r>
-        <w:rPr>
-          <w:rFonts w:hint="eastAsia" w:ascii="Times New Roman" w:hAnsi="Times New Roman" w:eastAsia="微软雅黑" w:cs="Times New Roman"/>
-          <w:sz w:val="24"/>
-          <w:szCs w:val="24"/>
-          <w:lang w:eastAsia="zh-CN"/>
-        </w:rPr>
-        <w:t xml:space="preserve"> %}</w:t>
-      </w:r>
-    </w:p>
-    <w:p>
-      <w:pPr>
-        <w:rPr>
-          <w:lang w:eastAsia="zh-CN"/>
-        </w:rPr>
-      </w:pPr>
-    </w:p>
-    <w:p>
-      <w:pPr>
-        <w:rPr>
           <w:lang w:eastAsia="zh-CN"/>
         </w:rPr>
       </w:pPr>
@@ -6818,6 +6342,253 @@
         </w:tc>
       </w:tr>
       <w:tr>
+        <w:trPr>
+          <w:trHeight w:val="457" w:hRule="exact"/>
+          <w:jc w:val="right"/>
+        </w:trPr>
+        <w:tc>
+          <w:tcPr>
+            <w:tcW w:w="1272" w:type="dxa"/>
+            <w:vAlign w:val="center"/>
+          </w:tcPr>
+          <w:p>
+            <w:pPr>
+              <w:pStyle w:val="20"/>
+              <w:spacing w:line="341" w:lineRule="exact"/>
+              <w:ind w:left="13" w:right="165"/>
+              <w:jc w:val="both"/>
+              <w:rPr>
+                <w:rFonts w:ascii="Times New Roman" w:hAnsi="Times New Roman" w:cs="Times New Roman"/>
+                <w:b/>
+                <w:sz w:val="24"/>
+                <w:szCs w:val="24"/>
+              </w:rPr>
+            </w:pPr>
+            <w:r>
+              <w:rPr>
+                <w:rFonts w:ascii="Times New Roman" w:hAnsi="Times New Roman" w:cs="Times New Roman"/>
+                <w:b/>
+                <w:sz w:val="24"/>
+                <w:szCs w:val="24"/>
+              </w:rPr>
+              <w:t>日</w:t>
+            </w:r>
+            <w:r>
+              <w:rPr>
+                <w:rFonts w:ascii="Times New Roman" w:hAnsi="Times New Roman" w:cs="Times New Roman"/>
+                <w:b/>
+                <w:sz w:val="24"/>
+                <w:szCs w:val="24"/>
+                <w:lang w:eastAsia="zh-CN"/>
+              </w:rPr>
+              <w:t xml:space="preserve">  </w:t>
+            </w:r>
+            <w:r>
+              <w:rPr>
+                <w:rFonts w:ascii="Times New Roman" w:hAnsi="Times New Roman" w:cs="Times New Roman"/>
+                <w:b/>
+                <w:sz w:val="24"/>
+                <w:szCs w:val="24"/>
+              </w:rPr>
+              <w:t>期：</w:t>
+            </w:r>
+          </w:p>
+        </w:tc>
+        <w:tc>
+          <w:tcPr>
+            <w:tcW w:w="2040" w:type="dxa"/>
+            <w:vAlign w:val="center"/>
+          </w:tcPr>
+          <w:p>
+            <w:pPr>
+              <w:pStyle w:val="20"/>
+              <w:spacing w:line="363" w:lineRule="exact"/>
+              <w:jc w:val="both"/>
+              <w:rPr>
+                <w:rFonts w:ascii="Times New Roman" w:hAnsi="Times New Roman" w:cs="Times New Roman"/>
+                <w:sz w:val="24"/>
+                <w:szCs w:val="24"/>
+              </w:rPr>
+            </w:pPr>
+            <w:r>
+              <w:rPr>
+                <w:rFonts w:ascii="Times New Roman" w:hAnsi="Times New Roman" w:cs="Times New Roman"/>
+                <w:kern w:val="2"/>
+                <w:sz w:val="24"/>
+                <w:szCs w:val="24"/>
+                <w:lang w:eastAsia="zh-CN"/>
+              </w:rPr>
+              <w:t>{{ reportdate }}</w:t>
+            </w:r>
+          </w:p>
+        </w:tc>
+        <w:tc>
+          <w:tcPr>
+            <w:tcW w:w="1166" w:type="dxa"/>
+            <w:vAlign w:val="center"/>
+          </w:tcPr>
+          <w:p>
+            <w:pPr>
+              <w:pStyle w:val="20"/>
+              <w:spacing w:line="341" w:lineRule="exact"/>
+              <w:jc w:val="both"/>
+              <w:rPr>
+                <w:rFonts w:ascii="Times New Roman" w:hAnsi="Times New Roman" w:cs="Times New Roman"/>
+                <w:b/>
+                <w:sz w:val="24"/>
+                <w:szCs w:val="24"/>
+              </w:rPr>
+            </w:pPr>
+            <w:r>
+              <w:rPr>
+                <w:rFonts w:ascii="Times New Roman" w:hAnsi="Times New Roman" w:cs="Times New Roman"/>
+                <w:b/>
+                <w:sz w:val="24"/>
+                <w:szCs w:val="24"/>
+              </w:rPr>
+              <w:t>日</w:t>
+            </w:r>
+            <w:r>
+              <w:rPr>
+                <w:rFonts w:ascii="Times New Roman" w:hAnsi="Times New Roman" w:cs="Times New Roman"/>
+                <w:b/>
+                <w:sz w:val="24"/>
+                <w:szCs w:val="24"/>
+                <w:lang w:eastAsia="zh-CN"/>
+              </w:rPr>
+              <w:t xml:space="preserve">  </w:t>
+            </w:r>
+            <w:r>
+              <w:rPr>
+                <w:rFonts w:ascii="Times New Roman" w:hAnsi="Times New Roman" w:cs="Times New Roman"/>
+                <w:b/>
+                <w:sz w:val="24"/>
+                <w:szCs w:val="24"/>
+              </w:rPr>
+              <w:t>期：</w:t>
+            </w:r>
+          </w:p>
+        </w:tc>
+        <w:tc>
+          <w:tcPr>
+            <w:tcW w:w="2294" w:type="dxa"/>
+            <w:vAlign w:val="center"/>
+          </w:tcPr>
+          <w:p>
+            <w:pPr>
+              <w:pStyle w:val="20"/>
+              <w:spacing w:line="363" w:lineRule="exact"/>
+              <w:ind w:right="15"/>
+              <w:jc w:val="both"/>
+              <w:rPr>
+                <w:rFonts w:ascii="Times New Roman" w:hAnsi="Times New Roman" w:cs="Times New Roman"/>
+                <w:sz w:val="24"/>
+                <w:szCs w:val="24"/>
+              </w:rPr>
+            </w:pPr>
+            <w:r>
+              <w:rPr>
+                <w:rFonts w:ascii="Times New Roman" w:hAnsi="Times New Roman" w:cs="Times New Roman"/>
+                <w:kern w:val="2"/>
+                <w:sz w:val="24"/>
+                <w:szCs w:val="24"/>
+                <w:lang w:eastAsia="zh-CN"/>
+              </w:rPr>
+              <w:t>{{ reportdate }}</w:t>
+            </w:r>
+          </w:p>
+        </w:tc>
+      </w:tr>
+    </w:tbl>
+    <w:p>
+      <w:pPr>
+        <w:rPr>
+          <w:rFonts w:ascii="Times New Roman" w:hAnsi="Times New Roman" w:eastAsia="微软雅黑" w:cs="Times New Roman"/>
+          <w:sz w:val="24"/>
+          <w:szCs w:val="24"/>
+          <w:lang w:eastAsia="zh-CN"/>
+        </w:rPr>
+      </w:pPr>
+      <w:r>
+        <w:rPr>
+          <w:rFonts w:hint="eastAsia" w:ascii="Times New Roman" w:hAnsi="Times New Roman" w:eastAsia="微软雅黑" w:cs="Times New Roman"/>
+          <w:sz w:val="24"/>
+          <w:szCs w:val="24"/>
+          <w:lang w:eastAsia="zh-CN"/>
+        </w:rPr>
+        <w:t xml:space="preserve">{% endif %}{% if testedby == </w:t>
+      </w:r>
+      <w:r>
+        <w:rPr>
+          <w:rFonts w:ascii="Times New Roman" w:hAnsi="Times New Roman" w:eastAsia="微软雅黑" w:cs="Times New Roman"/>
+          <w:sz w:val="24"/>
+          <w:szCs w:val="24"/>
+          <w:lang w:eastAsia="zh-CN"/>
+        </w:rPr>
+        <w:t>“</w:t>
+      </w:r>
+      <w:r>
+        <w:rPr>
+          <w:rFonts w:hint="eastAsia" w:ascii="Times New Roman" w:hAnsi="Times New Roman" w:eastAsia="微软雅黑" w:cs="Times New Roman"/>
+          <w:sz w:val="24"/>
+          <w:szCs w:val="24"/>
+          <w:lang w:eastAsia="zh-CN"/>
+        </w:rPr>
+        <w:t>5</w:t>
+      </w:r>
+      <w:r>
+        <w:rPr>
+          <w:rFonts w:ascii="Times New Roman" w:hAnsi="Times New Roman" w:eastAsia="微软雅黑" w:cs="Times New Roman"/>
+          <w:sz w:val="24"/>
+          <w:szCs w:val="24"/>
+          <w:lang w:eastAsia="zh-CN"/>
+        </w:rPr>
+        <w:t>”</w:t>
+      </w:r>
+      <w:r>
+        <w:rPr>
+          <w:rFonts w:hint="eastAsia" w:ascii="Times New Roman" w:hAnsi="Times New Roman" w:eastAsia="微软雅黑" w:cs="Times New Roman"/>
+          <w:sz w:val="24"/>
+          <w:szCs w:val="24"/>
+          <w:lang w:eastAsia="zh-CN"/>
+        </w:rPr>
+        <w:t xml:space="preserve"> %}</w:t>
+      </w:r>
+    </w:p>
+    <w:p>
+      <w:pPr>
+        <w:rPr>
+          <w:lang w:eastAsia="zh-CN"/>
+        </w:rPr>
+      </w:pPr>
+    </w:p>
+    <w:p>
+      <w:pPr>
+        <w:rPr>
+          <w:lang w:eastAsia="zh-CN"/>
+        </w:rPr>
+      </w:pPr>
+    </w:p>
+    <w:tbl>
+      <w:tblPr>
+        <w:tblStyle w:val="32"/>
+        <w:tblW w:w="6772" w:type="dxa"/>
+        <w:jc w:val="right"/>
+        <w:tblLayout w:type="fixed"/>
+        <w:tblCellMar>
+          <w:top w:w="0" w:type="dxa"/>
+          <w:left w:w="0" w:type="dxa"/>
+          <w:bottom w:w="0" w:type="dxa"/>
+          <w:right w:w="0" w:type="dxa"/>
+        </w:tblCellMar>
+      </w:tblPr>
+      <w:tblGrid>
+        <w:gridCol w:w="1272"/>
+        <w:gridCol w:w="2040"/>
+        <w:gridCol w:w="1166"/>
+        <w:gridCol w:w="2294"/>
+      </w:tblGrid>
+      <w:tr>
         <w:tblPrEx>
           <w:tblCellMar>
             <w:top w:w="0" w:type="dxa"/>
@@ -6826,6 +6597,118 @@
             <w:right w:w="0" w:type="dxa"/>
           </w:tblCellMar>
         </w:tblPrEx>
+        <w:trPr>
+          <w:trHeight w:val="441" w:hRule="exact"/>
+          <w:jc w:val="right"/>
+        </w:trPr>
+        <w:tc>
+          <w:tcPr>
+            <w:tcW w:w="1272" w:type="dxa"/>
+            <w:vAlign w:val="center"/>
+          </w:tcPr>
+          <w:p>
+            <w:pPr>
+              <w:pStyle w:val="20"/>
+              <w:spacing w:before="13"/>
+              <w:ind w:left="13" w:right="95"/>
+              <w:jc w:val="both"/>
+              <w:rPr>
+                <w:rFonts w:ascii="Times New Roman" w:hAnsi="Times New Roman" w:cs="Times New Roman"/>
+                <w:b/>
+                <w:sz w:val="24"/>
+                <w:szCs w:val="24"/>
+              </w:rPr>
+            </w:pPr>
+            <w:r>
+              <w:rPr>
+                <w:rFonts w:ascii="Times New Roman" w:hAnsi="Times New Roman" w:cs="Times New Roman"/>
+                <w:b/>
+                <w:sz w:val="24"/>
+                <w:szCs w:val="24"/>
+              </w:rPr>
+              <w:t>检测人：</w:t>
+            </w:r>
+          </w:p>
+        </w:tc>
+        <w:tc>
+          <w:tcPr>
+            <w:tcW w:w="2040" w:type="dxa"/>
+            <w:vAlign w:val="center"/>
+          </w:tcPr>
+          <w:p>
+            <w:pPr>
+              <w:pStyle w:val="20"/>
+              <w:spacing w:before="13"/>
+              <w:jc w:val="both"/>
+              <w:rPr>
+                <w:rFonts w:ascii="Times New Roman" w:hAnsi="Times New Roman" w:cs="Times New Roman"/>
+                <w:b/>
+                <w:sz w:val="24"/>
+                <w:szCs w:val="24"/>
+              </w:rPr>
+            </w:pPr>
+          </w:p>
+        </w:tc>
+        <w:tc>
+          <w:tcPr>
+            <w:tcW w:w="1166" w:type="dxa"/>
+            <w:vAlign w:val="center"/>
+          </w:tcPr>
+          <w:p>
+            <w:pPr>
+              <w:pStyle w:val="20"/>
+              <w:spacing w:before="13"/>
+              <w:jc w:val="both"/>
+              <w:rPr>
+                <w:rFonts w:ascii="Times New Roman" w:hAnsi="Times New Roman" w:cs="Times New Roman"/>
+                <w:b/>
+                <w:sz w:val="24"/>
+                <w:szCs w:val="24"/>
+              </w:rPr>
+            </w:pPr>
+            <w:r>
+              <w:rPr>
+                <w:rFonts w:ascii="Times New Roman" w:hAnsi="Times New Roman" w:cs="Times New Roman"/>
+                <w:b/>
+                <w:sz w:val="24"/>
+                <w:szCs w:val="24"/>
+              </w:rPr>
+              <w:t>复核人</w:t>
+            </w:r>
+            <w:r>
+              <w:rPr>
+                <w:rFonts w:ascii="Times New Roman" w:hAnsi="Times New Roman" w:cs="Times New Roman"/>
+                <w:b/>
+                <w:sz w:val="24"/>
+                <w:szCs w:val="24"/>
+                <w:lang w:eastAsia="zh-CN"/>
+              </w:rPr>
+              <w:t>：</w:t>
+            </w:r>
+          </w:p>
+        </w:tc>
+        <w:tc>
+          <w:tcPr>
+            <w:tcW w:w="2294" w:type="dxa"/>
+            <w:vAlign w:val="center"/>
+          </w:tcPr>
+          <w:p>
+            <w:pPr>
+              <w:pStyle w:val="20"/>
+              <w:spacing w:before="13"/>
+              <w:ind w:right="15"/>
+              <w:jc w:val="both"/>
+              <w:rPr>
+                <w:rFonts w:ascii="Times New Roman" w:hAnsi="Times New Roman" w:cs="Times New Roman"/>
+                <w:b/>
+                <w:sz w:val="24"/>
+                <w:szCs w:val="24"/>
+              </w:rPr>
+            </w:pPr>
+          </w:p>
+        </w:tc>
+      </w:tr>
+      <w:tr>
         <w:trPr>
           <w:trHeight w:val="457" w:hRule="exact"/>
           <w:jc w:val="right"/>
@@ -8938,11 +8821,11 @@
         </w:rPr>
       </w:pPr>
       <w:bookmarkStart w:id="25" w:name="_Toc22132"/>
-      <w:bookmarkStart w:id="26" w:name="_Toc2781"/>
-      <w:bookmarkStart w:id="27" w:name="_Toc19898_WPSOffice_Level1"/>
-      <w:bookmarkStart w:id="28" w:name="_Toc20136_WPSOffice_Level1"/>
-      <w:bookmarkStart w:id="29" w:name="_Toc16165"/>
-      <w:bookmarkStart w:id="30" w:name="_Toc24235"/>
+      <w:bookmarkStart w:id="26" w:name="_Toc19898_WPSOffice_Level1"/>
+      <w:bookmarkStart w:id="27" w:name="_Toc16165"/>
+      <w:bookmarkStart w:id="28" w:name="_Toc24235"/>
+      <w:bookmarkStart w:id="29" w:name="_Toc2781"/>
+      <w:bookmarkStart w:id="30" w:name="_Toc20136_WPSOffice_Level1"/>
       <w:r>
         <w:rPr>
           <w:rFonts w:hint="eastAsia"/>
@@ -9128,6 +9011,12 @@
             <w:insideH w:val="single" w:color="A4A4A4" w:sz="4" w:space="0"/>
             <w:insideV w:val="single" w:color="A4A4A4" w:sz="4" w:space="0"/>
           </w:tblBorders>
+          <w:tblCellMar>
+            <w:top w:w="0" w:type="dxa"/>
+            <w:left w:w="0" w:type="dxa"/>
+            <w:bottom w:w="0" w:type="dxa"/>
+            <w:right w:w="0" w:type="dxa"/>
+          </w:tblCellMar>
         </w:tblPrEx>
         <w:trPr>
           <w:trHeight w:val="510" w:hRule="atLeast"/>
@@ -13558,10 +13447,10 @@
         <w:br w:type="page"/>
       </w:r>
       <w:bookmarkStart w:id="37" w:name="_Toc149832733"/>
-      <w:bookmarkStart w:id="38" w:name="_Toc26893"/>
-      <w:bookmarkStart w:id="39" w:name="_Toc22117"/>
-      <w:bookmarkStart w:id="40" w:name="_Toc27421"/>
-      <w:bookmarkStart w:id="41" w:name="_Toc149826009"/>
+      <w:bookmarkStart w:id="38" w:name="_Toc149826009"/>
+      <w:bookmarkStart w:id="39" w:name="_Toc26893"/>
+      <w:bookmarkStart w:id="40" w:name="_Toc22117"/>
+      <w:bookmarkStart w:id="41" w:name="_Toc27421"/>
       <w:r>
         <w:rPr>
           <w:rFonts w:hint="default" w:ascii="Times New Roman" w:hAnsi="Times New Roman" w:eastAsia="微软雅黑" w:cs="Times New Roman"/>
@@ -14775,10 +14664,10 @@
         </w:rPr>
       </w:pPr>
       <w:bookmarkStart w:id="44" w:name="_Toc29619"/>
-      <w:bookmarkStart w:id="45" w:name="_Toc10223"/>
-      <w:bookmarkStart w:id="46" w:name="_Toc20034"/>
-      <w:bookmarkStart w:id="47" w:name="_Toc251"/>
-      <w:bookmarkStart w:id="48" w:name="_Toc106719764"/>
+      <w:bookmarkStart w:id="45" w:name="_Toc20034"/>
+      <w:bookmarkStart w:id="46" w:name="_Toc10223"/>
+      <w:bookmarkStart w:id="47" w:name="_Toc106719764"/>
+      <w:bookmarkStart w:id="48" w:name="_Toc251"/>
       <w:r>
         <w:rPr>
           <w:rFonts w:hint="eastAsia"/>
@@ -17783,6 +17672,12 @@
             <w:insideH w:val="single" w:color="0070C0" w:sz="4" w:space="0"/>
             <w:insideV w:val="single" w:color="0070C0" w:sz="4" w:space="0"/>
           </w:tblBorders>
+          <w:tblCellMar>
+            <w:top w:w="0" w:type="dxa"/>
+            <w:left w:w="0" w:type="dxa"/>
+            <w:bottom w:w="0" w:type="dxa"/>
+            <w:right w:w="0" w:type="dxa"/>
+          </w:tblCellMar>
         </w:tblPrEx>
         <w:trPr>
           <w:trHeight w:val="462" w:hRule="atLeast"/>
@@ -18635,8 +18530,8 @@
           <w:lang w:eastAsia="zh-CN"/>
         </w:rPr>
       </w:pPr>
-      <w:bookmarkStart w:id="51" w:name="_Toc148276643"/>
-      <w:bookmarkStart w:id="52" w:name="_Toc20056"/>
+      <w:bookmarkStart w:id="51" w:name="_Toc20056"/>
+      <w:bookmarkStart w:id="52" w:name="_Toc148276643"/>
       <w:r>
         <w:rPr>
           <w:rFonts w:hint="eastAsia"/>
@@ -27064,8 +26959,8 @@
           <w:lang w:eastAsia="zh-CN"/>
         </w:rPr>
       </w:pPr>
-      <w:bookmarkStart w:id="53" w:name="_Toc31324"/>
-      <w:bookmarkStart w:id="54" w:name="_Toc17624"/>
+      <w:bookmarkStart w:id="53" w:name="_Toc17624"/>
+      <w:bookmarkStart w:id="54" w:name="_Toc31324"/>
       <w:r>
         <w:rPr>
           <w:rFonts w:hint="eastAsia"/>
@@ -28035,12 +27930,12 @@
         </w:rPr>
       </w:pPr>
       <w:bookmarkStart w:id="55" w:name="_Toc19184"/>
-      <w:bookmarkStart w:id="56" w:name="_Toc1707_WPSOffice_Level1"/>
-      <w:bookmarkStart w:id="57" w:name="_Toc13698"/>
-      <w:bookmarkStart w:id="58" w:name="_Toc21764_WPSOffice_Level1"/>
-      <w:bookmarkStart w:id="59" w:name="_Toc28240"/>
-      <w:bookmarkStart w:id="60" w:name="_Toc27302"/>
-      <w:bookmarkStart w:id="61" w:name="_Toc13196_WPSOffice_Level1"/>
+      <w:bookmarkStart w:id="56" w:name="_Toc13698"/>
+      <w:bookmarkStart w:id="57" w:name="_Toc28240"/>
+      <w:bookmarkStart w:id="58" w:name="_Toc27302"/>
+      <w:bookmarkStart w:id="59" w:name="_Toc21764_WPSOffice_Level1"/>
+      <w:bookmarkStart w:id="60" w:name="_Toc13196_WPSOffice_Level1"/>
+      <w:bookmarkStart w:id="61" w:name="_Toc1707_WPSOffice_Level1"/>
       <w:r>
         <w:rPr>
           <w:rFonts w:hint="eastAsia"/>
@@ -30097,11 +29992,11 @@
           <w:lang w:eastAsia="zh-CN"/>
         </w:rPr>
       </w:pPr>
-      <w:bookmarkStart w:id="63" w:name="_Toc15840_WPSOffice_Level1"/>
+      <w:bookmarkStart w:id="63" w:name="_Toc20457"/>
       <w:bookmarkStart w:id="64" w:name="_Toc24085_WPSOffice_Level1"/>
-      <w:bookmarkStart w:id="65" w:name="_Toc3674"/>
-      <w:bookmarkStart w:id="66" w:name="_Toc20457"/>
-      <w:bookmarkStart w:id="67" w:name="_Toc14255_WPSOffice_Level1"/>
+      <w:bookmarkStart w:id="65" w:name="_Toc14255_WPSOffice_Level1"/>
+      <w:bookmarkStart w:id="66" w:name="_Toc3674"/>
+      <w:bookmarkStart w:id="67" w:name="_Toc15840_WPSOffice_Level1"/>
       <w:r>
         <w:rPr>
           <w:rFonts w:hint="eastAsia"/>
@@ -32488,12 +32383,12 @@
         <w:br w:type="page"/>
       </w:r>
       <w:bookmarkEnd w:id="13"/>
-      <w:bookmarkStart w:id="68" w:name="_Toc16368_WPSOffice_Level1"/>
-      <w:bookmarkStart w:id="69" w:name="_Toc22484_WPSOffice_Level1"/>
-      <w:bookmarkStart w:id="70" w:name="_Toc7549"/>
-      <w:bookmarkStart w:id="71" w:name="_Toc19099"/>
-      <w:bookmarkStart w:id="72" w:name="_Toc28910_WPSOffice_Level1"/>
-      <w:bookmarkStart w:id="73" w:name="_Toc11722"/>
+      <w:bookmarkStart w:id="68" w:name="_Toc11722"/>
+      <w:bookmarkStart w:id="69" w:name="_Toc28910_WPSOffice_Level1"/>
+      <w:bookmarkStart w:id="70" w:name="_Toc16368_WPSOffice_Level1"/>
+      <w:bookmarkStart w:id="71" w:name="_Toc22484_WPSOffice_Level1"/>
+      <w:bookmarkStart w:id="72" w:name="_Toc7549"/>
+      <w:bookmarkStart w:id="73" w:name="_Toc19099"/>
     </w:p>
     <w:p>
       <w:pPr>
@@ -32539,8 +32434,8 @@
           <w:lang w:eastAsia="zh-CN"/>
         </w:rPr>
       </w:pPr>
-      <w:bookmarkStart w:id="75" w:name="_Toc20170_WPSOffice_Level1"/>
-      <w:bookmarkStart w:id="76" w:name="_Toc26985_WPSOffice_Level1"/>
+      <w:bookmarkStart w:id="75" w:name="_Toc26985_WPSOffice_Level1"/>
+      <w:bookmarkStart w:id="76" w:name="_Toc20170_WPSOffice_Level1"/>
       <w:bookmarkStart w:id="77" w:name="_Toc28454_WPSOffice_Level1"/>
       <w:bookmarkStart w:id="78" w:name="_Toc5476"/>
       <w:r>
@@ -33098,13 +32993,13 @@
                 <w:szCs w:val="18"/>
               </w:rPr>
             </w:pPr>
-            <w:bookmarkStart w:id="79" w:name="_Toc18696_WPSOffice_Level2"/>
-            <w:bookmarkStart w:id="80" w:name="_Toc5261_WPSOffice_Level2"/>
-            <w:bookmarkStart w:id="81" w:name="_Toc5660_WPSOffice_Level2"/>
-            <w:bookmarkStart w:id="82" w:name="_Toc3819_WPSOffice_Level2"/>
-            <w:bookmarkStart w:id="83" w:name="_Toc23221_WPSOffice_Level2"/>
-            <w:bookmarkStart w:id="84" w:name="_Toc17905_WPSOffice_Level2"/>
-            <w:bookmarkStart w:id="85" w:name="_Toc31020_WPSOffice_Level2"/>
+            <w:bookmarkStart w:id="79" w:name="_Toc17905_WPSOffice_Level2"/>
+            <w:bookmarkStart w:id="80" w:name="_Toc31020_WPSOffice_Level2"/>
+            <w:bookmarkStart w:id="81" w:name="_Toc5261_WPSOffice_Level2"/>
+            <w:bookmarkStart w:id="82" w:name="_Toc5660_WPSOffice_Level2"/>
+            <w:bookmarkStart w:id="83" w:name="_Toc3819_WPSOffice_Level2"/>
+            <w:bookmarkStart w:id="84" w:name="_Toc18696_WPSOffice_Level2"/>
+            <w:bookmarkStart w:id="85" w:name="_Toc23221_WPSOffice_Level2"/>
             <w:r>
               <w:rPr>
                 <w:rFonts w:hint="eastAsia" w:ascii="Times New Roman" w:hAnsi="Times New Roman" w:eastAsia="微软雅黑" w:cs="Times New Roman"/>
@@ -33569,13 +33464,13 @@
                 <w:szCs w:val="18"/>
               </w:rPr>
             </w:pPr>
-            <w:bookmarkStart w:id="86" w:name="_Toc2588_WPSOffice_Level2"/>
-            <w:bookmarkStart w:id="87" w:name="_Toc23388_WPSOffice_Level2"/>
-            <w:bookmarkStart w:id="88" w:name="_Toc20683_WPSOffice_Level2"/>
-            <w:bookmarkStart w:id="89" w:name="_Toc11554_WPSOffice_Level2"/>
-            <w:bookmarkStart w:id="90" w:name="_Toc24626_WPSOffice_Level2"/>
+            <w:bookmarkStart w:id="86" w:name="_Toc20683_WPSOffice_Level2"/>
+            <w:bookmarkStart w:id="87" w:name="_Toc11554_WPSOffice_Level2"/>
+            <w:bookmarkStart w:id="88" w:name="_Toc24626_WPSOffice_Level2"/>
+            <w:bookmarkStart w:id="89" w:name="_Toc28235_WPSOffice_Level2"/>
+            <w:bookmarkStart w:id="90" w:name="_Toc23388_WPSOffice_Level2"/>
             <w:bookmarkStart w:id="91" w:name="_Toc15300_WPSOffice_Level2"/>
-            <w:bookmarkStart w:id="92" w:name="_Toc28235_WPSOffice_Level2"/>
+            <w:bookmarkStart w:id="92" w:name="_Toc2588_WPSOffice_Level2"/>
             <w:r>
               <w:rPr>
                 <w:rFonts w:hint="eastAsia" w:ascii="Times New Roman" w:hAnsi="Times New Roman" w:eastAsia="微软雅黑" w:cs="Times New Roman"/>
@@ -34040,13 +33935,13 @@
                 <w:szCs w:val="18"/>
               </w:rPr>
             </w:pPr>
-            <w:bookmarkStart w:id="93" w:name="_Toc12493_WPSOffice_Level2"/>
-            <w:bookmarkStart w:id="94" w:name="_Toc18182_WPSOffice_Level2"/>
-            <w:bookmarkStart w:id="95" w:name="_Toc16027_WPSOffice_Level2"/>
-            <w:bookmarkStart w:id="96" w:name="_Toc19892_WPSOffice_Level2"/>
-            <w:bookmarkStart w:id="97" w:name="_Toc31650_WPSOffice_Level2"/>
-            <w:bookmarkStart w:id="98" w:name="_Toc30071_WPSOffice_Level2"/>
-            <w:bookmarkStart w:id="99" w:name="_Toc22590_WPSOffice_Level2"/>
+            <w:bookmarkStart w:id="93" w:name="_Toc18182_WPSOffice_Level2"/>
+            <w:bookmarkStart w:id="94" w:name="_Toc12493_WPSOffice_Level2"/>
+            <w:bookmarkStart w:id="95" w:name="_Toc22590_WPSOffice_Level2"/>
+            <w:bookmarkStart w:id="96" w:name="_Toc16027_WPSOffice_Level2"/>
+            <w:bookmarkStart w:id="97" w:name="_Toc30071_WPSOffice_Level2"/>
+            <w:bookmarkStart w:id="98" w:name="_Toc31650_WPSOffice_Level2"/>
+            <w:bookmarkStart w:id="99" w:name="_Toc19892_WPSOffice_Level2"/>
             <w:r>
               <w:rPr>
                 <w:rFonts w:hint="eastAsia" w:ascii="Times New Roman" w:hAnsi="Times New Roman" w:eastAsia="微软雅黑" w:cs="Times New Roman"/>
@@ -34511,12 +34406,12 @@
                 <w:szCs w:val="18"/>
               </w:rPr>
             </w:pPr>
-            <w:bookmarkStart w:id="100" w:name="_Toc20571_WPSOffice_Level2"/>
-            <w:bookmarkStart w:id="101" w:name="_Toc31447_WPSOffice_Level2"/>
+            <w:bookmarkStart w:id="100" w:name="_Toc28534_WPSOffice_Level2"/>
+            <w:bookmarkStart w:id="101" w:name="_Toc11689_WPSOffice_Level2"/>
             <w:bookmarkStart w:id="102" w:name="_Toc19289_WPSOffice_Level2"/>
-            <w:bookmarkStart w:id="103" w:name="_Toc28312_WPSOffice_Level2"/>
-            <w:bookmarkStart w:id="104" w:name="_Toc11689_WPSOffice_Level2"/>
-            <w:bookmarkStart w:id="105" w:name="_Toc28534_WPSOffice_Level2"/>
+            <w:bookmarkStart w:id="103" w:name="_Toc20571_WPSOffice_Level2"/>
+            <w:bookmarkStart w:id="104" w:name="_Toc28312_WPSOffice_Level2"/>
+            <w:bookmarkStart w:id="105" w:name="_Toc31447_WPSOffice_Level2"/>
             <w:bookmarkStart w:id="106" w:name="_Toc8398_WPSOffice_Level2"/>
             <w:r>
               <w:rPr>
@@ -34983,13 +34878,13 @@
                 <w:szCs w:val="18"/>
               </w:rPr>
             </w:pPr>
-            <w:bookmarkStart w:id="107" w:name="_Toc13225_WPSOffice_Level2"/>
-            <w:bookmarkStart w:id="108" w:name="_Toc5164_WPSOffice_Level2"/>
+            <w:bookmarkStart w:id="107" w:name="_Toc5423_WPSOffice_Level2"/>
+            <w:bookmarkStart w:id="108" w:name="_Toc6645_WPSOffice_Level2"/>
             <w:bookmarkStart w:id="109" w:name="_Toc6170_WPSOffice_Level2"/>
-            <w:bookmarkStart w:id="110" w:name="_Toc6645_WPSOffice_Level2"/>
-            <w:bookmarkStart w:id="111" w:name="_Toc6863_WPSOffice_Level2"/>
-            <w:bookmarkStart w:id="112" w:name="_Toc5423_WPSOffice_Level2"/>
-            <w:bookmarkStart w:id="113" w:name="_Toc2683_WPSOffice_Level2"/>
+            <w:bookmarkStart w:id="110" w:name="_Toc13225_WPSOffice_Level2"/>
+            <w:bookmarkStart w:id="111" w:name="_Toc5164_WPSOffice_Level2"/>
+            <w:bookmarkStart w:id="112" w:name="_Toc2683_WPSOffice_Level2"/>
+            <w:bookmarkStart w:id="113" w:name="_Toc6863_WPSOffice_Level2"/>
             <w:r>
               <w:rPr>
                 <w:rFonts w:hint="eastAsia" w:ascii="Times New Roman" w:hAnsi="Times New Roman" w:eastAsia="微软雅黑" w:cs="Times New Roman"/>
@@ -35454,13 +35349,13 @@
                 <w:szCs w:val="18"/>
               </w:rPr>
             </w:pPr>
-            <w:bookmarkStart w:id="114" w:name="_Toc6323_WPSOffice_Level2"/>
-            <w:bookmarkStart w:id="115" w:name="_Toc12046_WPSOffice_Level2"/>
+            <w:bookmarkStart w:id="114" w:name="_Toc3387_WPSOffice_Level2"/>
+            <w:bookmarkStart w:id="115" w:name="_Toc6323_WPSOffice_Level2"/>
             <w:bookmarkStart w:id="116" w:name="_Toc29762_WPSOffice_Level2"/>
-            <w:bookmarkStart w:id="117" w:name="_Toc24628_WPSOffice_Level2"/>
-            <w:bookmarkStart w:id="118" w:name="_Toc5860_WPSOffice_Level2"/>
-            <w:bookmarkStart w:id="119" w:name="_Toc13817_WPSOffice_Level2"/>
-            <w:bookmarkStart w:id="120" w:name="_Toc3387_WPSOffice_Level2"/>
+            <w:bookmarkStart w:id="117" w:name="_Toc13817_WPSOffice_Level2"/>
+            <w:bookmarkStart w:id="118" w:name="_Toc12046_WPSOffice_Level2"/>
+            <w:bookmarkStart w:id="119" w:name="_Toc5860_WPSOffice_Level2"/>
+            <w:bookmarkStart w:id="120" w:name="_Toc24628_WPSOffice_Level2"/>
             <w:r>
               <w:rPr>
                 <w:rFonts w:hint="eastAsia" w:ascii="Times New Roman" w:hAnsi="Times New Roman" w:eastAsia="微软雅黑" w:cs="Times New Roman"/>
@@ -35926,12 +35821,12 @@
               </w:rPr>
             </w:pPr>
             <w:bookmarkStart w:id="121" w:name="_Toc11082_WPSOffice_Level2"/>
-            <w:bookmarkStart w:id="122" w:name="_Toc15619_WPSOffice_Level2"/>
-            <w:bookmarkStart w:id="123" w:name="_Toc13244_WPSOffice_Level2"/>
-            <w:bookmarkStart w:id="124" w:name="_Toc22500_WPSOffice_Level2"/>
-            <w:bookmarkStart w:id="125" w:name="_Toc6004_WPSOffice_Level2"/>
+            <w:bookmarkStart w:id="122" w:name="_Toc13244_WPSOffice_Level2"/>
+            <w:bookmarkStart w:id="123" w:name="_Toc708_WPSOffice_Level2"/>
+            <w:bookmarkStart w:id="124" w:name="_Toc15619_WPSOffice_Level2"/>
+            <w:bookmarkStart w:id="125" w:name="_Toc22500_WPSOffice_Level2"/>
             <w:bookmarkStart w:id="126" w:name="_Toc31905_WPSOffice_Level2"/>
-            <w:bookmarkStart w:id="127" w:name="_Toc708_WPSOffice_Level2"/>
+            <w:bookmarkStart w:id="127" w:name="_Toc6004_WPSOffice_Level2"/>
             <w:r>
               <w:rPr>
                 <w:rFonts w:hint="eastAsia" w:ascii="Times New Roman" w:hAnsi="Times New Roman" w:eastAsia="微软雅黑" w:cs="Times New Roman"/>
@@ -36396,13 +36291,13 @@
                 <w:szCs w:val="18"/>
               </w:rPr>
             </w:pPr>
-            <w:bookmarkStart w:id="128" w:name="_Toc7586_WPSOffice_Level2"/>
-            <w:bookmarkStart w:id="129" w:name="_Toc13664_WPSOffice_Level2"/>
-            <w:bookmarkStart w:id="130" w:name="_Toc23537_WPSOffice_Level2"/>
-            <w:bookmarkStart w:id="131" w:name="_Toc23443_WPSOffice_Level2"/>
-            <w:bookmarkStart w:id="132" w:name="_Toc15479_WPSOffice_Level2"/>
-            <w:bookmarkStart w:id="133" w:name="_Toc4042_WPSOffice_Level2"/>
-            <w:bookmarkStart w:id="134" w:name="_Toc21560_WPSOffice_Level2"/>
+            <w:bookmarkStart w:id="128" w:name="_Toc4042_WPSOffice_Level2"/>
+            <w:bookmarkStart w:id="129" w:name="_Toc23537_WPSOffice_Level2"/>
+            <w:bookmarkStart w:id="130" w:name="_Toc7586_WPSOffice_Level2"/>
+            <w:bookmarkStart w:id="131" w:name="_Toc15479_WPSOffice_Level2"/>
+            <w:bookmarkStart w:id="132" w:name="_Toc21560_WPSOffice_Level2"/>
+            <w:bookmarkStart w:id="133" w:name="_Toc13664_WPSOffice_Level2"/>
+            <w:bookmarkStart w:id="134" w:name="_Toc23443_WPSOffice_Level2"/>
             <w:r>
               <w:rPr>
                 <w:rFonts w:hint="eastAsia" w:ascii="Times New Roman" w:hAnsi="Times New Roman" w:eastAsia="微软雅黑" w:cs="Times New Roman"/>
@@ -36869,10 +36764,10 @@
             </w:pPr>
             <w:bookmarkStart w:id="135" w:name="_Toc22039_WPSOffice_Level2"/>
             <w:bookmarkStart w:id="136" w:name="_Toc10575_WPSOffice_Level2"/>
-            <w:bookmarkStart w:id="137" w:name="_Toc5629_WPSOffice_Level2"/>
-            <w:bookmarkStart w:id="138" w:name="_Toc28498_WPSOffice_Level2"/>
-            <w:bookmarkStart w:id="139" w:name="_Toc29193_WPSOffice_Level2"/>
-            <w:bookmarkStart w:id="140" w:name="_Toc2337_WPSOffice_Level2"/>
+            <w:bookmarkStart w:id="137" w:name="_Toc29193_WPSOffice_Level2"/>
+            <w:bookmarkStart w:id="138" w:name="_Toc2337_WPSOffice_Level2"/>
+            <w:bookmarkStart w:id="139" w:name="_Toc28498_WPSOffice_Level2"/>
+            <w:bookmarkStart w:id="140" w:name="_Toc5629_WPSOffice_Level2"/>
             <w:bookmarkStart w:id="141" w:name="_Toc11254_WPSOffice_Level2"/>
             <w:r>
               <w:rPr>
@@ -37338,13 +37233,13 @@
                 <w:szCs w:val="18"/>
               </w:rPr>
             </w:pPr>
-            <w:bookmarkStart w:id="142" w:name="_Toc17668_WPSOffice_Level2"/>
-            <w:bookmarkStart w:id="143" w:name="_Toc18866_WPSOffice_Level2"/>
+            <w:bookmarkStart w:id="142" w:name="_Toc17621_WPSOffice_Level2"/>
+            <w:bookmarkStart w:id="143" w:name="_Toc17668_WPSOffice_Level2"/>
             <w:bookmarkStart w:id="144" w:name="_Toc8985_WPSOffice_Level2"/>
-            <w:bookmarkStart w:id="145" w:name="_Toc2613_WPSOffice_Level2"/>
-            <w:bookmarkStart w:id="146" w:name="_Toc13246_WPSOffice_Level2"/>
-            <w:bookmarkStart w:id="147" w:name="_Toc17621_WPSOffice_Level2"/>
-            <w:bookmarkStart w:id="148" w:name="_Toc8519_WPSOffice_Level2"/>
+            <w:bookmarkStart w:id="145" w:name="_Toc8519_WPSOffice_Level2"/>
+            <w:bookmarkStart w:id="146" w:name="_Toc2613_WPSOffice_Level2"/>
+            <w:bookmarkStart w:id="147" w:name="_Toc13246_WPSOffice_Level2"/>
+            <w:bookmarkStart w:id="148" w:name="_Toc18866_WPSOffice_Level2"/>
             <w:r>
               <w:rPr>
                 <w:rFonts w:hint="eastAsia" w:ascii="Times New Roman" w:hAnsi="Times New Roman" w:eastAsia="微软雅黑" w:cs="Times New Roman"/>
@@ -37809,13 +37704,13 @@
                 <w:szCs w:val="18"/>
               </w:rPr>
             </w:pPr>
-            <w:bookmarkStart w:id="149" w:name="_Toc24337_WPSOffice_Level2"/>
-            <w:bookmarkStart w:id="150" w:name="_Toc12118_WPSOffice_Level2"/>
-            <w:bookmarkStart w:id="151" w:name="_Toc2334_WPSOffice_Level2"/>
-            <w:bookmarkStart w:id="152" w:name="_Toc12027_WPSOffice_Level2"/>
-            <w:bookmarkStart w:id="153" w:name="_Toc25338_WPSOffice_Level2"/>
-            <w:bookmarkStart w:id="154" w:name="_Toc6654_WPSOffice_Level2"/>
-            <w:bookmarkStart w:id="155" w:name="_Toc23413_WPSOffice_Level2"/>
+            <w:bookmarkStart w:id="149" w:name="_Toc12027_WPSOffice_Level2"/>
+            <w:bookmarkStart w:id="150" w:name="_Toc23413_WPSOffice_Level2"/>
+            <w:bookmarkStart w:id="151" w:name="_Toc25338_WPSOffice_Level2"/>
+            <w:bookmarkStart w:id="152" w:name="_Toc2334_WPSOffice_Level2"/>
+            <w:bookmarkStart w:id="153" w:name="_Toc6654_WPSOffice_Level2"/>
+            <w:bookmarkStart w:id="154" w:name="_Toc24337_WPSOffice_Level2"/>
+            <w:bookmarkStart w:id="155" w:name="_Toc12118_WPSOffice_Level2"/>
             <w:r>
               <w:rPr>
                 <w:rFonts w:hint="eastAsia" w:ascii="Times New Roman" w:hAnsi="Times New Roman" w:eastAsia="微软雅黑" w:cs="Times New Roman"/>
@@ -38115,14 +38010,6 @@
         </w:tc>
       </w:tr>
       <w:tr>
-        <w:tblPrEx>
-          <w:tblCellMar>
-            <w:top w:w="0" w:type="dxa"/>
-            <w:left w:w="0" w:type="dxa"/>
-            <w:bottom w:w="0" w:type="dxa"/>
-            <w:right w:w="0" w:type="dxa"/>
-          </w:tblCellMar>
-        </w:tblPrEx>
         <w:trPr>
           <w:trHeight w:val="215" w:hRule="exact"/>
           <w:jc w:val="center"/>
@@ -38280,13 +38167,13 @@
                 <w:szCs w:val="18"/>
               </w:rPr>
             </w:pPr>
-            <w:bookmarkStart w:id="156" w:name="_Toc28807_WPSOffice_Level2"/>
-            <w:bookmarkStart w:id="157" w:name="_Toc6074_WPSOffice_Level2"/>
-            <w:bookmarkStart w:id="158" w:name="_Toc17711_WPSOffice_Level2"/>
-            <w:bookmarkStart w:id="159" w:name="_Toc17254_WPSOffice_Level2"/>
-            <w:bookmarkStart w:id="160" w:name="_Toc5840_WPSOffice_Level2"/>
-            <w:bookmarkStart w:id="161" w:name="_Toc20271_WPSOffice_Level2"/>
-            <w:bookmarkStart w:id="162" w:name="_Toc20736_WPSOffice_Level2"/>
+            <w:bookmarkStart w:id="156" w:name="_Toc20736_WPSOffice_Level2"/>
+            <w:bookmarkStart w:id="157" w:name="_Toc17254_WPSOffice_Level2"/>
+            <w:bookmarkStart w:id="158" w:name="_Toc6074_WPSOffice_Level2"/>
+            <w:bookmarkStart w:id="159" w:name="_Toc5840_WPSOffice_Level2"/>
+            <w:bookmarkStart w:id="160" w:name="_Toc28807_WPSOffice_Level2"/>
+            <w:bookmarkStart w:id="161" w:name="_Toc17711_WPSOffice_Level2"/>
+            <w:bookmarkStart w:id="162" w:name="_Toc20271_WPSOffice_Level2"/>
             <w:r>
               <w:rPr>
                 <w:rFonts w:hint="eastAsia" w:ascii="Times New Roman" w:hAnsi="Times New Roman" w:eastAsia="微软雅黑" w:cs="Times New Roman"/>
@@ -38751,13 +38638,13 @@
                 <w:szCs w:val="18"/>
               </w:rPr>
             </w:pPr>
-            <w:bookmarkStart w:id="163" w:name="_Toc22623_WPSOffice_Level2"/>
-            <w:bookmarkStart w:id="164" w:name="_Toc18784_WPSOffice_Level2"/>
-            <w:bookmarkStart w:id="165" w:name="_Toc18295_WPSOffice_Level2"/>
-            <w:bookmarkStart w:id="166" w:name="_Toc26031_WPSOffice_Level2"/>
-            <w:bookmarkStart w:id="167" w:name="_Toc31683_WPSOffice_Level2"/>
-            <w:bookmarkStart w:id="168" w:name="_Toc18813_WPSOffice_Level2"/>
-            <w:bookmarkStart w:id="169" w:name="_Toc24586_WPSOffice_Level2"/>
+            <w:bookmarkStart w:id="163" w:name="_Toc18295_WPSOffice_Level2"/>
+            <w:bookmarkStart w:id="164" w:name="_Toc18813_WPSOffice_Level2"/>
+            <w:bookmarkStart w:id="165" w:name="_Toc31683_WPSOffice_Level2"/>
+            <w:bookmarkStart w:id="166" w:name="_Toc24586_WPSOffice_Level2"/>
+            <w:bookmarkStart w:id="167" w:name="_Toc26031_WPSOffice_Level2"/>
+            <w:bookmarkStart w:id="168" w:name="_Toc22623_WPSOffice_Level2"/>
+            <w:bookmarkStart w:id="169" w:name="_Toc18784_WPSOffice_Level2"/>
             <w:r>
               <w:rPr>
                 <w:rFonts w:hint="eastAsia" w:ascii="Times New Roman" w:hAnsi="Times New Roman" w:eastAsia="微软雅黑" w:cs="Times New Roman"/>
@@ -39680,13 +39567,13 @@
                 <w:szCs w:val="18"/>
               </w:rPr>
             </w:pPr>
-            <w:bookmarkStart w:id="170" w:name="_Toc11576_WPSOffice_Level2"/>
-            <w:bookmarkStart w:id="171" w:name="_Toc30144_WPSOffice_Level2"/>
-            <w:bookmarkStart w:id="172" w:name="_Toc31152_WPSOffice_Level2"/>
-            <w:bookmarkStart w:id="173" w:name="_Toc2455_WPSOffice_Level2"/>
-            <w:bookmarkStart w:id="174" w:name="_Toc22167_WPSOffice_Level2"/>
-            <w:bookmarkStart w:id="175" w:name="_Toc25837_WPSOffice_Level2"/>
-            <w:bookmarkStart w:id="176" w:name="_Toc15930_WPSOffice_Level2"/>
+            <w:bookmarkStart w:id="170" w:name="_Toc15930_WPSOffice_Level2"/>
+            <w:bookmarkStart w:id="171" w:name="_Toc22167_WPSOffice_Level2"/>
+            <w:bookmarkStart w:id="172" w:name="_Toc30144_WPSOffice_Level2"/>
+            <w:bookmarkStart w:id="173" w:name="_Toc25837_WPSOffice_Level2"/>
+            <w:bookmarkStart w:id="174" w:name="_Toc31152_WPSOffice_Level2"/>
+            <w:bookmarkStart w:id="175" w:name="_Toc11576_WPSOffice_Level2"/>
+            <w:bookmarkStart w:id="176" w:name="_Toc2455_WPSOffice_Level2"/>
             <w:r>
               <w:rPr>
                 <w:rFonts w:hint="eastAsia" w:ascii="Times New Roman" w:hAnsi="Times New Roman" w:eastAsia="微软雅黑" w:cs="Times New Roman"/>
@@ -40152,13 +40039,13 @@
                 <w:szCs w:val="18"/>
               </w:rPr>
             </w:pPr>
-            <w:bookmarkStart w:id="177" w:name="_Toc18298_WPSOffice_Level2"/>
-            <w:bookmarkStart w:id="178" w:name="_Toc10927_WPSOffice_Level2"/>
-            <w:bookmarkStart w:id="179" w:name="_Toc24581_WPSOffice_Level2"/>
-            <w:bookmarkStart w:id="180" w:name="_Toc6105_WPSOffice_Level2"/>
+            <w:bookmarkStart w:id="177" w:name="_Toc17817_WPSOffice_Level2"/>
+            <w:bookmarkStart w:id="178" w:name="_Toc21218_WPSOffice_Level2"/>
+            <w:bookmarkStart w:id="179" w:name="_Toc18298_WPSOffice_Level2"/>
+            <w:bookmarkStart w:id="180" w:name="_Toc10927_WPSOffice_Level2"/>
             <w:bookmarkStart w:id="181" w:name="_Toc21844_WPSOffice_Level2"/>
-            <w:bookmarkStart w:id="182" w:name="_Toc17817_WPSOffice_Level2"/>
-            <w:bookmarkStart w:id="183" w:name="_Toc21218_WPSOffice_Level2"/>
+            <w:bookmarkStart w:id="182" w:name="_Toc24581_WPSOffice_Level2"/>
+            <w:bookmarkStart w:id="183" w:name="_Toc6105_WPSOffice_Level2"/>
             <w:r>
               <w:rPr>
                 <w:rFonts w:hint="eastAsia" w:ascii="Times New Roman" w:hAnsi="Times New Roman" w:eastAsia="微软雅黑" w:cs="Times New Roman"/>
@@ -40623,13 +40510,13 @@
                 <w:szCs w:val="18"/>
               </w:rPr>
             </w:pPr>
-            <w:bookmarkStart w:id="184" w:name="_Toc7518_WPSOffice_Level2"/>
-            <w:bookmarkStart w:id="185" w:name="_Toc5805_WPSOffice_Level2"/>
-            <w:bookmarkStart w:id="186" w:name="_Toc22953_WPSOffice_Level2"/>
-            <w:bookmarkStart w:id="187" w:name="_Toc32618_WPSOffice_Level2"/>
-            <w:bookmarkStart w:id="188" w:name="_Toc3881_WPSOffice_Level2"/>
+            <w:bookmarkStart w:id="184" w:name="_Toc32618_WPSOffice_Level2"/>
+            <w:bookmarkStart w:id="185" w:name="_Toc7518_WPSOffice_Level2"/>
+            <w:bookmarkStart w:id="186" w:name="_Toc3881_WPSOffice_Level2"/>
+            <w:bookmarkStart w:id="187" w:name="_Toc5805_WPSOffice_Level2"/>
+            <w:bookmarkStart w:id="188" w:name="_Toc26632_WPSOffice_Level2"/>
             <w:bookmarkStart w:id="189" w:name="_Toc20673_WPSOffice_Level2"/>
-            <w:bookmarkStart w:id="190" w:name="_Toc26632_WPSOffice_Level2"/>
+            <w:bookmarkStart w:id="190" w:name="_Toc22953_WPSOffice_Level2"/>
             <w:r>
               <w:rPr>
                 <w:rFonts w:hint="eastAsia" w:ascii="Times New Roman" w:hAnsi="Times New Roman" w:eastAsia="微软雅黑" w:cs="Times New Roman"/>
@@ -41095,12 +40982,12 @@
               </w:rPr>
             </w:pPr>
             <w:bookmarkStart w:id="191" w:name="_Toc22629_WPSOffice_Level2"/>
-            <w:bookmarkStart w:id="192" w:name="_Toc31722_WPSOffice_Level2"/>
-            <w:bookmarkStart w:id="193" w:name="_Toc9505_WPSOffice_Level2"/>
+            <w:bookmarkStart w:id="192" w:name="_Toc14661_WPSOffice_Level2"/>
+            <w:bookmarkStart w:id="193" w:name="_Toc31722_WPSOffice_Level2"/>
             <w:bookmarkStart w:id="194" w:name="_Toc15940_WPSOffice_Level2"/>
-            <w:bookmarkStart w:id="195" w:name="_Toc14661_WPSOffice_Level2"/>
-            <w:bookmarkStart w:id="196" w:name="_Toc25299_WPSOffice_Level2"/>
-            <w:bookmarkStart w:id="197" w:name="_Toc22431_WPSOffice_Level2"/>
+            <w:bookmarkStart w:id="195" w:name="_Toc25299_WPSOffice_Level2"/>
+            <w:bookmarkStart w:id="196" w:name="_Toc22431_WPSOffice_Level2"/>
+            <w:bookmarkStart w:id="197" w:name="_Toc9505_WPSOffice_Level2"/>
             <w:r>
               <w:rPr>
                 <w:rFonts w:hint="eastAsia" w:ascii="Times New Roman" w:hAnsi="Times New Roman" w:eastAsia="微软雅黑" w:cs="Times New Roman"/>
@@ -41565,13 +41452,13 @@
                 <w:szCs w:val="18"/>
               </w:rPr>
             </w:pPr>
-            <w:bookmarkStart w:id="198" w:name="_Toc24372_WPSOffice_Level2"/>
-            <w:bookmarkStart w:id="199" w:name="_Toc27147_WPSOffice_Level2"/>
-            <w:bookmarkStart w:id="200" w:name="_Toc5581_WPSOffice_Level2"/>
-            <w:bookmarkStart w:id="201" w:name="_Toc7607_WPSOffice_Level2"/>
-            <w:bookmarkStart w:id="202" w:name="_Toc27188_WPSOffice_Level2"/>
-            <w:bookmarkStart w:id="203" w:name="_Toc20849_WPSOffice_Level2"/>
-            <w:bookmarkStart w:id="204" w:name="_Toc4328_WPSOffice_Level2"/>
+            <w:bookmarkStart w:id="198" w:name="_Toc27188_WPSOffice_Level2"/>
+            <w:bookmarkStart w:id="199" w:name="_Toc20849_WPSOffice_Level2"/>
+            <w:bookmarkStart w:id="200" w:name="_Toc4328_WPSOffice_Level2"/>
+            <w:bookmarkStart w:id="201" w:name="_Toc5581_WPSOffice_Level2"/>
+            <w:bookmarkStart w:id="202" w:name="_Toc24372_WPSOffice_Level2"/>
+            <w:bookmarkStart w:id="203" w:name="_Toc7607_WPSOffice_Level2"/>
+            <w:bookmarkStart w:id="204" w:name="_Toc27147_WPSOffice_Level2"/>
             <w:r>
               <w:rPr>
                 <w:rFonts w:hint="eastAsia" w:ascii="Times New Roman" w:hAnsi="Times New Roman" w:eastAsia="微软雅黑" w:cs="Times New Roman"/>
@@ -42036,13 +41923,13 @@
                 <w:szCs w:val="18"/>
               </w:rPr>
             </w:pPr>
-            <w:bookmarkStart w:id="205" w:name="_Toc6343_WPSOffice_Level2"/>
-            <w:bookmarkStart w:id="206" w:name="_Toc8746_WPSOffice_Level2"/>
-            <w:bookmarkStart w:id="207" w:name="_Toc26466_WPSOffice_Level2"/>
-            <w:bookmarkStart w:id="208" w:name="_Toc11511_WPSOffice_Level2"/>
+            <w:bookmarkStart w:id="205" w:name="_Toc8746_WPSOffice_Level2"/>
+            <w:bookmarkStart w:id="206" w:name="_Toc23854_WPSOffice_Level2"/>
+            <w:bookmarkStart w:id="207" w:name="_Toc6343_WPSOffice_Level2"/>
+            <w:bookmarkStart w:id="208" w:name="_Toc26466_WPSOffice_Level2"/>
             <w:bookmarkStart w:id="209" w:name="_Toc23457_WPSOffice_Level2"/>
             <w:bookmarkStart w:id="210" w:name="_Toc9066_WPSOffice_Level2"/>
-            <w:bookmarkStart w:id="211" w:name="_Toc23854_WPSOffice_Level2"/>
+            <w:bookmarkStart w:id="211" w:name="_Toc11511_WPSOffice_Level2"/>
             <w:r>
               <w:rPr>
                 <w:rFonts w:hint="eastAsia" w:ascii="Times New Roman" w:hAnsi="Times New Roman" w:eastAsia="微软雅黑" w:cs="Times New Roman"/>
@@ -42507,13 +42394,13 @@
                 <w:szCs w:val="18"/>
               </w:rPr>
             </w:pPr>
-            <w:bookmarkStart w:id="212" w:name="_Toc6069_WPSOffice_Level2"/>
-            <w:bookmarkStart w:id="213" w:name="_Toc17440_WPSOffice_Level2"/>
-            <w:bookmarkStart w:id="214" w:name="_Toc17938_WPSOffice_Level2"/>
-            <w:bookmarkStart w:id="215" w:name="_Toc20319_WPSOffice_Level2"/>
-            <w:bookmarkStart w:id="216" w:name="_Toc1557_WPSOffice_Level2"/>
-            <w:bookmarkStart w:id="217" w:name="_Toc12685_WPSOffice_Level2"/>
-            <w:bookmarkStart w:id="218" w:name="_Toc3049_WPSOffice_Level2"/>
+            <w:bookmarkStart w:id="212" w:name="_Toc1557_WPSOffice_Level2"/>
+            <w:bookmarkStart w:id="213" w:name="_Toc6069_WPSOffice_Level2"/>
+            <w:bookmarkStart w:id="214" w:name="_Toc20319_WPSOffice_Level2"/>
+            <w:bookmarkStart w:id="215" w:name="_Toc12685_WPSOffice_Level2"/>
+            <w:bookmarkStart w:id="216" w:name="_Toc3049_WPSOffice_Level2"/>
+            <w:bookmarkStart w:id="217" w:name="_Toc17440_WPSOffice_Level2"/>
+            <w:bookmarkStart w:id="218" w:name="_Toc17938_WPSOffice_Level2"/>
             <w:r>
               <w:rPr>
                 <w:rFonts w:hint="eastAsia" w:ascii="Times New Roman" w:hAnsi="Times New Roman" w:eastAsia="微软雅黑" w:cs="Times New Roman"/>
@@ -42981,8 +42868,8 @@
             <w:bookmarkStart w:id="219" w:name="_Toc21686_WPSOffice_Level2"/>
             <w:bookmarkStart w:id="220" w:name="_Toc25956_WPSOffice_Level2"/>
             <w:bookmarkStart w:id="221" w:name="_Toc29816_WPSOffice_Level2"/>
-            <w:bookmarkStart w:id="222" w:name="_Toc18427_WPSOffice_Level2"/>
-            <w:bookmarkStart w:id="223" w:name="_Toc27824_WPSOffice_Level2"/>
+            <w:bookmarkStart w:id="222" w:name="_Toc27824_WPSOffice_Level2"/>
+            <w:bookmarkStart w:id="223" w:name="_Toc18427_WPSOffice_Level2"/>
             <w:bookmarkStart w:id="224" w:name="_Toc19766_WPSOffice_Level2"/>
             <w:bookmarkStart w:id="225" w:name="_Toc28180_WPSOffice_Level2"/>
             <w:r>
@@ -43016,14 +42903,6 @@
         </w:tc>
       </w:tr>
       <w:tr>
-        <w:tblPrEx>
-          <w:tblCellMar>
-            <w:top w:w="0" w:type="dxa"/>
-            <w:left w:w="0" w:type="dxa"/>
-            <w:bottom w:w="0" w:type="dxa"/>
-            <w:right w:w="0" w:type="dxa"/>
-          </w:tblCellMar>
-        </w:tblPrEx>
         <w:trPr>
           <w:trHeight w:val="215" w:hRule="atLeast"/>
           <w:jc w:val="center"/>
@@ -43449,12 +43328,12 @@
                 <w:szCs w:val="18"/>
               </w:rPr>
             </w:pPr>
-            <w:bookmarkStart w:id="226" w:name="_Toc7268_WPSOffice_Level2"/>
-            <w:bookmarkStart w:id="227" w:name="_Toc27941_WPSOffice_Level2"/>
-            <w:bookmarkStart w:id="228" w:name="_Toc20570_WPSOffice_Level2"/>
-            <w:bookmarkStart w:id="229" w:name="_Toc24661_WPSOffice_Level2"/>
-            <w:bookmarkStart w:id="230" w:name="_Toc19658_WPSOffice_Level2"/>
-            <w:bookmarkStart w:id="231" w:name="_Toc9870_WPSOffice_Level2"/>
+            <w:bookmarkStart w:id="226" w:name="_Toc27941_WPSOffice_Level2"/>
+            <w:bookmarkStart w:id="227" w:name="_Toc20570_WPSOffice_Level2"/>
+            <w:bookmarkStart w:id="228" w:name="_Toc19658_WPSOffice_Level2"/>
+            <w:bookmarkStart w:id="229" w:name="_Toc7268_WPSOffice_Level2"/>
+            <w:bookmarkStart w:id="230" w:name="_Toc9870_WPSOffice_Level2"/>
+            <w:bookmarkStart w:id="231" w:name="_Toc24661_WPSOffice_Level2"/>
             <w:bookmarkStart w:id="232" w:name="_Toc8959_WPSOffice_Level2"/>
             <w:r>
               <w:rPr>
@@ -44799,6 +44678,70 @@
           <w:lang w:eastAsia="zh-CN"/>
         </w:rPr>
       </w:pPr>
+      <w:r>
+        <w:rPr>
+          <w:rFonts w:ascii="Times New Roman" w:hAnsi="Times New Roman" w:eastAsia="微软雅黑" w:cs="Times New Roman"/>
+          <w:color w:val="001C4A"/>
+          <w:sz w:val="15"/>
+          <w:lang w:eastAsia="zh-CN"/>
+        </w:rPr>
+        <w:drawing>
+          <wp:anchor distT="0" distB="0" distL="114300" distR="114300" simplePos="0" relativeHeight="251660288" behindDoc="0" locked="0" layoutInCell="1" allowOverlap="1">
+            <wp:simplePos x="0" y="0"/>
+            <wp:positionH relativeFrom="column">
+              <wp:posOffset>-647700</wp:posOffset>
+            </wp:positionH>
+            <wp:positionV relativeFrom="paragraph">
+              <wp:posOffset>-631190</wp:posOffset>
+            </wp:positionV>
+            <wp:extent cx="7560945" cy="10690860"/>
+            <wp:effectExtent l="0" t="0" r="2540" b="0"/>
+            <wp:wrapNone/>
+            <wp:docPr id="41104356" name="图片 2"/>
+            <wp:cNvGraphicFramePr>
+              <a:graphicFrameLocks xmlns:a="http://schemas.openxmlformats.org/drawingml/2006/main" noChangeAspect="1"/>
+            </wp:cNvGraphicFramePr>
+            <a:graphic xmlns:a="http://schemas.openxmlformats.org/drawingml/2006/main">
+              <a:graphicData uri="http://schemas.openxmlformats.org/drawingml/2006/picture">
+                <pic:pic xmlns:pic="http://schemas.openxmlformats.org/drawingml/2006/picture">
+                  <pic:nvPicPr>
+                    <pic:cNvPr id="41104356" name="图片 2"/>
+                    <pic:cNvPicPr>
+                      <a:picLocks noChangeAspect="1" noChangeArrowheads="1"/>
+                    </pic:cNvPicPr>
+                  </pic:nvPicPr>
+                  <pic:blipFill>
+                    <a:blip r:embed="rId15" cstate="print">
+                      <a:extLst>
+                        <a:ext uri="{28A0092B-C50C-407E-A947-70E740481C1C}">
+                          <a14:useLocalDpi xmlns:a14="http://schemas.microsoft.com/office/drawing/2010/main" val="0"/>
+                        </a:ext>
+                      </a:extLst>
+                    </a:blip>
+                    <a:srcRect/>
+                    <a:stretch>
+                      <a:fillRect/>
+                    </a:stretch>
+                  </pic:blipFill>
+                  <pic:spPr>
+                    <a:xfrm>
+                      <a:off x="0" y="0"/>
+                      <a:ext cx="7565750" cy="10697887"/>
+                    </a:xfrm>
+                    <a:prstGeom prst="rect">
+                      <a:avLst/>
+                    </a:prstGeom>
+                    <a:noFill/>
+                    <a:ln>
+                      <a:noFill/>
+                    </a:ln>
+                  </pic:spPr>
+                </pic:pic>
+              </a:graphicData>
+            </a:graphic>
+          </wp:anchor>
+        </w:drawing>
+      </w:r>
     </w:p>
     <w:bookmarkEnd w:id="75"/>
     <w:bookmarkEnd w:id="76"/>
@@ -44817,60 +44760,6 @@
           <w:lang w:eastAsia="zh-CN"/>
         </w:rPr>
       </w:pPr>
-      <w:bookmarkStart w:id="233" w:name="_GoBack"/>
-      <w:r>
-        <w:rPr>
-          <w:rFonts w:ascii="Times New Roman" w:hAnsi="Times New Roman" w:eastAsia="等线"/>
-          <w:sz w:val="22"/>
-          <w:lang w:eastAsia="zh-CN"/>
-        </w:rPr>
-        <w:drawing>
-          <wp:anchor distT="0" distB="0" distL="114300" distR="114300" simplePos="0" relativeHeight="251665408" behindDoc="0" locked="0" layoutInCell="1" allowOverlap="1">
-            <wp:simplePos x="0" y="0"/>
-            <wp:positionH relativeFrom="column">
-              <wp:posOffset>-655320</wp:posOffset>
-            </wp:positionH>
-            <wp:positionV relativeFrom="paragraph">
-              <wp:posOffset>-836930</wp:posOffset>
-            </wp:positionV>
-            <wp:extent cx="7564120" cy="10699115"/>
-            <wp:effectExtent l="0" t="0" r="10160" b="14605"/>
-            <wp:wrapNone/>
-            <wp:docPr id="7" name="图片 7" descr="6c64ff75c49ad23cdf6155d2581daf7"/>
-            <wp:cNvGraphicFramePr>
-              <a:graphicFrameLocks xmlns:a="http://schemas.openxmlformats.org/drawingml/2006/main" noChangeAspect="1"/>
-            </wp:cNvGraphicFramePr>
-            <a:graphic xmlns:a="http://schemas.openxmlformats.org/drawingml/2006/main">
-              <a:graphicData uri="http://schemas.openxmlformats.org/drawingml/2006/picture">
-                <pic:pic xmlns:pic="http://schemas.openxmlformats.org/drawingml/2006/picture">
-                  <pic:nvPicPr>
-                    <pic:cNvPr id="7" name="图片 7" descr="6c64ff75c49ad23cdf6155d2581daf7"/>
-                    <pic:cNvPicPr>
-                      <a:picLocks noChangeAspect="1"/>
-                    </pic:cNvPicPr>
-                  </pic:nvPicPr>
-                  <pic:blipFill>
-                    <a:blip r:embed="rId15"/>
-                    <a:stretch>
-                      <a:fillRect/>
-                    </a:stretch>
-                  </pic:blipFill>
-                  <pic:spPr>
-                    <a:xfrm>
-                      <a:off x="0" y="0"/>
-                      <a:ext cx="7564120" cy="10699115"/>
-                    </a:xfrm>
-                    <a:prstGeom prst="rect">
-                      <a:avLst/>
-                    </a:prstGeom>
-                  </pic:spPr>
-                </pic:pic>
-              </a:graphicData>
-            </a:graphic>
-          </wp:anchor>
-        </w:drawing>
-      </w:r>
-      <w:bookmarkEnd w:id="233"/>
     </w:p>
     <w:sectPr>
       <w:footerReference r:id="rId8" w:type="default"/>
@@ -47573,11 +47462,16 @@
     <customSectPr/>
     <customSectPr/>
     <customSectPr/>
+    <customSectPr/>
   </customSectProps>
   <customShpExts>
     <customShpInfo spid="_x0000_s1026" textRotate="1"/>
   </customShpExts>
 </s:customData>
+</file>
+
+<file path=customXml/item2.xml><?xml version="1.0" encoding="utf-8"?>
+<b:Sources xmlns:b="http://schemas.openxmlformats.org/officeDocument/2006/bibliography" xmlns="http://schemas.openxmlformats.org/officeDocument/2006/bibliography" SelectedStyle="\APA.XSL" StyleName="APA"/>
 </file>
 
 <file path=customXml/itemProps1.xml><?xml version="1.0" encoding="utf-8"?>
@@ -47586,4 +47480,10 @@
     <ds:schemaRef ds:uri="http://www.wps.cn/officeDocument/2013/wpsCustomData"/>
   </ds:schemaRefs>
 </ds:datastoreItem>
+</file>
+
+<file path=customXml/itemProps2.xml><?xml version="1.0" encoding="utf-8"?>
+<ds:datastoreItem xmlns:ds="http://schemas.openxmlformats.org/officeDocument/2006/customXml" ds:itemID="{75287C66-5BFD-4B1F-A2C4-2FDD0CCA0419}">
+  <ds:schemaRefs/>
+</ds:datastoreItem>
 </file>
--- a/WebContent/docx/泛癌种169检测报告-单样本-基智远.docx
+++ b/WebContent/docx/泛癌种169检测报告-单样本-基智远.docx
@@ -884,8 +884,8 @@
           <w:bookmarkStart w:id="1" w:name="_Toc30143_WPSOffice_Level1"/>
           <w:bookmarkStart w:id="2" w:name="_Toc13806"/>
           <w:bookmarkStart w:id="3" w:name="_Toc3619"/>
-          <w:bookmarkStart w:id="4" w:name="_Toc21009_WPSOffice_Level1"/>
-          <w:bookmarkStart w:id="5" w:name="_Toc24178_WPSOffice_Level1"/>
+          <w:bookmarkStart w:id="4" w:name="_Toc24178_WPSOffice_Level1"/>
+          <w:bookmarkStart w:id="5" w:name="_Toc21009_WPSOffice_Level1"/>
           <w:r>
             <w:rPr>
               <w:rFonts w:ascii="宋体" w:hAnsi="宋体" w:eastAsia="宋体"/>
@@ -3089,11 +3089,11 @@
           <w:szCs w:val="32"/>
         </w:rPr>
       </w:pPr>
-      <w:bookmarkStart w:id="7" w:name="_Toc26731"/>
-      <w:bookmarkStart w:id="8" w:name="_Toc11015_WPSOffice_Level1"/>
-      <w:bookmarkStart w:id="9" w:name="_Toc5680"/>
-      <w:bookmarkStart w:id="10" w:name="_Toc17451"/>
-      <w:bookmarkStart w:id="11" w:name="_Toc7021_WPSOffice_Level1"/>
+      <w:bookmarkStart w:id="7" w:name="_Toc5680"/>
+      <w:bookmarkStart w:id="8" w:name="_Toc7021_WPSOffice_Level1"/>
+      <w:bookmarkStart w:id="9" w:name="_Toc17451"/>
+      <w:bookmarkStart w:id="10" w:name="_Toc11015_WPSOffice_Level1"/>
+      <w:bookmarkStart w:id="11" w:name="_Toc26731"/>
       <w:bookmarkStart w:id="12" w:name="_Toc18062_WPSOffice_Level1"/>
       <w:bookmarkStart w:id="13" w:name="_Toc3823"/>
       <w:r>
@@ -3400,13 +3400,13 @@
           <w:lang w:val="en-US" w:eastAsia="zh-CN"/>
         </w:rPr>
       </w:pPr>
-      <w:bookmarkStart w:id="15" w:name="_Toc29251"/>
-      <w:bookmarkStart w:id="16" w:name="_Toc7496"/>
+      <w:bookmarkStart w:id="15" w:name="_Toc7496"/>
+      <w:bookmarkStart w:id="16" w:name="_Toc29251"/>
       <w:bookmarkStart w:id="17" w:name="_Toc6221_WPSOffice_Level1"/>
-      <w:bookmarkStart w:id="18" w:name="_Toc25920"/>
-      <w:bookmarkStart w:id="19" w:name="_Toc23369_WPSOffice_Level1"/>
-      <w:bookmarkStart w:id="20" w:name="_Toc18058"/>
-      <w:bookmarkStart w:id="21" w:name="_Toc16576"/>
+      <w:bookmarkStart w:id="18" w:name="_Toc18058"/>
+      <w:bookmarkStart w:id="19" w:name="_Toc16576"/>
+      <w:bookmarkStart w:id="20" w:name="_Toc25920"/>
+      <w:bookmarkStart w:id="21" w:name="_Toc23369_WPSOffice_Level1"/>
       <w:r>
         <w:rPr>
           <w:rFonts w:hint="eastAsia"/>
@@ -4677,34 +4677,34 @@
         <mc:AlternateContent>
           <mc:Choice Requires="wpg">
             <w:drawing>
-              <wp:anchor distT="0" distB="0" distL="114300" distR="114300" simplePos="0" relativeHeight="251661312" behindDoc="0" locked="0" layoutInCell="1" allowOverlap="1">
+              <wp:anchor distT="0" distB="0" distL="114300" distR="114300" simplePos="0" relativeHeight="251662336" behindDoc="0" locked="0" layoutInCell="1" allowOverlap="1">
                 <wp:simplePos x="0" y="0"/>
                 <wp:positionH relativeFrom="column">
-                  <wp:posOffset>2775585</wp:posOffset>
+                  <wp:posOffset>2782570</wp:posOffset>
                 </wp:positionH>
                 <wp:positionV relativeFrom="paragraph">
-                  <wp:posOffset>80010</wp:posOffset>
+                  <wp:posOffset>52070</wp:posOffset>
                 </wp:positionV>
-                <wp:extent cx="2571115" cy="410210"/>
-                <wp:effectExtent l="0" t="0" r="4445" b="1270"/>
+                <wp:extent cx="2735580" cy="452755"/>
+                <wp:effectExtent l="0" t="0" r="0" b="0"/>
                 <wp:wrapNone/>
-                <wp:docPr id="35" name="组合 16"/>
+                <wp:docPr id="5" name="组合 5"/>
                 <wp:cNvGraphicFramePr/>
                 <a:graphic xmlns:a="http://schemas.openxmlformats.org/drawingml/2006/main">
                   <a:graphicData uri="http://schemas.microsoft.com/office/word/2010/wordprocessingGroup">
                     <wpg:wgp>
                       <wpg:cNvGrpSpPr/>
                       <wpg:grpSpPr>
-                        <a:xfrm rot="0">
-                          <a:off x="3423285" y="2708910"/>
-                          <a:ext cx="2571115" cy="410210"/>
-                          <a:chOff x="17956" y="38313"/>
-                          <a:chExt cx="4049" cy="646"/>
+                        <a:xfrm>
+                          <a:off x="0" y="0"/>
+                          <a:ext cx="2735580" cy="452755"/>
+                          <a:chOff x="19211" y="19395"/>
+                          <a:chExt cx="4308" cy="713"/>
                         </a:xfrm>
                       </wpg:grpSpPr>
                       <pic:pic xmlns:pic="http://schemas.openxmlformats.org/drawingml/2006/picture">
                         <pic:nvPicPr>
-                          <pic:cNvPr id="3" name="图片 29" descr="IMG_256"/>
+                          <pic:cNvPr id="14" name="图片 6" descr="蔡冬雪"/>
                           <pic:cNvPicPr>
                             <a:picLocks noChangeAspect="1"/>
                           </pic:cNvPicPr>
@@ -4725,42 +4725,52 @@
                               </a:clrTo>
                             </a:clrChange>
                           </a:blip>
+                          <a:srcRect l="18656" t="33322" r="18897" b="26699"/>
                           <a:stretch>
                             <a:fillRect/>
                           </a:stretch>
                         </pic:blipFill>
                         <pic:spPr>
                           <a:xfrm>
-                            <a:off x="21031" y="38313"/>
-                            <a:ext cx="975" cy="570"/>
+                            <a:off x="19211" y="19491"/>
+                            <a:ext cx="1261" cy="566"/>
                           </a:xfrm>
                           <a:prstGeom prst="rect">
                             <a:avLst/>
                           </a:prstGeom>
-                          <a:noFill/>
-                          <a:ln w="9525">
-                            <a:noFill/>
-                          </a:ln>
                         </pic:spPr>
                       </pic:pic>
                       <pic:pic xmlns:pic="http://schemas.openxmlformats.org/drawingml/2006/picture">
                         <pic:nvPicPr>
-                          <pic:cNvPr id="15" name="图片 15" descr="c9514d16fd70679bf0495aeebb03c72d_compress"/>
+                          <pic:cNvPr id="15" name="图片 4" descr="王建丽"/>
                           <pic:cNvPicPr>
                             <a:picLocks noChangeAspect="1"/>
                           </pic:cNvPicPr>
                         </pic:nvPicPr>
                         <pic:blipFill>
-                          <a:blip r:embed="rId12"/>
-                          <a:srcRect l="21003" t="56913" r="27176" b="26386"/>
+                          <a:blip r:embed="rId12">
+                            <a:clrChange>
+                              <a:clrFrom>
+                                <a:srgbClr val="FFFFFF">
+                                  <a:alpha val="100000"/>
+                                </a:srgbClr>
+                              </a:clrFrom>
+                              <a:clrTo>
+                                <a:srgbClr val="FFFFFF">
+                                  <a:alpha val="100000"/>
+                                  <a:alpha val="0"/>
+                                </a:srgbClr>
+                              </a:clrTo>
+                            </a:clrChange>
+                          </a:blip>
                           <a:stretch>
                             <a:fillRect/>
                           </a:stretch>
                         </pic:blipFill>
                         <pic:spPr>
                           <a:xfrm>
-                            <a:off x="17956" y="38485"/>
-                            <a:ext cx="1550" cy="475"/>
+                            <a:off x="22261" y="19395"/>
+                            <a:ext cx="1258" cy="713"/>
                           </a:xfrm>
                           <a:prstGeom prst="rect">
                             <a:avLst/>
@@ -4775,18 +4785,18 @@
           </mc:Choice>
           <mc:Fallback>
             <w:pict>
-              <v:group id="组合 16" o:spid="_x0000_s1026" o:spt="203" style="position:absolute;left:0pt;margin-left:218.55pt;margin-top:6.3pt;height:32.3pt;width:202.45pt;z-index:251661312;mso-width-relative:page;mso-height-relative:page;" coordorigin="17956,38313" coordsize="4049,646" o:gfxdata="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">
+              <v:group id="_x0000_s1026" o:spid="_x0000_s1026" o:spt="203" style="position:absolute;left:0pt;margin-left:219.1pt;margin-top:4.1pt;height:35.65pt;width:215.4pt;z-index:251662336;mso-width-relative:page;mso-height-relative:page;" coordorigin="19211,19395" coordsize="4308,713" o:gfxdata="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">
                 <o:lock v:ext="edit" aspectratio="f"/>
-                <v:shape id="图片 29" o:spid="_x0000_s1026" o:spt="75" alt="IMG_256" type="#_x0000_t75" style="position:absolute;left:21031;top:38313;height:570;width:975;" filled="f" o:preferrelative="t" stroked="f" coordsize="21600,21600" o:gfxdata="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">
+                <v:shape id="图片 6" o:spid="_x0000_s1026" o:spt="75" alt="蔡冬雪" type="#_x0000_t75" style="position:absolute;left:19211;top:19491;height:566;width:1261;" filled="f" o:preferrelative="t" stroked="f" coordsize="21600,21600" o:gfxdata="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">
                   <v:fill on="f" focussize="0,0"/>
                   <v:stroke on="f"/>
-                  <v:imagedata r:id="rId11" chromakey="#FFFFFF" o:title=""/>
+                  <v:imagedata r:id="rId11" cropleft="12226f" croptop="21838f" cropright="12384f" cropbottom="17497f" chromakey="#FFFFFF" o:title=""/>
                   <o:lock v:ext="edit" aspectratio="t"/>
                 </v:shape>
-                <v:shape id="_x0000_s1026" o:spid="_x0000_s1026" o:spt="75" alt="c9514d16fd70679bf0495aeebb03c72d_compress" type="#_x0000_t75" style="position:absolute;left:17956;top:38485;height:475;width:1550;" filled="f" o:preferrelative="t" stroked="f" coordsize="21600,21600" o:gfxdata="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">
+                <v:shape id="图片 4" o:spid="_x0000_s1026" o:spt="75" alt="王建丽" type="#_x0000_t75" style="position:absolute;left:22261;top:19395;height:713;width:1258;" filled="f" o:preferrelative="t" stroked="f" coordsize="21600,21600" o:gfxdata="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">
                   <v:fill on="f" focussize="0,0"/>
                   <v:stroke on="f"/>
-                  <v:imagedata r:id="rId12" cropleft="13765f" croptop="37299f" cropright="17810f" cropbottom="17292f" o:title=""/>
+                  <v:imagedata r:id="rId12" chromakey="#FFFFFF" o:title=""/>
                   <o:lock v:ext="edit" aspectratio="t"/>
                 </v:shape>
               </v:group>
@@ -5174,69 +5184,87 @@
       </w:pPr>
       <w:r>
         <w:rPr>
-          <w:sz w:val="24"/>
+          <w:sz w:val="22"/>
         </w:rPr>
         <mc:AlternateContent>
           <mc:Choice Requires="wpg">
             <w:drawing>
-              <wp:anchor distT="0" distB="0" distL="114300" distR="114300" simplePos="0" relativeHeight="251662336" behindDoc="0" locked="0" layoutInCell="1" allowOverlap="1">
+              <wp:anchor distT="0" distB="0" distL="114300" distR="114300" simplePos="0" relativeHeight="251663360" behindDoc="0" locked="0" layoutInCell="1" allowOverlap="1">
                 <wp:simplePos x="0" y="0"/>
                 <wp:positionH relativeFrom="column">
-                  <wp:posOffset>2775585</wp:posOffset>
+                  <wp:posOffset>2774950</wp:posOffset>
                 </wp:positionH>
                 <wp:positionV relativeFrom="paragraph">
-                  <wp:posOffset>89535</wp:posOffset>
+                  <wp:posOffset>76200</wp:posOffset>
                 </wp:positionV>
-                <wp:extent cx="2675255" cy="361950"/>
-                <wp:effectExtent l="0" t="0" r="0" b="3810"/>
+                <wp:extent cx="2927350" cy="572135"/>
+                <wp:effectExtent l="0" t="0" r="0" b="0"/>
                 <wp:wrapNone/>
-                <wp:docPr id="37" name="组合 30"/>
+                <wp:docPr id="16" name="组合 16"/>
                 <wp:cNvGraphicFramePr/>
                 <a:graphic xmlns:a="http://schemas.openxmlformats.org/drawingml/2006/main">
                   <a:graphicData uri="http://schemas.microsoft.com/office/word/2010/wordprocessingGroup">
                     <wpg:wgp>
                       <wpg:cNvGrpSpPr/>
                       <wpg:grpSpPr>
-                        <a:xfrm rot="0">
-                          <a:off x="3423285" y="3842385"/>
-                          <a:ext cx="2675255" cy="361950"/>
-                          <a:chOff x="17956" y="40098"/>
-                          <a:chExt cx="4213" cy="570"/>
+                        <a:xfrm>
+                          <a:off x="0" y="0"/>
+                          <a:ext cx="2927350" cy="572135"/>
+                          <a:chOff x="19199" y="21203"/>
+                          <a:chExt cx="4610" cy="901"/>
                         </a:xfrm>
                       </wpg:grpSpPr>
                       <pic:pic xmlns:pic="http://schemas.openxmlformats.org/drawingml/2006/picture">
                         <pic:nvPicPr>
-                          <pic:cNvPr id="4" name="图片 1" descr="24f613a0-66be-430b-9e80-270d3393fac5"/>
+                          <pic:cNvPr id="23" name="图片 1"/>
                           <pic:cNvPicPr>
                             <a:picLocks noChangeAspect="1"/>
                           </pic:cNvPicPr>
                         </pic:nvPicPr>
                         <pic:blipFill>
-                          <a:blip r:embed="rId13"/>
-                          <a:srcRect l="43292" t="26660" r="21693" b="24394"/>
+                          <a:blip r:embed="rId13">
+                            <a:clrChange>
+                              <a:clrFrom>
+                                <a:srgbClr val="FFFFFF">
+                                  <a:alpha val="100000"/>
+                                </a:srgbClr>
+                              </a:clrFrom>
+                              <a:clrTo>
+                                <a:srgbClr val="FFFFFF">
+                                  <a:alpha val="100000"/>
+                                  <a:alpha val="0"/>
+                                </a:srgbClr>
+                              </a:clrTo>
+                            </a:clrChange>
+                          </a:blip>
+                          <a:srcRect l="10922" t="11667"/>
                           <a:stretch>
                             <a:fillRect/>
                           </a:stretch>
                         </pic:blipFill>
                         <pic:spPr>
-                          <a:xfrm rot="16200000">
-                            <a:off x="18366" y="39740"/>
-                            <a:ext cx="506" cy="1327"/>
+                          <a:xfrm>
+                            <a:off x="19199" y="21203"/>
+                            <a:ext cx="1672" cy="901"/>
                           </a:xfrm>
                           <a:prstGeom prst="rect">
                             <a:avLst/>
                           </a:prstGeom>
+                          <a:noFill/>
+                          <a:ln>
+                            <a:noFill/>
+                          </a:ln>
                         </pic:spPr>
                       </pic:pic>
                       <pic:pic xmlns:pic="http://schemas.openxmlformats.org/drawingml/2006/picture">
                         <pic:nvPicPr>
-                          <pic:cNvPr id="29" name="图片 29" descr="IMG_256"/>
+                          <pic:cNvPr id="27" name="图片 11" descr="王建丽"/>
                           <pic:cNvPicPr>
                             <a:picLocks noChangeAspect="1"/>
                           </pic:cNvPicPr>
                         </pic:nvPicPr>
                         <pic:blipFill>
-                          <a:blip r:embed="rId11">
+                          <a:blip r:embed="rId12">
                             <a:clrChange>
                               <a:clrFrom>
                                 <a:srgbClr val="FFFFFF">
@@ -5257,16 +5285,12 @@
                         </pic:blipFill>
                         <pic:spPr>
                           <a:xfrm>
-                            <a:off x="21195" y="40098"/>
-                            <a:ext cx="975" cy="570"/>
+                            <a:off x="22321" y="21215"/>
+                            <a:ext cx="1488" cy="842"/>
                           </a:xfrm>
                           <a:prstGeom prst="rect">
                             <a:avLst/>
                           </a:prstGeom>
-                          <a:noFill/>
-                          <a:ln w="9525">
-                            <a:noFill/>
-                          </a:ln>
                         </pic:spPr>
                       </pic:pic>
                     </wpg:wgp>
@@ -5277,516 +5301,18 @@
           </mc:Choice>
           <mc:Fallback>
             <w:pict>
-              <v:group id="组合 30" o:spid="_x0000_s1026" o:spt="203" style="position:absolute;left:0pt;margin-left:218.55pt;margin-top:7.05pt;height:28.5pt;width:210.65pt;z-index:251662336;mso-width-relative:page;mso-height-relative:page;" coordorigin="17956,40098" coordsize="4213,570" o:gfxdata="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">
+              <v:group id="_x0000_s1026" o:spid="_x0000_s1026" o:spt="203" style="position:absolute;left:0pt;margin-left:218.5pt;margin-top:6pt;height:45.05pt;width:230.5pt;z-index:251663360;mso-width-relative:page;mso-height-relative:page;" coordorigin="19199,21203" coordsize="4610,901" o:gfxdata="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">
                 <o:lock v:ext="edit" aspectratio="f"/>
-                <v:shape id="图片 1" o:spid="_x0000_s1026" o:spt="75" alt="24f613a0-66be-430b-9e80-270d3393fac5" type="#_x0000_t75" style="position:absolute;left:18366;top:39740;height:1327;width:506;rotation:-5898240f;" filled="f" o:preferrelative="t" stroked="f" coordsize="21600,21600" o:gfxdata="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">
+                <v:shape id="图片 1" o:spid="_x0000_s1026" o:spt="75" type="#_x0000_t75" style="position:absolute;left:19199;top:21203;height:901;width:1672;" filled="f" o:preferrelative="t" stroked="f" coordsize="21600,21600" o:gfxdata="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">
                   <v:fill on="f" focussize="0,0"/>
                   <v:stroke on="f"/>
-                  <v:imagedata r:id="rId13" cropleft="28372f" croptop="17472f" cropright="14217f" cropbottom="15987f" o:title=""/>
+                  <v:imagedata r:id="rId13" cropleft="7158f" croptop="7646f" chromakey="#FFFFFF" o:title=""/>
                   <o:lock v:ext="edit" aspectratio="t"/>
                 </v:shape>
-                <v:shape id="_x0000_s1026" o:spid="_x0000_s1026" o:spt="75" alt="IMG_256" type="#_x0000_t75" style="position:absolute;left:21195;top:40098;height:570;width:975;" filled="f" o:preferrelative="t" stroked="f" coordsize="21600,21600" o:gfxdata="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">
+                <v:shape id="图片 11" o:spid="_x0000_s1026" o:spt="75" alt="王建丽" type="#_x0000_t75" style="position:absolute;left:22321;top:21215;height:842;width:1488;" filled="f" o:preferrelative="t" stroked="f" coordsize="21600,21600" o:gfxdata="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">
                   <v:fill on="f" focussize="0,0"/>
                   <v:stroke on="f"/>
-                  <v:imagedata r:id="rId11" chromakey="#FFFFFF" o:title=""/>
-                  <o:lock v:ext="edit" aspectratio="t"/>
-                </v:shape>
-              </v:group>
-            </w:pict>
-          </mc:Fallback>
-        </mc:AlternateContent>
-      </w:r>
-    </w:p>
-    <w:tbl>
-      <w:tblPr>
-        <w:tblStyle w:val="32"/>
-        <w:tblW w:w="6772" w:type="dxa"/>
-        <w:jc w:val="right"/>
-        <w:tblLayout w:type="fixed"/>
-        <w:tblCellMar>
-          <w:top w:w="0" w:type="dxa"/>
-          <w:left w:w="0" w:type="dxa"/>
-          <w:bottom w:w="0" w:type="dxa"/>
-          <w:right w:w="0" w:type="dxa"/>
-        </w:tblCellMar>
-      </w:tblPr>
-      <w:tblGrid>
-        <w:gridCol w:w="1272"/>
-        <w:gridCol w:w="2040"/>
-        <w:gridCol w:w="1166"/>
-        <w:gridCol w:w="2294"/>
-      </w:tblGrid>
-      <w:tr>
-        <w:trPr>
-          <w:trHeight w:val="441" w:hRule="exact"/>
-          <w:jc w:val="right"/>
-        </w:trPr>
-        <w:tc>
-          <w:tcPr>
-            <w:tcW w:w="1272" w:type="dxa"/>
-            <w:vAlign w:val="center"/>
-          </w:tcPr>
-          <w:p>
-            <w:pPr>
-              <w:pStyle w:val="20"/>
-              <w:spacing w:before="13"/>
-              <w:ind w:left="13" w:right="95"/>
-              <w:jc w:val="both"/>
-              <w:rPr>
-                <w:rFonts w:ascii="Times New Roman" w:hAnsi="Times New Roman" w:cs="Times New Roman"/>
-                <w:b/>
-                <w:sz w:val="24"/>
-                <w:szCs w:val="24"/>
-              </w:rPr>
-            </w:pPr>
-            <w:r>
-              <w:rPr>
-                <w:rFonts w:ascii="Times New Roman" w:hAnsi="Times New Roman" w:cs="Times New Roman"/>
-                <w:b/>
-                <w:sz w:val="24"/>
-                <w:szCs w:val="24"/>
-              </w:rPr>
-              <w:t>检测人：</w:t>
-            </w:r>
-          </w:p>
-        </w:tc>
-        <w:tc>
-          <w:tcPr>
-            <w:tcW w:w="2040" w:type="dxa"/>
-            <w:vAlign w:val="center"/>
-          </w:tcPr>
-          <w:p>
-            <w:pPr>
-              <w:pStyle w:val="20"/>
-              <w:spacing w:before="13"/>
-              <w:jc w:val="both"/>
-              <w:rPr>
-                <w:rFonts w:ascii="Times New Roman" w:hAnsi="Times New Roman" w:cs="Times New Roman"/>
-                <w:b/>
-                <w:sz w:val="24"/>
-                <w:szCs w:val="24"/>
-              </w:rPr>
-            </w:pPr>
-          </w:p>
-        </w:tc>
-        <w:tc>
-          <w:tcPr>
-            <w:tcW w:w="1166" w:type="dxa"/>
-            <w:vAlign w:val="center"/>
-          </w:tcPr>
-          <w:p>
-            <w:pPr>
-              <w:pStyle w:val="20"/>
-              <w:spacing w:before="13"/>
-              <w:jc w:val="both"/>
-              <w:rPr>
-                <w:rFonts w:ascii="Times New Roman" w:hAnsi="Times New Roman" w:cs="Times New Roman"/>
-                <w:b/>
-                <w:sz w:val="24"/>
-                <w:szCs w:val="24"/>
-              </w:rPr>
-            </w:pPr>
-            <w:r>
-              <w:rPr>
-                <w:rFonts w:ascii="Times New Roman" w:hAnsi="Times New Roman" w:cs="Times New Roman"/>
-                <w:b/>
-                <w:sz w:val="24"/>
-                <w:szCs w:val="24"/>
-              </w:rPr>
-              <w:t>复核人</w:t>
-            </w:r>
-            <w:r>
-              <w:rPr>
-                <w:rFonts w:ascii="Times New Roman" w:hAnsi="Times New Roman" w:cs="Times New Roman"/>
-                <w:b/>
-                <w:sz w:val="24"/>
-                <w:szCs w:val="24"/>
-                <w:lang w:eastAsia="zh-CN"/>
-              </w:rPr>
-              <w:t>：</w:t>
-            </w:r>
-          </w:p>
-        </w:tc>
-        <w:tc>
-          <w:tcPr>
-            <w:tcW w:w="2294" w:type="dxa"/>
-            <w:vAlign w:val="center"/>
-          </w:tcPr>
-          <w:p>
-            <w:pPr>
-              <w:pStyle w:val="20"/>
-              <w:spacing w:before="13"/>
-              <w:ind w:right="15"/>
-              <w:jc w:val="both"/>
-              <w:rPr>
-                <w:rFonts w:ascii="Times New Roman" w:hAnsi="Times New Roman" w:cs="Times New Roman"/>
-                <w:b/>
-                <w:sz w:val="24"/>
-                <w:szCs w:val="24"/>
-              </w:rPr>
-            </w:pPr>
-          </w:p>
-        </w:tc>
-      </w:tr>
-      <w:tr>
-        <w:tblPrEx>
-          <w:tblCellMar>
-            <w:top w:w="0" w:type="dxa"/>
-            <w:left w:w="0" w:type="dxa"/>
-            <w:bottom w:w="0" w:type="dxa"/>
-            <w:right w:w="0" w:type="dxa"/>
-          </w:tblCellMar>
-        </w:tblPrEx>
-        <w:trPr>
-          <w:trHeight w:val="457" w:hRule="exact"/>
-          <w:jc w:val="right"/>
-        </w:trPr>
-        <w:tc>
-          <w:tcPr>
-            <w:tcW w:w="1272" w:type="dxa"/>
-            <w:vAlign w:val="center"/>
-          </w:tcPr>
-          <w:p>
-            <w:pPr>
-              <w:pStyle w:val="20"/>
-              <w:spacing w:line="341" w:lineRule="exact"/>
-              <w:ind w:left="13" w:right="165"/>
-              <w:jc w:val="both"/>
-              <w:rPr>
-                <w:rFonts w:ascii="Times New Roman" w:hAnsi="Times New Roman" w:cs="Times New Roman"/>
-                <w:b/>
-                <w:sz w:val="24"/>
-                <w:szCs w:val="24"/>
-              </w:rPr>
-            </w:pPr>
-            <w:r>
-              <w:rPr>
-                <w:rFonts w:ascii="Times New Roman" w:hAnsi="Times New Roman" w:cs="Times New Roman"/>
-                <w:b/>
-                <w:sz w:val="24"/>
-                <w:szCs w:val="24"/>
-              </w:rPr>
-              <w:t>日</w:t>
-            </w:r>
-            <w:r>
-              <w:rPr>
-                <w:rFonts w:ascii="Times New Roman" w:hAnsi="Times New Roman" w:cs="Times New Roman"/>
-                <w:b/>
-                <w:sz w:val="24"/>
-                <w:szCs w:val="24"/>
-                <w:lang w:eastAsia="zh-CN"/>
-              </w:rPr>
-              <w:t xml:space="preserve">  </w:t>
-            </w:r>
-            <w:r>
-              <w:rPr>
-                <w:rFonts w:ascii="Times New Roman" w:hAnsi="Times New Roman" w:cs="Times New Roman"/>
-                <w:b/>
-                <w:sz w:val="24"/>
-                <w:szCs w:val="24"/>
-              </w:rPr>
-              <w:t>期：</w:t>
-            </w:r>
-          </w:p>
-        </w:tc>
-        <w:tc>
-          <w:tcPr>
-            <w:tcW w:w="2040" w:type="dxa"/>
-            <w:vAlign w:val="center"/>
-          </w:tcPr>
-          <w:p>
-            <w:pPr>
-              <w:pStyle w:val="20"/>
-              <w:spacing w:line="363" w:lineRule="exact"/>
-              <w:jc w:val="both"/>
-              <w:rPr>
-                <w:rFonts w:ascii="Times New Roman" w:hAnsi="Times New Roman" w:cs="Times New Roman"/>
-                <w:sz w:val="24"/>
-                <w:szCs w:val="24"/>
-              </w:rPr>
-            </w:pPr>
-            <w:r>
-              <w:rPr>
-                <w:rFonts w:ascii="Times New Roman" w:hAnsi="Times New Roman" w:cs="Times New Roman"/>
-                <w:kern w:val="2"/>
-                <w:sz w:val="24"/>
-                <w:szCs w:val="24"/>
-                <w:lang w:eastAsia="zh-CN"/>
-              </w:rPr>
-              <w:t>{{ reportdate }}</w:t>
-            </w:r>
-          </w:p>
-        </w:tc>
-        <w:tc>
-          <w:tcPr>
-            <w:tcW w:w="1166" w:type="dxa"/>
-            <w:vAlign w:val="center"/>
-          </w:tcPr>
-          <w:p>
-            <w:pPr>
-              <w:pStyle w:val="20"/>
-              <w:spacing w:line="341" w:lineRule="exact"/>
-              <w:jc w:val="both"/>
-              <w:rPr>
-                <w:rFonts w:ascii="Times New Roman" w:hAnsi="Times New Roman" w:cs="Times New Roman"/>
-                <w:b/>
-                <w:sz w:val="24"/>
-                <w:szCs w:val="24"/>
-              </w:rPr>
-            </w:pPr>
-            <w:r>
-              <w:rPr>
-                <w:rFonts w:ascii="Times New Roman" w:hAnsi="Times New Roman" w:cs="Times New Roman"/>
-                <w:b/>
-                <w:sz w:val="24"/>
-                <w:szCs w:val="24"/>
-              </w:rPr>
-              <w:t>日</w:t>
-            </w:r>
-            <w:r>
-              <w:rPr>
-                <w:rFonts w:ascii="Times New Roman" w:hAnsi="Times New Roman" w:cs="Times New Roman"/>
-                <w:b/>
-                <w:sz w:val="24"/>
-                <w:szCs w:val="24"/>
-                <w:lang w:eastAsia="zh-CN"/>
-              </w:rPr>
-              <w:t xml:space="preserve">  </w:t>
-            </w:r>
-            <w:r>
-              <w:rPr>
-                <w:rFonts w:ascii="Times New Roman" w:hAnsi="Times New Roman" w:cs="Times New Roman"/>
-                <w:b/>
-                <w:sz w:val="24"/>
-                <w:szCs w:val="24"/>
-              </w:rPr>
-              <w:t>期：</w:t>
-            </w:r>
-          </w:p>
-        </w:tc>
-        <w:tc>
-          <w:tcPr>
-            <w:tcW w:w="2294" w:type="dxa"/>
-            <w:vAlign w:val="center"/>
-          </w:tcPr>
-          <w:p>
-            <w:pPr>
-              <w:pStyle w:val="20"/>
-              <w:spacing w:line="363" w:lineRule="exact"/>
-              <w:ind w:right="15"/>
-              <w:jc w:val="both"/>
-              <w:rPr>
-                <w:rFonts w:ascii="Times New Roman" w:hAnsi="Times New Roman" w:cs="Times New Roman"/>
-                <w:sz w:val="24"/>
-                <w:szCs w:val="24"/>
-              </w:rPr>
-            </w:pPr>
-            <w:r>
-              <w:rPr>
-                <w:rFonts w:ascii="Times New Roman" w:hAnsi="Times New Roman" w:cs="Times New Roman"/>
-                <w:kern w:val="2"/>
-                <w:sz w:val="24"/>
-                <w:szCs w:val="24"/>
-                <w:lang w:eastAsia="zh-CN"/>
-              </w:rPr>
-              <w:t>{{ reportdate }}</w:t>
-            </w:r>
-          </w:p>
-        </w:tc>
-      </w:tr>
-    </w:tbl>
-    <w:p>
-      <w:pPr>
-        <w:rPr>
-          <w:rFonts w:ascii="Times New Roman" w:hAnsi="Times New Roman" w:eastAsia="微软雅黑" w:cs="Times New Roman"/>
-          <w:sz w:val="24"/>
-          <w:szCs w:val="24"/>
-          <w:lang w:eastAsia="zh-CN"/>
-        </w:rPr>
-      </w:pPr>
-      <w:r>
-        <w:rPr>
-          <w:rFonts w:hint="eastAsia" w:ascii="Times New Roman" w:hAnsi="Times New Roman" w:eastAsia="微软雅黑" w:cs="Times New Roman"/>
-          <w:sz w:val="24"/>
-          <w:szCs w:val="24"/>
-          <w:lang w:eastAsia="zh-CN"/>
-        </w:rPr>
-        <w:t xml:space="preserve">{% endif %}{% if testedby == </w:t>
-      </w:r>
-      <w:r>
-        <w:rPr>
-          <w:rFonts w:ascii="Times New Roman" w:hAnsi="Times New Roman" w:eastAsia="微软雅黑" w:cs="Times New Roman"/>
-          <w:sz w:val="24"/>
-          <w:szCs w:val="24"/>
-          <w:lang w:eastAsia="zh-CN"/>
-        </w:rPr>
-        <w:t>“</w:t>
-      </w:r>
-      <w:r>
-        <w:rPr>
-          <w:rFonts w:hint="eastAsia" w:ascii="Times New Roman" w:hAnsi="Times New Roman" w:eastAsia="微软雅黑" w:cs="Times New Roman"/>
-          <w:sz w:val="24"/>
-          <w:szCs w:val="24"/>
-          <w:lang w:eastAsia="zh-CN"/>
-        </w:rPr>
-        <w:t>3</w:t>
-      </w:r>
-      <w:r>
-        <w:rPr>
-          <w:rFonts w:ascii="Times New Roman" w:hAnsi="Times New Roman" w:eastAsia="微软雅黑" w:cs="Times New Roman"/>
-          <w:sz w:val="24"/>
-          <w:szCs w:val="24"/>
-          <w:lang w:eastAsia="zh-CN"/>
-        </w:rPr>
-        <w:t>”</w:t>
-      </w:r>
-      <w:r>
-        <w:rPr>
-          <w:rFonts w:hint="eastAsia" w:ascii="Times New Roman" w:hAnsi="Times New Roman" w:eastAsia="微软雅黑" w:cs="Times New Roman"/>
-          <w:sz w:val="24"/>
-          <w:szCs w:val="24"/>
-          <w:lang w:eastAsia="zh-CN"/>
-        </w:rPr>
-        <w:t xml:space="preserve"> %}</w:t>
-      </w:r>
-    </w:p>
-    <w:p>
-      <w:pPr>
-        <w:rPr>
-          <w:rFonts w:ascii="Times New Roman" w:hAnsi="Times New Roman" w:eastAsia="微软雅黑" w:cs="Times New Roman"/>
-          <w:sz w:val="24"/>
-          <w:szCs w:val="24"/>
-          <w:lang w:eastAsia="zh-CN"/>
-        </w:rPr>
-      </w:pPr>
-    </w:p>
-    <w:p>
-      <w:pPr>
-        <w:rPr>
-          <w:sz w:val="24"/>
-          <w:lang w:eastAsia="zh-CN"/>
-        </w:rPr>
-      </w:pPr>
-      <w:r>
-        <w:rPr>
-          <w:sz w:val="24"/>
-        </w:rPr>
-        <mc:AlternateContent>
-          <mc:Choice Requires="wpg">
-            <w:drawing>
-              <wp:anchor distT="0" distB="0" distL="114300" distR="114300" simplePos="0" relativeHeight="251663360" behindDoc="0" locked="0" layoutInCell="1" allowOverlap="1">
-                <wp:simplePos x="0" y="0"/>
-                <wp:positionH relativeFrom="column">
-                  <wp:posOffset>2715895</wp:posOffset>
-                </wp:positionH>
-                <wp:positionV relativeFrom="paragraph">
-                  <wp:posOffset>78740</wp:posOffset>
-                </wp:positionV>
-                <wp:extent cx="2672080" cy="414020"/>
-                <wp:effectExtent l="0" t="0" r="10160" b="12700"/>
-                <wp:wrapNone/>
-                <wp:docPr id="39" name="组合 23"/>
-                <wp:cNvGraphicFramePr/>
-                <a:graphic xmlns:a="http://schemas.openxmlformats.org/drawingml/2006/main">
-                  <a:graphicData uri="http://schemas.microsoft.com/office/word/2010/wordprocessingGroup">
-                    <wpg:wgp>
-                      <wpg:cNvGrpSpPr/>
-                      <wpg:grpSpPr>
-                        <a:xfrm rot="0">
-                          <a:off x="3363595" y="4950460"/>
-                          <a:ext cx="2672080" cy="414020"/>
-                          <a:chOff x="17862" y="41843"/>
-                          <a:chExt cx="4208" cy="652"/>
-                        </a:xfrm>
-                      </wpg:grpSpPr>
-                      <pic:pic xmlns:pic="http://schemas.openxmlformats.org/drawingml/2006/picture">
-                        <pic:nvPicPr>
-                          <pic:cNvPr id="22" name="图片 59" descr="图片1"/>
-                          <pic:cNvPicPr>
-                            <a:picLocks noChangeAspect="1"/>
-                          </pic:cNvPicPr>
-                        </pic:nvPicPr>
-                        <pic:blipFill>
-                          <a:blip r:embed="rId14">
-                            <a:biLevel thresh="50000"/>
-                          </a:blip>
-                          <a:srcRect l="7865" t="11797" r="5322" b="19074"/>
-                          <a:stretch>
-                            <a:fillRect/>
-                          </a:stretch>
-                        </pic:blipFill>
-                        <pic:spPr>
-                          <a:xfrm>
-                            <a:off x="17862" y="41869"/>
-                            <a:ext cx="1468" cy="627"/>
-                          </a:xfrm>
-                          <a:prstGeom prst="rect">
-                            <a:avLst/>
-                          </a:prstGeom>
-                          <a:noFill/>
-                        </pic:spPr>
-                      </pic:pic>
-                      <pic:pic xmlns:pic="http://schemas.openxmlformats.org/drawingml/2006/picture">
-                        <pic:nvPicPr>
-                          <pic:cNvPr id="5" name="图片 29" descr="IMG_256"/>
-                          <pic:cNvPicPr>
-                            <a:picLocks noChangeAspect="1"/>
-                          </pic:cNvPicPr>
-                        </pic:nvPicPr>
-                        <pic:blipFill>
-                          <a:blip r:embed="rId11">
-                            <a:clrChange>
-                              <a:clrFrom>
-                                <a:srgbClr val="FFFFFF">
-                                  <a:alpha val="100000"/>
-                                </a:srgbClr>
-                              </a:clrFrom>
-                              <a:clrTo>
-                                <a:srgbClr val="FFFFFF">
-                                  <a:alpha val="100000"/>
-                                  <a:alpha val="0"/>
-                                </a:srgbClr>
-                              </a:clrTo>
-                            </a:clrChange>
-                          </a:blip>
-                          <a:stretch>
-                            <a:fillRect/>
-                          </a:stretch>
-                        </pic:blipFill>
-                        <pic:spPr>
-                          <a:xfrm>
-                            <a:off x="21096" y="41843"/>
-                            <a:ext cx="975" cy="570"/>
-                          </a:xfrm>
-                          <a:prstGeom prst="rect">
-                            <a:avLst/>
-                          </a:prstGeom>
-                          <a:noFill/>
-                          <a:ln w="9525">
-                            <a:noFill/>
-                          </a:ln>
-                        </pic:spPr>
-                      </pic:pic>
-                    </wpg:wgp>
-                  </a:graphicData>
-                </a:graphic>
-              </wp:anchor>
-            </w:drawing>
-          </mc:Choice>
-          <mc:Fallback>
-            <w:pict>
-              <v:group id="组合 23" o:spid="_x0000_s1026" o:spt="203" style="position:absolute;left:0pt;margin-left:213.85pt;margin-top:6.2pt;height:32.6pt;width:210.4pt;z-index:251663360;mso-width-relative:page;mso-height-relative:page;" coordorigin="17862,41843" coordsize="4208,652" o:gfxdata="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">
-                <o:lock v:ext="edit" aspectratio="f"/>
-                <v:shape id="图片 59" o:spid="_x0000_s1026" o:spt="75" alt="图片1" type="#_x0000_t75" style="position:absolute;left:17862;top:41869;height:627;width:1468;" filled="f" o:preferrelative="t" stroked="f" coordsize="21600,21600" o:gfxdata="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">
-                  <v:fill on="f" focussize="0,0"/>
-                  <v:stroke on="f"/>
-                  <v:imagedata r:id="rId14" cropleft="5154f" croptop="7731f" cropright="3488f" cropbottom="12500f" grayscale="t" bilevel="t" o:title=""/>
-                  <o:lock v:ext="edit" aspectratio="t"/>
-                </v:shape>
-                <v:shape id="图片 29" o:spid="_x0000_s1026" o:spt="75" alt="IMG_256" type="#_x0000_t75" style="position:absolute;left:21096;top:41843;height:570;width:975;" filled="f" o:preferrelative="t" stroked="f" coordsize="21600,21600" o:gfxdata="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">
-                  <v:fill on="f" focussize="0,0"/>
-                  <v:stroke on="f"/>
-                  <v:imagedata r:id="rId11" chromakey="#FFFFFF" o:title=""/>
+                  <v:imagedata r:id="rId12" chromakey="#FFFFFF" o:title=""/>
                   <o:lock v:ext="edit" aspectratio="t"/>
                 </v:shape>
               </v:group>
@@ -6104,1270 +5630,6 @@
     <w:p>
       <w:pPr>
         <w:rPr>
-          <w:rFonts w:ascii="Times New Roman" w:hAnsi="Times New Roman" w:eastAsia="微软雅黑" w:cs="Times New Roman"/>
-          <w:sz w:val="24"/>
-          <w:szCs w:val="24"/>
-          <w:lang w:eastAsia="zh-CN"/>
-        </w:rPr>
-      </w:pPr>
-      <w:r>
-        <w:rPr>
-          <w:rFonts w:hint="eastAsia" w:ascii="Times New Roman" w:hAnsi="Times New Roman" w:eastAsia="微软雅黑" w:cs="Times New Roman"/>
-          <w:sz w:val="24"/>
-          <w:szCs w:val="24"/>
-          <w:lang w:eastAsia="zh-CN"/>
-        </w:rPr>
-        <w:t xml:space="preserve">{% endif %}{% if testedby == </w:t>
-      </w:r>
-      <w:r>
-        <w:rPr>
-          <w:rFonts w:ascii="Times New Roman" w:hAnsi="Times New Roman" w:eastAsia="微软雅黑" w:cs="Times New Roman"/>
-          <w:sz w:val="24"/>
-          <w:szCs w:val="24"/>
-          <w:lang w:eastAsia="zh-CN"/>
-        </w:rPr>
-        <w:t>“</w:t>
-      </w:r>
-      <w:r>
-        <w:rPr>
-          <w:rFonts w:hint="eastAsia" w:ascii="Times New Roman" w:hAnsi="Times New Roman" w:eastAsia="微软雅黑" w:cs="Times New Roman"/>
-          <w:sz w:val="24"/>
-          <w:szCs w:val="24"/>
-          <w:lang w:eastAsia="zh-CN"/>
-        </w:rPr>
-        <w:t>4</w:t>
-      </w:r>
-      <w:r>
-        <w:rPr>
-          <w:rFonts w:ascii="Times New Roman" w:hAnsi="Times New Roman" w:eastAsia="微软雅黑" w:cs="Times New Roman"/>
-          <w:sz w:val="24"/>
-          <w:szCs w:val="24"/>
-          <w:lang w:eastAsia="zh-CN"/>
-        </w:rPr>
-        <w:t>”</w:t>
-      </w:r>
-      <w:r>
-        <w:rPr>
-          <w:rFonts w:hint="eastAsia" w:ascii="Times New Roman" w:hAnsi="Times New Roman" w:eastAsia="微软雅黑" w:cs="Times New Roman"/>
-          <w:sz w:val="24"/>
-          <w:szCs w:val="24"/>
-          <w:lang w:eastAsia="zh-CN"/>
-        </w:rPr>
-        <w:t xml:space="preserve"> %}</w:t>
-      </w:r>
-    </w:p>
-    <w:p>
-      <w:pPr>
-        <w:rPr>
-          <w:rFonts w:ascii="Times New Roman" w:hAnsi="Times New Roman" w:eastAsia="微软雅黑" w:cs="Times New Roman"/>
-          <w:sz w:val="24"/>
-          <w:szCs w:val="24"/>
-          <w:lang w:eastAsia="zh-CN"/>
-        </w:rPr>
-      </w:pPr>
-    </w:p>
-    <w:p>
-      <w:pPr>
-        <w:rPr>
-          <w:rFonts w:ascii="Times New Roman" w:hAnsi="Times New Roman" w:eastAsia="微软雅黑" w:cs="Times New Roman"/>
-          <w:sz w:val="24"/>
-          <w:szCs w:val="24"/>
-          <w:lang w:eastAsia="zh-CN"/>
-        </w:rPr>
-      </w:pPr>
-      <w:r>
-        <w:rPr>
-          <w:sz w:val="24"/>
-        </w:rPr>
-        <mc:AlternateContent>
-          <mc:Choice Requires="wpg">
-            <w:drawing>
-              <wp:anchor distT="0" distB="0" distL="114300" distR="114300" simplePos="0" relativeHeight="251664384" behindDoc="0" locked="0" layoutInCell="1" allowOverlap="1">
-                <wp:simplePos x="0" y="0"/>
-                <wp:positionH relativeFrom="column">
-                  <wp:posOffset>2788285</wp:posOffset>
-                </wp:positionH>
-                <wp:positionV relativeFrom="paragraph">
-                  <wp:posOffset>85090</wp:posOffset>
-                </wp:positionV>
-                <wp:extent cx="2889885" cy="397510"/>
-                <wp:effectExtent l="0" t="0" r="5715" b="13970"/>
-                <wp:wrapNone/>
-                <wp:docPr id="41" name="组合 27"/>
-                <wp:cNvGraphicFramePr/>
-                <a:graphic xmlns:a="http://schemas.openxmlformats.org/drawingml/2006/main">
-                  <a:graphicData uri="http://schemas.microsoft.com/office/word/2010/wordprocessingGroup">
-                    <wpg:wgp>
-                      <wpg:cNvGrpSpPr/>
-                      <wpg:grpSpPr>
-                        <a:xfrm rot="0">
-                          <a:off x="3435985" y="6075045"/>
-                          <a:ext cx="2889885" cy="397510"/>
-                          <a:chOff x="17976" y="43614"/>
-                          <a:chExt cx="4551" cy="626"/>
-                        </a:xfrm>
-                      </wpg:grpSpPr>
-                      <pic:pic xmlns:pic="http://schemas.openxmlformats.org/drawingml/2006/picture">
-                        <pic:nvPicPr>
-                          <pic:cNvPr id="8" name="图片 29" descr="IMG_256"/>
-                          <pic:cNvPicPr>
-                            <a:picLocks noChangeAspect="1"/>
-                          </pic:cNvPicPr>
-                        </pic:nvPicPr>
-                        <pic:blipFill>
-                          <a:blip r:embed="rId11">
-                            <a:clrChange>
-                              <a:clrFrom>
-                                <a:srgbClr val="FFFFFF">
-                                  <a:alpha val="100000"/>
-                                </a:srgbClr>
-                              </a:clrFrom>
-                              <a:clrTo>
-                                <a:srgbClr val="FFFFFF">
-                                  <a:alpha val="100000"/>
-                                  <a:alpha val="0"/>
-                                </a:srgbClr>
-                              </a:clrTo>
-                            </a:clrChange>
-                          </a:blip>
-                          <a:stretch>
-                            <a:fillRect/>
-                          </a:stretch>
-                        </pic:blipFill>
-                        <pic:spPr>
-                          <a:xfrm>
-                            <a:off x="17976" y="43615"/>
-                            <a:ext cx="975" cy="570"/>
-                          </a:xfrm>
-                          <a:prstGeom prst="rect">
-                            <a:avLst/>
-                          </a:prstGeom>
-                          <a:noFill/>
-                          <a:ln w="9525">
-                            <a:noFill/>
-                          </a:ln>
-                        </pic:spPr>
-                      </pic:pic>
-                      <pic:pic xmlns:pic="http://schemas.openxmlformats.org/drawingml/2006/picture">
-                        <pic:nvPicPr>
-                          <pic:cNvPr id="26" name="图片 59" descr="图片1"/>
-                          <pic:cNvPicPr>
-                            <a:picLocks noChangeAspect="1"/>
-                          </pic:cNvPicPr>
-                        </pic:nvPicPr>
-                        <pic:blipFill>
-                          <a:blip r:embed="rId14">
-                            <a:biLevel thresh="50000"/>
-                          </a:blip>
-                          <a:srcRect l="7865" t="11797" r="5322" b="19074"/>
-                          <a:stretch>
-                            <a:fillRect/>
-                          </a:stretch>
-                        </pic:blipFill>
-                        <pic:spPr>
-                          <a:xfrm>
-                            <a:off x="21059" y="43614"/>
-                            <a:ext cx="1468" cy="627"/>
-                          </a:xfrm>
-                          <a:prstGeom prst="rect">
-                            <a:avLst/>
-                          </a:prstGeom>
-                          <a:noFill/>
-                        </pic:spPr>
-                      </pic:pic>
-                    </wpg:wgp>
-                  </a:graphicData>
-                </a:graphic>
-              </wp:anchor>
-            </w:drawing>
-          </mc:Choice>
-          <mc:Fallback>
-            <w:pict>
-              <v:group id="组合 27" o:spid="_x0000_s1026" o:spt="203" style="position:absolute;left:0pt;margin-left:219.55pt;margin-top:6.7pt;height:31.3pt;width:227.55pt;z-index:251664384;mso-width-relative:page;mso-height-relative:page;" coordorigin="17976,43614" coordsize="4551,626" o:gfxdata="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">
-                <o:lock v:ext="edit" aspectratio="f"/>
-                <v:shape id="图片 29" o:spid="_x0000_s1026" o:spt="75" alt="IMG_256" type="#_x0000_t75" style="position:absolute;left:17976;top:43615;height:570;width:975;" filled="f" o:preferrelative="t" stroked="f" coordsize="21600,21600" o:gfxdata="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">
-                  <v:fill on="f" focussize="0,0"/>
-                  <v:stroke on="f"/>
-                  <v:imagedata r:id="rId11" chromakey="#FFFFFF" o:title=""/>
-                  <o:lock v:ext="edit" aspectratio="t"/>
-                </v:shape>
-                <v:shape id="图片 59" o:spid="_x0000_s1026" o:spt="75" alt="图片1" type="#_x0000_t75" style="position:absolute;left:21059;top:43614;height:627;width:1468;" filled="f" o:preferrelative="t" stroked="f" coordsize="21600,21600" o:gfxdata="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">
-                  <v:fill on="f" focussize="0,0"/>
-                  <v:stroke on="f"/>
-                  <v:imagedata r:id="rId14" cropleft="5154f" croptop="7731f" cropright="3488f" cropbottom="12500f" grayscale="t" bilevel="t" o:title=""/>
-                  <o:lock v:ext="edit" aspectratio="t"/>
-                </v:shape>
-              </v:group>
-            </w:pict>
-          </mc:Fallback>
-        </mc:AlternateContent>
-      </w:r>
-    </w:p>
-    <w:tbl>
-      <w:tblPr>
-        <w:tblStyle w:val="32"/>
-        <w:tblW w:w="6772" w:type="dxa"/>
-        <w:jc w:val="right"/>
-        <w:tblLayout w:type="fixed"/>
-        <w:tblCellMar>
-          <w:top w:w="0" w:type="dxa"/>
-          <w:left w:w="0" w:type="dxa"/>
-          <w:bottom w:w="0" w:type="dxa"/>
-          <w:right w:w="0" w:type="dxa"/>
-        </w:tblCellMar>
-      </w:tblPr>
-      <w:tblGrid>
-        <w:gridCol w:w="1272"/>
-        <w:gridCol w:w="2040"/>
-        <w:gridCol w:w="1166"/>
-        <w:gridCol w:w="2294"/>
-      </w:tblGrid>
-      <w:tr>
-        <w:tblPrEx>
-          <w:tblCellMar>
-            <w:top w:w="0" w:type="dxa"/>
-            <w:left w:w="0" w:type="dxa"/>
-            <w:bottom w:w="0" w:type="dxa"/>
-            <w:right w:w="0" w:type="dxa"/>
-          </w:tblCellMar>
-        </w:tblPrEx>
-        <w:trPr>
-          <w:trHeight w:val="441" w:hRule="exact"/>
-          <w:jc w:val="right"/>
-        </w:trPr>
-        <w:tc>
-          <w:tcPr>
-            <w:tcW w:w="1272" w:type="dxa"/>
-            <w:vAlign w:val="center"/>
-          </w:tcPr>
-          <w:p>
-            <w:pPr>
-              <w:pStyle w:val="20"/>
-              <w:spacing w:before="13"/>
-              <w:ind w:left="13" w:right="95"/>
-              <w:jc w:val="both"/>
-              <w:rPr>
-                <w:rFonts w:ascii="Times New Roman" w:hAnsi="Times New Roman" w:cs="Times New Roman"/>
-                <w:b/>
-                <w:sz w:val="24"/>
-                <w:szCs w:val="24"/>
-              </w:rPr>
-            </w:pPr>
-            <w:r>
-              <w:rPr>
-                <w:rFonts w:ascii="Times New Roman" w:hAnsi="Times New Roman" w:cs="Times New Roman"/>
-                <w:b/>
-                <w:sz w:val="24"/>
-                <w:szCs w:val="24"/>
-              </w:rPr>
-              <w:t>检测人：</w:t>
-            </w:r>
-          </w:p>
-        </w:tc>
-        <w:tc>
-          <w:tcPr>
-            <w:tcW w:w="2040" w:type="dxa"/>
-            <w:vAlign w:val="center"/>
-          </w:tcPr>
-          <w:p>
-            <w:pPr>
-              <w:pStyle w:val="20"/>
-              <w:spacing w:before="13"/>
-              <w:jc w:val="both"/>
-              <w:rPr>
-                <w:rFonts w:ascii="Times New Roman" w:hAnsi="Times New Roman" w:cs="Times New Roman"/>
-                <w:b/>
-                <w:sz w:val="24"/>
-                <w:szCs w:val="24"/>
-              </w:rPr>
-            </w:pPr>
-          </w:p>
-        </w:tc>
-        <w:tc>
-          <w:tcPr>
-            <w:tcW w:w="1166" w:type="dxa"/>
-            <w:vAlign w:val="center"/>
-          </w:tcPr>
-          <w:p>
-            <w:pPr>
-              <w:pStyle w:val="20"/>
-              <w:spacing w:before="13"/>
-              <w:jc w:val="both"/>
-              <w:rPr>
-                <w:rFonts w:ascii="Times New Roman" w:hAnsi="Times New Roman" w:cs="Times New Roman"/>
-                <w:b/>
-                <w:sz w:val="24"/>
-                <w:szCs w:val="24"/>
-              </w:rPr>
-            </w:pPr>
-            <w:r>
-              <w:rPr>
-                <w:rFonts w:ascii="Times New Roman" w:hAnsi="Times New Roman" w:cs="Times New Roman"/>
-                <w:b/>
-                <w:sz w:val="24"/>
-                <w:szCs w:val="24"/>
-              </w:rPr>
-              <w:t>复核人</w:t>
-            </w:r>
-            <w:r>
-              <w:rPr>
-                <w:rFonts w:ascii="Times New Roman" w:hAnsi="Times New Roman" w:cs="Times New Roman"/>
-                <w:b/>
-                <w:sz w:val="24"/>
-                <w:szCs w:val="24"/>
-                <w:lang w:eastAsia="zh-CN"/>
-              </w:rPr>
-              <w:t>：</w:t>
-            </w:r>
-          </w:p>
-        </w:tc>
-        <w:tc>
-          <w:tcPr>
-            <w:tcW w:w="2294" w:type="dxa"/>
-            <w:vAlign w:val="center"/>
-          </w:tcPr>
-          <w:p>
-            <w:pPr>
-              <w:pStyle w:val="20"/>
-              <w:spacing w:before="13"/>
-              <w:ind w:right="15"/>
-              <w:jc w:val="both"/>
-              <w:rPr>
-                <w:rFonts w:ascii="Times New Roman" w:hAnsi="Times New Roman" w:cs="Times New Roman"/>
-                <w:b/>
-                <w:sz w:val="24"/>
-                <w:szCs w:val="24"/>
-              </w:rPr>
-            </w:pPr>
-          </w:p>
-        </w:tc>
-      </w:tr>
-      <w:tr>
-        <w:tblPrEx>
-          <w:tblCellMar>
-            <w:top w:w="0" w:type="dxa"/>
-            <w:left w:w="0" w:type="dxa"/>
-            <w:bottom w:w="0" w:type="dxa"/>
-            <w:right w:w="0" w:type="dxa"/>
-          </w:tblCellMar>
-        </w:tblPrEx>
-        <w:trPr>
-          <w:trHeight w:val="457" w:hRule="exact"/>
-          <w:jc w:val="right"/>
-        </w:trPr>
-        <w:tc>
-          <w:tcPr>
-            <w:tcW w:w="1272" w:type="dxa"/>
-            <w:vAlign w:val="center"/>
-          </w:tcPr>
-          <w:p>
-            <w:pPr>
-              <w:pStyle w:val="20"/>
-              <w:spacing w:line="341" w:lineRule="exact"/>
-              <w:ind w:left="13" w:right="165"/>
-              <w:jc w:val="both"/>
-              <w:rPr>
-                <w:rFonts w:ascii="Times New Roman" w:hAnsi="Times New Roman" w:cs="Times New Roman"/>
-                <w:b/>
-                <w:sz w:val="24"/>
-                <w:szCs w:val="24"/>
-              </w:rPr>
-            </w:pPr>
-            <w:r>
-              <w:rPr>
-                <w:rFonts w:ascii="Times New Roman" w:hAnsi="Times New Roman" w:cs="Times New Roman"/>
-                <w:b/>
-                <w:sz w:val="24"/>
-                <w:szCs w:val="24"/>
-              </w:rPr>
-              <w:t>日</w:t>
-            </w:r>
-            <w:r>
-              <w:rPr>
-                <w:rFonts w:ascii="Times New Roman" w:hAnsi="Times New Roman" w:cs="Times New Roman"/>
-                <w:b/>
-                <w:sz w:val="24"/>
-                <w:szCs w:val="24"/>
-                <w:lang w:eastAsia="zh-CN"/>
-              </w:rPr>
-              <w:t xml:space="preserve">  </w:t>
-            </w:r>
-            <w:r>
-              <w:rPr>
-                <w:rFonts w:ascii="Times New Roman" w:hAnsi="Times New Roman" w:cs="Times New Roman"/>
-                <w:b/>
-                <w:sz w:val="24"/>
-                <w:szCs w:val="24"/>
-              </w:rPr>
-              <w:t>期：</w:t>
-            </w:r>
-          </w:p>
-        </w:tc>
-        <w:tc>
-          <w:tcPr>
-            <w:tcW w:w="2040" w:type="dxa"/>
-            <w:vAlign w:val="center"/>
-          </w:tcPr>
-          <w:p>
-            <w:pPr>
-              <w:pStyle w:val="20"/>
-              <w:spacing w:line="363" w:lineRule="exact"/>
-              <w:jc w:val="both"/>
-              <w:rPr>
-                <w:rFonts w:ascii="Times New Roman" w:hAnsi="Times New Roman" w:cs="Times New Roman"/>
-                <w:sz w:val="24"/>
-                <w:szCs w:val="24"/>
-              </w:rPr>
-            </w:pPr>
-            <w:r>
-              <w:rPr>
-                <w:rFonts w:ascii="Times New Roman" w:hAnsi="Times New Roman" w:cs="Times New Roman"/>
-                <w:kern w:val="2"/>
-                <w:sz w:val="24"/>
-                <w:szCs w:val="24"/>
-                <w:lang w:eastAsia="zh-CN"/>
-              </w:rPr>
-              <w:t>{{ reportdate }}</w:t>
-            </w:r>
-          </w:p>
-        </w:tc>
-        <w:tc>
-          <w:tcPr>
-            <w:tcW w:w="1166" w:type="dxa"/>
-            <w:vAlign w:val="center"/>
-          </w:tcPr>
-          <w:p>
-            <w:pPr>
-              <w:pStyle w:val="20"/>
-              <w:spacing w:line="341" w:lineRule="exact"/>
-              <w:jc w:val="both"/>
-              <w:rPr>
-                <w:rFonts w:ascii="Times New Roman" w:hAnsi="Times New Roman" w:cs="Times New Roman"/>
-                <w:b/>
-                <w:sz w:val="24"/>
-                <w:szCs w:val="24"/>
-              </w:rPr>
-            </w:pPr>
-            <w:r>
-              <w:rPr>
-                <w:rFonts w:ascii="Times New Roman" w:hAnsi="Times New Roman" w:cs="Times New Roman"/>
-                <w:b/>
-                <w:sz w:val="24"/>
-                <w:szCs w:val="24"/>
-              </w:rPr>
-              <w:t>日</w:t>
-            </w:r>
-            <w:r>
-              <w:rPr>
-                <w:rFonts w:ascii="Times New Roman" w:hAnsi="Times New Roman" w:cs="Times New Roman"/>
-                <w:b/>
-                <w:sz w:val="24"/>
-                <w:szCs w:val="24"/>
-                <w:lang w:eastAsia="zh-CN"/>
-              </w:rPr>
-              <w:t xml:space="preserve">  </w:t>
-            </w:r>
-            <w:r>
-              <w:rPr>
-                <w:rFonts w:ascii="Times New Roman" w:hAnsi="Times New Roman" w:cs="Times New Roman"/>
-                <w:b/>
-                <w:sz w:val="24"/>
-                <w:szCs w:val="24"/>
-              </w:rPr>
-              <w:t>期：</w:t>
-            </w:r>
-          </w:p>
-        </w:tc>
-        <w:tc>
-          <w:tcPr>
-            <w:tcW w:w="2294" w:type="dxa"/>
-            <w:vAlign w:val="center"/>
-          </w:tcPr>
-          <w:p>
-            <w:pPr>
-              <w:pStyle w:val="20"/>
-              <w:spacing w:line="363" w:lineRule="exact"/>
-              <w:ind w:right="15"/>
-              <w:jc w:val="both"/>
-              <w:rPr>
-                <w:rFonts w:ascii="Times New Roman" w:hAnsi="Times New Roman" w:cs="Times New Roman"/>
-                <w:sz w:val="24"/>
-                <w:szCs w:val="24"/>
-              </w:rPr>
-            </w:pPr>
-            <w:r>
-              <w:rPr>
-                <w:rFonts w:ascii="Times New Roman" w:hAnsi="Times New Roman" w:cs="Times New Roman"/>
-                <w:kern w:val="2"/>
-                <w:sz w:val="24"/>
-                <w:szCs w:val="24"/>
-                <w:lang w:eastAsia="zh-CN"/>
-              </w:rPr>
-              <w:t>{{ reportdate }}</w:t>
-            </w:r>
-          </w:p>
-        </w:tc>
-      </w:tr>
-    </w:tbl>
-    <w:p>
-      <w:pPr>
-        <w:rPr>
-          <w:rFonts w:ascii="Times New Roman" w:hAnsi="Times New Roman" w:eastAsia="微软雅黑" w:cs="Times New Roman"/>
-          <w:sz w:val="24"/>
-          <w:szCs w:val="24"/>
-          <w:lang w:eastAsia="zh-CN"/>
-        </w:rPr>
-      </w:pPr>
-      <w:r>
-        <w:rPr>
-          <w:rFonts w:hint="eastAsia" w:ascii="Times New Roman" w:hAnsi="Times New Roman" w:eastAsia="微软雅黑" w:cs="Times New Roman"/>
-          <w:sz w:val="24"/>
-          <w:szCs w:val="24"/>
-          <w:lang w:eastAsia="zh-CN"/>
-        </w:rPr>
-        <w:t xml:space="preserve">{% endif %}{% if testedby == </w:t>
-      </w:r>
-      <w:r>
-        <w:rPr>
-          <w:rFonts w:ascii="Times New Roman" w:hAnsi="Times New Roman" w:eastAsia="微软雅黑" w:cs="Times New Roman"/>
-          <w:sz w:val="24"/>
-          <w:szCs w:val="24"/>
-          <w:lang w:eastAsia="zh-CN"/>
-        </w:rPr>
-        <w:t>“</w:t>
-      </w:r>
-      <w:r>
-        <w:rPr>
-          <w:rFonts w:hint="eastAsia" w:ascii="Times New Roman" w:hAnsi="Times New Roman" w:eastAsia="微软雅黑" w:cs="Times New Roman"/>
-          <w:sz w:val="24"/>
-          <w:szCs w:val="24"/>
-          <w:lang w:eastAsia="zh-CN"/>
-        </w:rPr>
-        <w:t>5</w:t>
-      </w:r>
-      <w:r>
-        <w:rPr>
-          <w:rFonts w:ascii="Times New Roman" w:hAnsi="Times New Roman" w:eastAsia="微软雅黑" w:cs="Times New Roman"/>
-          <w:sz w:val="24"/>
-          <w:szCs w:val="24"/>
-          <w:lang w:eastAsia="zh-CN"/>
-        </w:rPr>
-        <w:t>”</w:t>
-      </w:r>
-      <w:r>
-        <w:rPr>
-          <w:rFonts w:hint="eastAsia" w:ascii="Times New Roman" w:hAnsi="Times New Roman" w:eastAsia="微软雅黑" w:cs="Times New Roman"/>
-          <w:sz w:val="24"/>
-          <w:szCs w:val="24"/>
-          <w:lang w:eastAsia="zh-CN"/>
-        </w:rPr>
-        <w:t xml:space="preserve"> %}</w:t>
-      </w:r>
-    </w:p>
-    <w:p>
-      <w:pPr>
-        <w:rPr>
-          <w:lang w:eastAsia="zh-CN"/>
-        </w:rPr>
-      </w:pPr>
-    </w:p>
-    <w:p>
-      <w:pPr>
-        <w:rPr>
-          <w:lang w:eastAsia="zh-CN"/>
-        </w:rPr>
-      </w:pPr>
-    </w:p>
-    <w:tbl>
-      <w:tblPr>
-        <w:tblStyle w:val="32"/>
-        <w:tblW w:w="6772" w:type="dxa"/>
-        <w:jc w:val="right"/>
-        <w:tblLayout w:type="fixed"/>
-        <w:tblCellMar>
-          <w:top w:w="0" w:type="dxa"/>
-          <w:left w:w="0" w:type="dxa"/>
-          <w:bottom w:w="0" w:type="dxa"/>
-          <w:right w:w="0" w:type="dxa"/>
-        </w:tblCellMar>
-      </w:tblPr>
-      <w:tblGrid>
-        <w:gridCol w:w="1272"/>
-        <w:gridCol w:w="2040"/>
-        <w:gridCol w:w="1166"/>
-        <w:gridCol w:w="2294"/>
-      </w:tblGrid>
-      <w:tr>
-        <w:tblPrEx>
-          <w:tblCellMar>
-            <w:top w:w="0" w:type="dxa"/>
-            <w:left w:w="0" w:type="dxa"/>
-            <w:bottom w:w="0" w:type="dxa"/>
-            <w:right w:w="0" w:type="dxa"/>
-          </w:tblCellMar>
-        </w:tblPrEx>
-        <w:trPr>
-          <w:trHeight w:val="441" w:hRule="exact"/>
-          <w:jc w:val="right"/>
-        </w:trPr>
-        <w:tc>
-          <w:tcPr>
-            <w:tcW w:w="1272" w:type="dxa"/>
-            <w:vAlign w:val="center"/>
-          </w:tcPr>
-          <w:p>
-            <w:pPr>
-              <w:pStyle w:val="20"/>
-              <w:spacing w:before="13"/>
-              <w:ind w:left="13" w:right="95"/>
-              <w:jc w:val="both"/>
-              <w:rPr>
-                <w:rFonts w:ascii="Times New Roman" w:hAnsi="Times New Roman" w:cs="Times New Roman"/>
-                <w:b/>
-                <w:sz w:val="24"/>
-                <w:szCs w:val="24"/>
-              </w:rPr>
-            </w:pPr>
-            <w:r>
-              <w:rPr>
-                <w:rFonts w:ascii="Times New Roman" w:hAnsi="Times New Roman" w:cs="Times New Roman"/>
-                <w:b/>
-                <w:sz w:val="24"/>
-                <w:szCs w:val="24"/>
-              </w:rPr>
-              <w:t>检测人：</w:t>
-            </w:r>
-          </w:p>
-        </w:tc>
-        <w:tc>
-          <w:tcPr>
-            <w:tcW w:w="2040" w:type="dxa"/>
-            <w:vAlign w:val="center"/>
-          </w:tcPr>
-          <w:p>
-            <w:pPr>
-              <w:pStyle w:val="20"/>
-              <w:spacing w:before="13"/>
-              <w:jc w:val="both"/>
-              <w:rPr>
-                <w:rFonts w:ascii="Times New Roman" w:hAnsi="Times New Roman" w:cs="Times New Roman"/>
-                <w:b/>
-                <w:sz w:val="24"/>
-                <w:szCs w:val="24"/>
-              </w:rPr>
-            </w:pPr>
-          </w:p>
-        </w:tc>
-        <w:tc>
-          <w:tcPr>
-            <w:tcW w:w="1166" w:type="dxa"/>
-            <w:vAlign w:val="center"/>
-          </w:tcPr>
-          <w:p>
-            <w:pPr>
-              <w:pStyle w:val="20"/>
-              <w:spacing w:before="13"/>
-              <w:jc w:val="both"/>
-              <w:rPr>
-                <w:rFonts w:ascii="Times New Roman" w:hAnsi="Times New Roman" w:cs="Times New Roman"/>
-                <w:b/>
-                <w:sz w:val="24"/>
-                <w:szCs w:val="24"/>
-              </w:rPr>
-            </w:pPr>
-            <w:r>
-              <w:rPr>
-                <w:rFonts w:ascii="Times New Roman" w:hAnsi="Times New Roman" w:cs="Times New Roman"/>
-                <w:b/>
-                <w:sz w:val="24"/>
-                <w:szCs w:val="24"/>
-              </w:rPr>
-              <w:t>复核人</w:t>
-            </w:r>
-            <w:r>
-              <w:rPr>
-                <w:rFonts w:ascii="Times New Roman" w:hAnsi="Times New Roman" w:cs="Times New Roman"/>
-                <w:b/>
-                <w:sz w:val="24"/>
-                <w:szCs w:val="24"/>
-                <w:lang w:eastAsia="zh-CN"/>
-              </w:rPr>
-              <w:t>：</w:t>
-            </w:r>
-          </w:p>
-        </w:tc>
-        <w:tc>
-          <w:tcPr>
-            <w:tcW w:w="2294" w:type="dxa"/>
-            <w:vAlign w:val="center"/>
-          </w:tcPr>
-          <w:p>
-            <w:pPr>
-              <w:pStyle w:val="20"/>
-              <w:spacing w:before="13"/>
-              <w:ind w:right="15"/>
-              <w:jc w:val="both"/>
-              <w:rPr>
-                <w:rFonts w:ascii="Times New Roman" w:hAnsi="Times New Roman" w:cs="Times New Roman"/>
-                <w:b/>
-                <w:sz w:val="24"/>
-                <w:szCs w:val="24"/>
-              </w:rPr>
-            </w:pPr>
-          </w:p>
-        </w:tc>
-      </w:tr>
-      <w:tr>
-        <w:tblPrEx>
-          <w:tblCellMar>
-            <w:top w:w="0" w:type="dxa"/>
-            <w:left w:w="0" w:type="dxa"/>
-            <w:bottom w:w="0" w:type="dxa"/>
-            <w:right w:w="0" w:type="dxa"/>
-          </w:tblCellMar>
-        </w:tblPrEx>
-        <w:trPr>
-          <w:trHeight w:val="457" w:hRule="exact"/>
-          <w:jc w:val="right"/>
-        </w:trPr>
-        <w:tc>
-          <w:tcPr>
-            <w:tcW w:w="1272" w:type="dxa"/>
-            <w:vAlign w:val="center"/>
-          </w:tcPr>
-          <w:p>
-            <w:pPr>
-              <w:pStyle w:val="20"/>
-              <w:spacing w:line="341" w:lineRule="exact"/>
-              <w:ind w:left="13" w:right="165"/>
-              <w:jc w:val="both"/>
-              <w:rPr>
-                <w:rFonts w:ascii="Times New Roman" w:hAnsi="Times New Roman" w:cs="Times New Roman"/>
-                <w:b/>
-                <w:sz w:val="24"/>
-                <w:szCs w:val="24"/>
-              </w:rPr>
-            </w:pPr>
-            <w:r>
-              <w:rPr>
-                <w:rFonts w:ascii="Times New Roman" w:hAnsi="Times New Roman" w:cs="Times New Roman"/>
-                <w:b/>
-                <w:sz w:val="24"/>
-                <w:szCs w:val="24"/>
-              </w:rPr>
-              <w:t>日</w:t>
-            </w:r>
-            <w:r>
-              <w:rPr>
-                <w:rFonts w:ascii="Times New Roman" w:hAnsi="Times New Roman" w:cs="Times New Roman"/>
-                <w:b/>
-                <w:sz w:val="24"/>
-                <w:szCs w:val="24"/>
-                <w:lang w:eastAsia="zh-CN"/>
-              </w:rPr>
-              <w:t xml:space="preserve">  </w:t>
-            </w:r>
-            <w:r>
-              <w:rPr>
-                <w:rFonts w:ascii="Times New Roman" w:hAnsi="Times New Roman" w:cs="Times New Roman"/>
-                <w:b/>
-                <w:sz w:val="24"/>
-                <w:szCs w:val="24"/>
-              </w:rPr>
-              <w:t>期：</w:t>
-            </w:r>
-          </w:p>
-        </w:tc>
-        <w:tc>
-          <w:tcPr>
-            <w:tcW w:w="2040" w:type="dxa"/>
-            <w:vAlign w:val="center"/>
-          </w:tcPr>
-          <w:p>
-            <w:pPr>
-              <w:pStyle w:val="20"/>
-              <w:spacing w:line="363" w:lineRule="exact"/>
-              <w:jc w:val="both"/>
-              <w:rPr>
-                <w:rFonts w:ascii="Times New Roman" w:hAnsi="Times New Roman" w:cs="Times New Roman"/>
-                <w:sz w:val="24"/>
-                <w:szCs w:val="24"/>
-              </w:rPr>
-            </w:pPr>
-            <w:r>
-              <w:rPr>
-                <w:rFonts w:ascii="Times New Roman" w:hAnsi="Times New Roman" w:cs="Times New Roman"/>
-                <w:kern w:val="2"/>
-                <w:sz w:val="24"/>
-                <w:szCs w:val="24"/>
-                <w:lang w:eastAsia="zh-CN"/>
-              </w:rPr>
-              <w:t>{{ reportdate }}</w:t>
-            </w:r>
-          </w:p>
-        </w:tc>
-        <w:tc>
-          <w:tcPr>
-            <w:tcW w:w="1166" w:type="dxa"/>
-            <w:vAlign w:val="center"/>
-          </w:tcPr>
-          <w:p>
-            <w:pPr>
-              <w:pStyle w:val="20"/>
-              <w:spacing w:line="341" w:lineRule="exact"/>
-              <w:jc w:val="both"/>
-              <w:rPr>
-                <w:rFonts w:ascii="Times New Roman" w:hAnsi="Times New Roman" w:cs="Times New Roman"/>
-                <w:b/>
-                <w:sz w:val="24"/>
-                <w:szCs w:val="24"/>
-              </w:rPr>
-            </w:pPr>
-            <w:r>
-              <w:rPr>
-                <w:rFonts w:ascii="Times New Roman" w:hAnsi="Times New Roman" w:cs="Times New Roman"/>
-                <w:b/>
-                <w:sz w:val="24"/>
-                <w:szCs w:val="24"/>
-              </w:rPr>
-              <w:t>日</w:t>
-            </w:r>
-            <w:r>
-              <w:rPr>
-                <w:rFonts w:ascii="Times New Roman" w:hAnsi="Times New Roman" w:cs="Times New Roman"/>
-                <w:b/>
-                <w:sz w:val="24"/>
-                <w:szCs w:val="24"/>
-                <w:lang w:eastAsia="zh-CN"/>
-              </w:rPr>
-              <w:t xml:space="preserve">  </w:t>
-            </w:r>
-            <w:r>
-              <w:rPr>
-                <w:rFonts w:ascii="Times New Roman" w:hAnsi="Times New Roman" w:cs="Times New Roman"/>
-                <w:b/>
-                <w:sz w:val="24"/>
-                <w:szCs w:val="24"/>
-              </w:rPr>
-              <w:t>期：</w:t>
-            </w:r>
-          </w:p>
-        </w:tc>
-        <w:tc>
-          <w:tcPr>
-            <w:tcW w:w="2294" w:type="dxa"/>
-            <w:vAlign w:val="center"/>
-          </w:tcPr>
-          <w:p>
-            <w:pPr>
-              <w:pStyle w:val="20"/>
-              <w:spacing w:line="363" w:lineRule="exact"/>
-              <w:ind w:right="15"/>
-              <w:jc w:val="both"/>
-              <w:rPr>
-                <w:rFonts w:ascii="Times New Roman" w:hAnsi="Times New Roman" w:cs="Times New Roman"/>
-                <w:sz w:val="24"/>
-                <w:szCs w:val="24"/>
-              </w:rPr>
-            </w:pPr>
-            <w:r>
-              <w:rPr>
-                <w:rFonts w:ascii="Times New Roman" w:hAnsi="Times New Roman" w:cs="Times New Roman"/>
-                <w:kern w:val="2"/>
-                <w:sz w:val="24"/>
-                <w:szCs w:val="24"/>
-                <w:lang w:eastAsia="zh-CN"/>
-              </w:rPr>
-              <w:t>{{ reportdate }}</w:t>
-            </w:r>
-          </w:p>
-        </w:tc>
-      </w:tr>
-    </w:tbl>
-    <w:p>
-      <w:pPr>
-        <w:rPr>
-          <w:rFonts w:ascii="Times New Roman" w:hAnsi="Times New Roman" w:eastAsia="微软雅黑" w:cs="Times New Roman"/>
-          <w:sz w:val="24"/>
-          <w:szCs w:val="24"/>
-          <w:lang w:eastAsia="zh-CN"/>
-        </w:rPr>
-      </w:pPr>
-      <w:r>
-        <w:rPr>
-          <w:rFonts w:hint="eastAsia" w:ascii="Times New Roman" w:hAnsi="Times New Roman" w:eastAsia="微软雅黑" w:cs="Times New Roman"/>
-          <w:sz w:val="24"/>
-          <w:szCs w:val="24"/>
-          <w:lang w:eastAsia="zh-CN"/>
-        </w:rPr>
-        <w:t xml:space="preserve">{% endif %}{% if testedby == </w:t>
-      </w:r>
-      <w:r>
-        <w:rPr>
-          <w:rFonts w:ascii="Times New Roman" w:hAnsi="Times New Roman" w:eastAsia="微软雅黑" w:cs="Times New Roman"/>
-          <w:sz w:val="24"/>
-          <w:szCs w:val="24"/>
-          <w:lang w:eastAsia="zh-CN"/>
-        </w:rPr>
-        <w:t>“</w:t>
-      </w:r>
-      <w:r>
-        <w:rPr>
-          <w:rFonts w:hint="eastAsia" w:ascii="Times New Roman" w:hAnsi="Times New Roman" w:eastAsia="微软雅黑" w:cs="Times New Roman"/>
-          <w:sz w:val="24"/>
-          <w:szCs w:val="24"/>
-          <w:lang w:eastAsia="zh-CN"/>
-        </w:rPr>
-        <w:t>6</w:t>
-      </w:r>
-      <w:r>
-        <w:rPr>
-          <w:rFonts w:ascii="Times New Roman" w:hAnsi="Times New Roman" w:eastAsia="微软雅黑" w:cs="Times New Roman"/>
-          <w:sz w:val="24"/>
-          <w:szCs w:val="24"/>
-          <w:lang w:eastAsia="zh-CN"/>
-        </w:rPr>
-        <w:t>”</w:t>
-      </w:r>
-      <w:r>
-        <w:rPr>
-          <w:rFonts w:hint="eastAsia" w:ascii="Times New Roman" w:hAnsi="Times New Roman" w:eastAsia="微软雅黑" w:cs="Times New Roman"/>
-          <w:sz w:val="24"/>
-          <w:szCs w:val="24"/>
-          <w:lang w:eastAsia="zh-CN"/>
-        </w:rPr>
-        <w:t xml:space="preserve"> %}</w:t>
-      </w:r>
-    </w:p>
-    <w:p>
-      <w:pPr>
-        <w:rPr>
-          <w:rFonts w:ascii="Times New Roman" w:hAnsi="Times New Roman" w:eastAsia="微软雅黑" w:cs="Times New Roman"/>
-          <w:sz w:val="24"/>
-          <w:szCs w:val="24"/>
-          <w:lang w:eastAsia="zh-CN"/>
-        </w:rPr>
-      </w:pPr>
-    </w:p>
-    <w:p>
-      <w:pPr>
-        <w:rPr>
-          <w:rFonts w:ascii="Times New Roman" w:hAnsi="Times New Roman" w:eastAsia="微软雅黑" w:cs="Times New Roman"/>
-          <w:sz w:val="24"/>
-          <w:szCs w:val="24"/>
-          <w:lang w:eastAsia="zh-CN"/>
-        </w:rPr>
-      </w:pPr>
-    </w:p>
-    <w:tbl>
-      <w:tblPr>
-        <w:tblStyle w:val="32"/>
-        <w:tblW w:w="6772" w:type="dxa"/>
-        <w:jc w:val="right"/>
-        <w:tblLayout w:type="fixed"/>
-        <w:tblCellMar>
-          <w:top w:w="0" w:type="dxa"/>
-          <w:left w:w="0" w:type="dxa"/>
-          <w:bottom w:w="0" w:type="dxa"/>
-          <w:right w:w="0" w:type="dxa"/>
-        </w:tblCellMar>
-      </w:tblPr>
-      <w:tblGrid>
-        <w:gridCol w:w="1272"/>
-        <w:gridCol w:w="2040"/>
-        <w:gridCol w:w="1166"/>
-        <w:gridCol w:w="2294"/>
-      </w:tblGrid>
-      <w:tr>
-        <w:tblPrEx>
-          <w:tblCellMar>
-            <w:top w:w="0" w:type="dxa"/>
-            <w:left w:w="0" w:type="dxa"/>
-            <w:bottom w:w="0" w:type="dxa"/>
-            <w:right w:w="0" w:type="dxa"/>
-          </w:tblCellMar>
-        </w:tblPrEx>
-        <w:trPr>
-          <w:trHeight w:val="441" w:hRule="exact"/>
-          <w:jc w:val="right"/>
-        </w:trPr>
-        <w:tc>
-          <w:tcPr>
-            <w:tcW w:w="1272" w:type="dxa"/>
-            <w:vAlign w:val="center"/>
-          </w:tcPr>
-          <w:p>
-            <w:pPr>
-              <w:pStyle w:val="20"/>
-              <w:spacing w:before="13"/>
-              <w:ind w:left="13" w:right="95"/>
-              <w:jc w:val="both"/>
-              <w:rPr>
-                <w:rFonts w:ascii="Times New Roman" w:hAnsi="Times New Roman" w:cs="Times New Roman"/>
-                <w:b/>
-                <w:sz w:val="24"/>
-                <w:szCs w:val="24"/>
-              </w:rPr>
-            </w:pPr>
-            <w:r>
-              <w:rPr>
-                <w:rFonts w:ascii="Times New Roman" w:hAnsi="Times New Roman" w:cs="Times New Roman"/>
-                <w:b/>
-                <w:sz w:val="24"/>
-                <w:szCs w:val="24"/>
-              </w:rPr>
-              <w:t>检测人：</w:t>
-            </w:r>
-          </w:p>
-        </w:tc>
-        <w:tc>
-          <w:tcPr>
-            <w:tcW w:w="2040" w:type="dxa"/>
-            <w:vAlign w:val="center"/>
-          </w:tcPr>
-          <w:p>
-            <w:pPr>
-              <w:pStyle w:val="20"/>
-              <w:spacing w:before="13"/>
-              <w:jc w:val="both"/>
-              <w:rPr>
-                <w:rFonts w:ascii="Times New Roman" w:hAnsi="Times New Roman" w:cs="Times New Roman"/>
-                <w:b/>
-                <w:sz w:val="24"/>
-                <w:szCs w:val="24"/>
-              </w:rPr>
-            </w:pPr>
-          </w:p>
-        </w:tc>
-        <w:tc>
-          <w:tcPr>
-            <w:tcW w:w="1166" w:type="dxa"/>
-            <w:vAlign w:val="center"/>
-          </w:tcPr>
-          <w:p>
-            <w:pPr>
-              <w:pStyle w:val="20"/>
-              <w:spacing w:before="13"/>
-              <w:jc w:val="both"/>
-              <w:rPr>
-                <w:rFonts w:ascii="Times New Roman" w:hAnsi="Times New Roman" w:cs="Times New Roman"/>
-                <w:b/>
-                <w:sz w:val="24"/>
-                <w:szCs w:val="24"/>
-              </w:rPr>
-            </w:pPr>
-            <w:r>
-              <w:rPr>
-                <w:rFonts w:ascii="Times New Roman" w:hAnsi="Times New Roman" w:cs="Times New Roman"/>
-                <w:b/>
-                <w:sz w:val="24"/>
-                <w:szCs w:val="24"/>
-              </w:rPr>
-              <w:t>复核人</w:t>
-            </w:r>
-            <w:r>
-              <w:rPr>
-                <w:rFonts w:ascii="Times New Roman" w:hAnsi="Times New Roman" w:cs="Times New Roman"/>
-                <w:b/>
-                <w:sz w:val="24"/>
-                <w:szCs w:val="24"/>
-                <w:lang w:eastAsia="zh-CN"/>
-              </w:rPr>
-              <w:t>：</w:t>
-            </w:r>
-          </w:p>
-        </w:tc>
-        <w:tc>
-          <w:tcPr>
-            <w:tcW w:w="2294" w:type="dxa"/>
-            <w:vAlign w:val="center"/>
-          </w:tcPr>
-          <w:p>
-            <w:pPr>
-              <w:pStyle w:val="20"/>
-              <w:spacing w:before="13"/>
-              <w:ind w:right="15"/>
-              <w:jc w:val="both"/>
-              <w:rPr>
-                <w:rFonts w:ascii="Times New Roman" w:hAnsi="Times New Roman" w:cs="Times New Roman"/>
-                <w:b/>
-                <w:sz w:val="24"/>
-                <w:szCs w:val="24"/>
-              </w:rPr>
-            </w:pPr>
-          </w:p>
-        </w:tc>
-      </w:tr>
-      <w:tr>
-        <w:tblPrEx>
-          <w:tblCellMar>
-            <w:top w:w="0" w:type="dxa"/>
-            <w:left w:w="0" w:type="dxa"/>
-            <w:bottom w:w="0" w:type="dxa"/>
-            <w:right w:w="0" w:type="dxa"/>
-          </w:tblCellMar>
-        </w:tblPrEx>
-        <w:trPr>
-          <w:trHeight w:val="457" w:hRule="exact"/>
-          <w:jc w:val="right"/>
-        </w:trPr>
-        <w:tc>
-          <w:tcPr>
-            <w:tcW w:w="1272" w:type="dxa"/>
-            <w:vAlign w:val="center"/>
-          </w:tcPr>
-          <w:p>
-            <w:pPr>
-              <w:pStyle w:val="20"/>
-              <w:spacing w:line="341" w:lineRule="exact"/>
-              <w:ind w:left="13" w:right="165"/>
-              <w:jc w:val="both"/>
-              <w:rPr>
-                <w:rFonts w:ascii="Times New Roman" w:hAnsi="Times New Roman" w:cs="Times New Roman"/>
-                <w:b/>
-                <w:sz w:val="24"/>
-                <w:szCs w:val="24"/>
-              </w:rPr>
-            </w:pPr>
-            <w:r>
-              <w:rPr>
-                <w:rFonts w:ascii="Times New Roman" w:hAnsi="Times New Roman" w:cs="Times New Roman"/>
-                <w:b/>
-                <w:sz w:val="24"/>
-                <w:szCs w:val="24"/>
-              </w:rPr>
-              <w:t>日</w:t>
-            </w:r>
-            <w:r>
-              <w:rPr>
-                <w:rFonts w:ascii="Times New Roman" w:hAnsi="Times New Roman" w:cs="Times New Roman"/>
-                <w:b/>
-                <w:sz w:val="24"/>
-                <w:szCs w:val="24"/>
-                <w:lang w:eastAsia="zh-CN"/>
-              </w:rPr>
-              <w:t xml:space="preserve">  </w:t>
-            </w:r>
-            <w:r>
-              <w:rPr>
-                <w:rFonts w:ascii="Times New Roman" w:hAnsi="Times New Roman" w:cs="Times New Roman"/>
-                <w:b/>
-                <w:sz w:val="24"/>
-                <w:szCs w:val="24"/>
-              </w:rPr>
-              <w:t>期：</w:t>
-            </w:r>
-          </w:p>
-        </w:tc>
-        <w:tc>
-          <w:tcPr>
-            <w:tcW w:w="2040" w:type="dxa"/>
-            <w:vAlign w:val="center"/>
-          </w:tcPr>
-          <w:p>
-            <w:pPr>
-              <w:pStyle w:val="20"/>
-              <w:spacing w:line="363" w:lineRule="exact"/>
-              <w:jc w:val="both"/>
-              <w:rPr>
-                <w:rFonts w:ascii="Times New Roman" w:hAnsi="Times New Roman" w:cs="Times New Roman"/>
-                <w:sz w:val="24"/>
-                <w:szCs w:val="24"/>
-              </w:rPr>
-            </w:pPr>
-            <w:r>
-              <w:rPr>
-                <w:rFonts w:ascii="Times New Roman" w:hAnsi="Times New Roman" w:cs="Times New Roman"/>
-                <w:kern w:val="2"/>
-                <w:sz w:val="24"/>
-                <w:szCs w:val="24"/>
-                <w:lang w:eastAsia="zh-CN"/>
-              </w:rPr>
-              <w:t>{{ reportdate }}</w:t>
-            </w:r>
-          </w:p>
-        </w:tc>
-        <w:tc>
-          <w:tcPr>
-            <w:tcW w:w="1166" w:type="dxa"/>
-            <w:vAlign w:val="center"/>
-          </w:tcPr>
-          <w:p>
-            <w:pPr>
-              <w:pStyle w:val="20"/>
-              <w:spacing w:line="341" w:lineRule="exact"/>
-              <w:jc w:val="both"/>
-              <w:rPr>
-                <w:rFonts w:ascii="Times New Roman" w:hAnsi="Times New Roman" w:cs="Times New Roman"/>
-                <w:b/>
-                <w:sz w:val="24"/>
-                <w:szCs w:val="24"/>
-              </w:rPr>
-            </w:pPr>
-            <w:r>
-              <w:rPr>
-                <w:rFonts w:ascii="Times New Roman" w:hAnsi="Times New Roman" w:cs="Times New Roman"/>
-                <w:b/>
-                <w:sz w:val="24"/>
-                <w:szCs w:val="24"/>
-              </w:rPr>
-              <w:t>日</w:t>
-            </w:r>
-            <w:r>
-              <w:rPr>
-                <w:rFonts w:ascii="Times New Roman" w:hAnsi="Times New Roman" w:cs="Times New Roman"/>
-                <w:b/>
-                <w:sz w:val="24"/>
-                <w:szCs w:val="24"/>
-                <w:lang w:eastAsia="zh-CN"/>
-              </w:rPr>
-              <w:t xml:space="preserve">  </w:t>
-            </w:r>
-            <w:r>
-              <w:rPr>
-                <w:rFonts w:ascii="Times New Roman" w:hAnsi="Times New Roman" w:cs="Times New Roman"/>
-                <w:b/>
-                <w:sz w:val="24"/>
-                <w:szCs w:val="24"/>
-              </w:rPr>
-              <w:t>期：</w:t>
-            </w:r>
-          </w:p>
-        </w:tc>
-        <w:tc>
-          <w:tcPr>
-            <w:tcW w:w="2294" w:type="dxa"/>
-            <w:vAlign w:val="center"/>
-          </w:tcPr>
-          <w:p>
-            <w:pPr>
-              <w:pStyle w:val="20"/>
-              <w:spacing w:line="363" w:lineRule="exact"/>
-              <w:ind w:right="15"/>
-              <w:jc w:val="both"/>
-              <w:rPr>
-                <w:rFonts w:ascii="Times New Roman" w:hAnsi="Times New Roman" w:cs="Times New Roman"/>
-                <w:sz w:val="24"/>
-                <w:szCs w:val="24"/>
-              </w:rPr>
-            </w:pPr>
-            <w:r>
-              <w:rPr>
-                <w:rFonts w:ascii="Times New Roman" w:hAnsi="Times New Roman" w:cs="Times New Roman"/>
-                <w:kern w:val="2"/>
-                <w:sz w:val="24"/>
-                <w:szCs w:val="24"/>
-                <w:lang w:eastAsia="zh-CN"/>
-              </w:rPr>
-              <w:t>{{ reportdate }}</w:t>
-            </w:r>
-          </w:p>
-        </w:tc>
-      </w:tr>
-    </w:tbl>
-    <w:p>
-      <w:pPr>
-        <w:rPr>
           <w:rFonts w:ascii="Times New Roman" w:hAnsi="Times New Roman" w:eastAsia="微软雅黑" w:cs="黑体"/>
           <w:b/>
           <w:bCs/>
@@ -7398,6 +5660,8 @@
         </w:rPr>
         <w:br w:type="page"/>
       </w:r>
+      <w:bookmarkStart w:id="233" w:name="_GoBack"/>
+      <w:bookmarkEnd w:id="233"/>
     </w:p>
     <w:p>
       <w:pPr>
@@ -8937,11 +7201,11 @@
           <w:szCs w:val="32"/>
         </w:rPr>
       </w:pPr>
-      <w:bookmarkStart w:id="25" w:name="_Toc22132"/>
-      <w:bookmarkStart w:id="26" w:name="_Toc2781"/>
-      <w:bookmarkStart w:id="27" w:name="_Toc19898_WPSOffice_Level1"/>
-      <w:bookmarkStart w:id="28" w:name="_Toc20136_WPSOffice_Level1"/>
-      <w:bookmarkStart w:id="29" w:name="_Toc16165"/>
+      <w:bookmarkStart w:id="25" w:name="_Toc2781"/>
+      <w:bookmarkStart w:id="26" w:name="_Toc22132"/>
+      <w:bookmarkStart w:id="27" w:name="_Toc20136_WPSOffice_Level1"/>
+      <w:bookmarkStart w:id="28" w:name="_Toc16165"/>
+      <w:bookmarkStart w:id="29" w:name="_Toc19898_WPSOffice_Level1"/>
       <w:bookmarkStart w:id="30" w:name="_Toc24235"/>
       <w:r>
         <w:rPr>
@@ -8974,12 +7238,12 @@
           <w:lang w:eastAsia="zh-CN"/>
         </w:rPr>
       </w:pPr>
-      <w:bookmarkStart w:id="31" w:name="_Toc23375"/>
+      <w:bookmarkStart w:id="31" w:name="_Toc11015_WPSOffice_Level2"/>
       <w:bookmarkStart w:id="32" w:name="_Toc10724"/>
-      <w:bookmarkStart w:id="33" w:name="_Toc15063"/>
-      <w:bookmarkStart w:id="34" w:name="_Toc18062_WPSOffice_Level2"/>
-      <w:bookmarkStart w:id="35" w:name="_Toc9088"/>
-      <w:bookmarkStart w:id="36" w:name="_Toc11015_WPSOffice_Level2"/>
+      <w:bookmarkStart w:id="33" w:name="_Toc18062_WPSOffice_Level2"/>
+      <w:bookmarkStart w:id="34" w:name="_Toc9088"/>
+      <w:bookmarkStart w:id="35" w:name="_Toc23375"/>
+      <w:bookmarkStart w:id="36" w:name="_Toc15063"/>
       <w:r>
         <w:rPr>
           <w:rFonts w:hint="eastAsia"/>
@@ -9128,6 +7392,12 @@
             <w:insideH w:val="single" w:color="A4A4A4" w:sz="4" w:space="0"/>
             <w:insideV w:val="single" w:color="A4A4A4" w:sz="4" w:space="0"/>
           </w:tblBorders>
+          <w:tblCellMar>
+            <w:top w:w="0" w:type="dxa"/>
+            <w:left w:w="0" w:type="dxa"/>
+            <w:bottom w:w="0" w:type="dxa"/>
+            <w:right w:w="0" w:type="dxa"/>
+          </w:tblCellMar>
         </w:tblPrEx>
         <w:trPr>
           <w:trHeight w:val="510" w:hRule="atLeast"/>
@@ -17093,12 +15363,6 @@
             <w:insideH w:val="single" w:color="62B541" w:sz="4" w:space="0"/>
             <w:insideV w:val="single" w:color="62B541" w:sz="4" w:space="0"/>
           </w:tblBorders>
-          <w:tblCellMar>
-            <w:top w:w="0" w:type="dxa"/>
-            <w:left w:w="0" w:type="dxa"/>
-            <w:bottom w:w="0" w:type="dxa"/>
-            <w:right w:w="0" w:type="dxa"/>
-          </w:tblCellMar>
         </w:tblPrEx>
         <w:trPr>
           <w:trHeight w:val="510" w:hRule="atLeast"/>
@@ -17783,6 +16047,12 @@
             <w:insideH w:val="single" w:color="0070C0" w:sz="4" w:space="0"/>
             <w:insideV w:val="single" w:color="0070C0" w:sz="4" w:space="0"/>
           </w:tblBorders>
+          <w:tblCellMar>
+            <w:top w:w="0" w:type="dxa"/>
+            <w:left w:w="0" w:type="dxa"/>
+            <w:bottom w:w="0" w:type="dxa"/>
+            <w:right w:w="0" w:type="dxa"/>
+          </w:tblCellMar>
         </w:tblPrEx>
         <w:trPr>
           <w:trHeight w:val="462" w:hRule="atLeast"/>
@@ -25716,6 +23986,12 @@
             <w:insideH w:val="dotted" w:color="45A3A7" w:sz="4" w:space="0"/>
             <w:insideV w:val="dotted" w:color="45A3A7" w:sz="4" w:space="0"/>
           </w:tblBorders>
+          <w:tblCellMar>
+            <w:top w:w="0" w:type="dxa"/>
+            <w:left w:w="108" w:type="dxa"/>
+            <w:bottom w:w="0" w:type="dxa"/>
+            <w:right w:w="108" w:type="dxa"/>
+          </w:tblCellMar>
         </w:tblPrEx>
         <w:trPr>
           <w:trHeight w:val="417" w:hRule="atLeast"/>
@@ -28035,12 +26311,12 @@
         </w:rPr>
       </w:pPr>
       <w:bookmarkStart w:id="55" w:name="_Toc19184"/>
-      <w:bookmarkStart w:id="56" w:name="_Toc1707_WPSOffice_Level1"/>
-      <w:bookmarkStart w:id="57" w:name="_Toc13698"/>
-      <w:bookmarkStart w:id="58" w:name="_Toc21764_WPSOffice_Level1"/>
-      <w:bookmarkStart w:id="59" w:name="_Toc28240"/>
-      <w:bookmarkStart w:id="60" w:name="_Toc27302"/>
-      <w:bookmarkStart w:id="61" w:name="_Toc13196_WPSOffice_Level1"/>
+      <w:bookmarkStart w:id="56" w:name="_Toc13698"/>
+      <w:bookmarkStart w:id="57" w:name="_Toc21764_WPSOffice_Level1"/>
+      <w:bookmarkStart w:id="58" w:name="_Toc1707_WPSOffice_Level1"/>
+      <w:bookmarkStart w:id="59" w:name="_Toc13196_WPSOffice_Level1"/>
+      <w:bookmarkStart w:id="60" w:name="_Toc28240"/>
+      <w:bookmarkStart w:id="61" w:name="_Toc27302"/>
       <w:r>
         <w:rPr>
           <w:rFonts w:hint="eastAsia"/>
@@ -30097,11 +28373,11 @@
           <w:lang w:eastAsia="zh-CN"/>
         </w:rPr>
       </w:pPr>
-      <w:bookmarkStart w:id="63" w:name="_Toc15840_WPSOffice_Level1"/>
-      <w:bookmarkStart w:id="64" w:name="_Toc24085_WPSOffice_Level1"/>
-      <w:bookmarkStart w:id="65" w:name="_Toc3674"/>
-      <w:bookmarkStart w:id="66" w:name="_Toc20457"/>
-      <w:bookmarkStart w:id="67" w:name="_Toc14255_WPSOffice_Level1"/>
+      <w:bookmarkStart w:id="63" w:name="_Toc3674"/>
+      <w:bookmarkStart w:id="64" w:name="_Toc20457"/>
+      <w:bookmarkStart w:id="65" w:name="_Toc15840_WPSOffice_Level1"/>
+      <w:bookmarkStart w:id="66" w:name="_Toc14255_WPSOffice_Level1"/>
+      <w:bookmarkStart w:id="67" w:name="_Toc24085_WPSOffice_Level1"/>
       <w:r>
         <w:rPr>
           <w:rFonts w:hint="eastAsia"/>
@@ -32488,12 +30764,12 @@
         <w:br w:type="page"/>
       </w:r>
       <w:bookmarkEnd w:id="13"/>
-      <w:bookmarkStart w:id="68" w:name="_Toc16368_WPSOffice_Level1"/>
-      <w:bookmarkStart w:id="69" w:name="_Toc22484_WPSOffice_Level1"/>
-      <w:bookmarkStart w:id="70" w:name="_Toc7549"/>
-      <w:bookmarkStart w:id="71" w:name="_Toc19099"/>
+      <w:bookmarkStart w:id="68" w:name="_Toc19099"/>
+      <w:bookmarkStart w:id="69" w:name="_Toc11722"/>
+      <w:bookmarkStart w:id="70" w:name="_Toc16368_WPSOffice_Level1"/>
+      <w:bookmarkStart w:id="71" w:name="_Toc7549"/>
       <w:bookmarkStart w:id="72" w:name="_Toc28910_WPSOffice_Level1"/>
-      <w:bookmarkStart w:id="73" w:name="_Toc11722"/>
+      <w:bookmarkStart w:id="73" w:name="_Toc22484_WPSOffice_Level1"/>
     </w:p>
     <w:p>
       <w:pPr>
@@ -32540,8 +30816,8 @@
         </w:rPr>
       </w:pPr>
       <w:bookmarkStart w:id="75" w:name="_Toc20170_WPSOffice_Level1"/>
-      <w:bookmarkStart w:id="76" w:name="_Toc26985_WPSOffice_Level1"/>
-      <w:bookmarkStart w:id="77" w:name="_Toc28454_WPSOffice_Level1"/>
+      <w:bookmarkStart w:id="76" w:name="_Toc28454_WPSOffice_Level1"/>
+      <w:bookmarkStart w:id="77" w:name="_Toc26985_WPSOffice_Level1"/>
       <w:bookmarkStart w:id="78" w:name="_Toc5476"/>
       <w:r>
         <w:rPr>
@@ -33098,13 +31374,13 @@
                 <w:szCs w:val="18"/>
               </w:rPr>
             </w:pPr>
-            <w:bookmarkStart w:id="79" w:name="_Toc18696_WPSOffice_Level2"/>
+            <w:bookmarkStart w:id="79" w:name="_Toc3819_WPSOffice_Level2"/>
             <w:bookmarkStart w:id="80" w:name="_Toc5261_WPSOffice_Level2"/>
-            <w:bookmarkStart w:id="81" w:name="_Toc5660_WPSOffice_Level2"/>
-            <w:bookmarkStart w:id="82" w:name="_Toc3819_WPSOffice_Level2"/>
-            <w:bookmarkStart w:id="83" w:name="_Toc23221_WPSOffice_Level2"/>
+            <w:bookmarkStart w:id="81" w:name="_Toc18696_WPSOffice_Level2"/>
+            <w:bookmarkStart w:id="82" w:name="_Toc31020_WPSOffice_Level2"/>
+            <w:bookmarkStart w:id="83" w:name="_Toc5660_WPSOffice_Level2"/>
             <w:bookmarkStart w:id="84" w:name="_Toc17905_WPSOffice_Level2"/>
-            <w:bookmarkStart w:id="85" w:name="_Toc31020_WPSOffice_Level2"/>
+            <w:bookmarkStart w:id="85" w:name="_Toc23221_WPSOffice_Level2"/>
             <w:r>
               <w:rPr>
                 <w:rFonts w:hint="eastAsia" w:ascii="Times New Roman" w:hAnsi="Times New Roman" w:eastAsia="微软雅黑" w:cs="Times New Roman"/>
@@ -33569,13 +31845,13 @@
                 <w:szCs w:val="18"/>
               </w:rPr>
             </w:pPr>
-            <w:bookmarkStart w:id="86" w:name="_Toc2588_WPSOffice_Level2"/>
-            <w:bookmarkStart w:id="87" w:name="_Toc23388_WPSOffice_Level2"/>
+            <w:bookmarkStart w:id="86" w:name="_Toc23388_WPSOffice_Level2"/>
+            <w:bookmarkStart w:id="87" w:name="_Toc2588_WPSOffice_Level2"/>
             <w:bookmarkStart w:id="88" w:name="_Toc20683_WPSOffice_Level2"/>
-            <w:bookmarkStart w:id="89" w:name="_Toc11554_WPSOffice_Level2"/>
-            <w:bookmarkStart w:id="90" w:name="_Toc24626_WPSOffice_Level2"/>
-            <w:bookmarkStart w:id="91" w:name="_Toc15300_WPSOffice_Level2"/>
-            <w:bookmarkStart w:id="92" w:name="_Toc28235_WPSOffice_Level2"/>
+            <w:bookmarkStart w:id="89" w:name="_Toc15300_WPSOffice_Level2"/>
+            <w:bookmarkStart w:id="90" w:name="_Toc28235_WPSOffice_Level2"/>
+            <w:bookmarkStart w:id="91" w:name="_Toc11554_WPSOffice_Level2"/>
+            <w:bookmarkStart w:id="92" w:name="_Toc24626_WPSOffice_Level2"/>
             <w:r>
               <w:rPr>
                 <w:rFonts w:hint="eastAsia" w:ascii="Times New Roman" w:hAnsi="Times New Roman" w:eastAsia="微软雅黑" w:cs="Times New Roman"/>
@@ -34040,12 +32316,12 @@
                 <w:szCs w:val="18"/>
               </w:rPr>
             </w:pPr>
-            <w:bookmarkStart w:id="93" w:name="_Toc12493_WPSOffice_Level2"/>
+            <w:bookmarkStart w:id="93" w:name="_Toc19892_WPSOffice_Level2"/>
             <w:bookmarkStart w:id="94" w:name="_Toc18182_WPSOffice_Level2"/>
-            <w:bookmarkStart w:id="95" w:name="_Toc16027_WPSOffice_Level2"/>
-            <w:bookmarkStart w:id="96" w:name="_Toc19892_WPSOffice_Level2"/>
-            <w:bookmarkStart w:id="97" w:name="_Toc31650_WPSOffice_Level2"/>
-            <w:bookmarkStart w:id="98" w:name="_Toc30071_WPSOffice_Level2"/>
+            <w:bookmarkStart w:id="95" w:name="_Toc12493_WPSOffice_Level2"/>
+            <w:bookmarkStart w:id="96" w:name="_Toc30071_WPSOffice_Level2"/>
+            <w:bookmarkStart w:id="97" w:name="_Toc16027_WPSOffice_Level2"/>
+            <w:bookmarkStart w:id="98" w:name="_Toc31650_WPSOffice_Level2"/>
             <w:bookmarkStart w:id="99" w:name="_Toc22590_WPSOffice_Level2"/>
             <w:r>
               <w:rPr>
@@ -34512,12 +32788,12 @@
               </w:rPr>
             </w:pPr>
             <w:bookmarkStart w:id="100" w:name="_Toc20571_WPSOffice_Level2"/>
-            <w:bookmarkStart w:id="101" w:name="_Toc31447_WPSOffice_Level2"/>
-            <w:bookmarkStart w:id="102" w:name="_Toc19289_WPSOffice_Level2"/>
-            <w:bookmarkStart w:id="103" w:name="_Toc28312_WPSOffice_Level2"/>
-            <w:bookmarkStart w:id="104" w:name="_Toc11689_WPSOffice_Level2"/>
-            <w:bookmarkStart w:id="105" w:name="_Toc28534_WPSOffice_Level2"/>
-            <w:bookmarkStart w:id="106" w:name="_Toc8398_WPSOffice_Level2"/>
+            <w:bookmarkStart w:id="101" w:name="_Toc19289_WPSOffice_Level2"/>
+            <w:bookmarkStart w:id="102" w:name="_Toc28534_WPSOffice_Level2"/>
+            <w:bookmarkStart w:id="103" w:name="_Toc11689_WPSOffice_Level2"/>
+            <w:bookmarkStart w:id="104" w:name="_Toc8398_WPSOffice_Level2"/>
+            <w:bookmarkStart w:id="105" w:name="_Toc28312_WPSOffice_Level2"/>
+            <w:bookmarkStart w:id="106" w:name="_Toc31447_WPSOffice_Level2"/>
             <w:r>
               <w:rPr>
                 <w:rFonts w:hint="eastAsia" w:ascii="Times New Roman" w:hAnsi="Times New Roman" w:eastAsia="微软雅黑" w:cs="Times New Roman"/>
@@ -34985,8 +33261,8 @@
             </w:pPr>
             <w:bookmarkStart w:id="107" w:name="_Toc13225_WPSOffice_Level2"/>
             <w:bookmarkStart w:id="108" w:name="_Toc5164_WPSOffice_Level2"/>
-            <w:bookmarkStart w:id="109" w:name="_Toc6170_WPSOffice_Level2"/>
-            <w:bookmarkStart w:id="110" w:name="_Toc6645_WPSOffice_Level2"/>
+            <w:bookmarkStart w:id="109" w:name="_Toc6645_WPSOffice_Level2"/>
+            <w:bookmarkStart w:id="110" w:name="_Toc6170_WPSOffice_Level2"/>
             <w:bookmarkStart w:id="111" w:name="_Toc6863_WPSOffice_Level2"/>
             <w:bookmarkStart w:id="112" w:name="_Toc5423_WPSOffice_Level2"/>
             <w:bookmarkStart w:id="113" w:name="_Toc2683_WPSOffice_Level2"/>
@@ -35454,13 +33730,13 @@
                 <w:szCs w:val="18"/>
               </w:rPr>
             </w:pPr>
-            <w:bookmarkStart w:id="114" w:name="_Toc6323_WPSOffice_Level2"/>
-            <w:bookmarkStart w:id="115" w:name="_Toc12046_WPSOffice_Level2"/>
-            <w:bookmarkStart w:id="116" w:name="_Toc29762_WPSOffice_Level2"/>
-            <w:bookmarkStart w:id="117" w:name="_Toc24628_WPSOffice_Level2"/>
-            <w:bookmarkStart w:id="118" w:name="_Toc5860_WPSOffice_Level2"/>
+            <w:bookmarkStart w:id="114" w:name="_Toc12046_WPSOffice_Level2"/>
+            <w:bookmarkStart w:id="115" w:name="_Toc6323_WPSOffice_Level2"/>
+            <w:bookmarkStart w:id="116" w:name="_Toc24628_WPSOffice_Level2"/>
+            <w:bookmarkStart w:id="117" w:name="_Toc5860_WPSOffice_Level2"/>
+            <w:bookmarkStart w:id="118" w:name="_Toc3387_WPSOffice_Level2"/>
             <w:bookmarkStart w:id="119" w:name="_Toc13817_WPSOffice_Level2"/>
-            <w:bookmarkStart w:id="120" w:name="_Toc3387_WPSOffice_Level2"/>
+            <w:bookmarkStart w:id="120" w:name="_Toc29762_WPSOffice_Level2"/>
             <w:r>
               <w:rPr>
                 <w:rFonts w:hint="eastAsia" w:ascii="Times New Roman" w:hAnsi="Times New Roman" w:eastAsia="微软雅黑" w:cs="Times New Roman"/>
@@ -35925,13 +34201,13 @@
                 <w:szCs w:val="18"/>
               </w:rPr>
             </w:pPr>
-            <w:bookmarkStart w:id="121" w:name="_Toc11082_WPSOffice_Level2"/>
-            <w:bookmarkStart w:id="122" w:name="_Toc15619_WPSOffice_Level2"/>
-            <w:bookmarkStart w:id="123" w:name="_Toc13244_WPSOffice_Level2"/>
+            <w:bookmarkStart w:id="121" w:name="_Toc6004_WPSOffice_Level2"/>
+            <w:bookmarkStart w:id="122" w:name="_Toc708_WPSOffice_Level2"/>
+            <w:bookmarkStart w:id="123" w:name="_Toc15619_WPSOffice_Level2"/>
             <w:bookmarkStart w:id="124" w:name="_Toc22500_WPSOffice_Level2"/>
-            <w:bookmarkStart w:id="125" w:name="_Toc6004_WPSOffice_Level2"/>
+            <w:bookmarkStart w:id="125" w:name="_Toc11082_WPSOffice_Level2"/>
             <w:bookmarkStart w:id="126" w:name="_Toc31905_WPSOffice_Level2"/>
-            <w:bookmarkStart w:id="127" w:name="_Toc708_WPSOffice_Level2"/>
+            <w:bookmarkStart w:id="127" w:name="_Toc13244_WPSOffice_Level2"/>
             <w:r>
               <w:rPr>
                 <w:rFonts w:hint="eastAsia" w:ascii="Times New Roman" w:hAnsi="Times New Roman" w:eastAsia="微软雅黑" w:cs="Times New Roman"/>
@@ -36396,13 +34672,13 @@
                 <w:szCs w:val="18"/>
               </w:rPr>
             </w:pPr>
-            <w:bookmarkStart w:id="128" w:name="_Toc7586_WPSOffice_Level2"/>
-            <w:bookmarkStart w:id="129" w:name="_Toc13664_WPSOffice_Level2"/>
-            <w:bookmarkStart w:id="130" w:name="_Toc23537_WPSOffice_Level2"/>
-            <w:bookmarkStart w:id="131" w:name="_Toc23443_WPSOffice_Level2"/>
-            <w:bookmarkStart w:id="132" w:name="_Toc15479_WPSOffice_Level2"/>
-            <w:bookmarkStart w:id="133" w:name="_Toc4042_WPSOffice_Level2"/>
-            <w:bookmarkStart w:id="134" w:name="_Toc21560_WPSOffice_Level2"/>
+            <w:bookmarkStart w:id="128" w:name="_Toc4042_WPSOffice_Level2"/>
+            <w:bookmarkStart w:id="129" w:name="_Toc15479_WPSOffice_Level2"/>
+            <w:bookmarkStart w:id="130" w:name="_Toc23443_WPSOffice_Level2"/>
+            <w:bookmarkStart w:id="131" w:name="_Toc23537_WPSOffice_Level2"/>
+            <w:bookmarkStart w:id="132" w:name="_Toc13664_WPSOffice_Level2"/>
+            <w:bookmarkStart w:id="133" w:name="_Toc21560_WPSOffice_Level2"/>
+            <w:bookmarkStart w:id="134" w:name="_Toc7586_WPSOffice_Level2"/>
             <w:r>
               <w:rPr>
                 <w:rFonts w:hint="eastAsia" w:ascii="Times New Roman" w:hAnsi="Times New Roman" w:eastAsia="微软雅黑" w:cs="Times New Roman"/>
@@ -36867,12 +35143,12 @@
                 <w:szCs w:val="18"/>
               </w:rPr>
             </w:pPr>
-            <w:bookmarkStart w:id="135" w:name="_Toc22039_WPSOffice_Level2"/>
-            <w:bookmarkStart w:id="136" w:name="_Toc10575_WPSOffice_Level2"/>
-            <w:bookmarkStart w:id="137" w:name="_Toc5629_WPSOffice_Level2"/>
+            <w:bookmarkStart w:id="135" w:name="_Toc2337_WPSOffice_Level2"/>
+            <w:bookmarkStart w:id="136" w:name="_Toc29193_WPSOffice_Level2"/>
+            <w:bookmarkStart w:id="137" w:name="_Toc10575_WPSOffice_Level2"/>
             <w:bookmarkStart w:id="138" w:name="_Toc28498_WPSOffice_Level2"/>
-            <w:bookmarkStart w:id="139" w:name="_Toc29193_WPSOffice_Level2"/>
-            <w:bookmarkStart w:id="140" w:name="_Toc2337_WPSOffice_Level2"/>
+            <w:bookmarkStart w:id="139" w:name="_Toc22039_WPSOffice_Level2"/>
+            <w:bookmarkStart w:id="140" w:name="_Toc5629_WPSOffice_Level2"/>
             <w:bookmarkStart w:id="141" w:name="_Toc11254_WPSOffice_Level2"/>
             <w:r>
               <w:rPr>
@@ -37338,13 +35614,13 @@
                 <w:szCs w:val="18"/>
               </w:rPr>
             </w:pPr>
-            <w:bookmarkStart w:id="142" w:name="_Toc17668_WPSOffice_Level2"/>
+            <w:bookmarkStart w:id="142" w:name="_Toc2613_WPSOffice_Level2"/>
             <w:bookmarkStart w:id="143" w:name="_Toc18866_WPSOffice_Level2"/>
-            <w:bookmarkStart w:id="144" w:name="_Toc8985_WPSOffice_Level2"/>
-            <w:bookmarkStart w:id="145" w:name="_Toc2613_WPSOffice_Level2"/>
+            <w:bookmarkStart w:id="144" w:name="_Toc17621_WPSOffice_Level2"/>
+            <w:bookmarkStart w:id="145" w:name="_Toc8519_WPSOffice_Level2"/>
             <w:bookmarkStart w:id="146" w:name="_Toc13246_WPSOffice_Level2"/>
-            <w:bookmarkStart w:id="147" w:name="_Toc17621_WPSOffice_Level2"/>
-            <w:bookmarkStart w:id="148" w:name="_Toc8519_WPSOffice_Level2"/>
+            <w:bookmarkStart w:id="147" w:name="_Toc8985_WPSOffice_Level2"/>
+            <w:bookmarkStart w:id="148" w:name="_Toc17668_WPSOffice_Level2"/>
             <w:r>
               <w:rPr>
                 <w:rFonts w:hint="eastAsia" w:ascii="Times New Roman" w:hAnsi="Times New Roman" w:eastAsia="微软雅黑" w:cs="Times New Roman"/>
@@ -38280,13 +36556,13 @@
                 <w:szCs w:val="18"/>
               </w:rPr>
             </w:pPr>
-            <w:bookmarkStart w:id="156" w:name="_Toc28807_WPSOffice_Level2"/>
-            <w:bookmarkStart w:id="157" w:name="_Toc6074_WPSOffice_Level2"/>
-            <w:bookmarkStart w:id="158" w:name="_Toc17711_WPSOffice_Level2"/>
-            <w:bookmarkStart w:id="159" w:name="_Toc17254_WPSOffice_Level2"/>
-            <w:bookmarkStart w:id="160" w:name="_Toc5840_WPSOffice_Level2"/>
-            <w:bookmarkStart w:id="161" w:name="_Toc20271_WPSOffice_Level2"/>
-            <w:bookmarkStart w:id="162" w:name="_Toc20736_WPSOffice_Level2"/>
+            <w:bookmarkStart w:id="156" w:name="_Toc17254_WPSOffice_Level2"/>
+            <w:bookmarkStart w:id="157" w:name="_Toc5840_WPSOffice_Level2"/>
+            <w:bookmarkStart w:id="158" w:name="_Toc20271_WPSOffice_Level2"/>
+            <w:bookmarkStart w:id="159" w:name="_Toc20736_WPSOffice_Level2"/>
+            <w:bookmarkStart w:id="160" w:name="_Toc17711_WPSOffice_Level2"/>
+            <w:bookmarkStart w:id="161" w:name="_Toc6074_WPSOffice_Level2"/>
+            <w:bookmarkStart w:id="162" w:name="_Toc28807_WPSOffice_Level2"/>
             <w:r>
               <w:rPr>
                 <w:rFonts w:hint="eastAsia" w:ascii="Times New Roman" w:hAnsi="Times New Roman" w:eastAsia="微软雅黑" w:cs="Times New Roman"/>
@@ -38753,8 +37029,8 @@
             </w:pPr>
             <w:bookmarkStart w:id="163" w:name="_Toc22623_WPSOffice_Level2"/>
             <w:bookmarkStart w:id="164" w:name="_Toc18784_WPSOffice_Level2"/>
-            <w:bookmarkStart w:id="165" w:name="_Toc18295_WPSOffice_Level2"/>
-            <w:bookmarkStart w:id="166" w:name="_Toc26031_WPSOffice_Level2"/>
+            <w:bookmarkStart w:id="165" w:name="_Toc26031_WPSOffice_Level2"/>
+            <w:bookmarkStart w:id="166" w:name="_Toc18295_WPSOffice_Level2"/>
             <w:bookmarkStart w:id="167" w:name="_Toc31683_WPSOffice_Level2"/>
             <w:bookmarkStart w:id="168" w:name="_Toc18813_WPSOffice_Level2"/>
             <w:bookmarkStart w:id="169" w:name="_Toc24586_WPSOffice_Level2"/>
@@ -39680,13 +37956,13 @@
                 <w:szCs w:val="18"/>
               </w:rPr>
             </w:pPr>
-            <w:bookmarkStart w:id="170" w:name="_Toc11576_WPSOffice_Level2"/>
-            <w:bookmarkStart w:id="171" w:name="_Toc30144_WPSOffice_Level2"/>
-            <w:bookmarkStart w:id="172" w:name="_Toc31152_WPSOffice_Level2"/>
-            <w:bookmarkStart w:id="173" w:name="_Toc2455_WPSOffice_Level2"/>
-            <w:bookmarkStart w:id="174" w:name="_Toc22167_WPSOffice_Level2"/>
-            <w:bookmarkStart w:id="175" w:name="_Toc25837_WPSOffice_Level2"/>
-            <w:bookmarkStart w:id="176" w:name="_Toc15930_WPSOffice_Level2"/>
+            <w:bookmarkStart w:id="170" w:name="_Toc25837_WPSOffice_Level2"/>
+            <w:bookmarkStart w:id="171" w:name="_Toc31152_WPSOffice_Level2"/>
+            <w:bookmarkStart w:id="172" w:name="_Toc22167_WPSOffice_Level2"/>
+            <w:bookmarkStart w:id="173" w:name="_Toc11576_WPSOffice_Level2"/>
+            <w:bookmarkStart w:id="174" w:name="_Toc2455_WPSOffice_Level2"/>
+            <w:bookmarkStart w:id="175" w:name="_Toc15930_WPSOffice_Level2"/>
+            <w:bookmarkStart w:id="176" w:name="_Toc30144_WPSOffice_Level2"/>
             <w:r>
               <w:rPr>
                 <w:rFonts w:hint="eastAsia" w:ascii="Times New Roman" w:hAnsi="Times New Roman" w:eastAsia="微软雅黑" w:cs="Times New Roman"/>
@@ -40152,13 +38428,13 @@
                 <w:szCs w:val="18"/>
               </w:rPr>
             </w:pPr>
-            <w:bookmarkStart w:id="177" w:name="_Toc18298_WPSOffice_Level2"/>
-            <w:bookmarkStart w:id="178" w:name="_Toc10927_WPSOffice_Level2"/>
+            <w:bookmarkStart w:id="177" w:name="_Toc10927_WPSOffice_Level2"/>
+            <w:bookmarkStart w:id="178" w:name="_Toc18298_WPSOffice_Level2"/>
             <w:bookmarkStart w:id="179" w:name="_Toc24581_WPSOffice_Level2"/>
-            <w:bookmarkStart w:id="180" w:name="_Toc6105_WPSOffice_Level2"/>
-            <w:bookmarkStart w:id="181" w:name="_Toc21844_WPSOffice_Level2"/>
-            <w:bookmarkStart w:id="182" w:name="_Toc17817_WPSOffice_Level2"/>
-            <w:bookmarkStart w:id="183" w:name="_Toc21218_WPSOffice_Level2"/>
+            <w:bookmarkStart w:id="180" w:name="_Toc17817_WPSOffice_Level2"/>
+            <w:bookmarkStart w:id="181" w:name="_Toc6105_WPSOffice_Level2"/>
+            <w:bookmarkStart w:id="182" w:name="_Toc21218_WPSOffice_Level2"/>
+            <w:bookmarkStart w:id="183" w:name="_Toc21844_WPSOffice_Level2"/>
             <w:r>
               <w:rPr>
                 <w:rFonts w:hint="eastAsia" w:ascii="Times New Roman" w:hAnsi="Times New Roman" w:eastAsia="微软雅黑" w:cs="Times New Roman"/>
@@ -40623,13 +38899,13 @@
                 <w:szCs w:val="18"/>
               </w:rPr>
             </w:pPr>
-            <w:bookmarkStart w:id="184" w:name="_Toc7518_WPSOffice_Level2"/>
-            <w:bookmarkStart w:id="185" w:name="_Toc5805_WPSOffice_Level2"/>
-            <w:bookmarkStart w:id="186" w:name="_Toc22953_WPSOffice_Level2"/>
-            <w:bookmarkStart w:id="187" w:name="_Toc32618_WPSOffice_Level2"/>
+            <w:bookmarkStart w:id="184" w:name="_Toc26632_WPSOffice_Level2"/>
+            <w:bookmarkStart w:id="185" w:name="_Toc32618_WPSOffice_Level2"/>
+            <w:bookmarkStart w:id="186" w:name="_Toc7518_WPSOffice_Level2"/>
+            <w:bookmarkStart w:id="187" w:name="_Toc22953_WPSOffice_Level2"/>
             <w:bookmarkStart w:id="188" w:name="_Toc3881_WPSOffice_Level2"/>
-            <w:bookmarkStart w:id="189" w:name="_Toc20673_WPSOffice_Level2"/>
-            <w:bookmarkStart w:id="190" w:name="_Toc26632_WPSOffice_Level2"/>
+            <w:bookmarkStart w:id="189" w:name="_Toc5805_WPSOffice_Level2"/>
+            <w:bookmarkStart w:id="190" w:name="_Toc20673_WPSOffice_Level2"/>
             <w:r>
               <w:rPr>
                 <w:rFonts w:hint="eastAsia" w:ascii="Times New Roman" w:hAnsi="Times New Roman" w:eastAsia="微软雅黑" w:cs="Times New Roman"/>
@@ -41094,11 +39370,11 @@
                 <w:szCs w:val="18"/>
               </w:rPr>
             </w:pPr>
-            <w:bookmarkStart w:id="191" w:name="_Toc22629_WPSOffice_Level2"/>
-            <w:bookmarkStart w:id="192" w:name="_Toc31722_WPSOffice_Level2"/>
-            <w:bookmarkStart w:id="193" w:name="_Toc9505_WPSOffice_Level2"/>
+            <w:bookmarkStart w:id="191" w:name="_Toc31722_WPSOffice_Level2"/>
+            <w:bookmarkStart w:id="192" w:name="_Toc22629_WPSOffice_Level2"/>
+            <w:bookmarkStart w:id="193" w:name="_Toc14661_WPSOffice_Level2"/>
             <w:bookmarkStart w:id="194" w:name="_Toc15940_WPSOffice_Level2"/>
-            <w:bookmarkStart w:id="195" w:name="_Toc14661_WPSOffice_Level2"/>
+            <w:bookmarkStart w:id="195" w:name="_Toc9505_WPSOffice_Level2"/>
             <w:bookmarkStart w:id="196" w:name="_Toc25299_WPSOffice_Level2"/>
             <w:bookmarkStart w:id="197" w:name="_Toc22431_WPSOffice_Level2"/>
             <w:r>
@@ -41568,9 +39844,9 @@
             <w:bookmarkStart w:id="198" w:name="_Toc24372_WPSOffice_Level2"/>
             <w:bookmarkStart w:id="199" w:name="_Toc27147_WPSOffice_Level2"/>
             <w:bookmarkStart w:id="200" w:name="_Toc5581_WPSOffice_Level2"/>
-            <w:bookmarkStart w:id="201" w:name="_Toc7607_WPSOffice_Level2"/>
-            <w:bookmarkStart w:id="202" w:name="_Toc27188_WPSOffice_Level2"/>
-            <w:bookmarkStart w:id="203" w:name="_Toc20849_WPSOffice_Level2"/>
+            <w:bookmarkStart w:id="201" w:name="_Toc20849_WPSOffice_Level2"/>
+            <w:bookmarkStart w:id="202" w:name="_Toc7607_WPSOffice_Level2"/>
+            <w:bookmarkStart w:id="203" w:name="_Toc27188_WPSOffice_Level2"/>
             <w:bookmarkStart w:id="204" w:name="_Toc4328_WPSOffice_Level2"/>
             <w:r>
               <w:rPr>
@@ -42037,11 +40313,11 @@
               </w:rPr>
             </w:pPr>
             <w:bookmarkStart w:id="205" w:name="_Toc6343_WPSOffice_Level2"/>
-            <w:bookmarkStart w:id="206" w:name="_Toc8746_WPSOffice_Level2"/>
+            <w:bookmarkStart w:id="206" w:name="_Toc11511_WPSOffice_Level2"/>
             <w:bookmarkStart w:id="207" w:name="_Toc26466_WPSOffice_Level2"/>
-            <w:bookmarkStart w:id="208" w:name="_Toc11511_WPSOffice_Level2"/>
-            <w:bookmarkStart w:id="209" w:name="_Toc23457_WPSOffice_Level2"/>
-            <w:bookmarkStart w:id="210" w:name="_Toc9066_WPSOffice_Level2"/>
+            <w:bookmarkStart w:id="208" w:name="_Toc23457_WPSOffice_Level2"/>
+            <w:bookmarkStart w:id="209" w:name="_Toc9066_WPSOffice_Level2"/>
+            <w:bookmarkStart w:id="210" w:name="_Toc8746_WPSOffice_Level2"/>
             <w:bookmarkStart w:id="211" w:name="_Toc23854_WPSOffice_Level2"/>
             <w:r>
               <w:rPr>
@@ -42507,13 +40783,13 @@
                 <w:szCs w:val="18"/>
               </w:rPr>
             </w:pPr>
-            <w:bookmarkStart w:id="212" w:name="_Toc6069_WPSOffice_Level2"/>
-            <w:bookmarkStart w:id="213" w:name="_Toc17440_WPSOffice_Level2"/>
-            <w:bookmarkStart w:id="214" w:name="_Toc17938_WPSOffice_Level2"/>
-            <w:bookmarkStart w:id="215" w:name="_Toc20319_WPSOffice_Level2"/>
-            <w:bookmarkStart w:id="216" w:name="_Toc1557_WPSOffice_Level2"/>
-            <w:bookmarkStart w:id="217" w:name="_Toc12685_WPSOffice_Level2"/>
-            <w:bookmarkStart w:id="218" w:name="_Toc3049_WPSOffice_Level2"/>
+            <w:bookmarkStart w:id="212" w:name="_Toc1557_WPSOffice_Level2"/>
+            <w:bookmarkStart w:id="213" w:name="_Toc20319_WPSOffice_Level2"/>
+            <w:bookmarkStart w:id="214" w:name="_Toc17440_WPSOffice_Level2"/>
+            <w:bookmarkStart w:id="215" w:name="_Toc6069_WPSOffice_Level2"/>
+            <w:bookmarkStart w:id="216" w:name="_Toc12685_WPSOffice_Level2"/>
+            <w:bookmarkStart w:id="217" w:name="_Toc3049_WPSOffice_Level2"/>
+            <w:bookmarkStart w:id="218" w:name="_Toc17938_WPSOffice_Level2"/>
             <w:r>
               <w:rPr>
                 <w:rFonts w:hint="eastAsia" w:ascii="Times New Roman" w:hAnsi="Times New Roman" w:eastAsia="微软雅黑" w:cs="Times New Roman"/>
@@ -42978,13 +41254,13 @@
                 <w:szCs w:val="18"/>
               </w:rPr>
             </w:pPr>
-            <w:bookmarkStart w:id="219" w:name="_Toc21686_WPSOffice_Level2"/>
-            <w:bookmarkStart w:id="220" w:name="_Toc25956_WPSOffice_Level2"/>
-            <w:bookmarkStart w:id="221" w:name="_Toc29816_WPSOffice_Level2"/>
-            <w:bookmarkStart w:id="222" w:name="_Toc18427_WPSOffice_Level2"/>
-            <w:bookmarkStart w:id="223" w:name="_Toc27824_WPSOffice_Level2"/>
-            <w:bookmarkStart w:id="224" w:name="_Toc19766_WPSOffice_Level2"/>
-            <w:bookmarkStart w:id="225" w:name="_Toc28180_WPSOffice_Level2"/>
+            <w:bookmarkStart w:id="219" w:name="_Toc18427_WPSOffice_Level2"/>
+            <w:bookmarkStart w:id="220" w:name="_Toc19766_WPSOffice_Level2"/>
+            <w:bookmarkStart w:id="221" w:name="_Toc27824_WPSOffice_Level2"/>
+            <w:bookmarkStart w:id="222" w:name="_Toc28180_WPSOffice_Level2"/>
+            <w:bookmarkStart w:id="223" w:name="_Toc25956_WPSOffice_Level2"/>
+            <w:bookmarkStart w:id="224" w:name="_Toc21686_WPSOffice_Level2"/>
+            <w:bookmarkStart w:id="225" w:name="_Toc29816_WPSOffice_Level2"/>
             <w:r>
               <w:rPr>
                 <w:rFonts w:hint="eastAsia" w:ascii="Times New Roman" w:hAnsi="Times New Roman" w:eastAsia="微软雅黑" w:cs="Times New Roman"/>
@@ -43449,13 +41725,13 @@
                 <w:szCs w:val="18"/>
               </w:rPr>
             </w:pPr>
-            <w:bookmarkStart w:id="226" w:name="_Toc7268_WPSOffice_Level2"/>
-            <w:bookmarkStart w:id="227" w:name="_Toc27941_WPSOffice_Level2"/>
-            <w:bookmarkStart w:id="228" w:name="_Toc20570_WPSOffice_Level2"/>
+            <w:bookmarkStart w:id="226" w:name="_Toc19658_WPSOffice_Level2"/>
+            <w:bookmarkStart w:id="227" w:name="_Toc8959_WPSOffice_Level2"/>
+            <w:bookmarkStart w:id="228" w:name="_Toc27941_WPSOffice_Level2"/>
             <w:bookmarkStart w:id="229" w:name="_Toc24661_WPSOffice_Level2"/>
-            <w:bookmarkStart w:id="230" w:name="_Toc19658_WPSOffice_Level2"/>
+            <w:bookmarkStart w:id="230" w:name="_Toc7268_WPSOffice_Level2"/>
             <w:bookmarkStart w:id="231" w:name="_Toc9870_WPSOffice_Level2"/>
-            <w:bookmarkStart w:id="232" w:name="_Toc8959_WPSOffice_Level2"/>
+            <w:bookmarkStart w:id="232" w:name="_Toc20570_WPSOffice_Level2"/>
             <w:r>
               <w:rPr>
                 <w:rFonts w:hint="eastAsia" w:ascii="Times New Roman" w:hAnsi="Times New Roman" w:eastAsia="微软雅黑" w:cs="Times New Roman"/>
@@ -44817,7 +43093,6 @@
           <w:lang w:eastAsia="zh-CN"/>
         </w:rPr>
       </w:pPr>
-      <w:bookmarkStart w:id="233" w:name="_GoBack"/>
       <w:r>
         <w:rPr>
           <w:rFonts w:ascii="Times New Roman" w:hAnsi="Times New Roman" w:eastAsia="等线"/>
@@ -44825,7 +43100,7 @@
           <w:lang w:eastAsia="zh-CN"/>
         </w:rPr>
         <w:drawing>
-          <wp:anchor distT="0" distB="0" distL="114300" distR="114300" simplePos="0" relativeHeight="251665408" behindDoc="0" locked="0" layoutInCell="1" allowOverlap="1">
+          <wp:anchor distT="0" distB="0" distL="114300" distR="114300" simplePos="0" relativeHeight="251661312" behindDoc="0" locked="0" layoutInCell="1" allowOverlap="1">
             <wp:simplePos x="0" y="0"/>
             <wp:positionH relativeFrom="column">
               <wp:posOffset>-655320</wp:posOffset>
@@ -44850,7 +43125,7 @@
                     </pic:cNvPicPr>
                   </pic:nvPicPr>
                   <pic:blipFill>
-                    <a:blip r:embed="rId15"/>
+                    <a:blip r:embed="rId14"/>
                     <a:stretch>
                       <a:fillRect/>
                     </a:stretch>
@@ -44870,7 +43145,6 @@
           </wp:anchor>
         </w:drawing>
       </w:r>
-      <w:bookmarkEnd w:id="233"/>
     </w:p>
     <w:sectPr>
       <w:footerReference r:id="rId8" w:type="default"/>

--- a/WebContent/docx/泛癌种169检测报告-单样本-基智远.docx
+++ b/WebContent/docx/泛癌种169检测报告-单样本-基智远.docx
@@ -881,11 +881,11 @@
             </w:rPr>
           </w:pPr>
           <w:bookmarkStart w:id="0" w:name="_Toc21669"/>
-          <w:bookmarkStart w:id="1" w:name="_Toc30143_WPSOffice_Level1"/>
+          <w:bookmarkStart w:id="1" w:name="_Toc21009_WPSOffice_Level1"/>
           <w:bookmarkStart w:id="2" w:name="_Toc13806"/>
-          <w:bookmarkStart w:id="3" w:name="_Toc3619"/>
-          <w:bookmarkStart w:id="4" w:name="_Toc24178_WPSOffice_Level1"/>
-          <w:bookmarkStart w:id="5" w:name="_Toc21009_WPSOffice_Level1"/>
+          <w:bookmarkStart w:id="3" w:name="_Toc24178_WPSOffice_Level1"/>
+          <w:bookmarkStart w:id="4" w:name="_Toc30143_WPSOffice_Level1"/>
+          <w:bookmarkStart w:id="5" w:name="_Toc3619"/>
           <w:r>
             <w:rPr>
               <w:rFonts w:ascii="宋体" w:hAnsi="宋体" w:eastAsia="宋体"/>
@@ -2751,26 +2751,40 @@
             </w:pPr>
             <w:r>
               <w:rPr>
-                <w:rFonts w:ascii="Times New Roman" w:hAnsi="Times New Roman" w:eastAsia="微软雅黑" w:cs="Times New Roman"/>
+                <w:rFonts w:hint="eastAsia" w:ascii="Times New Roman" w:hAnsi="Times New Roman" w:eastAsia="微软雅黑" w:cs="Times New Roman"/>
                 <w:bCs/>
                 <w:color w:val="000000"/>
                 <w:sz w:val="21"/>
                 <w:szCs w:val="21"/>
-                <w:lang w:eastAsia="zh-CN"/>
-              </w:rPr>
-              <w:t>送检时间：</w:t>
-            </w:r>
-            <w:r>
-              <w:rPr>
-                <w:rFonts w:hint="eastAsia" w:ascii="Times New Roman" w:hAnsi="Times New Roman" w:eastAsia="微软雅黑" w:cs="Times New Roman"/>
+                <w:lang w:val="en-US" w:eastAsia="zh-CN"/>
+              </w:rPr>
+              <w:t>样本采集</w:t>
+            </w:r>
+            <w:r>
+              <w:rPr>
+                <w:rFonts w:ascii="Times New Roman" w:hAnsi="Times New Roman" w:eastAsia="微软雅黑" w:cs="Times New Roman"/>
                 <w:bCs/>
                 <w:color w:val="000000"/>
                 <w:sz w:val="21"/>
                 <w:szCs w:val="21"/>
                 <w:lang w:eastAsia="zh-CN"/>
               </w:rPr>
-              <w:t>{{ commission_date }}</w:t>
-            </w:r>
+              <w:t>时间：</w:t>
+            </w:r>
+            <w:r>
+              <w:rPr>
+                <w:rFonts w:hint="eastAsia" w:ascii="Times New Roman" w:hAnsi="Times New Roman" w:eastAsia="微软雅黑" w:cs="Times New Roman"/>
+                <w:bCs/>
+                <w:color w:val="000000"/>
+                <w:sz w:val="21"/>
+                <w:szCs w:val="21"/>
+                <w:highlight w:val="none"/>
+                <w:lang w:val="en-US" w:eastAsia="zh-CN"/>
+              </w:rPr>
+              <w:t>-</w:t>
+            </w:r>
+            <w:bookmarkStart w:id="233" w:name="_GoBack"/>
+            <w:bookmarkEnd w:id="233"/>
           </w:p>
         </w:tc>
       </w:tr>
@@ -3089,12 +3103,12 @@
           <w:szCs w:val="32"/>
         </w:rPr>
       </w:pPr>
-      <w:bookmarkStart w:id="7" w:name="_Toc5680"/>
+      <w:bookmarkStart w:id="7" w:name="_Toc17451"/>
       <w:bookmarkStart w:id="8" w:name="_Toc7021_WPSOffice_Level1"/>
-      <w:bookmarkStart w:id="9" w:name="_Toc17451"/>
-      <w:bookmarkStart w:id="10" w:name="_Toc11015_WPSOffice_Level1"/>
+      <w:bookmarkStart w:id="9" w:name="_Toc5680"/>
+      <w:bookmarkStart w:id="10" w:name="_Toc18062_WPSOffice_Level1"/>
       <w:bookmarkStart w:id="11" w:name="_Toc26731"/>
-      <w:bookmarkStart w:id="12" w:name="_Toc18062_WPSOffice_Level1"/>
+      <w:bookmarkStart w:id="12" w:name="_Toc11015_WPSOffice_Level1"/>
       <w:bookmarkStart w:id="13" w:name="_Toc3823"/>
       <w:r>
         <w:rPr>
@@ -3403,9 +3417,9 @@
       <w:bookmarkStart w:id="15" w:name="_Toc7496"/>
       <w:bookmarkStart w:id="16" w:name="_Toc29251"/>
       <w:bookmarkStart w:id="17" w:name="_Toc6221_WPSOffice_Level1"/>
-      <w:bookmarkStart w:id="18" w:name="_Toc18058"/>
-      <w:bookmarkStart w:id="19" w:name="_Toc16576"/>
-      <w:bookmarkStart w:id="20" w:name="_Toc25920"/>
+      <w:bookmarkStart w:id="18" w:name="_Toc25920"/>
+      <w:bookmarkStart w:id="19" w:name="_Toc18058"/>
+      <w:bookmarkStart w:id="20" w:name="_Toc16576"/>
       <w:bookmarkStart w:id="21" w:name="_Toc23369_WPSOffice_Level1"/>
       <w:r>
         <w:rPr>
@@ -4785,7 +4799,7 @@
           </mc:Choice>
           <mc:Fallback>
             <w:pict>
-              <v:group id="_x0000_s1026" o:spid="_x0000_s1026" o:spt="203" style="position:absolute;left:0pt;margin-left:219.1pt;margin-top:4.1pt;height:35.65pt;width:215.4pt;z-index:251662336;mso-width-relative:page;mso-height-relative:page;" coordorigin="19211,19395" coordsize="4308,713" o:gfxdata="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">
+              <v:group id="_x0000_s1026" o:spid="_x0000_s1026" o:spt="203" style="position:absolute;left:0pt;margin-left:219.1pt;margin-top:4.1pt;height:35.65pt;width:215.4pt;z-index:251662336;mso-width-relative:page;mso-height-relative:page;" coordorigin="19211,19395" coordsize="4308,713" o:gfxdata="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">
                 <o:lock v:ext="edit" aspectratio="f"/>
                 <v:shape id="图片 6" o:spid="_x0000_s1026" o:spt="75" alt="蔡冬雪" type="#_x0000_t75" style="position:absolute;left:19211;top:19491;height:566;width:1261;" filled="f" o:preferrelative="t" stroked="f" coordsize="21600,21600" o:gfxdata="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">
                   <v:fill on="f" focussize="0,0"/>
@@ -5660,8 +5674,6 @@
         </w:rPr>
         <w:br w:type="page"/>
       </w:r>
-      <w:bookmarkStart w:id="233" w:name="_GoBack"/>
-      <w:bookmarkEnd w:id="233"/>
     </w:p>
     <w:p>
       <w:pPr>
@@ -7201,9 +7213,9 @@
           <w:szCs w:val="32"/>
         </w:rPr>
       </w:pPr>
-      <w:bookmarkStart w:id="25" w:name="_Toc2781"/>
-      <w:bookmarkStart w:id="26" w:name="_Toc22132"/>
-      <w:bookmarkStart w:id="27" w:name="_Toc20136_WPSOffice_Level1"/>
+      <w:bookmarkStart w:id="25" w:name="_Toc20136_WPSOffice_Level1"/>
+      <w:bookmarkStart w:id="26" w:name="_Toc2781"/>
+      <w:bookmarkStart w:id="27" w:name="_Toc22132"/>
       <w:bookmarkStart w:id="28" w:name="_Toc16165"/>
       <w:bookmarkStart w:id="29" w:name="_Toc19898_WPSOffice_Level1"/>
       <w:bookmarkStart w:id="30" w:name="_Toc24235"/>
@@ -7238,12 +7250,12 @@
           <w:lang w:eastAsia="zh-CN"/>
         </w:rPr>
       </w:pPr>
-      <w:bookmarkStart w:id="31" w:name="_Toc11015_WPSOffice_Level2"/>
-      <w:bookmarkStart w:id="32" w:name="_Toc10724"/>
-      <w:bookmarkStart w:id="33" w:name="_Toc18062_WPSOffice_Level2"/>
-      <w:bookmarkStart w:id="34" w:name="_Toc9088"/>
-      <w:bookmarkStart w:id="35" w:name="_Toc23375"/>
-      <w:bookmarkStart w:id="36" w:name="_Toc15063"/>
+      <w:bookmarkStart w:id="31" w:name="_Toc18062_WPSOffice_Level2"/>
+      <w:bookmarkStart w:id="32" w:name="_Toc23375"/>
+      <w:bookmarkStart w:id="33" w:name="_Toc11015_WPSOffice_Level2"/>
+      <w:bookmarkStart w:id="34" w:name="_Toc10724"/>
+      <w:bookmarkStart w:id="35" w:name="_Toc15063"/>
+      <w:bookmarkStart w:id="36" w:name="_Toc9088"/>
       <w:r>
         <w:rPr>
           <w:rFonts w:hint="eastAsia"/>
@@ -11828,9 +11840,9 @@
         <w:br w:type="page"/>
       </w:r>
       <w:bookmarkStart w:id="37" w:name="_Toc149832733"/>
-      <w:bookmarkStart w:id="38" w:name="_Toc26893"/>
+      <w:bookmarkStart w:id="38" w:name="_Toc27421"/>
       <w:bookmarkStart w:id="39" w:name="_Toc22117"/>
-      <w:bookmarkStart w:id="40" w:name="_Toc27421"/>
+      <w:bookmarkStart w:id="40" w:name="_Toc26893"/>
       <w:bookmarkStart w:id="41" w:name="_Toc149826009"/>
       <w:r>
         <w:rPr>
@@ -13046,9 +13058,9 @@
       </w:pPr>
       <w:bookmarkStart w:id="44" w:name="_Toc29619"/>
       <w:bookmarkStart w:id="45" w:name="_Toc10223"/>
-      <w:bookmarkStart w:id="46" w:name="_Toc20034"/>
-      <w:bookmarkStart w:id="47" w:name="_Toc251"/>
-      <w:bookmarkStart w:id="48" w:name="_Toc106719764"/>
+      <w:bookmarkStart w:id="46" w:name="_Toc251"/>
+      <w:bookmarkStart w:id="47" w:name="_Toc106719764"/>
+      <w:bookmarkStart w:id="48" w:name="_Toc20034"/>
       <w:r>
         <w:rPr>
           <w:rFonts w:hint="eastAsia"/>
@@ -15363,6 +15375,12 @@
             <w:insideH w:val="single" w:color="62B541" w:sz="4" w:space="0"/>
             <w:insideV w:val="single" w:color="62B541" w:sz="4" w:space="0"/>
           </w:tblBorders>
+          <w:tblCellMar>
+            <w:top w:w="0" w:type="dxa"/>
+            <w:left w:w="0" w:type="dxa"/>
+            <w:bottom w:w="0" w:type="dxa"/>
+            <w:right w:w="0" w:type="dxa"/>
+          </w:tblCellMar>
         </w:tblPrEx>
         <w:trPr>
           <w:trHeight w:val="510" w:hRule="atLeast"/>
@@ -16905,8 +16923,8 @@
           <w:lang w:eastAsia="zh-CN"/>
         </w:rPr>
       </w:pPr>
-      <w:bookmarkStart w:id="51" w:name="_Toc148276643"/>
-      <w:bookmarkStart w:id="52" w:name="_Toc20056"/>
+      <w:bookmarkStart w:id="51" w:name="_Toc20056"/>
+      <w:bookmarkStart w:id="52" w:name="_Toc148276643"/>
       <w:r>
         <w:rPr>
           <w:rFonts w:hint="eastAsia"/>
@@ -26312,11 +26330,11 @@
       </w:pPr>
       <w:bookmarkStart w:id="55" w:name="_Toc19184"/>
       <w:bookmarkStart w:id="56" w:name="_Toc13698"/>
-      <w:bookmarkStart w:id="57" w:name="_Toc21764_WPSOffice_Level1"/>
+      <w:bookmarkStart w:id="57" w:name="_Toc13196_WPSOffice_Level1"/>
       <w:bookmarkStart w:id="58" w:name="_Toc1707_WPSOffice_Level1"/>
-      <w:bookmarkStart w:id="59" w:name="_Toc13196_WPSOffice_Level1"/>
+      <w:bookmarkStart w:id="59" w:name="_Toc27302"/>
       <w:bookmarkStart w:id="60" w:name="_Toc28240"/>
-      <w:bookmarkStart w:id="61" w:name="_Toc27302"/>
+      <w:bookmarkStart w:id="61" w:name="_Toc21764_WPSOffice_Level1"/>
       <w:r>
         <w:rPr>
           <w:rFonts w:hint="eastAsia"/>
@@ -28373,11 +28391,11 @@
           <w:lang w:eastAsia="zh-CN"/>
         </w:rPr>
       </w:pPr>
-      <w:bookmarkStart w:id="63" w:name="_Toc3674"/>
-      <w:bookmarkStart w:id="64" w:name="_Toc20457"/>
+      <w:bookmarkStart w:id="63" w:name="_Toc14255_WPSOffice_Level1"/>
+      <w:bookmarkStart w:id="64" w:name="_Toc3674"/>
       <w:bookmarkStart w:id="65" w:name="_Toc15840_WPSOffice_Level1"/>
-      <w:bookmarkStart w:id="66" w:name="_Toc14255_WPSOffice_Level1"/>
-      <w:bookmarkStart w:id="67" w:name="_Toc24085_WPSOffice_Level1"/>
+      <w:bookmarkStart w:id="66" w:name="_Toc24085_WPSOffice_Level1"/>
+      <w:bookmarkStart w:id="67" w:name="_Toc20457"/>
       <w:r>
         <w:rPr>
           <w:rFonts w:hint="eastAsia"/>
@@ -30764,12 +30782,12 @@
         <w:br w:type="page"/>
       </w:r>
       <w:bookmarkEnd w:id="13"/>
-      <w:bookmarkStart w:id="68" w:name="_Toc19099"/>
-      <w:bookmarkStart w:id="69" w:name="_Toc11722"/>
-      <w:bookmarkStart w:id="70" w:name="_Toc16368_WPSOffice_Level1"/>
-      <w:bookmarkStart w:id="71" w:name="_Toc7549"/>
-      <w:bookmarkStart w:id="72" w:name="_Toc28910_WPSOffice_Level1"/>
-      <w:bookmarkStart w:id="73" w:name="_Toc22484_WPSOffice_Level1"/>
+      <w:bookmarkStart w:id="68" w:name="_Toc11722"/>
+      <w:bookmarkStart w:id="69" w:name="_Toc28910_WPSOffice_Level1"/>
+      <w:bookmarkStart w:id="70" w:name="_Toc7549"/>
+      <w:bookmarkStart w:id="71" w:name="_Toc22484_WPSOffice_Level1"/>
+      <w:bookmarkStart w:id="72" w:name="_Toc16368_WPSOffice_Level1"/>
+      <w:bookmarkStart w:id="73" w:name="_Toc19099"/>
     </w:p>
     <w:p>
       <w:pPr>
@@ -30815,10 +30833,10 @@
           <w:lang w:eastAsia="zh-CN"/>
         </w:rPr>
       </w:pPr>
-      <w:bookmarkStart w:id="75" w:name="_Toc20170_WPSOffice_Level1"/>
-      <w:bookmarkStart w:id="76" w:name="_Toc28454_WPSOffice_Level1"/>
-      <w:bookmarkStart w:id="77" w:name="_Toc26985_WPSOffice_Level1"/>
-      <w:bookmarkStart w:id="78" w:name="_Toc5476"/>
+      <w:bookmarkStart w:id="75" w:name="_Toc28454_WPSOffice_Level1"/>
+      <w:bookmarkStart w:id="76" w:name="_Toc20170_WPSOffice_Level1"/>
+      <w:bookmarkStart w:id="77" w:name="_Toc5476"/>
+      <w:bookmarkStart w:id="78" w:name="_Toc26985_WPSOffice_Level1"/>
       <w:r>
         <w:rPr>
           <w:rFonts w:hint="eastAsia" w:ascii="Times New Roman" w:hAnsi="Times New Roman" w:eastAsia="微软雅黑" w:cs="Times New Roman"/>
@@ -31374,13 +31392,13 @@
                 <w:szCs w:val="18"/>
               </w:rPr>
             </w:pPr>
-            <w:bookmarkStart w:id="79" w:name="_Toc3819_WPSOffice_Level2"/>
-            <w:bookmarkStart w:id="80" w:name="_Toc5261_WPSOffice_Level2"/>
-            <w:bookmarkStart w:id="81" w:name="_Toc18696_WPSOffice_Level2"/>
-            <w:bookmarkStart w:id="82" w:name="_Toc31020_WPSOffice_Level2"/>
-            <w:bookmarkStart w:id="83" w:name="_Toc5660_WPSOffice_Level2"/>
-            <w:bookmarkStart w:id="84" w:name="_Toc17905_WPSOffice_Level2"/>
-            <w:bookmarkStart w:id="85" w:name="_Toc23221_WPSOffice_Level2"/>
+            <w:bookmarkStart w:id="79" w:name="_Toc5261_WPSOffice_Level2"/>
+            <w:bookmarkStart w:id="80" w:name="_Toc31020_WPSOffice_Level2"/>
+            <w:bookmarkStart w:id="81" w:name="_Toc5660_WPSOffice_Level2"/>
+            <w:bookmarkStart w:id="82" w:name="_Toc17905_WPSOffice_Level2"/>
+            <w:bookmarkStart w:id="83" w:name="_Toc23221_WPSOffice_Level2"/>
+            <w:bookmarkStart w:id="84" w:name="_Toc3819_WPSOffice_Level2"/>
+            <w:bookmarkStart w:id="85" w:name="_Toc18696_WPSOffice_Level2"/>
             <w:r>
               <w:rPr>
                 <w:rFonts w:hint="eastAsia" w:ascii="Times New Roman" w:hAnsi="Times New Roman" w:eastAsia="微软雅黑" w:cs="Times New Roman"/>
@@ -31845,11 +31863,11 @@
                 <w:szCs w:val="18"/>
               </w:rPr>
             </w:pPr>
-            <w:bookmarkStart w:id="86" w:name="_Toc23388_WPSOffice_Level2"/>
-            <w:bookmarkStart w:id="87" w:name="_Toc2588_WPSOffice_Level2"/>
-            <w:bookmarkStart w:id="88" w:name="_Toc20683_WPSOffice_Level2"/>
-            <w:bookmarkStart w:id="89" w:name="_Toc15300_WPSOffice_Level2"/>
-            <w:bookmarkStart w:id="90" w:name="_Toc28235_WPSOffice_Level2"/>
+            <w:bookmarkStart w:id="86" w:name="_Toc2588_WPSOffice_Level2"/>
+            <w:bookmarkStart w:id="87" w:name="_Toc20683_WPSOffice_Level2"/>
+            <w:bookmarkStart w:id="88" w:name="_Toc15300_WPSOffice_Level2"/>
+            <w:bookmarkStart w:id="89" w:name="_Toc28235_WPSOffice_Level2"/>
+            <w:bookmarkStart w:id="90" w:name="_Toc23388_WPSOffice_Level2"/>
             <w:bookmarkStart w:id="91" w:name="_Toc11554_WPSOffice_Level2"/>
             <w:bookmarkStart w:id="92" w:name="_Toc24626_WPSOffice_Level2"/>
             <w:r>
@@ -32320,9 +32338,9 @@
             <w:bookmarkStart w:id="94" w:name="_Toc18182_WPSOffice_Level2"/>
             <w:bookmarkStart w:id="95" w:name="_Toc12493_WPSOffice_Level2"/>
             <w:bookmarkStart w:id="96" w:name="_Toc30071_WPSOffice_Level2"/>
-            <w:bookmarkStart w:id="97" w:name="_Toc16027_WPSOffice_Level2"/>
-            <w:bookmarkStart w:id="98" w:name="_Toc31650_WPSOffice_Level2"/>
-            <w:bookmarkStart w:id="99" w:name="_Toc22590_WPSOffice_Level2"/>
+            <w:bookmarkStart w:id="97" w:name="_Toc31650_WPSOffice_Level2"/>
+            <w:bookmarkStart w:id="98" w:name="_Toc22590_WPSOffice_Level2"/>
+            <w:bookmarkStart w:id="99" w:name="_Toc16027_WPSOffice_Level2"/>
             <w:r>
               <w:rPr>
                 <w:rFonts w:hint="eastAsia" w:ascii="Times New Roman" w:hAnsi="Times New Roman" w:eastAsia="微软雅黑" w:cs="Times New Roman"/>
@@ -32788,12 +32806,12 @@
               </w:rPr>
             </w:pPr>
             <w:bookmarkStart w:id="100" w:name="_Toc20571_WPSOffice_Level2"/>
-            <w:bookmarkStart w:id="101" w:name="_Toc19289_WPSOffice_Level2"/>
-            <w:bookmarkStart w:id="102" w:name="_Toc28534_WPSOffice_Level2"/>
-            <w:bookmarkStart w:id="103" w:name="_Toc11689_WPSOffice_Level2"/>
-            <w:bookmarkStart w:id="104" w:name="_Toc8398_WPSOffice_Level2"/>
-            <w:bookmarkStart w:id="105" w:name="_Toc28312_WPSOffice_Level2"/>
-            <w:bookmarkStart w:id="106" w:name="_Toc31447_WPSOffice_Level2"/>
+            <w:bookmarkStart w:id="101" w:name="_Toc11689_WPSOffice_Level2"/>
+            <w:bookmarkStart w:id="102" w:name="_Toc8398_WPSOffice_Level2"/>
+            <w:bookmarkStart w:id="103" w:name="_Toc31447_WPSOffice_Level2"/>
+            <w:bookmarkStart w:id="104" w:name="_Toc28312_WPSOffice_Level2"/>
+            <w:bookmarkStart w:id="105" w:name="_Toc28534_WPSOffice_Level2"/>
+            <w:bookmarkStart w:id="106" w:name="_Toc19289_WPSOffice_Level2"/>
             <w:r>
               <w:rPr>
                 <w:rFonts w:hint="eastAsia" w:ascii="Times New Roman" w:hAnsi="Times New Roman" w:eastAsia="微软雅黑" w:cs="Times New Roman"/>
@@ -33259,13 +33277,13 @@
                 <w:szCs w:val="18"/>
               </w:rPr>
             </w:pPr>
-            <w:bookmarkStart w:id="107" w:name="_Toc13225_WPSOffice_Level2"/>
-            <w:bookmarkStart w:id="108" w:name="_Toc5164_WPSOffice_Level2"/>
-            <w:bookmarkStart w:id="109" w:name="_Toc6645_WPSOffice_Level2"/>
+            <w:bookmarkStart w:id="107" w:name="_Toc2683_WPSOffice_Level2"/>
+            <w:bookmarkStart w:id="108" w:name="_Toc5423_WPSOffice_Level2"/>
+            <w:bookmarkStart w:id="109" w:name="_Toc13225_WPSOffice_Level2"/>
             <w:bookmarkStart w:id="110" w:name="_Toc6170_WPSOffice_Level2"/>
             <w:bookmarkStart w:id="111" w:name="_Toc6863_WPSOffice_Level2"/>
-            <w:bookmarkStart w:id="112" w:name="_Toc5423_WPSOffice_Level2"/>
-            <w:bookmarkStart w:id="113" w:name="_Toc2683_WPSOffice_Level2"/>
+            <w:bookmarkStart w:id="112" w:name="_Toc5164_WPSOffice_Level2"/>
+            <w:bookmarkStart w:id="113" w:name="_Toc6645_WPSOffice_Level2"/>
             <w:r>
               <w:rPr>
                 <w:rFonts w:hint="eastAsia" w:ascii="Times New Roman" w:hAnsi="Times New Roman" w:eastAsia="微软雅黑" w:cs="Times New Roman"/>
@@ -33730,13 +33748,13 @@
                 <w:szCs w:val="18"/>
               </w:rPr>
             </w:pPr>
-            <w:bookmarkStart w:id="114" w:name="_Toc12046_WPSOffice_Level2"/>
-            <w:bookmarkStart w:id="115" w:name="_Toc6323_WPSOffice_Level2"/>
-            <w:bookmarkStart w:id="116" w:name="_Toc24628_WPSOffice_Level2"/>
-            <w:bookmarkStart w:id="117" w:name="_Toc5860_WPSOffice_Level2"/>
-            <w:bookmarkStart w:id="118" w:name="_Toc3387_WPSOffice_Level2"/>
-            <w:bookmarkStart w:id="119" w:name="_Toc13817_WPSOffice_Level2"/>
-            <w:bookmarkStart w:id="120" w:name="_Toc29762_WPSOffice_Level2"/>
+            <w:bookmarkStart w:id="114" w:name="_Toc5860_WPSOffice_Level2"/>
+            <w:bookmarkStart w:id="115" w:name="_Toc12046_WPSOffice_Level2"/>
+            <w:bookmarkStart w:id="116" w:name="_Toc3387_WPSOffice_Level2"/>
+            <w:bookmarkStart w:id="117" w:name="_Toc6323_WPSOffice_Level2"/>
+            <w:bookmarkStart w:id="118" w:name="_Toc29762_WPSOffice_Level2"/>
+            <w:bookmarkStart w:id="119" w:name="_Toc24628_WPSOffice_Level2"/>
+            <w:bookmarkStart w:id="120" w:name="_Toc13817_WPSOffice_Level2"/>
             <w:r>
               <w:rPr>
                 <w:rFonts w:hint="eastAsia" w:ascii="Times New Roman" w:hAnsi="Times New Roman" w:eastAsia="微软雅黑" w:cs="Times New Roman"/>
@@ -34201,13 +34219,13 @@
                 <w:szCs w:val="18"/>
               </w:rPr>
             </w:pPr>
-            <w:bookmarkStart w:id="121" w:name="_Toc6004_WPSOffice_Level2"/>
-            <w:bookmarkStart w:id="122" w:name="_Toc708_WPSOffice_Level2"/>
-            <w:bookmarkStart w:id="123" w:name="_Toc15619_WPSOffice_Level2"/>
-            <w:bookmarkStart w:id="124" w:name="_Toc22500_WPSOffice_Level2"/>
-            <w:bookmarkStart w:id="125" w:name="_Toc11082_WPSOffice_Level2"/>
-            <w:bookmarkStart w:id="126" w:name="_Toc31905_WPSOffice_Level2"/>
-            <w:bookmarkStart w:id="127" w:name="_Toc13244_WPSOffice_Level2"/>
+            <w:bookmarkStart w:id="121" w:name="_Toc31905_WPSOffice_Level2"/>
+            <w:bookmarkStart w:id="122" w:name="_Toc15619_WPSOffice_Level2"/>
+            <w:bookmarkStart w:id="123" w:name="_Toc11082_WPSOffice_Level2"/>
+            <w:bookmarkStart w:id="124" w:name="_Toc6004_WPSOffice_Level2"/>
+            <w:bookmarkStart w:id="125" w:name="_Toc22500_WPSOffice_Level2"/>
+            <w:bookmarkStart w:id="126" w:name="_Toc13244_WPSOffice_Level2"/>
+            <w:bookmarkStart w:id="127" w:name="_Toc708_WPSOffice_Level2"/>
             <w:r>
               <w:rPr>
                 <w:rFonts w:hint="eastAsia" w:ascii="Times New Roman" w:hAnsi="Times New Roman" w:eastAsia="微软雅黑" w:cs="Times New Roman"/>
@@ -34672,13 +34690,13 @@
                 <w:szCs w:val="18"/>
               </w:rPr>
             </w:pPr>
-            <w:bookmarkStart w:id="128" w:name="_Toc4042_WPSOffice_Level2"/>
-            <w:bookmarkStart w:id="129" w:name="_Toc15479_WPSOffice_Level2"/>
-            <w:bookmarkStart w:id="130" w:name="_Toc23443_WPSOffice_Level2"/>
-            <w:bookmarkStart w:id="131" w:name="_Toc23537_WPSOffice_Level2"/>
-            <w:bookmarkStart w:id="132" w:name="_Toc13664_WPSOffice_Level2"/>
-            <w:bookmarkStart w:id="133" w:name="_Toc21560_WPSOffice_Level2"/>
-            <w:bookmarkStart w:id="134" w:name="_Toc7586_WPSOffice_Level2"/>
+            <w:bookmarkStart w:id="128" w:name="_Toc21560_WPSOffice_Level2"/>
+            <w:bookmarkStart w:id="129" w:name="_Toc13664_WPSOffice_Level2"/>
+            <w:bookmarkStart w:id="130" w:name="_Toc7586_WPSOffice_Level2"/>
+            <w:bookmarkStart w:id="131" w:name="_Toc15479_WPSOffice_Level2"/>
+            <w:bookmarkStart w:id="132" w:name="_Toc23537_WPSOffice_Level2"/>
+            <w:bookmarkStart w:id="133" w:name="_Toc23443_WPSOffice_Level2"/>
+            <w:bookmarkStart w:id="134" w:name="_Toc4042_WPSOffice_Level2"/>
             <w:r>
               <w:rPr>
                 <w:rFonts w:hint="eastAsia" w:ascii="Times New Roman" w:hAnsi="Times New Roman" w:eastAsia="微软雅黑" w:cs="Times New Roman"/>
@@ -35143,13 +35161,13 @@
                 <w:szCs w:val="18"/>
               </w:rPr>
             </w:pPr>
-            <w:bookmarkStart w:id="135" w:name="_Toc2337_WPSOffice_Level2"/>
-            <w:bookmarkStart w:id="136" w:name="_Toc29193_WPSOffice_Level2"/>
-            <w:bookmarkStart w:id="137" w:name="_Toc10575_WPSOffice_Level2"/>
-            <w:bookmarkStart w:id="138" w:name="_Toc28498_WPSOffice_Level2"/>
-            <w:bookmarkStart w:id="139" w:name="_Toc22039_WPSOffice_Level2"/>
-            <w:bookmarkStart w:id="140" w:name="_Toc5629_WPSOffice_Level2"/>
-            <w:bookmarkStart w:id="141" w:name="_Toc11254_WPSOffice_Level2"/>
+            <w:bookmarkStart w:id="135" w:name="_Toc28498_WPSOffice_Level2"/>
+            <w:bookmarkStart w:id="136" w:name="_Toc5629_WPSOffice_Level2"/>
+            <w:bookmarkStart w:id="137" w:name="_Toc11254_WPSOffice_Level2"/>
+            <w:bookmarkStart w:id="138" w:name="_Toc2337_WPSOffice_Level2"/>
+            <w:bookmarkStart w:id="139" w:name="_Toc10575_WPSOffice_Level2"/>
+            <w:bookmarkStart w:id="140" w:name="_Toc29193_WPSOffice_Level2"/>
+            <w:bookmarkStart w:id="141" w:name="_Toc22039_WPSOffice_Level2"/>
             <w:r>
               <w:rPr>
                 <w:rFonts w:hint="eastAsia" w:ascii="Times New Roman" w:hAnsi="Times New Roman" w:eastAsia="微软雅黑" w:cs="Times New Roman"/>
@@ -35617,10 +35635,10 @@
             <w:bookmarkStart w:id="142" w:name="_Toc2613_WPSOffice_Level2"/>
             <w:bookmarkStart w:id="143" w:name="_Toc18866_WPSOffice_Level2"/>
             <w:bookmarkStart w:id="144" w:name="_Toc17621_WPSOffice_Level2"/>
-            <w:bookmarkStart w:id="145" w:name="_Toc8519_WPSOffice_Level2"/>
-            <w:bookmarkStart w:id="146" w:name="_Toc13246_WPSOffice_Level2"/>
+            <w:bookmarkStart w:id="145" w:name="_Toc13246_WPSOffice_Level2"/>
+            <w:bookmarkStart w:id="146" w:name="_Toc17668_WPSOffice_Level2"/>
             <w:bookmarkStart w:id="147" w:name="_Toc8985_WPSOffice_Level2"/>
-            <w:bookmarkStart w:id="148" w:name="_Toc17668_WPSOffice_Level2"/>
+            <w:bookmarkStart w:id="148" w:name="_Toc8519_WPSOffice_Level2"/>
             <w:r>
               <w:rPr>
                 <w:rFonts w:hint="eastAsia" w:ascii="Times New Roman" w:hAnsi="Times New Roman" w:eastAsia="微软雅黑" w:cs="Times New Roman"/>
@@ -36085,12 +36103,12 @@
                 <w:szCs w:val="18"/>
               </w:rPr>
             </w:pPr>
-            <w:bookmarkStart w:id="149" w:name="_Toc24337_WPSOffice_Level2"/>
-            <w:bookmarkStart w:id="150" w:name="_Toc12118_WPSOffice_Level2"/>
-            <w:bookmarkStart w:id="151" w:name="_Toc2334_WPSOffice_Level2"/>
-            <w:bookmarkStart w:id="152" w:name="_Toc12027_WPSOffice_Level2"/>
-            <w:bookmarkStart w:id="153" w:name="_Toc25338_WPSOffice_Level2"/>
-            <w:bookmarkStart w:id="154" w:name="_Toc6654_WPSOffice_Level2"/>
+            <w:bookmarkStart w:id="149" w:name="_Toc2334_WPSOffice_Level2"/>
+            <w:bookmarkStart w:id="150" w:name="_Toc24337_WPSOffice_Level2"/>
+            <w:bookmarkStart w:id="151" w:name="_Toc12027_WPSOffice_Level2"/>
+            <w:bookmarkStart w:id="152" w:name="_Toc12118_WPSOffice_Level2"/>
+            <w:bookmarkStart w:id="153" w:name="_Toc6654_WPSOffice_Level2"/>
+            <w:bookmarkStart w:id="154" w:name="_Toc25338_WPSOffice_Level2"/>
             <w:bookmarkStart w:id="155" w:name="_Toc23413_WPSOffice_Level2"/>
             <w:r>
               <w:rPr>
@@ -36557,12 +36575,12 @@
               </w:rPr>
             </w:pPr>
             <w:bookmarkStart w:id="156" w:name="_Toc17254_WPSOffice_Level2"/>
-            <w:bookmarkStart w:id="157" w:name="_Toc5840_WPSOffice_Level2"/>
-            <w:bookmarkStart w:id="158" w:name="_Toc20271_WPSOffice_Level2"/>
+            <w:bookmarkStart w:id="157" w:name="_Toc20271_WPSOffice_Level2"/>
+            <w:bookmarkStart w:id="158" w:name="_Toc6074_WPSOffice_Level2"/>
             <w:bookmarkStart w:id="159" w:name="_Toc20736_WPSOffice_Level2"/>
-            <w:bookmarkStart w:id="160" w:name="_Toc17711_WPSOffice_Level2"/>
-            <w:bookmarkStart w:id="161" w:name="_Toc6074_WPSOffice_Level2"/>
-            <w:bookmarkStart w:id="162" w:name="_Toc28807_WPSOffice_Level2"/>
+            <w:bookmarkStart w:id="160" w:name="_Toc28807_WPSOffice_Level2"/>
+            <w:bookmarkStart w:id="161" w:name="_Toc17711_WPSOffice_Level2"/>
+            <w:bookmarkStart w:id="162" w:name="_Toc5840_WPSOffice_Level2"/>
             <w:r>
               <w:rPr>
                 <w:rFonts w:hint="eastAsia" w:ascii="Times New Roman" w:hAnsi="Times New Roman" w:eastAsia="微软雅黑" w:cs="Times New Roman"/>
@@ -37027,13 +37045,13 @@
                 <w:szCs w:val="18"/>
               </w:rPr>
             </w:pPr>
-            <w:bookmarkStart w:id="163" w:name="_Toc22623_WPSOffice_Level2"/>
-            <w:bookmarkStart w:id="164" w:name="_Toc18784_WPSOffice_Level2"/>
-            <w:bookmarkStart w:id="165" w:name="_Toc26031_WPSOffice_Level2"/>
+            <w:bookmarkStart w:id="163" w:name="_Toc24586_WPSOffice_Level2"/>
+            <w:bookmarkStart w:id="164" w:name="_Toc18813_WPSOffice_Level2"/>
+            <w:bookmarkStart w:id="165" w:name="_Toc22623_WPSOffice_Level2"/>
             <w:bookmarkStart w:id="166" w:name="_Toc18295_WPSOffice_Level2"/>
             <w:bookmarkStart w:id="167" w:name="_Toc31683_WPSOffice_Level2"/>
-            <w:bookmarkStart w:id="168" w:name="_Toc18813_WPSOffice_Level2"/>
-            <w:bookmarkStart w:id="169" w:name="_Toc24586_WPSOffice_Level2"/>
+            <w:bookmarkStart w:id="168" w:name="_Toc18784_WPSOffice_Level2"/>
+            <w:bookmarkStart w:id="169" w:name="_Toc26031_WPSOffice_Level2"/>
             <w:r>
               <w:rPr>
                 <w:rFonts w:hint="eastAsia" w:ascii="Times New Roman" w:hAnsi="Times New Roman" w:eastAsia="微软雅黑" w:cs="Times New Roman"/>
@@ -37956,13 +37974,13 @@
                 <w:szCs w:val="18"/>
               </w:rPr>
             </w:pPr>
-            <w:bookmarkStart w:id="170" w:name="_Toc25837_WPSOffice_Level2"/>
-            <w:bookmarkStart w:id="171" w:name="_Toc31152_WPSOffice_Level2"/>
+            <w:bookmarkStart w:id="170" w:name="_Toc2455_WPSOffice_Level2"/>
+            <w:bookmarkStart w:id="171" w:name="_Toc15930_WPSOffice_Level2"/>
             <w:bookmarkStart w:id="172" w:name="_Toc22167_WPSOffice_Level2"/>
             <w:bookmarkStart w:id="173" w:name="_Toc11576_WPSOffice_Level2"/>
-            <w:bookmarkStart w:id="174" w:name="_Toc2455_WPSOffice_Level2"/>
-            <w:bookmarkStart w:id="175" w:name="_Toc15930_WPSOffice_Level2"/>
-            <w:bookmarkStart w:id="176" w:name="_Toc30144_WPSOffice_Level2"/>
+            <w:bookmarkStart w:id="174" w:name="_Toc30144_WPSOffice_Level2"/>
+            <w:bookmarkStart w:id="175" w:name="_Toc25837_WPSOffice_Level2"/>
+            <w:bookmarkStart w:id="176" w:name="_Toc31152_WPSOffice_Level2"/>
             <w:r>
               <w:rPr>
                 <w:rFonts w:hint="eastAsia" w:ascii="Times New Roman" w:hAnsi="Times New Roman" w:eastAsia="微软雅黑" w:cs="Times New Roman"/>
@@ -38432,9 +38450,9 @@
             <w:bookmarkStart w:id="178" w:name="_Toc18298_WPSOffice_Level2"/>
             <w:bookmarkStart w:id="179" w:name="_Toc24581_WPSOffice_Level2"/>
             <w:bookmarkStart w:id="180" w:name="_Toc17817_WPSOffice_Level2"/>
-            <w:bookmarkStart w:id="181" w:name="_Toc6105_WPSOffice_Level2"/>
-            <w:bookmarkStart w:id="182" w:name="_Toc21218_WPSOffice_Level2"/>
-            <w:bookmarkStart w:id="183" w:name="_Toc21844_WPSOffice_Level2"/>
+            <w:bookmarkStart w:id="181" w:name="_Toc21218_WPSOffice_Level2"/>
+            <w:bookmarkStart w:id="182" w:name="_Toc21844_WPSOffice_Level2"/>
+            <w:bookmarkStart w:id="183" w:name="_Toc6105_WPSOffice_Level2"/>
             <w:r>
               <w:rPr>
                 <w:rFonts w:hint="eastAsia" w:ascii="Times New Roman" w:hAnsi="Times New Roman" w:eastAsia="微软雅黑" w:cs="Times New Roman"/>
@@ -38899,12 +38917,12 @@
                 <w:szCs w:val="18"/>
               </w:rPr>
             </w:pPr>
-            <w:bookmarkStart w:id="184" w:name="_Toc26632_WPSOffice_Level2"/>
-            <w:bookmarkStart w:id="185" w:name="_Toc32618_WPSOffice_Level2"/>
-            <w:bookmarkStart w:id="186" w:name="_Toc7518_WPSOffice_Level2"/>
-            <w:bookmarkStart w:id="187" w:name="_Toc22953_WPSOffice_Level2"/>
-            <w:bookmarkStart w:id="188" w:name="_Toc3881_WPSOffice_Level2"/>
-            <w:bookmarkStart w:id="189" w:name="_Toc5805_WPSOffice_Level2"/>
+            <w:bookmarkStart w:id="184" w:name="_Toc5805_WPSOffice_Level2"/>
+            <w:bookmarkStart w:id="185" w:name="_Toc26632_WPSOffice_Level2"/>
+            <w:bookmarkStart w:id="186" w:name="_Toc32618_WPSOffice_Level2"/>
+            <w:bookmarkStart w:id="187" w:name="_Toc7518_WPSOffice_Level2"/>
+            <w:bookmarkStart w:id="188" w:name="_Toc22953_WPSOffice_Level2"/>
+            <w:bookmarkStart w:id="189" w:name="_Toc3881_WPSOffice_Level2"/>
             <w:bookmarkStart w:id="190" w:name="_Toc20673_WPSOffice_Level2"/>
             <w:r>
               <w:rPr>
@@ -39370,13 +39388,13 @@
                 <w:szCs w:val="18"/>
               </w:rPr>
             </w:pPr>
-            <w:bookmarkStart w:id="191" w:name="_Toc31722_WPSOffice_Level2"/>
-            <w:bookmarkStart w:id="192" w:name="_Toc22629_WPSOffice_Level2"/>
-            <w:bookmarkStart w:id="193" w:name="_Toc14661_WPSOffice_Level2"/>
-            <w:bookmarkStart w:id="194" w:name="_Toc15940_WPSOffice_Level2"/>
+            <w:bookmarkStart w:id="191" w:name="_Toc22629_WPSOffice_Level2"/>
+            <w:bookmarkStart w:id="192" w:name="_Toc31722_WPSOffice_Level2"/>
+            <w:bookmarkStart w:id="193" w:name="_Toc22431_WPSOffice_Level2"/>
+            <w:bookmarkStart w:id="194" w:name="_Toc14661_WPSOffice_Level2"/>
             <w:bookmarkStart w:id="195" w:name="_Toc9505_WPSOffice_Level2"/>
-            <w:bookmarkStart w:id="196" w:name="_Toc25299_WPSOffice_Level2"/>
-            <w:bookmarkStart w:id="197" w:name="_Toc22431_WPSOffice_Level2"/>
+            <w:bookmarkStart w:id="196" w:name="_Toc15940_WPSOffice_Level2"/>
+            <w:bookmarkStart w:id="197" w:name="_Toc25299_WPSOffice_Level2"/>
             <w:r>
               <w:rPr>
                 <w:rFonts w:hint="eastAsia" w:ascii="Times New Roman" w:hAnsi="Times New Roman" w:eastAsia="微软雅黑" w:cs="Times New Roman"/>
@@ -39841,12 +39859,12 @@
                 <w:szCs w:val="18"/>
               </w:rPr>
             </w:pPr>
-            <w:bookmarkStart w:id="198" w:name="_Toc24372_WPSOffice_Level2"/>
-            <w:bookmarkStart w:id="199" w:name="_Toc27147_WPSOffice_Level2"/>
-            <w:bookmarkStart w:id="200" w:name="_Toc5581_WPSOffice_Level2"/>
-            <w:bookmarkStart w:id="201" w:name="_Toc20849_WPSOffice_Level2"/>
-            <w:bookmarkStart w:id="202" w:name="_Toc7607_WPSOffice_Level2"/>
-            <w:bookmarkStart w:id="203" w:name="_Toc27188_WPSOffice_Level2"/>
+            <w:bookmarkStart w:id="198" w:name="_Toc27147_WPSOffice_Level2"/>
+            <w:bookmarkStart w:id="199" w:name="_Toc7607_WPSOffice_Level2"/>
+            <w:bookmarkStart w:id="200" w:name="_Toc27188_WPSOffice_Level2"/>
+            <w:bookmarkStart w:id="201" w:name="_Toc5581_WPSOffice_Level2"/>
+            <w:bookmarkStart w:id="202" w:name="_Toc20849_WPSOffice_Level2"/>
+            <w:bookmarkStart w:id="203" w:name="_Toc24372_WPSOffice_Level2"/>
             <w:bookmarkStart w:id="204" w:name="_Toc4328_WPSOffice_Level2"/>
             <w:r>
               <w:rPr>
@@ -40312,13 +40330,13 @@
                 <w:szCs w:val="18"/>
               </w:rPr>
             </w:pPr>
-            <w:bookmarkStart w:id="205" w:name="_Toc6343_WPSOffice_Level2"/>
+            <w:bookmarkStart w:id="205" w:name="_Toc9066_WPSOffice_Level2"/>
             <w:bookmarkStart w:id="206" w:name="_Toc11511_WPSOffice_Level2"/>
-            <w:bookmarkStart w:id="207" w:name="_Toc26466_WPSOffice_Level2"/>
-            <w:bookmarkStart w:id="208" w:name="_Toc23457_WPSOffice_Level2"/>
-            <w:bookmarkStart w:id="209" w:name="_Toc9066_WPSOffice_Level2"/>
-            <w:bookmarkStart w:id="210" w:name="_Toc8746_WPSOffice_Level2"/>
-            <w:bookmarkStart w:id="211" w:name="_Toc23854_WPSOffice_Level2"/>
+            <w:bookmarkStart w:id="207" w:name="_Toc23854_WPSOffice_Level2"/>
+            <w:bookmarkStart w:id="208" w:name="_Toc6343_WPSOffice_Level2"/>
+            <w:bookmarkStart w:id="209" w:name="_Toc26466_WPSOffice_Level2"/>
+            <w:bookmarkStart w:id="210" w:name="_Toc23457_WPSOffice_Level2"/>
+            <w:bookmarkStart w:id="211" w:name="_Toc8746_WPSOffice_Level2"/>
             <w:r>
               <w:rPr>
                 <w:rFonts w:hint="eastAsia" w:ascii="Times New Roman" w:hAnsi="Times New Roman" w:eastAsia="微软雅黑" w:cs="Times New Roman"/>
@@ -40783,13 +40801,13 @@
                 <w:szCs w:val="18"/>
               </w:rPr>
             </w:pPr>
-            <w:bookmarkStart w:id="212" w:name="_Toc1557_WPSOffice_Level2"/>
-            <w:bookmarkStart w:id="213" w:name="_Toc20319_WPSOffice_Level2"/>
-            <w:bookmarkStart w:id="214" w:name="_Toc17440_WPSOffice_Level2"/>
-            <w:bookmarkStart w:id="215" w:name="_Toc6069_WPSOffice_Level2"/>
-            <w:bookmarkStart w:id="216" w:name="_Toc12685_WPSOffice_Level2"/>
-            <w:bookmarkStart w:id="217" w:name="_Toc3049_WPSOffice_Level2"/>
-            <w:bookmarkStart w:id="218" w:name="_Toc17938_WPSOffice_Level2"/>
+            <w:bookmarkStart w:id="212" w:name="_Toc17440_WPSOffice_Level2"/>
+            <w:bookmarkStart w:id="213" w:name="_Toc6069_WPSOffice_Level2"/>
+            <w:bookmarkStart w:id="214" w:name="_Toc12685_WPSOffice_Level2"/>
+            <w:bookmarkStart w:id="215" w:name="_Toc3049_WPSOffice_Level2"/>
+            <w:bookmarkStart w:id="216" w:name="_Toc20319_WPSOffice_Level2"/>
+            <w:bookmarkStart w:id="217" w:name="_Toc17938_WPSOffice_Level2"/>
+            <w:bookmarkStart w:id="218" w:name="_Toc1557_WPSOffice_Level2"/>
             <w:r>
               <w:rPr>
                 <w:rFonts w:hint="eastAsia" w:ascii="Times New Roman" w:hAnsi="Times New Roman" w:eastAsia="微软雅黑" w:cs="Times New Roman"/>
@@ -41217,14 +41235,6 @@
         <w:gridCol w:w="1409"/>
       </w:tblGrid>
       <w:tr>
-        <w:tblPrEx>
-          <w:tblCellMar>
-            <w:top w:w="0" w:type="dxa"/>
-            <w:left w:w="0" w:type="dxa"/>
-            <w:bottom w:w="0" w:type="dxa"/>
-            <w:right w:w="0" w:type="dxa"/>
-          </w:tblCellMar>
-        </w:tblPrEx>
         <w:trPr>
           <w:trHeight w:val="215" w:hRule="atLeast"/>
           <w:jc w:val="center"/>
@@ -41254,13 +41264,13 @@
                 <w:szCs w:val="18"/>
               </w:rPr>
             </w:pPr>
-            <w:bookmarkStart w:id="219" w:name="_Toc18427_WPSOffice_Level2"/>
-            <w:bookmarkStart w:id="220" w:name="_Toc19766_WPSOffice_Level2"/>
-            <w:bookmarkStart w:id="221" w:name="_Toc27824_WPSOffice_Level2"/>
+            <w:bookmarkStart w:id="219" w:name="_Toc19766_WPSOffice_Level2"/>
+            <w:bookmarkStart w:id="220" w:name="_Toc27824_WPSOffice_Level2"/>
+            <w:bookmarkStart w:id="221" w:name="_Toc18427_WPSOffice_Level2"/>
             <w:bookmarkStart w:id="222" w:name="_Toc28180_WPSOffice_Level2"/>
             <w:bookmarkStart w:id="223" w:name="_Toc25956_WPSOffice_Level2"/>
-            <w:bookmarkStart w:id="224" w:name="_Toc21686_WPSOffice_Level2"/>
-            <w:bookmarkStart w:id="225" w:name="_Toc29816_WPSOffice_Level2"/>
+            <w:bookmarkStart w:id="224" w:name="_Toc29816_WPSOffice_Level2"/>
+            <w:bookmarkStart w:id="225" w:name="_Toc21686_WPSOffice_Level2"/>
             <w:r>
               <w:rPr>
                 <w:rFonts w:hint="eastAsia" w:ascii="Times New Roman" w:hAnsi="Times New Roman" w:eastAsia="微软雅黑" w:cs="Times New Roman"/>
@@ -41727,11 +41737,11 @@
             </w:pPr>
             <w:bookmarkStart w:id="226" w:name="_Toc19658_WPSOffice_Level2"/>
             <w:bookmarkStart w:id="227" w:name="_Toc8959_WPSOffice_Level2"/>
-            <w:bookmarkStart w:id="228" w:name="_Toc27941_WPSOffice_Level2"/>
-            <w:bookmarkStart w:id="229" w:name="_Toc24661_WPSOffice_Level2"/>
+            <w:bookmarkStart w:id="228" w:name="_Toc9870_WPSOffice_Level2"/>
+            <w:bookmarkStart w:id="229" w:name="_Toc20570_WPSOffice_Level2"/>
             <w:bookmarkStart w:id="230" w:name="_Toc7268_WPSOffice_Level2"/>
-            <w:bookmarkStart w:id="231" w:name="_Toc9870_WPSOffice_Level2"/>
-            <w:bookmarkStart w:id="232" w:name="_Toc20570_WPSOffice_Level2"/>
+            <w:bookmarkStart w:id="231" w:name="_Toc24661_WPSOffice_Level2"/>
+            <w:bookmarkStart w:id="232" w:name="_Toc27941_WPSOffice_Level2"/>
             <w:r>
               <w:rPr>
                 <w:rFonts w:hint="eastAsia" w:ascii="Times New Roman" w:hAnsi="Times New Roman" w:eastAsia="微软雅黑" w:cs="Times New Roman"/>

--- a/WebContent/docx/泛癌种169检测报告-单样本-基智远.docx
+++ b/WebContent/docx/泛癌种169检测报告-单样本-基智远.docx
@@ -880,8 +880,8 @@
               <w:lang w:val="en-US" w:eastAsia="en-US" w:bidi="ar-SA"/>
             </w:rPr>
           </w:pPr>
-          <w:bookmarkStart w:id="0" w:name="_Toc21669"/>
-          <w:bookmarkStart w:id="1" w:name="_Toc21009_WPSOffice_Level1"/>
+          <w:bookmarkStart w:id="0" w:name="_Toc21009_WPSOffice_Level1"/>
+          <w:bookmarkStart w:id="1" w:name="_Toc21669"/>
           <w:bookmarkStart w:id="2" w:name="_Toc13806"/>
           <w:bookmarkStart w:id="3" w:name="_Toc24178_WPSOffice_Level1"/>
           <w:bookmarkStart w:id="4" w:name="_Toc30143_WPSOffice_Level1"/>
@@ -2778,10 +2778,9 @@
                 <w:color w:val="000000"/>
                 <w:sz w:val="21"/>
                 <w:szCs w:val="21"/>
-                <w:highlight w:val="none"/>
-                <w:lang w:val="en-US" w:eastAsia="zh-CN"/>
-              </w:rPr>
-              <w:t>-</w:t>
+                <w:lang w:eastAsia="zh-CN"/>
+              </w:rPr>
+              <w:t>{{sample.collect_date}}</w:t>
             </w:r>
             <w:bookmarkStart w:id="233" w:name="_GoBack"/>
             <w:bookmarkEnd w:id="233"/>
@@ -3103,12 +3102,12 @@
           <w:szCs w:val="32"/>
         </w:rPr>
       </w:pPr>
-      <w:bookmarkStart w:id="7" w:name="_Toc17451"/>
-      <w:bookmarkStart w:id="8" w:name="_Toc7021_WPSOffice_Level1"/>
-      <w:bookmarkStart w:id="9" w:name="_Toc5680"/>
+      <w:bookmarkStart w:id="7" w:name="_Toc26731"/>
+      <w:bookmarkStart w:id="8" w:name="_Toc17451"/>
+      <w:bookmarkStart w:id="9" w:name="_Toc7021_WPSOffice_Level1"/>
       <w:bookmarkStart w:id="10" w:name="_Toc18062_WPSOffice_Level1"/>
-      <w:bookmarkStart w:id="11" w:name="_Toc26731"/>
-      <w:bookmarkStart w:id="12" w:name="_Toc11015_WPSOffice_Level1"/>
+      <w:bookmarkStart w:id="11" w:name="_Toc11015_WPSOffice_Level1"/>
+      <w:bookmarkStart w:id="12" w:name="_Toc5680"/>
       <w:bookmarkStart w:id="13" w:name="_Toc3823"/>
       <w:r>
         <w:rPr>
@@ -3414,8 +3413,8 @@
           <w:lang w:val="en-US" w:eastAsia="zh-CN"/>
         </w:rPr>
       </w:pPr>
-      <w:bookmarkStart w:id="15" w:name="_Toc7496"/>
-      <w:bookmarkStart w:id="16" w:name="_Toc29251"/>
+      <w:bookmarkStart w:id="15" w:name="_Toc29251"/>
+      <w:bookmarkStart w:id="16" w:name="_Toc7496"/>
       <w:bookmarkStart w:id="17" w:name="_Toc6221_WPSOffice_Level1"/>
       <w:bookmarkStart w:id="18" w:name="_Toc25920"/>
       <w:bookmarkStart w:id="19" w:name="_Toc18058"/>
@@ -5315,7 +5314,7 @@
           </mc:Choice>
           <mc:Fallback>
             <w:pict>
-              <v:group id="_x0000_s1026" o:spid="_x0000_s1026" o:spt="203" style="position:absolute;left:0pt;margin-left:218.5pt;margin-top:6pt;height:45.05pt;width:230.5pt;z-index:251663360;mso-width-relative:page;mso-height-relative:page;" coordorigin="19199,21203" coordsize="4610,901" o:gfxdata="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">
+              <v:group id="_x0000_s1026" o:spid="_x0000_s1026" o:spt="203" style="position:absolute;left:0pt;margin-left:218.5pt;margin-top:6pt;height:45.05pt;width:230.5pt;z-index:251663360;mso-width-relative:page;mso-height-relative:page;" coordorigin="19199,21203" coordsize="4610,901" o:gfxdata="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">
                 <o:lock v:ext="edit" aspectratio="f"/>
                 <v:shape id="图片 1" o:spid="_x0000_s1026" o:spt="75" type="#_x0000_t75" style="position:absolute;left:19199;top:21203;height:901;width:1672;" filled="f" o:preferrelative="t" stroked="f" coordsize="21600,21600" o:gfxdata="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">
                   <v:fill on="f" focussize="0,0"/>
@@ -7213,12 +7212,12 @@
           <w:szCs w:val="32"/>
         </w:rPr>
       </w:pPr>
-      <w:bookmarkStart w:id="25" w:name="_Toc20136_WPSOffice_Level1"/>
-      <w:bookmarkStart w:id="26" w:name="_Toc2781"/>
-      <w:bookmarkStart w:id="27" w:name="_Toc22132"/>
-      <w:bookmarkStart w:id="28" w:name="_Toc16165"/>
-      <w:bookmarkStart w:id="29" w:name="_Toc19898_WPSOffice_Level1"/>
-      <w:bookmarkStart w:id="30" w:name="_Toc24235"/>
+      <w:bookmarkStart w:id="25" w:name="_Toc24235"/>
+      <w:bookmarkStart w:id="26" w:name="_Toc19898_WPSOffice_Level1"/>
+      <w:bookmarkStart w:id="27" w:name="_Toc20136_WPSOffice_Level1"/>
+      <w:bookmarkStart w:id="28" w:name="_Toc2781"/>
+      <w:bookmarkStart w:id="29" w:name="_Toc22132"/>
+      <w:bookmarkStart w:id="30" w:name="_Toc16165"/>
       <w:r>
         <w:rPr>
           <w:rFonts w:hint="eastAsia"/>
@@ -7250,12 +7249,12 @@
           <w:lang w:eastAsia="zh-CN"/>
         </w:rPr>
       </w:pPr>
-      <w:bookmarkStart w:id="31" w:name="_Toc18062_WPSOffice_Level2"/>
-      <w:bookmarkStart w:id="32" w:name="_Toc23375"/>
-      <w:bookmarkStart w:id="33" w:name="_Toc11015_WPSOffice_Level2"/>
-      <w:bookmarkStart w:id="34" w:name="_Toc10724"/>
-      <w:bookmarkStart w:id="35" w:name="_Toc15063"/>
-      <w:bookmarkStart w:id="36" w:name="_Toc9088"/>
+      <w:bookmarkStart w:id="31" w:name="_Toc11015_WPSOffice_Level2"/>
+      <w:bookmarkStart w:id="32" w:name="_Toc9088"/>
+      <w:bookmarkStart w:id="33" w:name="_Toc18062_WPSOffice_Level2"/>
+      <w:bookmarkStart w:id="34" w:name="_Toc15063"/>
+      <w:bookmarkStart w:id="35" w:name="_Toc23375"/>
+      <w:bookmarkStart w:id="36" w:name="_Toc10724"/>
       <w:r>
         <w:rPr>
           <w:rFonts w:hint="eastAsia"/>
@@ -11839,10 +11838,10 @@
         </w:rPr>
         <w:br w:type="page"/>
       </w:r>
-      <w:bookmarkStart w:id="37" w:name="_Toc149832733"/>
-      <w:bookmarkStart w:id="38" w:name="_Toc27421"/>
-      <w:bookmarkStart w:id="39" w:name="_Toc22117"/>
-      <w:bookmarkStart w:id="40" w:name="_Toc26893"/>
+      <w:bookmarkStart w:id="37" w:name="_Toc27421"/>
+      <w:bookmarkStart w:id="38" w:name="_Toc149832733"/>
+      <w:bookmarkStart w:id="39" w:name="_Toc26893"/>
+      <w:bookmarkStart w:id="40" w:name="_Toc22117"/>
       <w:bookmarkStart w:id="41" w:name="_Toc149826009"/>
       <w:r>
         <w:rPr>
@@ -13059,8 +13058,8 @@
       <w:bookmarkStart w:id="44" w:name="_Toc29619"/>
       <w:bookmarkStart w:id="45" w:name="_Toc10223"/>
       <w:bookmarkStart w:id="46" w:name="_Toc251"/>
-      <w:bookmarkStart w:id="47" w:name="_Toc106719764"/>
-      <w:bookmarkStart w:id="48" w:name="_Toc20034"/>
+      <w:bookmarkStart w:id="47" w:name="_Toc20034"/>
+      <w:bookmarkStart w:id="48" w:name="_Toc106719764"/>
       <w:r>
         <w:rPr>
           <w:rFonts w:hint="eastAsia"/>
@@ -17025,12 +17024,6 @@
             <w:insideH w:val="dotted" w:color="45A3A7" w:sz="4" w:space="0"/>
             <w:insideV w:val="dotted" w:color="45A3A7" w:sz="4" w:space="0"/>
           </w:tblBorders>
-          <w:tblCellMar>
-            <w:top w:w="0" w:type="dxa"/>
-            <w:left w:w="108" w:type="dxa"/>
-            <w:bottom w:w="0" w:type="dxa"/>
-            <w:right w:w="108" w:type="dxa"/>
-          </w:tblCellMar>
         </w:tblPrEx>
         <w:trPr>
           <w:trHeight w:val="417" w:hRule="atLeast"/>
@@ -26329,12 +26322,12 @@
         </w:rPr>
       </w:pPr>
       <w:bookmarkStart w:id="55" w:name="_Toc19184"/>
-      <w:bookmarkStart w:id="56" w:name="_Toc13698"/>
-      <w:bookmarkStart w:id="57" w:name="_Toc13196_WPSOffice_Level1"/>
-      <w:bookmarkStart w:id="58" w:name="_Toc1707_WPSOffice_Level1"/>
-      <w:bookmarkStart w:id="59" w:name="_Toc27302"/>
-      <w:bookmarkStart w:id="60" w:name="_Toc28240"/>
-      <w:bookmarkStart w:id="61" w:name="_Toc21764_WPSOffice_Level1"/>
+      <w:bookmarkStart w:id="56" w:name="_Toc13196_WPSOffice_Level1"/>
+      <w:bookmarkStart w:id="57" w:name="_Toc1707_WPSOffice_Level1"/>
+      <w:bookmarkStart w:id="58" w:name="_Toc21764_WPSOffice_Level1"/>
+      <w:bookmarkStart w:id="59" w:name="_Toc13698"/>
+      <w:bookmarkStart w:id="60" w:name="_Toc27302"/>
+      <w:bookmarkStart w:id="61" w:name="_Toc28240"/>
       <w:r>
         <w:rPr>
           <w:rFonts w:hint="eastAsia"/>
@@ -28391,11 +28384,11 @@
           <w:lang w:eastAsia="zh-CN"/>
         </w:rPr>
       </w:pPr>
-      <w:bookmarkStart w:id="63" w:name="_Toc14255_WPSOffice_Level1"/>
-      <w:bookmarkStart w:id="64" w:name="_Toc3674"/>
+      <w:bookmarkStart w:id="63" w:name="_Toc20457"/>
+      <w:bookmarkStart w:id="64" w:name="_Toc14255_WPSOffice_Level1"/>
       <w:bookmarkStart w:id="65" w:name="_Toc15840_WPSOffice_Level1"/>
-      <w:bookmarkStart w:id="66" w:name="_Toc24085_WPSOffice_Level1"/>
-      <w:bookmarkStart w:id="67" w:name="_Toc20457"/>
+      <w:bookmarkStart w:id="66" w:name="_Toc3674"/>
+      <w:bookmarkStart w:id="67" w:name="_Toc24085_WPSOffice_Level1"/>
       <w:r>
         <w:rPr>
           <w:rFonts w:hint="eastAsia"/>
@@ -30782,11 +30775,11 @@
         <w:br w:type="page"/>
       </w:r>
       <w:bookmarkEnd w:id="13"/>
-      <w:bookmarkStart w:id="68" w:name="_Toc11722"/>
-      <w:bookmarkStart w:id="69" w:name="_Toc28910_WPSOffice_Level1"/>
-      <w:bookmarkStart w:id="70" w:name="_Toc7549"/>
-      <w:bookmarkStart w:id="71" w:name="_Toc22484_WPSOffice_Level1"/>
-      <w:bookmarkStart w:id="72" w:name="_Toc16368_WPSOffice_Level1"/>
+      <w:bookmarkStart w:id="68" w:name="_Toc28910_WPSOffice_Level1"/>
+      <w:bookmarkStart w:id="69" w:name="_Toc16368_WPSOffice_Level1"/>
+      <w:bookmarkStart w:id="70" w:name="_Toc22484_WPSOffice_Level1"/>
+      <w:bookmarkStart w:id="71" w:name="_Toc7549"/>
+      <w:bookmarkStart w:id="72" w:name="_Toc11722"/>
       <w:bookmarkStart w:id="73" w:name="_Toc19099"/>
     </w:p>
     <w:p>
@@ -30834,9 +30827,9 @@
         </w:rPr>
       </w:pPr>
       <w:bookmarkStart w:id="75" w:name="_Toc28454_WPSOffice_Level1"/>
-      <w:bookmarkStart w:id="76" w:name="_Toc20170_WPSOffice_Level1"/>
+      <w:bookmarkStart w:id="76" w:name="_Toc26985_WPSOffice_Level1"/>
       <w:bookmarkStart w:id="77" w:name="_Toc5476"/>
-      <w:bookmarkStart w:id="78" w:name="_Toc26985_WPSOffice_Level1"/>
+      <w:bookmarkStart w:id="78" w:name="_Toc20170_WPSOffice_Level1"/>
       <w:r>
         <w:rPr>
           <w:rFonts w:hint="eastAsia" w:ascii="Times New Roman" w:hAnsi="Times New Roman" w:eastAsia="微软雅黑" w:cs="Times New Roman"/>
@@ -31394,11 +31387,11 @@
             </w:pPr>
             <w:bookmarkStart w:id="79" w:name="_Toc5261_WPSOffice_Level2"/>
             <w:bookmarkStart w:id="80" w:name="_Toc31020_WPSOffice_Level2"/>
-            <w:bookmarkStart w:id="81" w:name="_Toc5660_WPSOffice_Level2"/>
-            <w:bookmarkStart w:id="82" w:name="_Toc17905_WPSOffice_Level2"/>
-            <w:bookmarkStart w:id="83" w:name="_Toc23221_WPSOffice_Level2"/>
-            <w:bookmarkStart w:id="84" w:name="_Toc3819_WPSOffice_Level2"/>
-            <w:bookmarkStart w:id="85" w:name="_Toc18696_WPSOffice_Level2"/>
+            <w:bookmarkStart w:id="81" w:name="_Toc17905_WPSOffice_Level2"/>
+            <w:bookmarkStart w:id="82" w:name="_Toc5660_WPSOffice_Level2"/>
+            <w:bookmarkStart w:id="83" w:name="_Toc18696_WPSOffice_Level2"/>
+            <w:bookmarkStart w:id="84" w:name="_Toc23221_WPSOffice_Level2"/>
+            <w:bookmarkStart w:id="85" w:name="_Toc3819_WPSOffice_Level2"/>
             <w:r>
               <w:rPr>
                 <w:rFonts w:hint="eastAsia" w:ascii="Times New Roman" w:hAnsi="Times New Roman" w:eastAsia="微软雅黑" w:cs="Times New Roman"/>
@@ -31863,13 +31856,13 @@
                 <w:szCs w:val="18"/>
               </w:rPr>
             </w:pPr>
-            <w:bookmarkStart w:id="86" w:name="_Toc2588_WPSOffice_Level2"/>
-            <w:bookmarkStart w:id="87" w:name="_Toc20683_WPSOffice_Level2"/>
-            <w:bookmarkStart w:id="88" w:name="_Toc15300_WPSOffice_Level2"/>
-            <w:bookmarkStart w:id="89" w:name="_Toc28235_WPSOffice_Level2"/>
-            <w:bookmarkStart w:id="90" w:name="_Toc23388_WPSOffice_Level2"/>
+            <w:bookmarkStart w:id="86" w:name="_Toc24626_WPSOffice_Level2"/>
+            <w:bookmarkStart w:id="87" w:name="_Toc15300_WPSOffice_Level2"/>
+            <w:bookmarkStart w:id="88" w:name="_Toc28235_WPSOffice_Level2"/>
+            <w:bookmarkStart w:id="89" w:name="_Toc23388_WPSOffice_Level2"/>
+            <w:bookmarkStart w:id="90" w:name="_Toc20683_WPSOffice_Level2"/>
             <w:bookmarkStart w:id="91" w:name="_Toc11554_WPSOffice_Level2"/>
-            <w:bookmarkStart w:id="92" w:name="_Toc24626_WPSOffice_Level2"/>
+            <w:bookmarkStart w:id="92" w:name="_Toc2588_WPSOffice_Level2"/>
             <w:r>
               <w:rPr>
                 <w:rFonts w:hint="eastAsia" w:ascii="Times New Roman" w:hAnsi="Times New Roman" w:eastAsia="微软雅黑" w:cs="Times New Roman"/>
@@ -32335,10 +32328,10 @@
               </w:rPr>
             </w:pPr>
             <w:bookmarkStart w:id="93" w:name="_Toc19892_WPSOffice_Level2"/>
-            <w:bookmarkStart w:id="94" w:name="_Toc18182_WPSOffice_Level2"/>
-            <w:bookmarkStart w:id="95" w:name="_Toc12493_WPSOffice_Level2"/>
-            <w:bookmarkStart w:id="96" w:name="_Toc30071_WPSOffice_Level2"/>
-            <w:bookmarkStart w:id="97" w:name="_Toc31650_WPSOffice_Level2"/>
+            <w:bookmarkStart w:id="94" w:name="_Toc31650_WPSOffice_Level2"/>
+            <w:bookmarkStart w:id="95" w:name="_Toc18182_WPSOffice_Level2"/>
+            <w:bookmarkStart w:id="96" w:name="_Toc12493_WPSOffice_Level2"/>
+            <w:bookmarkStart w:id="97" w:name="_Toc30071_WPSOffice_Level2"/>
             <w:bookmarkStart w:id="98" w:name="_Toc22590_WPSOffice_Level2"/>
             <w:bookmarkStart w:id="99" w:name="_Toc16027_WPSOffice_Level2"/>
             <w:r>
@@ -32805,13 +32798,13 @@
                 <w:szCs w:val="18"/>
               </w:rPr>
             </w:pPr>
-            <w:bookmarkStart w:id="100" w:name="_Toc20571_WPSOffice_Level2"/>
+            <w:bookmarkStart w:id="100" w:name="_Toc28312_WPSOffice_Level2"/>
             <w:bookmarkStart w:id="101" w:name="_Toc11689_WPSOffice_Level2"/>
-            <w:bookmarkStart w:id="102" w:name="_Toc8398_WPSOffice_Level2"/>
-            <w:bookmarkStart w:id="103" w:name="_Toc31447_WPSOffice_Level2"/>
-            <w:bookmarkStart w:id="104" w:name="_Toc28312_WPSOffice_Level2"/>
-            <w:bookmarkStart w:id="105" w:name="_Toc28534_WPSOffice_Level2"/>
-            <w:bookmarkStart w:id="106" w:name="_Toc19289_WPSOffice_Level2"/>
+            <w:bookmarkStart w:id="102" w:name="_Toc20571_WPSOffice_Level2"/>
+            <w:bookmarkStart w:id="103" w:name="_Toc8398_WPSOffice_Level2"/>
+            <w:bookmarkStart w:id="104" w:name="_Toc31447_WPSOffice_Level2"/>
+            <w:bookmarkStart w:id="105" w:name="_Toc19289_WPSOffice_Level2"/>
+            <w:bookmarkStart w:id="106" w:name="_Toc28534_WPSOffice_Level2"/>
             <w:r>
               <w:rPr>
                 <w:rFonts w:hint="eastAsia" w:ascii="Times New Roman" w:hAnsi="Times New Roman" w:eastAsia="微软雅黑" w:cs="Times New Roman"/>
@@ -33278,12 +33271,12 @@
               </w:rPr>
             </w:pPr>
             <w:bookmarkStart w:id="107" w:name="_Toc2683_WPSOffice_Level2"/>
-            <w:bookmarkStart w:id="108" w:name="_Toc5423_WPSOffice_Level2"/>
-            <w:bookmarkStart w:id="109" w:name="_Toc13225_WPSOffice_Level2"/>
+            <w:bookmarkStart w:id="108" w:name="_Toc6863_WPSOffice_Level2"/>
+            <w:bookmarkStart w:id="109" w:name="_Toc6645_WPSOffice_Level2"/>
             <w:bookmarkStart w:id="110" w:name="_Toc6170_WPSOffice_Level2"/>
-            <w:bookmarkStart w:id="111" w:name="_Toc6863_WPSOffice_Level2"/>
+            <w:bookmarkStart w:id="111" w:name="_Toc13225_WPSOffice_Level2"/>
             <w:bookmarkStart w:id="112" w:name="_Toc5164_WPSOffice_Level2"/>
-            <w:bookmarkStart w:id="113" w:name="_Toc6645_WPSOffice_Level2"/>
+            <w:bookmarkStart w:id="113" w:name="_Toc5423_WPSOffice_Level2"/>
             <w:r>
               <w:rPr>
                 <w:rFonts w:hint="eastAsia" w:ascii="Times New Roman" w:hAnsi="Times New Roman" w:eastAsia="微软雅黑" w:cs="Times New Roman"/>
@@ -33748,13 +33741,13 @@
                 <w:szCs w:val="18"/>
               </w:rPr>
             </w:pPr>
-            <w:bookmarkStart w:id="114" w:name="_Toc5860_WPSOffice_Level2"/>
-            <w:bookmarkStart w:id="115" w:name="_Toc12046_WPSOffice_Level2"/>
-            <w:bookmarkStart w:id="116" w:name="_Toc3387_WPSOffice_Level2"/>
-            <w:bookmarkStart w:id="117" w:name="_Toc6323_WPSOffice_Level2"/>
+            <w:bookmarkStart w:id="114" w:name="_Toc12046_WPSOffice_Level2"/>
+            <w:bookmarkStart w:id="115" w:name="_Toc6323_WPSOffice_Level2"/>
+            <w:bookmarkStart w:id="116" w:name="_Toc13817_WPSOffice_Level2"/>
+            <w:bookmarkStart w:id="117" w:name="_Toc24628_WPSOffice_Level2"/>
             <w:bookmarkStart w:id="118" w:name="_Toc29762_WPSOffice_Level2"/>
-            <w:bookmarkStart w:id="119" w:name="_Toc24628_WPSOffice_Level2"/>
-            <w:bookmarkStart w:id="120" w:name="_Toc13817_WPSOffice_Level2"/>
+            <w:bookmarkStart w:id="119" w:name="_Toc5860_WPSOffice_Level2"/>
+            <w:bookmarkStart w:id="120" w:name="_Toc3387_WPSOffice_Level2"/>
             <w:r>
               <w:rPr>
                 <w:rFonts w:hint="eastAsia" w:ascii="Times New Roman" w:hAnsi="Times New Roman" w:eastAsia="微软雅黑" w:cs="Times New Roman"/>
@@ -34219,13 +34212,13 @@
                 <w:szCs w:val="18"/>
               </w:rPr>
             </w:pPr>
-            <w:bookmarkStart w:id="121" w:name="_Toc31905_WPSOffice_Level2"/>
+            <w:bookmarkStart w:id="121" w:name="_Toc11082_WPSOffice_Level2"/>
             <w:bookmarkStart w:id="122" w:name="_Toc15619_WPSOffice_Level2"/>
-            <w:bookmarkStart w:id="123" w:name="_Toc11082_WPSOffice_Level2"/>
+            <w:bookmarkStart w:id="123" w:name="_Toc31905_WPSOffice_Level2"/>
             <w:bookmarkStart w:id="124" w:name="_Toc6004_WPSOffice_Level2"/>
-            <w:bookmarkStart w:id="125" w:name="_Toc22500_WPSOffice_Level2"/>
-            <w:bookmarkStart w:id="126" w:name="_Toc13244_WPSOffice_Level2"/>
-            <w:bookmarkStart w:id="127" w:name="_Toc708_WPSOffice_Level2"/>
+            <w:bookmarkStart w:id="125" w:name="_Toc708_WPSOffice_Level2"/>
+            <w:bookmarkStart w:id="126" w:name="_Toc22500_WPSOffice_Level2"/>
+            <w:bookmarkStart w:id="127" w:name="_Toc13244_WPSOffice_Level2"/>
             <w:r>
               <w:rPr>
                 <w:rFonts w:hint="eastAsia" w:ascii="Times New Roman" w:hAnsi="Times New Roman" w:eastAsia="微软雅黑" w:cs="Times New Roman"/>
@@ -34690,13 +34683,13 @@
                 <w:szCs w:val="18"/>
               </w:rPr>
             </w:pPr>
-            <w:bookmarkStart w:id="128" w:name="_Toc21560_WPSOffice_Level2"/>
-            <w:bookmarkStart w:id="129" w:name="_Toc13664_WPSOffice_Level2"/>
-            <w:bookmarkStart w:id="130" w:name="_Toc7586_WPSOffice_Level2"/>
-            <w:bookmarkStart w:id="131" w:name="_Toc15479_WPSOffice_Level2"/>
-            <w:bookmarkStart w:id="132" w:name="_Toc23537_WPSOffice_Level2"/>
+            <w:bookmarkStart w:id="128" w:name="_Toc23537_WPSOffice_Level2"/>
+            <w:bookmarkStart w:id="129" w:name="_Toc4042_WPSOffice_Level2"/>
+            <w:bookmarkStart w:id="130" w:name="_Toc21560_WPSOffice_Level2"/>
+            <w:bookmarkStart w:id="131" w:name="_Toc13664_WPSOffice_Level2"/>
+            <w:bookmarkStart w:id="132" w:name="_Toc7586_WPSOffice_Level2"/>
             <w:bookmarkStart w:id="133" w:name="_Toc23443_WPSOffice_Level2"/>
-            <w:bookmarkStart w:id="134" w:name="_Toc4042_WPSOffice_Level2"/>
+            <w:bookmarkStart w:id="134" w:name="_Toc15479_WPSOffice_Level2"/>
             <w:r>
               <w:rPr>
                 <w:rFonts w:hint="eastAsia" w:ascii="Times New Roman" w:hAnsi="Times New Roman" w:eastAsia="微软雅黑" w:cs="Times New Roman"/>
@@ -35161,13 +35154,13 @@
                 <w:szCs w:val="18"/>
               </w:rPr>
             </w:pPr>
-            <w:bookmarkStart w:id="135" w:name="_Toc28498_WPSOffice_Level2"/>
-            <w:bookmarkStart w:id="136" w:name="_Toc5629_WPSOffice_Level2"/>
-            <w:bookmarkStart w:id="137" w:name="_Toc11254_WPSOffice_Level2"/>
-            <w:bookmarkStart w:id="138" w:name="_Toc2337_WPSOffice_Level2"/>
-            <w:bookmarkStart w:id="139" w:name="_Toc10575_WPSOffice_Level2"/>
-            <w:bookmarkStart w:id="140" w:name="_Toc29193_WPSOffice_Level2"/>
-            <w:bookmarkStart w:id="141" w:name="_Toc22039_WPSOffice_Level2"/>
+            <w:bookmarkStart w:id="135" w:name="_Toc5629_WPSOffice_Level2"/>
+            <w:bookmarkStart w:id="136" w:name="_Toc11254_WPSOffice_Level2"/>
+            <w:bookmarkStart w:id="137" w:name="_Toc2337_WPSOffice_Level2"/>
+            <w:bookmarkStart w:id="138" w:name="_Toc10575_WPSOffice_Level2"/>
+            <w:bookmarkStart w:id="139" w:name="_Toc29193_WPSOffice_Level2"/>
+            <w:bookmarkStart w:id="140" w:name="_Toc22039_WPSOffice_Level2"/>
+            <w:bookmarkStart w:id="141" w:name="_Toc28498_WPSOffice_Level2"/>
             <w:r>
               <w:rPr>
                 <w:rFonts w:hint="eastAsia" w:ascii="Times New Roman" w:hAnsi="Times New Roman" w:eastAsia="微软雅黑" w:cs="Times New Roman"/>
@@ -35632,10 +35625,10 @@
                 <w:szCs w:val="18"/>
               </w:rPr>
             </w:pPr>
-            <w:bookmarkStart w:id="142" w:name="_Toc2613_WPSOffice_Level2"/>
-            <w:bookmarkStart w:id="143" w:name="_Toc18866_WPSOffice_Level2"/>
-            <w:bookmarkStart w:id="144" w:name="_Toc17621_WPSOffice_Level2"/>
-            <w:bookmarkStart w:id="145" w:name="_Toc13246_WPSOffice_Level2"/>
+            <w:bookmarkStart w:id="142" w:name="_Toc13246_WPSOffice_Level2"/>
+            <w:bookmarkStart w:id="143" w:name="_Toc2613_WPSOffice_Level2"/>
+            <w:bookmarkStart w:id="144" w:name="_Toc18866_WPSOffice_Level2"/>
+            <w:bookmarkStart w:id="145" w:name="_Toc17621_WPSOffice_Level2"/>
             <w:bookmarkStart w:id="146" w:name="_Toc17668_WPSOffice_Level2"/>
             <w:bookmarkStart w:id="147" w:name="_Toc8985_WPSOffice_Level2"/>
             <w:bookmarkStart w:id="148" w:name="_Toc8519_WPSOffice_Level2"/>
@@ -36103,13 +36096,13 @@
                 <w:szCs w:val="18"/>
               </w:rPr>
             </w:pPr>
-            <w:bookmarkStart w:id="149" w:name="_Toc2334_WPSOffice_Level2"/>
-            <w:bookmarkStart w:id="150" w:name="_Toc24337_WPSOffice_Level2"/>
-            <w:bookmarkStart w:id="151" w:name="_Toc12027_WPSOffice_Level2"/>
-            <w:bookmarkStart w:id="152" w:name="_Toc12118_WPSOffice_Level2"/>
+            <w:bookmarkStart w:id="149" w:name="_Toc12118_WPSOffice_Level2"/>
+            <w:bookmarkStart w:id="150" w:name="_Toc2334_WPSOffice_Level2"/>
+            <w:bookmarkStart w:id="151" w:name="_Toc23413_WPSOffice_Level2"/>
+            <w:bookmarkStart w:id="152" w:name="_Toc12027_WPSOffice_Level2"/>
             <w:bookmarkStart w:id="153" w:name="_Toc6654_WPSOffice_Level2"/>
-            <w:bookmarkStart w:id="154" w:name="_Toc25338_WPSOffice_Level2"/>
-            <w:bookmarkStart w:id="155" w:name="_Toc23413_WPSOffice_Level2"/>
+            <w:bookmarkStart w:id="154" w:name="_Toc24337_WPSOffice_Level2"/>
+            <w:bookmarkStart w:id="155" w:name="_Toc25338_WPSOffice_Level2"/>
             <w:r>
               <w:rPr>
                 <w:rFonts w:hint="eastAsia" w:ascii="Times New Roman" w:hAnsi="Times New Roman" w:eastAsia="微软雅黑" w:cs="Times New Roman"/>
@@ -36574,11 +36567,11 @@
                 <w:szCs w:val="18"/>
               </w:rPr>
             </w:pPr>
-            <w:bookmarkStart w:id="156" w:name="_Toc17254_WPSOffice_Level2"/>
-            <w:bookmarkStart w:id="157" w:name="_Toc20271_WPSOffice_Level2"/>
-            <w:bookmarkStart w:id="158" w:name="_Toc6074_WPSOffice_Level2"/>
-            <w:bookmarkStart w:id="159" w:name="_Toc20736_WPSOffice_Level2"/>
-            <w:bookmarkStart w:id="160" w:name="_Toc28807_WPSOffice_Level2"/>
+            <w:bookmarkStart w:id="156" w:name="_Toc20271_WPSOffice_Level2"/>
+            <w:bookmarkStart w:id="157" w:name="_Toc20736_WPSOffice_Level2"/>
+            <w:bookmarkStart w:id="158" w:name="_Toc17254_WPSOffice_Level2"/>
+            <w:bookmarkStart w:id="159" w:name="_Toc28807_WPSOffice_Level2"/>
+            <w:bookmarkStart w:id="160" w:name="_Toc6074_WPSOffice_Level2"/>
             <w:bookmarkStart w:id="161" w:name="_Toc17711_WPSOffice_Level2"/>
             <w:bookmarkStart w:id="162" w:name="_Toc5840_WPSOffice_Level2"/>
             <w:r>
@@ -37046,11 +37039,11 @@
               </w:rPr>
             </w:pPr>
             <w:bookmarkStart w:id="163" w:name="_Toc24586_WPSOffice_Level2"/>
-            <w:bookmarkStart w:id="164" w:name="_Toc18813_WPSOffice_Level2"/>
-            <w:bookmarkStart w:id="165" w:name="_Toc22623_WPSOffice_Level2"/>
-            <w:bookmarkStart w:id="166" w:name="_Toc18295_WPSOffice_Level2"/>
-            <w:bookmarkStart w:id="167" w:name="_Toc31683_WPSOffice_Level2"/>
-            <w:bookmarkStart w:id="168" w:name="_Toc18784_WPSOffice_Level2"/>
+            <w:bookmarkStart w:id="164" w:name="_Toc18295_WPSOffice_Level2"/>
+            <w:bookmarkStart w:id="165" w:name="_Toc31683_WPSOffice_Level2"/>
+            <w:bookmarkStart w:id="166" w:name="_Toc18813_WPSOffice_Level2"/>
+            <w:bookmarkStart w:id="167" w:name="_Toc18784_WPSOffice_Level2"/>
+            <w:bookmarkStart w:id="168" w:name="_Toc22623_WPSOffice_Level2"/>
             <w:bookmarkStart w:id="169" w:name="_Toc26031_WPSOffice_Level2"/>
             <w:r>
               <w:rPr>
@@ -37974,13 +37967,13 @@
                 <w:szCs w:val="18"/>
               </w:rPr>
             </w:pPr>
-            <w:bookmarkStart w:id="170" w:name="_Toc2455_WPSOffice_Level2"/>
-            <w:bookmarkStart w:id="171" w:name="_Toc15930_WPSOffice_Level2"/>
-            <w:bookmarkStart w:id="172" w:name="_Toc22167_WPSOffice_Level2"/>
-            <w:bookmarkStart w:id="173" w:name="_Toc11576_WPSOffice_Level2"/>
-            <w:bookmarkStart w:id="174" w:name="_Toc30144_WPSOffice_Level2"/>
-            <w:bookmarkStart w:id="175" w:name="_Toc25837_WPSOffice_Level2"/>
-            <w:bookmarkStart w:id="176" w:name="_Toc31152_WPSOffice_Level2"/>
+            <w:bookmarkStart w:id="170" w:name="_Toc30144_WPSOffice_Level2"/>
+            <w:bookmarkStart w:id="171" w:name="_Toc25837_WPSOffice_Level2"/>
+            <w:bookmarkStart w:id="172" w:name="_Toc31152_WPSOffice_Level2"/>
+            <w:bookmarkStart w:id="173" w:name="_Toc15930_WPSOffice_Level2"/>
+            <w:bookmarkStart w:id="174" w:name="_Toc11576_WPSOffice_Level2"/>
+            <w:bookmarkStart w:id="175" w:name="_Toc2455_WPSOffice_Level2"/>
+            <w:bookmarkStart w:id="176" w:name="_Toc22167_WPSOffice_Level2"/>
             <w:r>
               <w:rPr>
                 <w:rFonts w:hint="eastAsia" w:ascii="Times New Roman" w:hAnsi="Times New Roman" w:eastAsia="微软雅黑" w:cs="Times New Roman"/>
@@ -38446,11 +38439,11 @@
                 <w:szCs w:val="18"/>
               </w:rPr>
             </w:pPr>
-            <w:bookmarkStart w:id="177" w:name="_Toc10927_WPSOffice_Level2"/>
-            <w:bookmarkStart w:id="178" w:name="_Toc18298_WPSOffice_Level2"/>
+            <w:bookmarkStart w:id="177" w:name="_Toc18298_WPSOffice_Level2"/>
+            <w:bookmarkStart w:id="178" w:name="_Toc10927_WPSOffice_Level2"/>
             <w:bookmarkStart w:id="179" w:name="_Toc24581_WPSOffice_Level2"/>
-            <w:bookmarkStart w:id="180" w:name="_Toc17817_WPSOffice_Level2"/>
-            <w:bookmarkStart w:id="181" w:name="_Toc21218_WPSOffice_Level2"/>
+            <w:bookmarkStart w:id="180" w:name="_Toc21218_WPSOffice_Level2"/>
+            <w:bookmarkStart w:id="181" w:name="_Toc17817_WPSOffice_Level2"/>
             <w:bookmarkStart w:id="182" w:name="_Toc21844_WPSOffice_Level2"/>
             <w:bookmarkStart w:id="183" w:name="_Toc6105_WPSOffice_Level2"/>
             <w:r>
@@ -38917,12 +38910,12 @@
                 <w:szCs w:val="18"/>
               </w:rPr>
             </w:pPr>
-            <w:bookmarkStart w:id="184" w:name="_Toc5805_WPSOffice_Level2"/>
-            <w:bookmarkStart w:id="185" w:name="_Toc26632_WPSOffice_Level2"/>
-            <w:bookmarkStart w:id="186" w:name="_Toc32618_WPSOffice_Level2"/>
-            <w:bookmarkStart w:id="187" w:name="_Toc7518_WPSOffice_Level2"/>
-            <w:bookmarkStart w:id="188" w:name="_Toc22953_WPSOffice_Level2"/>
-            <w:bookmarkStart w:id="189" w:name="_Toc3881_WPSOffice_Level2"/>
+            <w:bookmarkStart w:id="184" w:name="_Toc32618_WPSOffice_Level2"/>
+            <w:bookmarkStart w:id="185" w:name="_Toc22953_WPSOffice_Level2"/>
+            <w:bookmarkStart w:id="186" w:name="_Toc3881_WPSOffice_Level2"/>
+            <w:bookmarkStart w:id="187" w:name="_Toc5805_WPSOffice_Level2"/>
+            <w:bookmarkStart w:id="188" w:name="_Toc26632_WPSOffice_Level2"/>
+            <w:bookmarkStart w:id="189" w:name="_Toc7518_WPSOffice_Level2"/>
             <w:bookmarkStart w:id="190" w:name="_Toc20673_WPSOffice_Level2"/>
             <w:r>
               <w:rPr>
@@ -39390,11 +39383,11 @@
             </w:pPr>
             <w:bookmarkStart w:id="191" w:name="_Toc22629_WPSOffice_Level2"/>
             <w:bookmarkStart w:id="192" w:name="_Toc31722_WPSOffice_Level2"/>
-            <w:bookmarkStart w:id="193" w:name="_Toc22431_WPSOffice_Level2"/>
+            <w:bookmarkStart w:id="193" w:name="_Toc9505_WPSOffice_Level2"/>
             <w:bookmarkStart w:id="194" w:name="_Toc14661_WPSOffice_Level2"/>
-            <w:bookmarkStart w:id="195" w:name="_Toc9505_WPSOffice_Level2"/>
+            <w:bookmarkStart w:id="195" w:name="_Toc25299_WPSOffice_Level2"/>
             <w:bookmarkStart w:id="196" w:name="_Toc15940_WPSOffice_Level2"/>
-            <w:bookmarkStart w:id="197" w:name="_Toc25299_WPSOffice_Level2"/>
+            <w:bookmarkStart w:id="197" w:name="_Toc22431_WPSOffice_Level2"/>
             <w:r>
               <w:rPr>
                 <w:rFonts w:hint="eastAsia" w:ascii="Times New Roman" w:hAnsi="Times New Roman" w:eastAsia="微软雅黑" w:cs="Times New Roman"/>
@@ -39859,12 +39852,12 @@
                 <w:szCs w:val="18"/>
               </w:rPr>
             </w:pPr>
-            <w:bookmarkStart w:id="198" w:name="_Toc27147_WPSOffice_Level2"/>
+            <w:bookmarkStart w:id="198" w:name="_Toc5581_WPSOffice_Level2"/>
             <w:bookmarkStart w:id="199" w:name="_Toc7607_WPSOffice_Level2"/>
-            <w:bookmarkStart w:id="200" w:name="_Toc27188_WPSOffice_Level2"/>
-            <w:bookmarkStart w:id="201" w:name="_Toc5581_WPSOffice_Level2"/>
-            <w:bookmarkStart w:id="202" w:name="_Toc20849_WPSOffice_Level2"/>
-            <w:bookmarkStart w:id="203" w:name="_Toc24372_WPSOffice_Level2"/>
+            <w:bookmarkStart w:id="200" w:name="_Toc24372_WPSOffice_Level2"/>
+            <w:bookmarkStart w:id="201" w:name="_Toc27147_WPSOffice_Level2"/>
+            <w:bookmarkStart w:id="202" w:name="_Toc27188_WPSOffice_Level2"/>
+            <w:bookmarkStart w:id="203" w:name="_Toc20849_WPSOffice_Level2"/>
             <w:bookmarkStart w:id="204" w:name="_Toc4328_WPSOffice_Level2"/>
             <w:r>
               <w:rPr>
@@ -40330,13 +40323,13 @@
                 <w:szCs w:val="18"/>
               </w:rPr>
             </w:pPr>
-            <w:bookmarkStart w:id="205" w:name="_Toc9066_WPSOffice_Level2"/>
-            <w:bookmarkStart w:id="206" w:name="_Toc11511_WPSOffice_Level2"/>
-            <w:bookmarkStart w:id="207" w:name="_Toc23854_WPSOffice_Level2"/>
-            <w:bookmarkStart w:id="208" w:name="_Toc6343_WPSOffice_Level2"/>
-            <w:bookmarkStart w:id="209" w:name="_Toc26466_WPSOffice_Level2"/>
-            <w:bookmarkStart w:id="210" w:name="_Toc23457_WPSOffice_Level2"/>
-            <w:bookmarkStart w:id="211" w:name="_Toc8746_WPSOffice_Level2"/>
+            <w:bookmarkStart w:id="205" w:name="_Toc23854_WPSOffice_Level2"/>
+            <w:bookmarkStart w:id="206" w:name="_Toc23457_WPSOffice_Level2"/>
+            <w:bookmarkStart w:id="207" w:name="_Toc26466_WPSOffice_Level2"/>
+            <w:bookmarkStart w:id="208" w:name="_Toc8746_WPSOffice_Level2"/>
+            <w:bookmarkStart w:id="209" w:name="_Toc9066_WPSOffice_Level2"/>
+            <w:bookmarkStart w:id="210" w:name="_Toc6343_WPSOffice_Level2"/>
+            <w:bookmarkStart w:id="211" w:name="_Toc11511_WPSOffice_Level2"/>
             <w:r>
               <w:rPr>
                 <w:rFonts w:hint="eastAsia" w:ascii="Times New Roman" w:hAnsi="Times New Roman" w:eastAsia="微软雅黑" w:cs="Times New Roman"/>
@@ -40801,13 +40794,13 @@
                 <w:szCs w:val="18"/>
               </w:rPr>
             </w:pPr>
-            <w:bookmarkStart w:id="212" w:name="_Toc17440_WPSOffice_Level2"/>
-            <w:bookmarkStart w:id="213" w:name="_Toc6069_WPSOffice_Level2"/>
-            <w:bookmarkStart w:id="214" w:name="_Toc12685_WPSOffice_Level2"/>
-            <w:bookmarkStart w:id="215" w:name="_Toc3049_WPSOffice_Level2"/>
-            <w:bookmarkStart w:id="216" w:name="_Toc20319_WPSOffice_Level2"/>
-            <w:bookmarkStart w:id="217" w:name="_Toc17938_WPSOffice_Level2"/>
-            <w:bookmarkStart w:id="218" w:name="_Toc1557_WPSOffice_Level2"/>
+            <w:bookmarkStart w:id="212" w:name="_Toc6069_WPSOffice_Level2"/>
+            <w:bookmarkStart w:id="213" w:name="_Toc17440_WPSOffice_Level2"/>
+            <w:bookmarkStart w:id="214" w:name="_Toc20319_WPSOffice_Level2"/>
+            <w:bookmarkStart w:id="215" w:name="_Toc12685_WPSOffice_Level2"/>
+            <w:bookmarkStart w:id="216" w:name="_Toc17938_WPSOffice_Level2"/>
+            <w:bookmarkStart w:id="217" w:name="_Toc1557_WPSOffice_Level2"/>
+            <w:bookmarkStart w:id="218" w:name="_Toc3049_WPSOffice_Level2"/>
             <w:r>
               <w:rPr>
                 <w:rFonts w:hint="eastAsia" w:ascii="Times New Roman" w:hAnsi="Times New Roman" w:eastAsia="微软雅黑" w:cs="Times New Roman"/>
@@ -41235,6 +41228,14 @@
         <w:gridCol w:w="1409"/>
       </w:tblGrid>
       <w:tr>
+        <w:tblPrEx>
+          <w:tblCellMar>
+            <w:top w:w="0" w:type="dxa"/>
+            <w:left w:w="0" w:type="dxa"/>
+            <w:bottom w:w="0" w:type="dxa"/>
+            <w:right w:w="0" w:type="dxa"/>
+          </w:tblCellMar>
+        </w:tblPrEx>
         <w:trPr>
           <w:trHeight w:val="215" w:hRule="atLeast"/>
           <w:jc w:val="center"/>
@@ -41264,12 +41265,12 @@
                 <w:szCs w:val="18"/>
               </w:rPr>
             </w:pPr>
-            <w:bookmarkStart w:id="219" w:name="_Toc19766_WPSOffice_Level2"/>
-            <w:bookmarkStart w:id="220" w:name="_Toc27824_WPSOffice_Level2"/>
-            <w:bookmarkStart w:id="221" w:name="_Toc18427_WPSOffice_Level2"/>
-            <w:bookmarkStart w:id="222" w:name="_Toc28180_WPSOffice_Level2"/>
-            <w:bookmarkStart w:id="223" w:name="_Toc25956_WPSOffice_Level2"/>
-            <w:bookmarkStart w:id="224" w:name="_Toc29816_WPSOffice_Level2"/>
+            <w:bookmarkStart w:id="219" w:name="_Toc28180_WPSOffice_Level2"/>
+            <w:bookmarkStart w:id="220" w:name="_Toc25956_WPSOffice_Level2"/>
+            <w:bookmarkStart w:id="221" w:name="_Toc29816_WPSOffice_Level2"/>
+            <w:bookmarkStart w:id="222" w:name="_Toc27824_WPSOffice_Level2"/>
+            <w:bookmarkStart w:id="223" w:name="_Toc19766_WPSOffice_Level2"/>
+            <w:bookmarkStart w:id="224" w:name="_Toc18427_WPSOffice_Level2"/>
             <w:bookmarkStart w:id="225" w:name="_Toc21686_WPSOffice_Level2"/>
             <w:r>
               <w:rPr>
@@ -41735,13 +41736,13 @@
                 <w:szCs w:val="18"/>
               </w:rPr>
             </w:pPr>
-            <w:bookmarkStart w:id="226" w:name="_Toc19658_WPSOffice_Level2"/>
-            <w:bookmarkStart w:id="227" w:name="_Toc8959_WPSOffice_Level2"/>
-            <w:bookmarkStart w:id="228" w:name="_Toc9870_WPSOffice_Level2"/>
-            <w:bookmarkStart w:id="229" w:name="_Toc20570_WPSOffice_Level2"/>
-            <w:bookmarkStart w:id="230" w:name="_Toc7268_WPSOffice_Level2"/>
-            <w:bookmarkStart w:id="231" w:name="_Toc24661_WPSOffice_Level2"/>
-            <w:bookmarkStart w:id="232" w:name="_Toc27941_WPSOffice_Level2"/>
+            <w:bookmarkStart w:id="226" w:name="_Toc9870_WPSOffice_Level2"/>
+            <w:bookmarkStart w:id="227" w:name="_Toc24661_WPSOffice_Level2"/>
+            <w:bookmarkStart w:id="228" w:name="_Toc27941_WPSOffice_Level2"/>
+            <w:bookmarkStart w:id="229" w:name="_Toc7268_WPSOffice_Level2"/>
+            <w:bookmarkStart w:id="230" w:name="_Toc8959_WPSOffice_Level2"/>
+            <w:bookmarkStart w:id="231" w:name="_Toc20570_WPSOffice_Level2"/>
+            <w:bookmarkStart w:id="232" w:name="_Toc19658_WPSOffice_Level2"/>
             <w:r>
               <w:rPr>
                 <w:rFonts w:hint="eastAsia" w:ascii="Times New Roman" w:hAnsi="Times New Roman" w:eastAsia="微软雅黑" w:cs="Times New Roman"/>

--- a/WebContent/docx/泛癌种169检测报告-单样本-基智远.docx
+++ b/WebContent/docx/泛癌种169检测报告-单样本-基智远.docx
@@ -9,6 +9,60 @@
           <w:szCs w:val="20"/>
         </w:rPr>
       </w:pPr>
+      <w:r>
+        <w:rPr>
+          <w:color w:val="7F7F7F"/>
+          <w:sz w:val="20"/>
+          <w:szCs w:val="20"/>
+          <w:lang w:eastAsia="zh-CN"/>
+        </w:rPr>
+        <w:drawing>
+          <wp:anchor distT="0" distB="0" distL="0" distR="0" simplePos="0" relativeHeight="251664384" behindDoc="0" locked="0" layoutInCell="1" allowOverlap="1">
+            <wp:simplePos x="0" y="0"/>
+            <wp:positionH relativeFrom="column">
+              <wp:posOffset>4622165</wp:posOffset>
+            </wp:positionH>
+            <wp:positionV relativeFrom="paragraph">
+              <wp:posOffset>-85090</wp:posOffset>
+            </wp:positionV>
+            <wp:extent cx="1369060" cy="389255"/>
+            <wp:effectExtent l="0" t="0" r="2540" b="6985"/>
+            <wp:wrapNone/>
+            <wp:docPr id="40" name="图片 40" descr="C:\Users\JT\Desktop\2019.3.1-诺禾致源logo-最新版\logo-透明底.pnglogo-透明底"/>
+            <wp:cNvGraphicFramePr>
+              <a:graphicFrameLocks xmlns:a="http://schemas.openxmlformats.org/drawingml/2006/main" noChangeAspect="1"/>
+            </wp:cNvGraphicFramePr>
+            <a:graphic xmlns:a="http://schemas.openxmlformats.org/drawingml/2006/main">
+              <a:graphicData uri="http://schemas.openxmlformats.org/drawingml/2006/picture">
+                <pic:pic xmlns:pic="http://schemas.openxmlformats.org/drawingml/2006/picture">
+                  <pic:nvPicPr>
+                    <pic:cNvPr id="40" name="图片 40" descr="C:\Users\JT\Desktop\2019.3.1-诺禾致源logo-最新版\logo-透明底.pnglogo-透明底"/>
+                    <pic:cNvPicPr>
+                      <a:picLocks noChangeAspect="1"/>
+                    </pic:cNvPicPr>
+                  </pic:nvPicPr>
+                  <pic:blipFill>
+                    <a:blip r:embed="rId10"/>
+                    <a:srcRect/>
+                    <a:stretch>
+                      <a:fillRect/>
+                    </a:stretch>
+                  </pic:blipFill>
+                  <pic:spPr>
+                    <a:xfrm>
+                      <a:off x="0" y="0"/>
+                      <a:ext cx="1369060" cy="389255"/>
+                    </a:xfrm>
+                    <a:prstGeom prst="rect">
+                      <a:avLst/>
+                    </a:prstGeom>
+                  </pic:spPr>
+                </pic:pic>
+              </a:graphicData>
+            </a:graphic>
+          </wp:anchor>
+        </w:drawing>
+      </w:r>
       <w:r>
         <w:rPr>
           <w:sz w:val="24"/>
@@ -41,7 +95,7 @@
                     </pic:cNvPicPr>
                   </pic:nvPicPr>
                   <pic:blipFill>
-                    <a:blip r:embed="rId10"/>
+                    <a:blip r:embed="rId11"/>
                     <a:stretch>
                       <a:fillRect/>
                     </a:stretch>
@@ -881,11 +935,11 @@
             </w:rPr>
           </w:pPr>
           <w:bookmarkStart w:id="0" w:name="_Toc21009_WPSOffice_Level1"/>
-          <w:bookmarkStart w:id="1" w:name="_Toc21669"/>
-          <w:bookmarkStart w:id="2" w:name="_Toc13806"/>
-          <w:bookmarkStart w:id="3" w:name="_Toc24178_WPSOffice_Level1"/>
-          <w:bookmarkStart w:id="4" w:name="_Toc30143_WPSOffice_Level1"/>
-          <w:bookmarkStart w:id="5" w:name="_Toc3619"/>
+          <w:bookmarkStart w:id="1" w:name="_Toc30143_WPSOffice_Level1"/>
+          <w:bookmarkStart w:id="2" w:name="_Toc21669"/>
+          <w:bookmarkStart w:id="3" w:name="_Toc3619"/>
+          <w:bookmarkStart w:id="4" w:name="_Toc13806"/>
+          <w:bookmarkStart w:id="5" w:name="_Toc24178_WPSOffice_Level1"/>
           <w:r>
             <w:rPr>
               <w:rFonts w:ascii="宋体" w:hAnsi="宋体" w:eastAsia="宋体"/>
@@ -2751,39 +2805,15 @@
             </w:pPr>
             <w:r>
               <w:rPr>
-                <w:rFonts w:hint="eastAsia" w:ascii="Times New Roman" w:hAnsi="Times New Roman" w:eastAsia="微软雅黑" w:cs="Times New Roman"/>
+                <w:rFonts w:hint="default" w:ascii="Times New Roman" w:hAnsi="Times New Roman" w:eastAsia="微软雅黑" w:cs="Times New Roman"/>
                 <w:bCs/>
                 <w:color w:val="000000"/>
                 <w:sz w:val="21"/>
                 <w:szCs w:val="21"/>
-                <w:lang w:val="en-US" w:eastAsia="zh-CN"/>
-              </w:rPr>
-              <w:t>样本采集</w:t>
-            </w:r>
-            <w:r>
-              <w:rPr>
-                <w:rFonts w:ascii="Times New Roman" w:hAnsi="Times New Roman" w:eastAsia="微软雅黑" w:cs="Times New Roman"/>
-                <w:bCs/>
-                <w:color w:val="000000"/>
-                <w:sz w:val="21"/>
-                <w:szCs w:val="21"/>
-                <w:lang w:eastAsia="zh-CN"/>
-              </w:rPr>
-              <w:t>时间：</w:t>
-            </w:r>
-            <w:r>
-              <w:rPr>
-                <w:rFonts w:hint="eastAsia" w:ascii="Times New Roman" w:hAnsi="Times New Roman" w:eastAsia="微软雅黑" w:cs="Times New Roman"/>
-                <w:bCs/>
-                <w:color w:val="000000"/>
-                <w:sz w:val="21"/>
-                <w:szCs w:val="21"/>
-                <w:lang w:eastAsia="zh-CN"/>
-              </w:rPr>
-              <w:t>{{sample.collect_date}}</w:t>
-            </w:r>
-            <w:bookmarkStart w:id="233" w:name="_GoBack"/>
-            <w:bookmarkEnd w:id="233"/>
+                <w:lang w:eastAsia="zh-CN"/>
+              </w:rPr>
+              <w:t>门诊/住院号：{{ room }}</w:t>
+            </w:r>
           </w:p>
         </w:tc>
       </w:tr>
@@ -2875,30 +2905,41 @@
                 <w:color w:val="000000"/>
                 <w:sz w:val="21"/>
                 <w:szCs w:val="21"/>
-                <w:lang w:eastAsia="zh-CN"/>
-              </w:rPr>
-            </w:pPr>
-            <w:r>
-              <w:rPr>
-                <w:rFonts w:ascii="Times New Roman" w:hAnsi="Times New Roman" w:eastAsia="微软雅黑" w:cs="Times New Roman"/>
+                <w:lang w:val="en-US" w:eastAsia="zh-CN" w:bidi="ar-SA"/>
+              </w:rPr>
+            </w:pPr>
+            <w:r>
+              <w:rPr>
+                <w:rFonts w:hint="eastAsia" w:ascii="Times New Roman" w:hAnsi="Times New Roman" w:eastAsia="微软雅黑" w:cs="Times New Roman"/>
                 <w:bCs/>
                 <w:color w:val="000000"/>
                 <w:sz w:val="21"/>
                 <w:szCs w:val="21"/>
-                <w:lang w:eastAsia="zh-CN"/>
-              </w:rPr>
-              <w:t>接收时间：</w:t>
-            </w:r>
-            <w:r>
-              <w:rPr>
-                <w:rFonts w:hint="eastAsia" w:ascii="Times New Roman" w:hAnsi="Times New Roman" w:eastAsia="微软雅黑" w:cs="Times New Roman"/>
+                <w:lang w:val="en-US" w:eastAsia="zh-CN"/>
+              </w:rPr>
+              <w:t>样本采集</w:t>
+            </w:r>
+            <w:r>
+              <w:rPr>
+                <w:rFonts w:ascii="Times New Roman" w:hAnsi="Times New Roman" w:eastAsia="微软雅黑" w:cs="Times New Roman"/>
                 <w:bCs/>
                 <w:color w:val="000000"/>
                 <w:sz w:val="21"/>
                 <w:szCs w:val="21"/>
                 <w:lang w:eastAsia="zh-CN"/>
               </w:rPr>
-              <w:t>{{ receiveddate }}</w:t>
+              <w:t>时间：</w:t>
+            </w:r>
+            <w:r>
+              <w:rPr>
+                <w:rFonts w:hint="eastAsia" w:ascii="Times New Roman" w:hAnsi="Times New Roman" w:eastAsia="微软雅黑" w:cs="Times New Roman"/>
+                <w:bCs/>
+                <w:color w:val="000000"/>
+                <w:sz w:val="21"/>
+                <w:szCs w:val="21"/>
+                <w:lang w:eastAsia="zh-CN"/>
+              </w:rPr>
+              <w:t>{{sample.collect_date}}</w:t>
             </w:r>
           </w:p>
         </w:tc>
@@ -2944,30 +2985,19 @@
                 <w:color w:val="000000"/>
                 <w:sz w:val="21"/>
                 <w:szCs w:val="21"/>
-                <w:lang w:eastAsia="zh-CN"/>
-              </w:rPr>
-            </w:pPr>
-            <w:r>
-              <w:rPr>
-                <w:rFonts w:ascii="Times New Roman" w:hAnsi="Times New Roman" w:eastAsia="微软雅黑" w:cs="Times New Roman"/>
+                <w:lang w:val="en-US" w:eastAsia="zh-CN" w:bidi="ar-SA"/>
+              </w:rPr>
+            </w:pPr>
+            <w:r>
+              <w:rPr>
+                <w:rFonts w:hint="default" w:ascii="Times New Roman" w:hAnsi="Times New Roman" w:eastAsia="微软雅黑" w:cs="Times New Roman"/>
                 <w:bCs/>
                 <w:color w:val="000000"/>
                 <w:sz w:val="21"/>
                 <w:szCs w:val="21"/>
                 <w:lang w:eastAsia="zh-CN"/>
               </w:rPr>
-              <w:t>临床诊断：</w:t>
-            </w:r>
-            <w:r>
-              <w:rPr>
-                <w:rFonts w:hint="eastAsia" w:ascii="Times New Roman" w:hAnsi="Times New Roman" w:eastAsia="微软雅黑" w:cs="Times New Roman"/>
-                <w:bCs/>
-                <w:color w:val="000000"/>
-                <w:sz w:val="21"/>
-                <w:szCs w:val="21"/>
-                <w:lang w:eastAsia="zh-CN"/>
-              </w:rPr>
-              <w:t>{{ diseaseName }}</w:t>
+              <w:t>送检医院：{{ hospital }}</w:t>
             </w:r>
           </w:p>
         </w:tc>
@@ -2986,24 +3016,35 @@
             <w:pPr>
               <w:jc w:val="both"/>
               <w:rPr>
-                <w:rFonts w:hint="default" w:ascii="Times New Roman" w:hAnsi="Times New Roman" w:eastAsia="微软雅黑" w:cs="Times New Roman"/>
+                <w:rFonts w:hint="eastAsia" w:ascii="Times New Roman" w:hAnsi="Times New Roman" w:eastAsia="微软雅黑" w:cs="Times New Roman"/>
                 <w:bCs/>
                 <w:color w:val="000000"/>
                 <w:sz w:val="21"/>
                 <w:szCs w:val="21"/>
-                <w:lang w:val="en-US" w:eastAsia="zh-CN"/>
-              </w:rPr>
-            </w:pPr>
-            <w:r>
-              <w:rPr>
-                <w:rFonts w:hint="eastAsia" w:ascii="Times New Roman" w:hAnsi="Times New Roman" w:eastAsia="微软雅黑" w:cs="Times New Roman"/>
+                <w:lang w:val="en-US" w:eastAsia="zh-CN" w:bidi="ar-SA"/>
+              </w:rPr>
+            </w:pPr>
+            <w:r>
+              <w:rPr>
+                <w:rFonts w:ascii="Times New Roman" w:hAnsi="Times New Roman" w:eastAsia="微软雅黑" w:cs="Times New Roman"/>
                 <w:bCs/>
                 <w:color w:val="000000"/>
                 <w:sz w:val="21"/>
                 <w:szCs w:val="21"/>
-                <w:lang w:val="en-US" w:eastAsia="zh-CN"/>
-              </w:rPr>
-              <w:t>报告日期：{{ reportdate }}</w:t>
+                <w:lang w:eastAsia="zh-CN"/>
+              </w:rPr>
+              <w:t>接收时间：</w:t>
+            </w:r>
+            <w:r>
+              <w:rPr>
+                <w:rFonts w:hint="eastAsia" w:ascii="Times New Roman" w:hAnsi="Times New Roman" w:eastAsia="微软雅黑" w:cs="Times New Roman"/>
+                <w:bCs/>
+                <w:color w:val="000000"/>
+                <w:sz w:val="21"/>
+                <w:szCs w:val="21"/>
+                <w:lang w:eastAsia="zh-CN"/>
+              </w:rPr>
+              <w:t>{{ receiveddate }}</w:t>
             </w:r>
           </w:p>
         </w:tc>
@@ -3031,6 +3072,111 @@
         </w:trPr>
         <w:tc>
           <w:tcPr>
+            <w:tcW w:w="4756" w:type="dxa"/>
+            <w:tcBorders>
+              <w:top w:val="single" w:color="0070C0" w:sz="4" w:space="0"/>
+              <w:bottom w:val="single" w:color="0070C0" w:sz="4" w:space="0"/>
+              <w:right w:val="single" w:color="0070C0" w:sz="4" w:space="0"/>
+            </w:tcBorders>
+            <w:shd w:val="clear" w:color="auto" w:fill="auto"/>
+            <w:vAlign w:val="center"/>
+          </w:tcPr>
+          <w:p>
+            <w:pPr>
+              <w:jc w:val="both"/>
+              <w:rPr>
+                <w:rFonts w:ascii="Times New Roman" w:hAnsi="Times New Roman" w:eastAsia="微软雅黑" w:cs="Times New Roman"/>
+                <w:bCs/>
+                <w:color w:val="000000"/>
+                <w:sz w:val="21"/>
+                <w:szCs w:val="21"/>
+                <w:lang w:eastAsia="zh-CN"/>
+              </w:rPr>
+            </w:pPr>
+            <w:r>
+              <w:rPr>
+                <w:rFonts w:ascii="Times New Roman" w:hAnsi="Times New Roman" w:eastAsia="微软雅黑" w:cs="Times New Roman"/>
+                <w:bCs/>
+                <w:color w:val="000000"/>
+                <w:sz w:val="21"/>
+                <w:szCs w:val="21"/>
+                <w:lang w:eastAsia="zh-CN"/>
+              </w:rPr>
+              <w:t>临床诊断：</w:t>
+            </w:r>
+            <w:r>
+              <w:rPr>
+                <w:rFonts w:hint="eastAsia" w:ascii="Times New Roman" w:hAnsi="Times New Roman" w:eastAsia="微软雅黑" w:cs="Times New Roman"/>
+                <w:bCs/>
+                <w:color w:val="000000"/>
+                <w:sz w:val="21"/>
+                <w:szCs w:val="21"/>
+                <w:lang w:eastAsia="zh-CN"/>
+              </w:rPr>
+              <w:t>{{ diseaseName }}</w:t>
+            </w:r>
+          </w:p>
+        </w:tc>
+        <w:tc>
+          <w:tcPr>
+            <w:tcW w:w="4882" w:type="dxa"/>
+            <w:tcBorders>
+              <w:top w:val="single" w:color="0070C0" w:sz="4" w:space="0"/>
+              <w:left w:val="single" w:color="0070C0" w:sz="4" w:space="0"/>
+              <w:bottom w:val="single" w:color="0070C0" w:sz="4" w:space="0"/>
+            </w:tcBorders>
+            <w:shd w:val="clear" w:color="auto" w:fill="auto"/>
+            <w:vAlign w:val="center"/>
+          </w:tcPr>
+          <w:p>
+            <w:pPr>
+              <w:jc w:val="both"/>
+              <w:rPr>
+                <w:rFonts w:hint="default" w:ascii="Times New Roman" w:hAnsi="Times New Roman" w:eastAsia="微软雅黑" w:cs="Times New Roman"/>
+                <w:bCs/>
+                <w:color w:val="000000"/>
+                <w:sz w:val="21"/>
+                <w:szCs w:val="21"/>
+                <w:lang w:val="en-US" w:eastAsia="zh-CN"/>
+              </w:rPr>
+            </w:pPr>
+            <w:r>
+              <w:rPr>
+                <w:rFonts w:hint="eastAsia" w:ascii="Times New Roman" w:hAnsi="Times New Roman" w:eastAsia="微软雅黑" w:cs="Times New Roman"/>
+                <w:bCs/>
+                <w:color w:val="000000"/>
+                <w:sz w:val="21"/>
+                <w:szCs w:val="21"/>
+                <w:lang w:val="en-US" w:eastAsia="zh-CN"/>
+              </w:rPr>
+              <w:t>报告日期：{{ reportdate }}</w:t>
+            </w:r>
+          </w:p>
+        </w:tc>
+      </w:tr>
+      <w:tr>
+        <w:tblPrEx>
+          <w:tblBorders>
+            <w:top w:val="single" w:color="5A9D46" w:sz="24" w:space="0"/>
+            <w:left w:val="none" w:color="auto" w:sz="0" w:space="0"/>
+            <w:bottom w:val="single" w:color="A4A4A4" w:sz="4" w:space="0"/>
+            <w:right w:val="none" w:color="auto" w:sz="0" w:space="0"/>
+            <w:insideH w:val="single" w:color="A4A4A4" w:sz="4" w:space="0"/>
+            <w:insideV w:val="single" w:color="A4A4A4" w:sz="4" w:space="0"/>
+          </w:tblBorders>
+          <w:tblCellMar>
+            <w:top w:w="0" w:type="dxa"/>
+            <w:left w:w="108" w:type="dxa"/>
+            <w:bottom w:w="0" w:type="dxa"/>
+            <w:right w:w="108" w:type="dxa"/>
+          </w:tblCellMar>
+        </w:tblPrEx>
+        <w:trPr>
+          <w:trHeight w:val="397" w:hRule="atLeast"/>
+          <w:jc w:val="center"/>
+        </w:trPr>
+        <w:tc>
+          <w:tcPr>
             <w:tcW w:w="9638" w:type="dxa"/>
             <w:gridSpan w:val="2"/>
             <w:tcBorders>
@@ -3045,7 +3191,6 @@
               <w:jc w:val="both"/>
               <w:rPr>
                 <w:rFonts w:ascii="Times New Roman" w:hAnsi="Times New Roman" w:eastAsia="微软雅黑" w:cs="Times New Roman"/>
-                <w:bCs/>
                 <w:color w:val="000000"/>
                 <w:sz w:val="21"/>
                 <w:szCs w:val="21"/>
@@ -3102,12 +3247,12 @@
           <w:szCs w:val="32"/>
         </w:rPr>
       </w:pPr>
-      <w:bookmarkStart w:id="7" w:name="_Toc26731"/>
-      <w:bookmarkStart w:id="8" w:name="_Toc17451"/>
-      <w:bookmarkStart w:id="9" w:name="_Toc7021_WPSOffice_Level1"/>
-      <w:bookmarkStart w:id="10" w:name="_Toc18062_WPSOffice_Level1"/>
-      <w:bookmarkStart w:id="11" w:name="_Toc11015_WPSOffice_Level1"/>
-      <w:bookmarkStart w:id="12" w:name="_Toc5680"/>
+      <w:bookmarkStart w:id="7" w:name="_Toc7021_WPSOffice_Level1"/>
+      <w:bookmarkStart w:id="8" w:name="_Toc5680"/>
+      <w:bookmarkStart w:id="9" w:name="_Toc26731"/>
+      <w:bookmarkStart w:id="10" w:name="_Toc17451"/>
+      <w:bookmarkStart w:id="11" w:name="_Toc18062_WPSOffice_Level1"/>
+      <w:bookmarkStart w:id="12" w:name="_Toc11015_WPSOffice_Level1"/>
       <w:bookmarkStart w:id="13" w:name="_Toc3823"/>
       <w:r>
         <w:rPr>
@@ -4232,12 +4377,6 @@
             <w:insideH w:val="single" w:color="0070C0" w:sz="4" w:space="0"/>
             <w:insideV w:val="single" w:color="0070C0" w:sz="4" w:space="0"/>
           </w:tblBorders>
-          <w:tblCellMar>
-            <w:top w:w="0" w:type="dxa"/>
-            <w:left w:w="0" w:type="dxa"/>
-            <w:bottom w:w="0" w:type="dxa"/>
-            <w:right w:w="0" w:type="dxa"/>
-          </w:tblCellMar>
         </w:tblPrEx>
         <w:trPr>
           <w:trHeight w:val="397" w:hRule="atLeast"/>
@@ -4723,7 +4862,7 @@
                           </pic:cNvPicPr>
                         </pic:nvPicPr>
                         <pic:blipFill>
-                          <a:blip r:embed="rId11">
+                          <a:blip r:embed="rId12">
                             <a:clrChange>
                               <a:clrFrom>
                                 <a:srgbClr val="FFFFFF">
@@ -4761,7 +4900,7 @@
                           </pic:cNvPicPr>
                         </pic:nvPicPr>
                         <pic:blipFill>
-                          <a:blip r:embed="rId12">
+                          <a:blip r:embed="rId13">
                             <a:clrChange>
                               <a:clrFrom>
                                 <a:srgbClr val="FFFFFF">
@@ -4803,13 +4942,13 @@
                 <v:shape id="图片 6" o:spid="_x0000_s1026" o:spt="75" alt="蔡冬雪" type="#_x0000_t75" style="position:absolute;left:19211;top:19491;height:566;width:1261;" filled="f" o:preferrelative="t" stroked="f" coordsize="21600,21600" o:gfxdata="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">
                   <v:fill on="f" focussize="0,0"/>
                   <v:stroke on="f"/>
-                  <v:imagedata r:id="rId11" cropleft="12226f" croptop="21838f" cropright="12384f" cropbottom="17497f" chromakey="#FFFFFF" o:title=""/>
+                  <v:imagedata r:id="rId12" cropleft="12226f" croptop="21838f" cropright="12384f" cropbottom="17497f" chromakey="#FFFFFF" o:title=""/>
                   <o:lock v:ext="edit" aspectratio="t"/>
                 </v:shape>
                 <v:shape id="图片 4" o:spid="_x0000_s1026" o:spt="75" alt="王建丽" type="#_x0000_t75" style="position:absolute;left:22261;top:19395;height:713;width:1258;" filled="f" o:preferrelative="t" stroked="f" coordsize="21600,21600" o:gfxdata="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">
                   <v:fill on="f" focussize="0,0"/>
                   <v:stroke on="f"/>
-                  <v:imagedata r:id="rId12" chromakey="#FFFFFF" o:title=""/>
+                  <v:imagedata r:id="rId13" chromakey="#FFFFFF" o:title=""/>
                   <o:lock v:ext="edit" aspectratio="t"/>
                 </v:shape>
               </v:group>
@@ -5235,7 +5374,7 @@
                           </pic:cNvPicPr>
                         </pic:nvPicPr>
                         <pic:blipFill>
-                          <a:blip r:embed="rId13">
+                          <a:blip r:embed="rId14">
                             <a:clrChange>
                               <a:clrFrom>
                                 <a:srgbClr val="FFFFFF">
@@ -5277,7 +5416,7 @@
                           </pic:cNvPicPr>
                         </pic:nvPicPr>
                         <pic:blipFill>
-                          <a:blip r:embed="rId12">
+                          <a:blip r:embed="rId13">
                             <a:clrChange>
                               <a:clrFrom>
                                 <a:srgbClr val="FFFFFF">
@@ -5314,18 +5453,18 @@
           </mc:Choice>
           <mc:Fallback>
             <w:pict>
-              <v:group id="_x0000_s1026" o:spid="_x0000_s1026" o:spt="203" style="position:absolute;left:0pt;margin-left:218.5pt;margin-top:6pt;height:45.05pt;width:230.5pt;z-index:251663360;mso-width-relative:page;mso-height-relative:page;" coordorigin="19199,21203" coordsize="4610,901" o:gfxdata="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">
+              <v:group id="_x0000_s1026" o:spid="_x0000_s1026" o:spt="203" style="position:absolute;left:0pt;margin-left:218.5pt;margin-top:6pt;height:45.05pt;width:230.5pt;z-index:251663360;mso-width-relative:page;mso-height-relative:page;" coordorigin="19199,21203" coordsize="4610,901" o:gfxdata="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">
                 <o:lock v:ext="edit" aspectratio="f"/>
                 <v:shape id="图片 1" o:spid="_x0000_s1026" o:spt="75" type="#_x0000_t75" style="position:absolute;left:19199;top:21203;height:901;width:1672;" filled="f" o:preferrelative="t" stroked="f" coordsize="21600,21600" o:gfxdata="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">
                   <v:fill on="f" focussize="0,0"/>
                   <v:stroke on="f"/>
-                  <v:imagedata r:id="rId13" cropleft="7158f" croptop="7646f" chromakey="#FFFFFF" o:title=""/>
+                  <v:imagedata r:id="rId14" cropleft="7158f" croptop="7646f" chromakey="#FFFFFF" o:title=""/>
                   <o:lock v:ext="edit" aspectratio="t"/>
                 </v:shape>
                 <v:shape id="图片 11" o:spid="_x0000_s1026" o:spt="75" alt="王建丽" type="#_x0000_t75" style="position:absolute;left:22321;top:21215;height:842;width:1488;" filled="f" o:preferrelative="t" stroked="f" coordsize="21600,21600" o:gfxdata="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">
                   <v:fill on="f" focussize="0,0"/>
                   <v:stroke on="f"/>
-                  <v:imagedata r:id="rId12" chromakey="#FFFFFF" o:title=""/>
+                  <v:imagedata r:id="rId13" chromakey="#FFFFFF" o:title=""/>
                   <o:lock v:ext="edit" aspectratio="t"/>
                 </v:shape>
               </v:group>
@@ -7212,11 +7351,11 @@
           <w:szCs w:val="32"/>
         </w:rPr>
       </w:pPr>
-      <w:bookmarkStart w:id="25" w:name="_Toc24235"/>
-      <w:bookmarkStart w:id="26" w:name="_Toc19898_WPSOffice_Level1"/>
+      <w:bookmarkStart w:id="25" w:name="_Toc2781"/>
+      <w:bookmarkStart w:id="26" w:name="_Toc22132"/>
       <w:bookmarkStart w:id="27" w:name="_Toc20136_WPSOffice_Level1"/>
-      <w:bookmarkStart w:id="28" w:name="_Toc2781"/>
-      <w:bookmarkStart w:id="29" w:name="_Toc22132"/>
+      <w:bookmarkStart w:id="28" w:name="_Toc24235"/>
+      <w:bookmarkStart w:id="29" w:name="_Toc19898_WPSOffice_Level1"/>
       <w:bookmarkStart w:id="30" w:name="_Toc16165"/>
       <w:r>
         <w:rPr>
@@ -7252,9 +7391,9 @@
       <w:bookmarkStart w:id="31" w:name="_Toc11015_WPSOffice_Level2"/>
       <w:bookmarkStart w:id="32" w:name="_Toc9088"/>
       <w:bookmarkStart w:id="33" w:name="_Toc18062_WPSOffice_Level2"/>
-      <w:bookmarkStart w:id="34" w:name="_Toc15063"/>
-      <w:bookmarkStart w:id="35" w:name="_Toc23375"/>
-      <w:bookmarkStart w:id="36" w:name="_Toc10724"/>
+      <w:bookmarkStart w:id="34" w:name="_Toc10724"/>
+      <w:bookmarkStart w:id="35" w:name="_Toc15063"/>
+      <w:bookmarkStart w:id="36" w:name="_Toc23375"/>
       <w:r>
         <w:rPr>
           <w:rFonts w:hint="eastAsia"/>
@@ -11838,11 +11977,11 @@
         </w:rPr>
         <w:br w:type="page"/>
       </w:r>
-      <w:bookmarkStart w:id="37" w:name="_Toc27421"/>
-      <w:bookmarkStart w:id="38" w:name="_Toc149832733"/>
+      <w:bookmarkStart w:id="37" w:name="_Toc149826009"/>
+      <w:bookmarkStart w:id="38" w:name="_Toc27421"/>
       <w:bookmarkStart w:id="39" w:name="_Toc26893"/>
-      <w:bookmarkStart w:id="40" w:name="_Toc22117"/>
-      <w:bookmarkStart w:id="41" w:name="_Toc149826009"/>
+      <w:bookmarkStart w:id="40" w:name="_Toc149832733"/>
+      <w:bookmarkStart w:id="41" w:name="_Toc22117"/>
       <w:r>
         <w:rPr>
           <w:rFonts w:hint="default" w:ascii="Times New Roman" w:hAnsi="Times New Roman" w:eastAsia="微软雅黑" w:cs="Times New Roman"/>
@@ -13055,10 +13194,10 @@
           <w:lang w:eastAsia="zh-CN"/>
         </w:rPr>
       </w:pPr>
-      <w:bookmarkStart w:id="44" w:name="_Toc29619"/>
-      <w:bookmarkStart w:id="45" w:name="_Toc10223"/>
-      <w:bookmarkStart w:id="46" w:name="_Toc251"/>
-      <w:bookmarkStart w:id="47" w:name="_Toc20034"/>
+      <w:bookmarkStart w:id="44" w:name="_Toc251"/>
+      <w:bookmarkStart w:id="45" w:name="_Toc20034"/>
+      <w:bookmarkStart w:id="46" w:name="_Toc10223"/>
+      <w:bookmarkStart w:id="47" w:name="_Toc29619"/>
       <w:bookmarkStart w:id="48" w:name="_Toc106719764"/>
       <w:r>
         <w:rPr>
@@ -14706,12 +14845,6 @@
             <w:insideH w:val="none" w:color="auto" w:sz="0" w:space="0"/>
             <w:insideV w:val="none" w:color="auto" w:sz="0" w:space="0"/>
           </w:tblBorders>
-          <w:tblCellMar>
-            <w:top w:w="0" w:type="dxa"/>
-            <w:left w:w="108" w:type="dxa"/>
-            <w:bottom w:w="0" w:type="dxa"/>
-            <w:right w:w="108" w:type="dxa"/>
-          </w:tblCellMar>
         </w:tblPrEx>
         <w:trPr>
           <w:trHeight w:val="313" w:hRule="atLeast"/>
@@ -25351,8 +25484,8 @@
           <w:lang w:eastAsia="zh-CN"/>
         </w:rPr>
       </w:pPr>
-      <w:bookmarkStart w:id="53" w:name="_Toc31324"/>
-      <w:bookmarkStart w:id="54" w:name="_Toc17624"/>
+      <w:bookmarkStart w:id="53" w:name="_Toc17624"/>
+      <w:bookmarkStart w:id="54" w:name="_Toc31324"/>
       <w:r>
         <w:rPr>
           <w:rFonts w:hint="eastAsia"/>
@@ -26323,11 +26456,11 @@
       </w:pPr>
       <w:bookmarkStart w:id="55" w:name="_Toc19184"/>
       <w:bookmarkStart w:id="56" w:name="_Toc13196_WPSOffice_Level1"/>
-      <w:bookmarkStart w:id="57" w:name="_Toc1707_WPSOffice_Level1"/>
-      <w:bookmarkStart w:id="58" w:name="_Toc21764_WPSOffice_Level1"/>
-      <w:bookmarkStart w:id="59" w:name="_Toc13698"/>
-      <w:bookmarkStart w:id="60" w:name="_Toc27302"/>
-      <w:bookmarkStart w:id="61" w:name="_Toc28240"/>
+      <w:bookmarkStart w:id="57" w:name="_Toc21764_WPSOffice_Level1"/>
+      <w:bookmarkStart w:id="58" w:name="_Toc28240"/>
+      <w:bookmarkStart w:id="59" w:name="_Toc1707_WPSOffice_Level1"/>
+      <w:bookmarkStart w:id="60" w:name="_Toc13698"/>
+      <w:bookmarkStart w:id="61" w:name="_Toc27302"/>
       <w:r>
         <w:rPr>
           <w:rFonts w:hint="eastAsia"/>
@@ -28384,11 +28517,11 @@
           <w:lang w:eastAsia="zh-CN"/>
         </w:rPr>
       </w:pPr>
-      <w:bookmarkStart w:id="63" w:name="_Toc20457"/>
-      <w:bookmarkStart w:id="64" w:name="_Toc14255_WPSOffice_Level1"/>
-      <w:bookmarkStart w:id="65" w:name="_Toc15840_WPSOffice_Level1"/>
-      <w:bookmarkStart w:id="66" w:name="_Toc3674"/>
-      <w:bookmarkStart w:id="67" w:name="_Toc24085_WPSOffice_Level1"/>
+      <w:bookmarkStart w:id="63" w:name="_Toc14255_WPSOffice_Level1"/>
+      <w:bookmarkStart w:id="64" w:name="_Toc24085_WPSOffice_Level1"/>
+      <w:bookmarkStart w:id="65" w:name="_Toc3674"/>
+      <w:bookmarkStart w:id="66" w:name="_Toc20457"/>
+      <w:bookmarkStart w:id="67" w:name="_Toc15840_WPSOffice_Level1"/>
       <w:r>
         <w:rPr>
           <w:rFonts w:hint="eastAsia"/>
@@ -30776,11 +30909,11 @@
       </w:r>
       <w:bookmarkEnd w:id="13"/>
       <w:bookmarkStart w:id="68" w:name="_Toc28910_WPSOffice_Level1"/>
-      <w:bookmarkStart w:id="69" w:name="_Toc16368_WPSOffice_Level1"/>
-      <w:bookmarkStart w:id="70" w:name="_Toc22484_WPSOffice_Level1"/>
-      <w:bookmarkStart w:id="71" w:name="_Toc7549"/>
+      <w:bookmarkStart w:id="69" w:name="_Toc22484_WPSOffice_Level1"/>
+      <w:bookmarkStart w:id="70" w:name="_Toc16368_WPSOffice_Level1"/>
+      <w:bookmarkStart w:id="71" w:name="_Toc19099"/>
       <w:bookmarkStart w:id="72" w:name="_Toc11722"/>
-      <w:bookmarkStart w:id="73" w:name="_Toc19099"/>
+      <w:bookmarkStart w:id="73" w:name="_Toc7549"/>
     </w:p>
     <w:p>
       <w:pPr>
@@ -31385,13 +31518,13 @@
                 <w:szCs w:val="18"/>
               </w:rPr>
             </w:pPr>
-            <w:bookmarkStart w:id="79" w:name="_Toc5261_WPSOffice_Level2"/>
-            <w:bookmarkStart w:id="80" w:name="_Toc31020_WPSOffice_Level2"/>
-            <w:bookmarkStart w:id="81" w:name="_Toc17905_WPSOffice_Level2"/>
-            <w:bookmarkStart w:id="82" w:name="_Toc5660_WPSOffice_Level2"/>
-            <w:bookmarkStart w:id="83" w:name="_Toc18696_WPSOffice_Level2"/>
+            <w:bookmarkStart w:id="79" w:name="_Toc31020_WPSOffice_Level2"/>
+            <w:bookmarkStart w:id="80" w:name="_Toc17905_WPSOffice_Level2"/>
+            <w:bookmarkStart w:id="81" w:name="_Toc5660_WPSOffice_Level2"/>
+            <w:bookmarkStart w:id="82" w:name="_Toc18696_WPSOffice_Level2"/>
+            <w:bookmarkStart w:id="83" w:name="_Toc3819_WPSOffice_Level2"/>
             <w:bookmarkStart w:id="84" w:name="_Toc23221_WPSOffice_Level2"/>
-            <w:bookmarkStart w:id="85" w:name="_Toc3819_WPSOffice_Level2"/>
+            <w:bookmarkStart w:id="85" w:name="_Toc5261_WPSOffice_Level2"/>
             <w:r>
               <w:rPr>
                 <w:rFonts w:hint="eastAsia" w:ascii="Times New Roman" w:hAnsi="Times New Roman" w:eastAsia="微软雅黑" w:cs="Times New Roman"/>
@@ -31856,13 +31989,13 @@
                 <w:szCs w:val="18"/>
               </w:rPr>
             </w:pPr>
-            <w:bookmarkStart w:id="86" w:name="_Toc24626_WPSOffice_Level2"/>
-            <w:bookmarkStart w:id="87" w:name="_Toc15300_WPSOffice_Level2"/>
-            <w:bookmarkStart w:id="88" w:name="_Toc28235_WPSOffice_Level2"/>
-            <w:bookmarkStart w:id="89" w:name="_Toc23388_WPSOffice_Level2"/>
-            <w:bookmarkStart w:id="90" w:name="_Toc20683_WPSOffice_Level2"/>
-            <w:bookmarkStart w:id="91" w:name="_Toc11554_WPSOffice_Level2"/>
-            <w:bookmarkStart w:id="92" w:name="_Toc2588_WPSOffice_Level2"/>
+            <w:bookmarkStart w:id="86" w:name="_Toc15300_WPSOffice_Level2"/>
+            <w:bookmarkStart w:id="87" w:name="_Toc28235_WPSOffice_Level2"/>
+            <w:bookmarkStart w:id="88" w:name="_Toc23388_WPSOffice_Level2"/>
+            <w:bookmarkStart w:id="89" w:name="_Toc20683_WPSOffice_Level2"/>
+            <w:bookmarkStart w:id="90" w:name="_Toc11554_WPSOffice_Level2"/>
+            <w:bookmarkStart w:id="91" w:name="_Toc2588_WPSOffice_Level2"/>
+            <w:bookmarkStart w:id="92" w:name="_Toc24626_WPSOffice_Level2"/>
             <w:r>
               <w:rPr>
                 <w:rFonts w:hint="eastAsia" w:ascii="Times New Roman" w:hAnsi="Times New Roman" w:eastAsia="微软雅黑" w:cs="Times New Roman"/>
@@ -32290,14 +32423,6 @@
         <w:gridCol w:w="1409"/>
       </w:tblGrid>
       <w:tr>
-        <w:tblPrEx>
-          <w:tblCellMar>
-            <w:top w:w="0" w:type="dxa"/>
-            <w:left w:w="0" w:type="dxa"/>
-            <w:bottom w:w="0" w:type="dxa"/>
-            <w:right w:w="0" w:type="dxa"/>
-          </w:tblCellMar>
-        </w:tblPrEx>
         <w:trPr>
           <w:trHeight w:val="215" w:hRule="exact"/>
           <w:jc w:val="center"/>
@@ -32332,8 +32457,8 @@
             <w:bookmarkStart w:id="95" w:name="_Toc18182_WPSOffice_Level2"/>
             <w:bookmarkStart w:id="96" w:name="_Toc12493_WPSOffice_Level2"/>
             <w:bookmarkStart w:id="97" w:name="_Toc30071_WPSOffice_Level2"/>
-            <w:bookmarkStart w:id="98" w:name="_Toc22590_WPSOffice_Level2"/>
-            <w:bookmarkStart w:id="99" w:name="_Toc16027_WPSOffice_Level2"/>
+            <w:bookmarkStart w:id="98" w:name="_Toc16027_WPSOffice_Level2"/>
+            <w:bookmarkStart w:id="99" w:name="_Toc22590_WPSOffice_Level2"/>
             <w:r>
               <w:rPr>
                 <w:rFonts w:hint="eastAsia" w:ascii="Times New Roman" w:hAnsi="Times New Roman" w:eastAsia="微软雅黑" w:cs="Times New Roman"/>
@@ -32799,10 +32924,10 @@
               </w:rPr>
             </w:pPr>
             <w:bookmarkStart w:id="100" w:name="_Toc28312_WPSOffice_Level2"/>
-            <w:bookmarkStart w:id="101" w:name="_Toc11689_WPSOffice_Level2"/>
-            <w:bookmarkStart w:id="102" w:name="_Toc20571_WPSOffice_Level2"/>
-            <w:bookmarkStart w:id="103" w:name="_Toc8398_WPSOffice_Level2"/>
-            <w:bookmarkStart w:id="104" w:name="_Toc31447_WPSOffice_Level2"/>
+            <w:bookmarkStart w:id="101" w:name="_Toc8398_WPSOffice_Level2"/>
+            <w:bookmarkStart w:id="102" w:name="_Toc31447_WPSOffice_Level2"/>
+            <w:bookmarkStart w:id="103" w:name="_Toc11689_WPSOffice_Level2"/>
+            <w:bookmarkStart w:id="104" w:name="_Toc20571_WPSOffice_Level2"/>
             <w:bookmarkStart w:id="105" w:name="_Toc19289_WPSOffice_Level2"/>
             <w:bookmarkStart w:id="106" w:name="_Toc28534_WPSOffice_Level2"/>
             <w:r>
@@ -33270,13 +33395,13 @@
                 <w:szCs w:val="18"/>
               </w:rPr>
             </w:pPr>
-            <w:bookmarkStart w:id="107" w:name="_Toc2683_WPSOffice_Level2"/>
-            <w:bookmarkStart w:id="108" w:name="_Toc6863_WPSOffice_Level2"/>
-            <w:bookmarkStart w:id="109" w:name="_Toc6645_WPSOffice_Level2"/>
-            <w:bookmarkStart w:id="110" w:name="_Toc6170_WPSOffice_Level2"/>
-            <w:bookmarkStart w:id="111" w:name="_Toc13225_WPSOffice_Level2"/>
-            <w:bookmarkStart w:id="112" w:name="_Toc5164_WPSOffice_Level2"/>
-            <w:bookmarkStart w:id="113" w:name="_Toc5423_WPSOffice_Level2"/>
+            <w:bookmarkStart w:id="107" w:name="_Toc5423_WPSOffice_Level2"/>
+            <w:bookmarkStart w:id="108" w:name="_Toc2683_WPSOffice_Level2"/>
+            <w:bookmarkStart w:id="109" w:name="_Toc6863_WPSOffice_Level2"/>
+            <w:bookmarkStart w:id="110" w:name="_Toc6645_WPSOffice_Level2"/>
+            <w:bookmarkStart w:id="111" w:name="_Toc6170_WPSOffice_Level2"/>
+            <w:bookmarkStart w:id="112" w:name="_Toc13225_WPSOffice_Level2"/>
+            <w:bookmarkStart w:id="113" w:name="_Toc5164_WPSOffice_Level2"/>
             <w:r>
               <w:rPr>
                 <w:rFonts w:hint="eastAsia" w:ascii="Times New Roman" w:hAnsi="Times New Roman" w:eastAsia="微软雅黑" w:cs="Times New Roman"/>
@@ -33741,13 +33866,13 @@
                 <w:szCs w:val="18"/>
               </w:rPr>
             </w:pPr>
-            <w:bookmarkStart w:id="114" w:name="_Toc12046_WPSOffice_Level2"/>
-            <w:bookmarkStart w:id="115" w:name="_Toc6323_WPSOffice_Level2"/>
-            <w:bookmarkStart w:id="116" w:name="_Toc13817_WPSOffice_Level2"/>
-            <w:bookmarkStart w:id="117" w:name="_Toc24628_WPSOffice_Level2"/>
-            <w:bookmarkStart w:id="118" w:name="_Toc29762_WPSOffice_Level2"/>
-            <w:bookmarkStart w:id="119" w:name="_Toc5860_WPSOffice_Level2"/>
-            <w:bookmarkStart w:id="120" w:name="_Toc3387_WPSOffice_Level2"/>
+            <w:bookmarkStart w:id="114" w:name="_Toc13817_WPSOffice_Level2"/>
+            <w:bookmarkStart w:id="115" w:name="_Toc12046_WPSOffice_Level2"/>
+            <w:bookmarkStart w:id="116" w:name="_Toc6323_WPSOffice_Level2"/>
+            <w:bookmarkStart w:id="117" w:name="_Toc3387_WPSOffice_Level2"/>
+            <w:bookmarkStart w:id="118" w:name="_Toc24628_WPSOffice_Level2"/>
+            <w:bookmarkStart w:id="119" w:name="_Toc29762_WPSOffice_Level2"/>
+            <w:bookmarkStart w:id="120" w:name="_Toc5860_WPSOffice_Level2"/>
             <w:r>
               <w:rPr>
                 <w:rFonts w:hint="eastAsia" w:ascii="Times New Roman" w:hAnsi="Times New Roman" w:eastAsia="微软雅黑" w:cs="Times New Roman"/>
@@ -34212,9 +34337,9 @@
                 <w:szCs w:val="18"/>
               </w:rPr>
             </w:pPr>
-            <w:bookmarkStart w:id="121" w:name="_Toc11082_WPSOffice_Level2"/>
-            <w:bookmarkStart w:id="122" w:name="_Toc15619_WPSOffice_Level2"/>
-            <w:bookmarkStart w:id="123" w:name="_Toc31905_WPSOffice_Level2"/>
+            <w:bookmarkStart w:id="121" w:name="_Toc15619_WPSOffice_Level2"/>
+            <w:bookmarkStart w:id="122" w:name="_Toc31905_WPSOffice_Level2"/>
+            <w:bookmarkStart w:id="123" w:name="_Toc11082_WPSOffice_Level2"/>
             <w:bookmarkStart w:id="124" w:name="_Toc6004_WPSOffice_Level2"/>
             <w:bookmarkStart w:id="125" w:name="_Toc708_WPSOffice_Level2"/>
             <w:bookmarkStart w:id="126" w:name="_Toc22500_WPSOffice_Level2"/>
@@ -34683,13 +34808,13 @@
                 <w:szCs w:val="18"/>
               </w:rPr>
             </w:pPr>
-            <w:bookmarkStart w:id="128" w:name="_Toc23537_WPSOffice_Level2"/>
-            <w:bookmarkStart w:id="129" w:name="_Toc4042_WPSOffice_Level2"/>
-            <w:bookmarkStart w:id="130" w:name="_Toc21560_WPSOffice_Level2"/>
-            <w:bookmarkStart w:id="131" w:name="_Toc13664_WPSOffice_Level2"/>
-            <w:bookmarkStart w:id="132" w:name="_Toc7586_WPSOffice_Level2"/>
-            <w:bookmarkStart w:id="133" w:name="_Toc23443_WPSOffice_Level2"/>
-            <w:bookmarkStart w:id="134" w:name="_Toc15479_WPSOffice_Level2"/>
+            <w:bookmarkStart w:id="128" w:name="_Toc23443_WPSOffice_Level2"/>
+            <w:bookmarkStart w:id="129" w:name="_Toc23537_WPSOffice_Level2"/>
+            <w:bookmarkStart w:id="130" w:name="_Toc15479_WPSOffice_Level2"/>
+            <w:bookmarkStart w:id="131" w:name="_Toc7586_WPSOffice_Level2"/>
+            <w:bookmarkStart w:id="132" w:name="_Toc21560_WPSOffice_Level2"/>
+            <w:bookmarkStart w:id="133" w:name="_Toc13664_WPSOffice_Level2"/>
+            <w:bookmarkStart w:id="134" w:name="_Toc4042_WPSOffice_Level2"/>
             <w:r>
               <w:rPr>
                 <w:rFonts w:hint="eastAsia" w:ascii="Times New Roman" w:hAnsi="Times New Roman" w:eastAsia="微软雅黑" w:cs="Times New Roman"/>
@@ -35154,13 +35279,13 @@
                 <w:szCs w:val="18"/>
               </w:rPr>
             </w:pPr>
-            <w:bookmarkStart w:id="135" w:name="_Toc5629_WPSOffice_Level2"/>
-            <w:bookmarkStart w:id="136" w:name="_Toc11254_WPSOffice_Level2"/>
-            <w:bookmarkStart w:id="137" w:name="_Toc2337_WPSOffice_Level2"/>
-            <w:bookmarkStart w:id="138" w:name="_Toc10575_WPSOffice_Level2"/>
-            <w:bookmarkStart w:id="139" w:name="_Toc29193_WPSOffice_Level2"/>
-            <w:bookmarkStart w:id="140" w:name="_Toc22039_WPSOffice_Level2"/>
-            <w:bookmarkStart w:id="141" w:name="_Toc28498_WPSOffice_Level2"/>
+            <w:bookmarkStart w:id="135" w:name="_Toc11254_WPSOffice_Level2"/>
+            <w:bookmarkStart w:id="136" w:name="_Toc5629_WPSOffice_Level2"/>
+            <w:bookmarkStart w:id="137" w:name="_Toc22039_WPSOffice_Level2"/>
+            <w:bookmarkStart w:id="138" w:name="_Toc28498_WPSOffice_Level2"/>
+            <w:bookmarkStart w:id="139" w:name="_Toc2337_WPSOffice_Level2"/>
+            <w:bookmarkStart w:id="140" w:name="_Toc29193_WPSOffice_Level2"/>
+            <w:bookmarkStart w:id="141" w:name="_Toc10575_WPSOffice_Level2"/>
             <w:r>
               <w:rPr>
                 <w:rFonts w:hint="eastAsia" w:ascii="Times New Roman" w:hAnsi="Times New Roman" w:eastAsia="微软雅黑" w:cs="Times New Roman"/>
@@ -35625,13 +35750,13 @@
                 <w:szCs w:val="18"/>
               </w:rPr>
             </w:pPr>
-            <w:bookmarkStart w:id="142" w:name="_Toc13246_WPSOffice_Level2"/>
-            <w:bookmarkStart w:id="143" w:name="_Toc2613_WPSOffice_Level2"/>
-            <w:bookmarkStart w:id="144" w:name="_Toc18866_WPSOffice_Level2"/>
-            <w:bookmarkStart w:id="145" w:name="_Toc17621_WPSOffice_Level2"/>
-            <w:bookmarkStart w:id="146" w:name="_Toc17668_WPSOffice_Level2"/>
-            <w:bookmarkStart w:id="147" w:name="_Toc8985_WPSOffice_Level2"/>
-            <w:bookmarkStart w:id="148" w:name="_Toc8519_WPSOffice_Level2"/>
+            <w:bookmarkStart w:id="142" w:name="_Toc8519_WPSOffice_Level2"/>
+            <w:bookmarkStart w:id="143" w:name="_Toc13246_WPSOffice_Level2"/>
+            <w:bookmarkStart w:id="144" w:name="_Toc2613_WPSOffice_Level2"/>
+            <w:bookmarkStart w:id="145" w:name="_Toc18866_WPSOffice_Level2"/>
+            <w:bookmarkStart w:id="146" w:name="_Toc8985_WPSOffice_Level2"/>
+            <w:bookmarkStart w:id="147" w:name="_Toc17668_WPSOffice_Level2"/>
+            <w:bookmarkStart w:id="148" w:name="_Toc17621_WPSOffice_Level2"/>
             <w:r>
               <w:rPr>
                 <w:rFonts w:hint="eastAsia" w:ascii="Times New Roman" w:hAnsi="Times New Roman" w:eastAsia="微软雅黑" w:cs="Times New Roman"/>
@@ -36096,13 +36221,13 @@
                 <w:szCs w:val="18"/>
               </w:rPr>
             </w:pPr>
-            <w:bookmarkStart w:id="149" w:name="_Toc12118_WPSOffice_Level2"/>
-            <w:bookmarkStart w:id="150" w:name="_Toc2334_WPSOffice_Level2"/>
-            <w:bookmarkStart w:id="151" w:name="_Toc23413_WPSOffice_Level2"/>
-            <w:bookmarkStart w:id="152" w:name="_Toc12027_WPSOffice_Level2"/>
-            <w:bookmarkStart w:id="153" w:name="_Toc6654_WPSOffice_Level2"/>
-            <w:bookmarkStart w:id="154" w:name="_Toc24337_WPSOffice_Level2"/>
-            <w:bookmarkStart w:id="155" w:name="_Toc25338_WPSOffice_Level2"/>
+            <w:bookmarkStart w:id="149" w:name="_Toc23413_WPSOffice_Level2"/>
+            <w:bookmarkStart w:id="150" w:name="_Toc6654_WPSOffice_Level2"/>
+            <w:bookmarkStart w:id="151" w:name="_Toc12027_WPSOffice_Level2"/>
+            <w:bookmarkStart w:id="152" w:name="_Toc24337_WPSOffice_Level2"/>
+            <w:bookmarkStart w:id="153" w:name="_Toc25338_WPSOffice_Level2"/>
+            <w:bookmarkStart w:id="154" w:name="_Toc2334_WPSOffice_Level2"/>
+            <w:bookmarkStart w:id="155" w:name="_Toc12118_WPSOffice_Level2"/>
             <w:r>
               <w:rPr>
                 <w:rFonts w:hint="eastAsia" w:ascii="Times New Roman" w:hAnsi="Times New Roman" w:eastAsia="微软雅黑" w:cs="Times New Roman"/>
@@ -37038,13 +37163,13 @@
                 <w:szCs w:val="18"/>
               </w:rPr>
             </w:pPr>
-            <w:bookmarkStart w:id="163" w:name="_Toc24586_WPSOffice_Level2"/>
-            <w:bookmarkStart w:id="164" w:name="_Toc18295_WPSOffice_Level2"/>
-            <w:bookmarkStart w:id="165" w:name="_Toc31683_WPSOffice_Level2"/>
-            <w:bookmarkStart w:id="166" w:name="_Toc18813_WPSOffice_Level2"/>
-            <w:bookmarkStart w:id="167" w:name="_Toc18784_WPSOffice_Level2"/>
-            <w:bookmarkStart w:id="168" w:name="_Toc22623_WPSOffice_Level2"/>
-            <w:bookmarkStart w:id="169" w:name="_Toc26031_WPSOffice_Level2"/>
+            <w:bookmarkStart w:id="163" w:name="_Toc18784_WPSOffice_Level2"/>
+            <w:bookmarkStart w:id="164" w:name="_Toc26031_WPSOffice_Level2"/>
+            <w:bookmarkStart w:id="165" w:name="_Toc24586_WPSOffice_Level2"/>
+            <w:bookmarkStart w:id="166" w:name="_Toc18295_WPSOffice_Level2"/>
+            <w:bookmarkStart w:id="167" w:name="_Toc31683_WPSOffice_Level2"/>
+            <w:bookmarkStart w:id="168" w:name="_Toc18813_WPSOffice_Level2"/>
+            <w:bookmarkStart w:id="169" w:name="_Toc22623_WPSOffice_Level2"/>
             <w:r>
               <w:rPr>
                 <w:rFonts w:hint="eastAsia" w:ascii="Times New Roman" w:hAnsi="Times New Roman" w:eastAsia="微软雅黑" w:cs="Times New Roman"/>
@@ -37930,14 +38055,6 @@
         <w:gridCol w:w="1409"/>
       </w:tblGrid>
       <w:tr>
-        <w:tblPrEx>
-          <w:tblCellMar>
-            <w:top w:w="0" w:type="dxa"/>
-            <w:left w:w="0" w:type="dxa"/>
-            <w:bottom w:w="0" w:type="dxa"/>
-            <w:right w:w="0" w:type="dxa"/>
-          </w:tblCellMar>
-        </w:tblPrEx>
         <w:trPr>
           <w:trHeight w:val="215" w:hRule="atLeast"/>
           <w:jc w:val="center"/>
@@ -37967,10 +38084,10 @@
                 <w:szCs w:val="18"/>
               </w:rPr>
             </w:pPr>
-            <w:bookmarkStart w:id="170" w:name="_Toc30144_WPSOffice_Level2"/>
-            <w:bookmarkStart w:id="171" w:name="_Toc25837_WPSOffice_Level2"/>
-            <w:bookmarkStart w:id="172" w:name="_Toc31152_WPSOffice_Level2"/>
-            <w:bookmarkStart w:id="173" w:name="_Toc15930_WPSOffice_Level2"/>
+            <w:bookmarkStart w:id="170" w:name="_Toc31152_WPSOffice_Level2"/>
+            <w:bookmarkStart w:id="171" w:name="_Toc15930_WPSOffice_Level2"/>
+            <w:bookmarkStart w:id="172" w:name="_Toc30144_WPSOffice_Level2"/>
+            <w:bookmarkStart w:id="173" w:name="_Toc25837_WPSOffice_Level2"/>
             <w:bookmarkStart w:id="174" w:name="_Toc11576_WPSOffice_Level2"/>
             <w:bookmarkStart w:id="175" w:name="_Toc2455_WPSOffice_Level2"/>
             <w:bookmarkStart w:id="176" w:name="_Toc22167_WPSOffice_Level2"/>
@@ -38440,12 +38557,12 @@
               </w:rPr>
             </w:pPr>
             <w:bookmarkStart w:id="177" w:name="_Toc18298_WPSOffice_Level2"/>
-            <w:bookmarkStart w:id="178" w:name="_Toc10927_WPSOffice_Level2"/>
-            <w:bookmarkStart w:id="179" w:name="_Toc24581_WPSOffice_Level2"/>
-            <w:bookmarkStart w:id="180" w:name="_Toc21218_WPSOffice_Level2"/>
-            <w:bookmarkStart w:id="181" w:name="_Toc17817_WPSOffice_Level2"/>
-            <w:bookmarkStart w:id="182" w:name="_Toc21844_WPSOffice_Level2"/>
-            <w:bookmarkStart w:id="183" w:name="_Toc6105_WPSOffice_Level2"/>
+            <w:bookmarkStart w:id="178" w:name="_Toc21218_WPSOffice_Level2"/>
+            <w:bookmarkStart w:id="179" w:name="_Toc6105_WPSOffice_Level2"/>
+            <w:bookmarkStart w:id="180" w:name="_Toc24581_WPSOffice_Level2"/>
+            <w:bookmarkStart w:id="181" w:name="_Toc21844_WPSOffice_Level2"/>
+            <w:bookmarkStart w:id="182" w:name="_Toc10927_WPSOffice_Level2"/>
+            <w:bookmarkStart w:id="183" w:name="_Toc17817_WPSOffice_Level2"/>
             <w:r>
               <w:rPr>
                 <w:rFonts w:hint="eastAsia" w:ascii="Times New Roman" w:hAnsi="Times New Roman" w:eastAsia="微软雅黑" w:cs="Times New Roman"/>
@@ -38912,11 +39029,11 @@
             </w:pPr>
             <w:bookmarkStart w:id="184" w:name="_Toc32618_WPSOffice_Level2"/>
             <w:bookmarkStart w:id="185" w:name="_Toc22953_WPSOffice_Level2"/>
-            <w:bookmarkStart w:id="186" w:name="_Toc3881_WPSOffice_Level2"/>
-            <w:bookmarkStart w:id="187" w:name="_Toc5805_WPSOffice_Level2"/>
-            <w:bookmarkStart w:id="188" w:name="_Toc26632_WPSOffice_Level2"/>
-            <w:bookmarkStart w:id="189" w:name="_Toc7518_WPSOffice_Level2"/>
-            <w:bookmarkStart w:id="190" w:name="_Toc20673_WPSOffice_Level2"/>
+            <w:bookmarkStart w:id="186" w:name="_Toc7518_WPSOffice_Level2"/>
+            <w:bookmarkStart w:id="187" w:name="_Toc26632_WPSOffice_Level2"/>
+            <w:bookmarkStart w:id="188" w:name="_Toc5805_WPSOffice_Level2"/>
+            <w:bookmarkStart w:id="189" w:name="_Toc20673_WPSOffice_Level2"/>
+            <w:bookmarkStart w:id="190" w:name="_Toc3881_WPSOffice_Level2"/>
             <w:r>
               <w:rPr>
                 <w:rFonts w:hint="eastAsia" w:ascii="Times New Roman" w:hAnsi="Times New Roman" w:eastAsia="微软雅黑" w:cs="Times New Roman"/>
@@ -39381,13 +39498,13 @@
                 <w:szCs w:val="18"/>
               </w:rPr>
             </w:pPr>
-            <w:bookmarkStart w:id="191" w:name="_Toc22629_WPSOffice_Level2"/>
-            <w:bookmarkStart w:id="192" w:name="_Toc31722_WPSOffice_Level2"/>
-            <w:bookmarkStart w:id="193" w:name="_Toc9505_WPSOffice_Level2"/>
-            <w:bookmarkStart w:id="194" w:name="_Toc14661_WPSOffice_Level2"/>
-            <w:bookmarkStart w:id="195" w:name="_Toc25299_WPSOffice_Level2"/>
-            <w:bookmarkStart w:id="196" w:name="_Toc15940_WPSOffice_Level2"/>
-            <w:bookmarkStart w:id="197" w:name="_Toc22431_WPSOffice_Level2"/>
+            <w:bookmarkStart w:id="191" w:name="_Toc14661_WPSOffice_Level2"/>
+            <w:bookmarkStart w:id="192" w:name="_Toc9505_WPSOffice_Level2"/>
+            <w:bookmarkStart w:id="193" w:name="_Toc25299_WPSOffice_Level2"/>
+            <w:bookmarkStart w:id="194" w:name="_Toc15940_WPSOffice_Level2"/>
+            <w:bookmarkStart w:id="195" w:name="_Toc22431_WPSOffice_Level2"/>
+            <w:bookmarkStart w:id="196" w:name="_Toc31722_WPSOffice_Level2"/>
+            <w:bookmarkStart w:id="197" w:name="_Toc22629_WPSOffice_Level2"/>
             <w:r>
               <w:rPr>
                 <w:rFonts w:hint="eastAsia" w:ascii="Times New Roman" w:hAnsi="Times New Roman" w:eastAsia="微软雅黑" w:cs="Times New Roman"/>
@@ -39853,12 +39970,12 @@
               </w:rPr>
             </w:pPr>
             <w:bookmarkStart w:id="198" w:name="_Toc5581_WPSOffice_Level2"/>
-            <w:bookmarkStart w:id="199" w:name="_Toc7607_WPSOffice_Level2"/>
-            <w:bookmarkStart w:id="200" w:name="_Toc24372_WPSOffice_Level2"/>
-            <w:bookmarkStart w:id="201" w:name="_Toc27147_WPSOffice_Level2"/>
-            <w:bookmarkStart w:id="202" w:name="_Toc27188_WPSOffice_Level2"/>
-            <w:bookmarkStart w:id="203" w:name="_Toc20849_WPSOffice_Level2"/>
-            <w:bookmarkStart w:id="204" w:name="_Toc4328_WPSOffice_Level2"/>
+            <w:bookmarkStart w:id="199" w:name="_Toc20849_WPSOffice_Level2"/>
+            <w:bookmarkStart w:id="200" w:name="_Toc7607_WPSOffice_Level2"/>
+            <w:bookmarkStart w:id="201" w:name="_Toc4328_WPSOffice_Level2"/>
+            <w:bookmarkStart w:id="202" w:name="_Toc24372_WPSOffice_Level2"/>
+            <w:bookmarkStart w:id="203" w:name="_Toc27147_WPSOffice_Level2"/>
+            <w:bookmarkStart w:id="204" w:name="_Toc27188_WPSOffice_Level2"/>
             <w:r>
               <w:rPr>
                 <w:rFonts w:hint="eastAsia" w:ascii="Times New Roman" w:hAnsi="Times New Roman" w:eastAsia="微软雅黑" w:cs="Times New Roman"/>
@@ -40324,12 +40441,12 @@
               </w:rPr>
             </w:pPr>
             <w:bookmarkStart w:id="205" w:name="_Toc23854_WPSOffice_Level2"/>
-            <w:bookmarkStart w:id="206" w:name="_Toc23457_WPSOffice_Level2"/>
-            <w:bookmarkStart w:id="207" w:name="_Toc26466_WPSOffice_Level2"/>
-            <w:bookmarkStart w:id="208" w:name="_Toc8746_WPSOffice_Level2"/>
-            <w:bookmarkStart w:id="209" w:name="_Toc9066_WPSOffice_Level2"/>
-            <w:bookmarkStart w:id="210" w:name="_Toc6343_WPSOffice_Level2"/>
-            <w:bookmarkStart w:id="211" w:name="_Toc11511_WPSOffice_Level2"/>
+            <w:bookmarkStart w:id="206" w:name="_Toc8746_WPSOffice_Level2"/>
+            <w:bookmarkStart w:id="207" w:name="_Toc9066_WPSOffice_Level2"/>
+            <w:bookmarkStart w:id="208" w:name="_Toc6343_WPSOffice_Level2"/>
+            <w:bookmarkStart w:id="209" w:name="_Toc26466_WPSOffice_Level2"/>
+            <w:bookmarkStart w:id="210" w:name="_Toc11511_WPSOffice_Level2"/>
+            <w:bookmarkStart w:id="211" w:name="_Toc23457_WPSOffice_Level2"/>
             <w:r>
               <w:rPr>
                 <w:rFonts w:hint="eastAsia" w:ascii="Times New Roman" w:hAnsi="Times New Roman" w:eastAsia="微软雅黑" w:cs="Times New Roman"/>
@@ -40798,9 +40915,9 @@
             <w:bookmarkStart w:id="213" w:name="_Toc17440_WPSOffice_Level2"/>
             <w:bookmarkStart w:id="214" w:name="_Toc20319_WPSOffice_Level2"/>
             <w:bookmarkStart w:id="215" w:name="_Toc12685_WPSOffice_Level2"/>
-            <w:bookmarkStart w:id="216" w:name="_Toc17938_WPSOffice_Level2"/>
-            <w:bookmarkStart w:id="217" w:name="_Toc1557_WPSOffice_Level2"/>
-            <w:bookmarkStart w:id="218" w:name="_Toc3049_WPSOffice_Level2"/>
+            <w:bookmarkStart w:id="216" w:name="_Toc3049_WPSOffice_Level2"/>
+            <w:bookmarkStart w:id="217" w:name="_Toc17938_WPSOffice_Level2"/>
+            <w:bookmarkStart w:id="218" w:name="_Toc1557_WPSOffice_Level2"/>
             <w:r>
               <w:rPr>
                 <w:rFonts w:hint="eastAsia" w:ascii="Times New Roman" w:hAnsi="Times New Roman" w:eastAsia="微软雅黑" w:cs="Times New Roman"/>
@@ -41266,12 +41383,12 @@
               </w:rPr>
             </w:pPr>
             <w:bookmarkStart w:id="219" w:name="_Toc28180_WPSOffice_Level2"/>
-            <w:bookmarkStart w:id="220" w:name="_Toc25956_WPSOffice_Level2"/>
-            <w:bookmarkStart w:id="221" w:name="_Toc29816_WPSOffice_Level2"/>
-            <w:bookmarkStart w:id="222" w:name="_Toc27824_WPSOffice_Level2"/>
-            <w:bookmarkStart w:id="223" w:name="_Toc19766_WPSOffice_Level2"/>
-            <w:bookmarkStart w:id="224" w:name="_Toc18427_WPSOffice_Level2"/>
-            <w:bookmarkStart w:id="225" w:name="_Toc21686_WPSOffice_Level2"/>
+            <w:bookmarkStart w:id="220" w:name="_Toc27824_WPSOffice_Level2"/>
+            <w:bookmarkStart w:id="221" w:name="_Toc19766_WPSOffice_Level2"/>
+            <w:bookmarkStart w:id="222" w:name="_Toc25956_WPSOffice_Level2"/>
+            <w:bookmarkStart w:id="223" w:name="_Toc29816_WPSOffice_Level2"/>
+            <w:bookmarkStart w:id="224" w:name="_Toc21686_WPSOffice_Level2"/>
+            <w:bookmarkStart w:id="225" w:name="_Toc18427_WPSOffice_Level2"/>
             <w:r>
               <w:rPr>
                 <w:rFonts w:hint="eastAsia" w:ascii="Times New Roman" w:hAnsi="Times New Roman" w:eastAsia="微软雅黑" w:cs="Times New Roman"/>
@@ -41699,14 +41816,6 @@
         <w:gridCol w:w="1409"/>
       </w:tblGrid>
       <w:tr>
-        <w:tblPrEx>
-          <w:tblCellMar>
-            <w:top w:w="0" w:type="dxa"/>
-            <w:left w:w="0" w:type="dxa"/>
-            <w:bottom w:w="0" w:type="dxa"/>
-            <w:right w:w="0" w:type="dxa"/>
-          </w:tblCellMar>
-        </w:tblPrEx>
         <w:trPr>
           <w:trHeight w:val="215" w:hRule="atLeast"/>
           <w:jc w:val="center"/>
@@ -41737,12 +41846,12 @@
               </w:rPr>
             </w:pPr>
             <w:bookmarkStart w:id="226" w:name="_Toc9870_WPSOffice_Level2"/>
-            <w:bookmarkStart w:id="227" w:name="_Toc24661_WPSOffice_Level2"/>
+            <w:bookmarkStart w:id="227" w:name="_Toc19658_WPSOffice_Level2"/>
             <w:bookmarkStart w:id="228" w:name="_Toc27941_WPSOffice_Level2"/>
             <w:bookmarkStart w:id="229" w:name="_Toc7268_WPSOffice_Level2"/>
             <w:bookmarkStart w:id="230" w:name="_Toc8959_WPSOffice_Level2"/>
-            <w:bookmarkStart w:id="231" w:name="_Toc20570_WPSOffice_Level2"/>
-            <w:bookmarkStart w:id="232" w:name="_Toc19658_WPSOffice_Level2"/>
+            <w:bookmarkStart w:id="231" w:name="_Toc24661_WPSOffice_Level2"/>
+            <w:bookmarkStart w:id="232" w:name="_Toc20570_WPSOffice_Level2"/>
             <w:r>
               <w:rPr>
                 <w:rFonts w:hint="eastAsia" w:ascii="Times New Roman" w:hAnsi="Times New Roman" w:eastAsia="微软雅黑" w:cs="Times New Roman"/>
@@ -43082,10 +43191,1489 @@
     </w:p>
     <w:p>
       <w:pPr>
-        <w:rPr>
-          <w:lang w:eastAsia="zh-CN"/>
+        <w:pStyle w:val="3"/>
+        <w:keepNext w:val="0"/>
+        <w:keepLines w:val="0"/>
+        <w:pageBreakBefore w:val="0"/>
+        <w:widowControl w:val="0"/>
+        <w:numPr>
+          <w:ilvl w:val="255"/>
+          <w:numId w:val="0"/>
+        </w:numPr>
+        <w:kinsoku/>
+        <w:wordWrap/>
+        <w:overflowPunct/>
+        <w:topLinePunct w:val="0"/>
+        <w:autoSpaceDE/>
+        <w:autoSpaceDN/>
+        <w:bidi w:val="0"/>
+        <w:adjustRightInd/>
+        <w:snapToGrid/>
+        <w:spacing w:line="240" w:lineRule="auto"/>
+        <w:jc w:val="left"/>
+        <w:textAlignment w:val="auto"/>
+        <w:rPr>
+          <w:rFonts w:hint="default"/>
+          <w:color w:val="0070C0"/>
+          <w:sz w:val="30"/>
+          <w:lang w:val="en-US" w:eastAsia="zh-CN"/>
         </w:rPr>
       </w:pPr>
+      <w:bookmarkStart w:id="233" w:name="_Toc23686"/>
+      <w:r>
+        <w:rPr>
+          <w:rFonts w:hint="default"/>
+          <w:color w:val="0070C0"/>
+          <w:sz w:val="30"/>
+          <w:lang w:val="en-US" w:eastAsia="zh-CN"/>
+        </w:rPr>
+        <w:t>检测方法与局限性</w:t>
+      </w:r>
+      <w:bookmarkEnd w:id="233"/>
+    </w:p>
+    <w:p>
+      <w:pPr>
+        <w:keepNext w:val="0"/>
+        <w:keepLines w:val="0"/>
+        <w:pageBreakBefore w:val="0"/>
+        <w:widowControl w:val="0"/>
+        <w:kinsoku/>
+        <w:wordWrap/>
+        <w:overflowPunct/>
+        <w:topLinePunct w:val="0"/>
+        <w:autoSpaceDE/>
+        <w:autoSpaceDN/>
+        <w:bidi w:val="0"/>
+        <w:adjustRightInd/>
+        <w:snapToGrid/>
+        <w:spacing w:line="240" w:lineRule="auto"/>
+        <w:ind w:right="448"/>
+        <w:textAlignment w:val="auto"/>
+        <w:rPr>
+          <w:rFonts w:hint="default" w:ascii="Times New Roman" w:hAnsi="Times New Roman" w:eastAsia="微软雅黑" w:cs="Times New Roman"/>
+          <w:b/>
+          <w:bCs/>
+          <w:sz w:val="24"/>
+          <w:szCs w:val="24"/>
+          <w:lang w:eastAsia="zh-CN"/>
+        </w:rPr>
+      </w:pPr>
+      <w:r>
+        <w:rPr>
+          <w:rFonts w:hint="default" w:ascii="Times New Roman" w:hAnsi="Times New Roman" w:eastAsia="微软雅黑" w:cs="Times New Roman"/>
+          <w:b/>
+          <w:bCs/>
+          <w:sz w:val="24"/>
+          <w:szCs w:val="24"/>
+          <w:lang w:eastAsia="zh-CN"/>
+        </w:rPr>
+        <w:t>检测方法</w:t>
+      </w:r>
+    </w:p>
+    <w:p>
+      <w:pPr>
+        <w:keepNext w:val="0"/>
+        <w:keepLines w:val="0"/>
+        <w:pageBreakBefore w:val="0"/>
+        <w:widowControl w:val="0"/>
+        <w:kinsoku/>
+        <w:wordWrap/>
+        <w:overflowPunct/>
+        <w:topLinePunct w:val="0"/>
+        <w:autoSpaceDE/>
+        <w:autoSpaceDN/>
+        <w:bidi w:val="0"/>
+        <w:adjustRightInd/>
+        <w:snapToGrid/>
+        <w:spacing w:line="240" w:lineRule="auto"/>
+        <w:ind w:firstLine="420" w:firstLineChars="200"/>
+        <w:jc w:val="both"/>
+        <w:textAlignment w:val="auto"/>
+        <w:rPr>
+          <w:rFonts w:hint="default" w:ascii="Times New Roman" w:hAnsi="Times New Roman" w:eastAsia="微软雅黑" w:cs="Times New Roman"/>
+          <w:bCs/>
+          <w:sz w:val="21"/>
+          <w:szCs w:val="21"/>
+          <w:lang w:eastAsia="zh-CN"/>
+        </w:rPr>
+      </w:pPr>
+      <w:r>
+        <w:rPr>
+          <w:rFonts w:hint="default" w:ascii="Times New Roman" w:hAnsi="Times New Roman" w:eastAsia="微软雅黑" w:cs="Times New Roman"/>
+          <w:bCs/>
+          <w:sz w:val="21"/>
+          <w:szCs w:val="21"/>
+          <w:lang w:eastAsia="zh-CN"/>
+        </w:rPr>
+        <w:t>本次检测采用目标区域探针捕获技术</w:t>
+      </w:r>
+      <w:r>
+        <w:rPr>
+          <w:rFonts w:hint="default" w:ascii="Times New Roman" w:hAnsi="Times New Roman" w:eastAsia="微软雅黑" w:cs="Times New Roman"/>
+          <w:bCs/>
+          <w:strike w:val="0"/>
+          <w:dstrike w:val="0"/>
+          <w:sz w:val="21"/>
+          <w:szCs w:val="21"/>
+          <w:highlight w:val="none"/>
+          <w:lang w:eastAsia="zh-CN"/>
+        </w:rPr>
+        <w:t>，基于Illumina测序平台的二代高通</w:t>
+      </w:r>
+      <w:r>
+        <w:rPr>
+          <w:rFonts w:hint="default" w:ascii="Times New Roman" w:hAnsi="Times New Roman" w:eastAsia="微软雅黑" w:cs="Times New Roman"/>
+          <w:bCs/>
+          <w:sz w:val="21"/>
+          <w:szCs w:val="21"/>
+          <w:lang w:eastAsia="zh-CN"/>
+        </w:rPr>
+        <w:t>量测序技术(NGS)对样本进行检测。该技术由本机构独立开发、分析和验证。本机构已依据相关技术指导准则完成技术平台验证。</w:t>
+      </w:r>
+    </w:p>
+    <w:p>
+      <w:pPr>
+        <w:keepNext w:val="0"/>
+        <w:keepLines w:val="0"/>
+        <w:pageBreakBefore w:val="0"/>
+        <w:widowControl w:val="0"/>
+        <w:kinsoku/>
+        <w:wordWrap/>
+        <w:overflowPunct/>
+        <w:topLinePunct w:val="0"/>
+        <w:autoSpaceDE/>
+        <w:autoSpaceDN/>
+        <w:bidi w:val="0"/>
+        <w:adjustRightInd/>
+        <w:snapToGrid/>
+        <w:spacing w:line="240" w:lineRule="auto"/>
+        <w:ind w:right="448"/>
+        <w:textAlignment w:val="auto"/>
+        <w:rPr>
+          <w:rFonts w:hint="default" w:ascii="Times New Roman" w:hAnsi="Times New Roman" w:eastAsia="微软雅黑" w:cs="Times New Roman"/>
+          <w:b/>
+          <w:bCs/>
+          <w:sz w:val="24"/>
+          <w:szCs w:val="24"/>
+          <w:lang w:eastAsia="zh-CN"/>
+        </w:rPr>
+      </w:pPr>
+      <w:r>
+        <w:rPr>
+          <w:rFonts w:hint="default" w:ascii="Times New Roman" w:hAnsi="Times New Roman" w:eastAsia="微软雅黑" w:cs="Times New Roman"/>
+          <w:b/>
+          <w:bCs/>
+          <w:sz w:val="24"/>
+          <w:szCs w:val="24"/>
+          <w:lang w:eastAsia="zh-CN"/>
+        </w:rPr>
+        <w:t>局限性说明</w:t>
+      </w:r>
+    </w:p>
+    <w:p>
+      <w:pPr>
+        <w:spacing w:line="276" w:lineRule="auto"/>
+        <w:ind w:firstLine="420" w:firstLineChars="200"/>
+        <w:jc w:val="both"/>
+        <w:rPr>
+          <w:rFonts w:hint="default" w:ascii="Times New Roman" w:hAnsi="Times New Roman" w:eastAsia="微软雅黑" w:cs="Times New Roman"/>
+          <w:bCs/>
+          <w:sz w:val="21"/>
+          <w:szCs w:val="21"/>
+          <w:lang w:eastAsia="zh-CN"/>
+        </w:rPr>
+      </w:pPr>
+      <w:r>
+        <w:rPr>
+          <w:rFonts w:hint="eastAsia" w:ascii="Times New Roman" w:hAnsi="Times New Roman" w:eastAsia="微软雅黑" w:cs="黑体"/>
+          <w:sz w:val="21"/>
+          <w:lang w:eastAsia="zh-CN"/>
+        </w:rPr>
+        <w:t xml:space="preserve">{% if summaryOfRresults.type == </w:t>
+      </w:r>
+      <w:r>
+        <w:rPr>
+          <w:rFonts w:ascii="Times New Roman" w:hAnsi="Times New Roman" w:eastAsia="微软雅黑" w:cs="黑体"/>
+          <w:sz w:val="21"/>
+          <w:lang w:eastAsia="zh-CN"/>
+        </w:rPr>
+        <w:t>“tissue”</w:t>
+      </w:r>
+      <w:r>
+        <w:rPr>
+          <w:rFonts w:hint="eastAsia" w:ascii="Times New Roman" w:hAnsi="Times New Roman" w:eastAsia="微软雅黑" w:cs="黑体"/>
+          <w:sz w:val="21"/>
+          <w:lang w:eastAsia="zh-CN"/>
+        </w:rPr>
+        <w:t xml:space="preserve"> %}</w:t>
+      </w:r>
+      <w:r>
+        <w:rPr>
+          <w:rFonts w:hint="default" w:ascii="Times New Roman" w:hAnsi="Times New Roman" w:eastAsia="微软雅黑" w:cs="Times New Roman"/>
+          <w:bCs/>
+          <w:sz w:val="21"/>
+          <w:szCs w:val="21"/>
+          <w:lang w:eastAsia="zh-CN"/>
+        </w:rPr>
+        <w:t>1.本检测仅为临床诊断及治疗决策提供参考和辅助。临床诊断及治疗决策应由临床医生结合受检者的全面临床信息进行综合判断。</w:t>
+      </w:r>
+    </w:p>
+    <w:p>
+      <w:pPr>
+        <w:spacing w:line="276" w:lineRule="auto"/>
+        <w:ind w:firstLine="420" w:firstLineChars="200"/>
+        <w:jc w:val="both"/>
+        <w:rPr>
+          <w:rFonts w:hint="default" w:ascii="Times New Roman" w:hAnsi="Times New Roman" w:eastAsia="微软雅黑" w:cs="Times New Roman"/>
+          <w:bCs/>
+          <w:sz w:val="21"/>
+          <w:szCs w:val="21"/>
+          <w:lang w:eastAsia="zh-CN"/>
+        </w:rPr>
+      </w:pPr>
+      <w:r>
+        <w:rPr>
+          <w:rFonts w:hint="default" w:ascii="Times New Roman" w:hAnsi="Times New Roman" w:eastAsia="微软雅黑" w:cs="Times New Roman"/>
+          <w:bCs/>
+          <w:sz w:val="21"/>
+          <w:szCs w:val="21"/>
+          <w:lang w:eastAsia="zh-CN"/>
+        </w:rPr>
+        <w:t>2.本检测的分析和解读基于已发表的文献和公开的数据库，随着科学研究的发展和数据库的更新，变异解读可能发生一定的变更。</w:t>
+      </w:r>
+    </w:p>
+    <w:p>
+      <w:pPr>
+        <w:spacing w:line="276" w:lineRule="auto"/>
+        <w:ind w:firstLine="420" w:firstLineChars="200"/>
+        <w:jc w:val="both"/>
+        <w:rPr>
+          <w:rFonts w:hint="default" w:ascii="Times New Roman" w:hAnsi="Times New Roman" w:eastAsia="微软雅黑" w:cs="Times New Roman"/>
+          <w:bCs/>
+          <w:sz w:val="21"/>
+          <w:szCs w:val="21"/>
+          <w:lang w:eastAsia="zh-CN"/>
+        </w:rPr>
+      </w:pPr>
+      <w:r>
+        <w:rPr>
+          <w:rFonts w:hint="default" w:ascii="Times New Roman" w:hAnsi="Times New Roman" w:eastAsia="微软雅黑" w:cs="Times New Roman"/>
+          <w:bCs/>
+          <w:sz w:val="21"/>
+          <w:szCs w:val="21"/>
+          <w:lang w:eastAsia="zh-CN"/>
+        </w:rPr>
+        <w:t>3.本检测适用于发现指定基因DNA水平的变异，不涉及DNA甲基化、RNA水平或蛋白质水平的检测。</w:t>
+      </w:r>
+    </w:p>
+    <w:p>
+      <w:pPr>
+        <w:spacing w:line="276" w:lineRule="auto"/>
+        <w:ind w:firstLine="420" w:firstLineChars="200"/>
+        <w:jc w:val="both"/>
+        <w:rPr>
+          <w:rFonts w:hint="default" w:ascii="Times New Roman" w:hAnsi="Times New Roman" w:eastAsia="微软雅黑" w:cs="Times New Roman"/>
+          <w:bCs/>
+          <w:sz w:val="21"/>
+          <w:szCs w:val="21"/>
+          <w:lang w:eastAsia="zh-CN"/>
+        </w:rPr>
+      </w:pPr>
+      <w:r>
+        <w:rPr>
+          <w:rFonts w:hint="default" w:ascii="Times New Roman" w:hAnsi="Times New Roman" w:eastAsia="微软雅黑" w:cs="Times New Roman"/>
+          <w:bCs/>
+          <w:sz w:val="21"/>
+          <w:szCs w:val="21"/>
+          <w:lang w:eastAsia="zh-CN"/>
+        </w:rPr>
+        <w:t>4.如未检出指定基因的变异(即阴性结果)不能排除存在低于检测下限的变异的可能性。</w:t>
+      </w:r>
+    </w:p>
+    <w:p>
+      <w:pPr>
+        <w:spacing w:line="276" w:lineRule="auto"/>
+        <w:ind w:firstLine="420" w:firstLineChars="200"/>
+        <w:jc w:val="both"/>
+        <w:rPr>
+          <w:rFonts w:hint="default" w:ascii="Times New Roman" w:hAnsi="Times New Roman" w:eastAsia="微软雅黑" w:cs="Times New Roman"/>
+          <w:bCs/>
+          <w:sz w:val="21"/>
+          <w:szCs w:val="21"/>
+          <w:lang w:eastAsia="zh-CN"/>
+        </w:rPr>
+      </w:pPr>
+      <w:r>
+        <w:rPr>
+          <w:rFonts w:hint="default" w:ascii="Times New Roman" w:hAnsi="Times New Roman" w:eastAsia="微软雅黑" w:cs="Times New Roman"/>
+          <w:bCs/>
+          <w:sz w:val="21"/>
+          <w:szCs w:val="21"/>
+          <w:lang w:eastAsia="zh-CN"/>
+        </w:rPr>
+        <w:t>5.肿瘤是一种复杂的系统性疾病，评定是否为恶性肿瘤需要由临床医生综合多种检查结果进行判定。本检测不能用于确认或排除恶性肿瘤的存在。</w:t>
+      </w:r>
+    </w:p>
+    <w:p>
+      <w:pPr>
+        <w:spacing w:line="276" w:lineRule="auto"/>
+        <w:ind w:firstLine="420" w:firstLineChars="200"/>
+        <w:jc w:val="both"/>
+        <w:rPr>
+          <w:rFonts w:hint="default" w:ascii="Times New Roman" w:hAnsi="Times New Roman" w:eastAsia="微软雅黑" w:cs="Times New Roman"/>
+          <w:bCs/>
+          <w:sz w:val="21"/>
+          <w:szCs w:val="21"/>
+          <w:lang w:eastAsia="zh-CN"/>
+        </w:rPr>
+      </w:pPr>
+      <w:r>
+        <w:rPr>
+          <w:rFonts w:hint="default" w:ascii="Times New Roman" w:hAnsi="Times New Roman" w:eastAsia="微软雅黑" w:cs="Times New Roman"/>
+          <w:bCs/>
+          <w:sz w:val="21"/>
+          <w:szCs w:val="21"/>
+          <w:lang w:eastAsia="zh-CN"/>
+        </w:rPr>
+        <w:t>6.部分患者不存在明确的靶向药物对应的基因突变，所以并非所有受检者都可以找到对应靶向药物或明确耐药机制。</w:t>
+      </w:r>
+    </w:p>
+    <w:p>
+      <w:pPr>
+        <w:spacing w:line="276" w:lineRule="auto"/>
+        <w:ind w:firstLine="420" w:firstLineChars="200"/>
+        <w:jc w:val="both"/>
+        <w:rPr>
+          <w:rFonts w:hint="default" w:ascii="Times New Roman" w:hAnsi="Times New Roman" w:eastAsia="微软雅黑" w:cs="Times New Roman"/>
+          <w:bCs/>
+          <w:sz w:val="21"/>
+          <w:szCs w:val="21"/>
+          <w:lang w:eastAsia="zh-CN"/>
+        </w:rPr>
+      </w:pPr>
+      <w:r>
+        <w:rPr>
+          <w:rFonts w:hint="default" w:ascii="Times New Roman" w:hAnsi="Times New Roman" w:eastAsia="微软雅黑" w:cs="Times New Roman"/>
+          <w:bCs/>
+          <w:sz w:val="21"/>
+          <w:szCs w:val="21"/>
+          <w:lang w:eastAsia="zh-CN"/>
+        </w:rPr>
+        <w:t>7.检测范围外的基因变异和/或药物间相互作用等非基因变异因素均可能影响药物效果等临床表型。</w:t>
+      </w:r>
+    </w:p>
+    <w:p>
+      <w:pPr>
+        <w:spacing w:line="276" w:lineRule="auto"/>
+        <w:ind w:firstLine="420" w:firstLineChars="200"/>
+        <w:jc w:val="both"/>
+        <w:rPr>
+          <w:rFonts w:hint="default" w:ascii="Times New Roman" w:hAnsi="Times New Roman" w:eastAsia="微软雅黑" w:cs="Times New Roman"/>
+          <w:bCs/>
+          <w:sz w:val="21"/>
+          <w:szCs w:val="21"/>
+          <w:lang w:eastAsia="zh-CN"/>
+        </w:rPr>
+      </w:pPr>
+      <w:r>
+        <w:rPr>
+          <w:rFonts w:hint="default" w:ascii="Times New Roman" w:hAnsi="Times New Roman" w:eastAsia="微软雅黑" w:cs="Times New Roman"/>
+          <w:bCs/>
+          <w:sz w:val="21"/>
+          <w:szCs w:val="21"/>
+          <w:lang w:eastAsia="zh-CN"/>
+        </w:rPr>
+        <w:t>8.变异检出的敏感性受到送检样本中恶性肿瘤细胞比例的影响。</w:t>
+      </w:r>
+    </w:p>
+    <w:p>
+      <w:pPr>
+        <w:spacing w:line="276" w:lineRule="auto"/>
+        <w:ind w:firstLine="420" w:firstLineChars="200"/>
+        <w:jc w:val="both"/>
+        <w:rPr>
+          <w:rFonts w:hint="default" w:ascii="Times New Roman" w:hAnsi="Times New Roman" w:eastAsia="微软雅黑" w:cs="Times New Roman"/>
+          <w:bCs/>
+          <w:sz w:val="21"/>
+          <w:szCs w:val="21"/>
+          <w:lang w:eastAsia="zh-CN"/>
+        </w:rPr>
+      </w:pPr>
+      <w:r>
+        <w:rPr>
+          <w:rFonts w:hint="default" w:ascii="Times New Roman" w:hAnsi="Times New Roman" w:eastAsia="微软雅黑" w:cs="Times New Roman"/>
+          <w:bCs/>
+          <w:sz w:val="21"/>
+          <w:szCs w:val="21"/>
+          <w:lang w:eastAsia="zh-CN"/>
+        </w:rPr>
+        <w:t>9.本检测仅包括肿瘤组织，未包括对照样本。变异是否为体细胞突变来源是基于数据库和变异丰度的算法综合预测，不能完全排除胚系突变来源的可能性。</w:t>
+      </w:r>
+    </w:p>
+    <w:p>
+      <w:pPr>
+        <w:keepNext w:val="0"/>
+        <w:keepLines w:val="0"/>
+        <w:pageBreakBefore w:val="0"/>
+        <w:widowControl w:val="0"/>
+        <w:kinsoku/>
+        <w:wordWrap/>
+        <w:overflowPunct/>
+        <w:topLinePunct w:val="0"/>
+        <w:autoSpaceDE/>
+        <w:autoSpaceDN/>
+        <w:bidi w:val="0"/>
+        <w:adjustRightInd/>
+        <w:snapToGrid/>
+        <w:spacing w:line="240" w:lineRule="auto"/>
+        <w:ind w:firstLine="420" w:firstLineChars="0"/>
+        <w:textAlignment w:val="auto"/>
+        <w:rPr>
+          <w:rFonts w:hint="default" w:ascii="Times New Roman" w:hAnsi="Times New Roman" w:eastAsia="微软雅黑" w:cs="Times New Roman"/>
+          <w:bCs/>
+          <w:sz w:val="21"/>
+          <w:szCs w:val="21"/>
+          <w:lang w:eastAsia="zh-CN"/>
+        </w:rPr>
+      </w:pPr>
+      <w:r>
+        <w:rPr>
+          <w:rFonts w:hint="default" w:ascii="Times New Roman" w:hAnsi="Times New Roman" w:eastAsia="微软雅黑" w:cs="Times New Roman"/>
+          <w:bCs/>
+          <w:sz w:val="21"/>
+          <w:szCs w:val="21"/>
+          <w:lang w:eastAsia="zh-CN"/>
+        </w:rPr>
+        <w:t>10.肿瘤发展或治疗过程中可能出现获得性基因变异，从而使癌症的突变谱发生变化，同时肿瘤也可能存在肿瘤间和肿瘤内的异质性。本检测报告结果仅对送检样品负责，如有疑义，请在收到结果后的7个工作日内与我们联系。</w:t>
+      </w:r>
+    </w:p>
+    <w:p>
+      <w:pPr>
+        <w:spacing w:line="276" w:lineRule="auto"/>
+        <w:ind w:firstLine="420" w:firstLineChars="200"/>
+        <w:jc w:val="both"/>
+        <w:rPr>
+          <w:rFonts w:hint="default" w:ascii="Times New Roman" w:hAnsi="Times New Roman" w:eastAsia="微软雅黑" w:cs="Times New Roman"/>
+          <w:bCs/>
+          <w:sz w:val="21"/>
+          <w:szCs w:val="21"/>
+          <w:lang w:eastAsia="zh-CN"/>
+        </w:rPr>
+      </w:pPr>
+      <w:r>
+        <w:rPr>
+          <w:rFonts w:hint="eastAsia" w:ascii="Times New Roman" w:hAnsi="Times New Roman" w:eastAsia="微软雅黑" w:cs="黑体"/>
+          <w:sz w:val="21"/>
+          <w:lang w:eastAsia="zh-CN"/>
+        </w:rPr>
+        <w:t>{% else %}</w:t>
+      </w:r>
+      <w:r>
+        <w:rPr>
+          <w:rFonts w:hint="default" w:ascii="Times New Roman" w:hAnsi="Times New Roman" w:eastAsia="微软雅黑" w:cs="Times New Roman"/>
+          <w:bCs/>
+          <w:sz w:val="21"/>
+          <w:szCs w:val="21"/>
+          <w:lang w:eastAsia="zh-CN"/>
+        </w:rPr>
+        <w:t>1.本检测仅为临床诊断及治疗决策提供参考和辅助。临床诊断及治疗决策应由临床医生结合受检者的全面临床信息进行综合判断。</w:t>
+      </w:r>
+    </w:p>
+    <w:p>
+      <w:pPr>
+        <w:spacing w:line="276" w:lineRule="auto"/>
+        <w:ind w:firstLine="420" w:firstLineChars="200"/>
+        <w:jc w:val="both"/>
+        <w:rPr>
+          <w:rFonts w:hint="default" w:ascii="Times New Roman" w:hAnsi="Times New Roman" w:eastAsia="微软雅黑" w:cs="Times New Roman"/>
+          <w:bCs/>
+          <w:sz w:val="21"/>
+          <w:szCs w:val="21"/>
+          <w:lang w:eastAsia="zh-CN"/>
+        </w:rPr>
+      </w:pPr>
+      <w:r>
+        <w:rPr>
+          <w:rFonts w:hint="default" w:ascii="Times New Roman" w:hAnsi="Times New Roman" w:eastAsia="微软雅黑" w:cs="Times New Roman"/>
+          <w:bCs/>
+          <w:sz w:val="21"/>
+          <w:szCs w:val="21"/>
+          <w:lang w:eastAsia="zh-CN"/>
+        </w:rPr>
+        <w:t>2.本检测的分析和解读基于已发表的文献和公开的数据库，随着科学研究的发展和数据库的更新，变异解读可能发生一定的变更。</w:t>
+      </w:r>
+    </w:p>
+    <w:p>
+      <w:pPr>
+        <w:spacing w:line="276" w:lineRule="auto"/>
+        <w:ind w:firstLine="420" w:firstLineChars="200"/>
+        <w:jc w:val="both"/>
+        <w:rPr>
+          <w:rFonts w:hint="default" w:ascii="Times New Roman" w:hAnsi="Times New Roman" w:eastAsia="微软雅黑" w:cs="Times New Roman"/>
+          <w:bCs/>
+          <w:sz w:val="21"/>
+          <w:szCs w:val="21"/>
+          <w:lang w:eastAsia="zh-CN"/>
+        </w:rPr>
+      </w:pPr>
+      <w:r>
+        <w:rPr>
+          <w:rFonts w:hint="default" w:ascii="Times New Roman" w:hAnsi="Times New Roman" w:eastAsia="微软雅黑" w:cs="Times New Roman"/>
+          <w:bCs/>
+          <w:sz w:val="21"/>
+          <w:szCs w:val="21"/>
+          <w:lang w:eastAsia="zh-CN"/>
+        </w:rPr>
+        <w:t>3.本检测适用于发现指定基因DNA水平的变异，不涉及DNA甲基化、RNA水平或蛋白质水平的检测。</w:t>
+      </w:r>
+    </w:p>
+    <w:p>
+      <w:pPr>
+        <w:spacing w:line="276" w:lineRule="auto"/>
+        <w:ind w:firstLine="420" w:firstLineChars="200"/>
+        <w:jc w:val="both"/>
+        <w:rPr>
+          <w:rFonts w:hint="default" w:ascii="Times New Roman" w:hAnsi="Times New Roman" w:eastAsia="微软雅黑" w:cs="Times New Roman"/>
+          <w:bCs/>
+          <w:sz w:val="21"/>
+          <w:szCs w:val="21"/>
+          <w:lang w:eastAsia="zh-CN"/>
+        </w:rPr>
+      </w:pPr>
+      <w:r>
+        <w:rPr>
+          <w:rFonts w:hint="default" w:ascii="Times New Roman" w:hAnsi="Times New Roman" w:eastAsia="微软雅黑" w:cs="Times New Roman"/>
+          <w:bCs/>
+          <w:sz w:val="21"/>
+          <w:szCs w:val="21"/>
+          <w:lang w:eastAsia="zh-CN"/>
+        </w:rPr>
+        <w:t>4.如未检出指定基因的变异(即阴性结果)不能排除存在低于检测下限的变异的可能性。</w:t>
+      </w:r>
+    </w:p>
+    <w:p>
+      <w:pPr>
+        <w:spacing w:line="276" w:lineRule="auto"/>
+        <w:ind w:firstLine="420" w:firstLineChars="200"/>
+        <w:jc w:val="both"/>
+        <w:rPr>
+          <w:rFonts w:hint="default" w:ascii="Times New Roman" w:hAnsi="Times New Roman" w:eastAsia="微软雅黑" w:cs="Times New Roman"/>
+          <w:bCs/>
+          <w:sz w:val="21"/>
+          <w:szCs w:val="21"/>
+          <w:lang w:eastAsia="zh-CN"/>
+        </w:rPr>
+      </w:pPr>
+      <w:r>
+        <w:rPr>
+          <w:rFonts w:hint="default" w:ascii="Times New Roman" w:hAnsi="Times New Roman" w:eastAsia="微软雅黑" w:cs="Times New Roman"/>
+          <w:bCs/>
+          <w:sz w:val="21"/>
+          <w:szCs w:val="21"/>
+          <w:lang w:eastAsia="zh-CN"/>
+        </w:rPr>
+        <w:t>5.肿瘤是一种复杂的系统性疾病，评定是否为恶性肿瘤需要由临床医生综合多种检查结果进行判定。本检测不能用于确认或排除恶性肿瘤的存在。</w:t>
+      </w:r>
+    </w:p>
+    <w:p>
+      <w:pPr>
+        <w:spacing w:line="276" w:lineRule="auto"/>
+        <w:ind w:firstLine="420" w:firstLineChars="200"/>
+        <w:jc w:val="both"/>
+        <w:rPr>
+          <w:rFonts w:hint="default" w:ascii="Times New Roman" w:hAnsi="Times New Roman" w:eastAsia="微软雅黑" w:cs="Times New Roman"/>
+          <w:bCs/>
+          <w:sz w:val="21"/>
+          <w:szCs w:val="21"/>
+          <w:lang w:eastAsia="zh-CN"/>
+        </w:rPr>
+      </w:pPr>
+      <w:r>
+        <w:rPr>
+          <w:rFonts w:hint="default" w:ascii="Times New Roman" w:hAnsi="Times New Roman" w:eastAsia="微软雅黑" w:cs="Times New Roman"/>
+          <w:bCs/>
+          <w:sz w:val="21"/>
+          <w:szCs w:val="21"/>
+          <w:lang w:eastAsia="zh-CN"/>
+        </w:rPr>
+        <w:t>6.部分患者不存在明确的靶向药物对应的基因突变，所以并非所有受检者都可以找到对应靶向药物或明确耐药机制。</w:t>
+      </w:r>
+    </w:p>
+    <w:p>
+      <w:pPr>
+        <w:spacing w:line="276" w:lineRule="auto"/>
+        <w:ind w:firstLine="420" w:firstLineChars="200"/>
+        <w:jc w:val="both"/>
+        <w:rPr>
+          <w:rFonts w:hint="default" w:ascii="Times New Roman" w:hAnsi="Times New Roman" w:eastAsia="微软雅黑" w:cs="Times New Roman"/>
+          <w:bCs/>
+          <w:sz w:val="21"/>
+          <w:szCs w:val="21"/>
+          <w:lang w:eastAsia="zh-CN"/>
+        </w:rPr>
+      </w:pPr>
+      <w:r>
+        <w:rPr>
+          <w:rFonts w:hint="default" w:ascii="Times New Roman" w:hAnsi="Times New Roman" w:eastAsia="微软雅黑" w:cs="Times New Roman"/>
+          <w:bCs/>
+          <w:sz w:val="21"/>
+          <w:szCs w:val="21"/>
+          <w:lang w:eastAsia="zh-CN"/>
+        </w:rPr>
+        <w:t>7.检测范围外的基因变异和/或药物间相互作用等非基因变异因素均可能影响药物效果等临床表型。</w:t>
+      </w:r>
+    </w:p>
+    <w:p>
+      <w:pPr>
+        <w:spacing w:line="276" w:lineRule="auto"/>
+        <w:ind w:firstLine="420" w:firstLineChars="200"/>
+        <w:jc w:val="both"/>
+        <w:rPr>
+          <w:rFonts w:hint="default" w:ascii="Times New Roman" w:hAnsi="Times New Roman" w:eastAsia="微软雅黑" w:cs="Times New Roman"/>
+          <w:bCs/>
+          <w:sz w:val="21"/>
+          <w:szCs w:val="21"/>
+          <w:lang w:eastAsia="zh-CN"/>
+        </w:rPr>
+      </w:pPr>
+      <w:r>
+        <w:rPr>
+          <w:rFonts w:hint="default" w:ascii="Times New Roman" w:hAnsi="Times New Roman" w:eastAsia="微软雅黑" w:cs="Times New Roman"/>
+          <w:bCs/>
+          <w:sz w:val="21"/>
+          <w:szCs w:val="21"/>
+          <w:lang w:eastAsia="zh-CN"/>
+        </w:rPr>
+        <w:t>8.变异检出的敏感性受到送检样本中恶性肿瘤细胞比例的影响。</w:t>
+      </w:r>
+    </w:p>
+    <w:p>
+      <w:pPr>
+        <w:spacing w:line="276" w:lineRule="auto"/>
+        <w:ind w:firstLine="420" w:firstLineChars="200"/>
+        <w:jc w:val="both"/>
+        <w:rPr>
+          <w:rFonts w:hint="default" w:ascii="Times New Roman" w:hAnsi="Times New Roman" w:eastAsia="微软雅黑" w:cs="Times New Roman"/>
+          <w:bCs/>
+          <w:sz w:val="21"/>
+          <w:szCs w:val="21"/>
+          <w:lang w:eastAsia="zh-CN"/>
+        </w:rPr>
+      </w:pPr>
+      <w:r>
+        <w:rPr>
+          <w:rFonts w:hint="default" w:ascii="Times New Roman" w:hAnsi="Times New Roman" w:eastAsia="微软雅黑" w:cs="Times New Roman"/>
+          <w:bCs/>
+          <w:sz w:val="21"/>
+          <w:szCs w:val="21"/>
+          <w:lang w:eastAsia="zh-CN"/>
+        </w:rPr>
+        <w:t>9.外周血游离DNA(cfDNA)主要来自于正常细胞，其中的循环肿瘤DNA(ctDNA)占比一般极低。由于ctDNA占比受到肿瘤分期、肿瘤全身负荷、转移部位及当前治疗状况等多种因素的影响，ctDNA变异丰度与组织中的变异丰度不具备直接关联性；血浆中循环 DNA 源自病灶部位细胞释放入血液，并非所有病变细胞的变异都能释放入血，因此血浆中可检测到的变异可能无法完全反映病灶部位全部细胞变异情况。</w:t>
+      </w:r>
+    </w:p>
+    <w:p>
+      <w:pPr>
+        <w:spacing w:line="276" w:lineRule="auto"/>
+        <w:ind w:firstLine="420" w:firstLineChars="200"/>
+        <w:jc w:val="both"/>
+        <w:rPr>
+          <w:rFonts w:hint="default" w:ascii="Times New Roman" w:hAnsi="Times New Roman" w:eastAsia="微软雅黑" w:cs="Times New Roman"/>
+          <w:bCs/>
+          <w:sz w:val="21"/>
+          <w:szCs w:val="21"/>
+          <w:lang w:eastAsia="zh-CN"/>
+        </w:rPr>
+      </w:pPr>
+      <w:r>
+        <w:rPr>
+          <w:rFonts w:hint="default" w:ascii="Times New Roman" w:hAnsi="Times New Roman" w:eastAsia="微软雅黑" w:cs="Times New Roman"/>
+          <w:bCs/>
+          <w:sz w:val="21"/>
+          <w:szCs w:val="21"/>
+          <w:lang w:eastAsia="zh-CN"/>
+        </w:rPr>
+        <w:t>10.本检测仅包括cfDNA样本，未包括对照样本。变异是否为体细胞突变来源是基于数据库和变异丰度的算法综合预测，不能完全排除胚系突变来源或克隆性造血来源的可能性。</w:t>
+      </w:r>
+    </w:p>
+    <w:p>
+      <w:pPr>
+        <w:keepNext w:val="0"/>
+        <w:keepLines w:val="0"/>
+        <w:pageBreakBefore w:val="0"/>
+        <w:widowControl w:val="0"/>
+        <w:kinsoku/>
+        <w:wordWrap/>
+        <w:overflowPunct/>
+        <w:topLinePunct w:val="0"/>
+        <w:autoSpaceDE/>
+        <w:autoSpaceDN/>
+        <w:bidi w:val="0"/>
+        <w:adjustRightInd/>
+        <w:snapToGrid/>
+        <w:spacing w:line="240" w:lineRule="auto"/>
+        <w:ind w:firstLine="420" w:firstLineChars="0"/>
+        <w:textAlignment w:val="auto"/>
+        <w:rPr>
+          <w:rFonts w:hint="default" w:ascii="Times New Roman" w:hAnsi="Times New Roman" w:eastAsia="微软雅黑" w:cs="Times New Roman"/>
+          <w:bCs/>
+          <w:sz w:val="21"/>
+          <w:szCs w:val="21"/>
+          <w:lang w:eastAsia="zh-CN"/>
+        </w:rPr>
+      </w:pPr>
+      <w:r>
+        <w:rPr>
+          <w:rFonts w:hint="default" w:ascii="Times New Roman" w:hAnsi="Times New Roman" w:eastAsia="微软雅黑" w:cs="Times New Roman"/>
+          <w:bCs/>
+          <w:sz w:val="21"/>
+          <w:szCs w:val="21"/>
+          <w:lang w:eastAsia="zh-CN"/>
+        </w:rPr>
+        <w:t>11.肿瘤发展或治疗过程中可能出现获得性基因变异，从而使癌症的突变谱发生变化，同时肿瘤也可能存在肿瘤间和肿瘤内的异质性。本检测报告结果仅对送检样品负责，如有疑义，请在收到结果后的7个工作日内与我们联系。</w:t>
+      </w:r>
+      <w:r>
+        <w:rPr>
+          <w:rFonts w:hint="eastAsia" w:ascii="Times New Roman" w:hAnsi="Times New Roman" w:eastAsia="微软雅黑" w:cs="黑体"/>
+          <w:sz w:val="21"/>
+          <w:lang w:eastAsia="zh-CN"/>
+        </w:rPr>
+        <w:t>{% endif %}</w:t>
+      </w:r>
+    </w:p>
+    <w:p>
+      <w:pPr>
+        <w:widowControl/>
+        <w:rPr>
+          <w:rFonts w:hint="eastAsia" w:ascii="Times New Roman" w:hAnsi="Times New Roman" w:eastAsia="微软雅黑" w:cs="Times New Roman"/>
+          <w:b/>
+          <w:bCs/>
+          <w:sz w:val="21"/>
+          <w:szCs w:val="21"/>
+          <w:lang w:val="en-US" w:eastAsia="zh-CN" w:bidi="ar-SA"/>
+        </w:rPr>
+      </w:pPr>
+    </w:p>
+    <w:p>
+      <w:pPr>
+        <w:widowControl/>
+        <w:rPr>
+          <w:rFonts w:hint="eastAsia" w:ascii="Times New Roman" w:hAnsi="Times New Roman" w:eastAsia="微软雅黑" w:cs="Times New Roman"/>
+          <w:b/>
+          <w:bCs/>
+          <w:sz w:val="21"/>
+          <w:szCs w:val="21"/>
+          <w:lang w:val="en-US" w:eastAsia="zh-CN" w:bidi="ar-SA"/>
+        </w:rPr>
+      </w:pPr>
+      <w:r>
+        <w:rPr>
+          <w:rFonts w:hint="eastAsia" w:ascii="Times New Roman" w:hAnsi="Times New Roman" w:eastAsia="微软雅黑" w:cs="Times New Roman"/>
+          <w:b/>
+          <w:bCs/>
+          <w:sz w:val="21"/>
+          <w:szCs w:val="21"/>
+          <w:lang w:val="en-US" w:eastAsia="zh-CN" w:bidi="ar-SA"/>
+        </w:rPr>
+        <w:t>广州诺禾医学检验实验室</w:t>
+      </w:r>
+    </w:p>
+    <w:p>
+      <w:pPr>
+        <w:widowControl/>
+        <w:rPr>
+          <w:rFonts w:hint="eastAsia" w:ascii="Times New Roman" w:hAnsi="Times New Roman" w:eastAsia="微软雅黑" w:cs="Times New Roman"/>
+          <w:b w:val="0"/>
+          <w:bCs w:val="0"/>
+          <w:sz w:val="21"/>
+          <w:szCs w:val="21"/>
+          <w:lang w:val="en-US" w:eastAsia="zh-CN" w:bidi="ar-SA"/>
+        </w:rPr>
+      </w:pPr>
+      <w:r>
+        <w:rPr>
+          <w:rFonts w:hint="eastAsia" w:ascii="Times New Roman" w:hAnsi="Times New Roman" w:eastAsia="微软雅黑" w:cs="Times New Roman"/>
+          <w:b w:val="0"/>
+          <w:bCs w:val="0"/>
+          <w:sz w:val="21"/>
+          <w:szCs w:val="21"/>
+          <w:lang w:val="en-US" w:eastAsia="zh-CN" w:bidi="ar-SA"/>
+        </w:rPr>
+        <w:t>广州市黄埔区开源大道11号C6栋702室</w:t>
+      </w:r>
+    </w:p>
+    <w:p>
+      <w:pPr>
+        <w:widowControl/>
+        <w:rPr>
+          <w:rFonts w:hint="eastAsia" w:ascii="Times New Roman" w:hAnsi="Times New Roman" w:eastAsia="微软雅黑" w:cs="Times New Roman"/>
+          <w:b/>
+          <w:bCs/>
+          <w:sz w:val="21"/>
+          <w:szCs w:val="21"/>
+          <w:lang w:val="en-US" w:eastAsia="zh-CN" w:bidi="ar-SA"/>
+        </w:rPr>
+      </w:pPr>
+      <w:r>
+        <w:rPr>
+          <w:rFonts w:hint="eastAsia" w:ascii="Times New Roman" w:hAnsi="Times New Roman" w:eastAsia="微软雅黑" w:cs="Times New Roman"/>
+          <w:b/>
+          <w:bCs/>
+          <w:sz w:val="21"/>
+          <w:szCs w:val="21"/>
+          <w:lang w:val="en-US" w:eastAsia="zh-CN" w:bidi="ar-SA"/>
+        </w:rPr>
+        <w:t>上海诺禾医学检验实验室</w:t>
+      </w:r>
+    </w:p>
+    <w:p>
+      <w:pPr>
+        <w:widowControl/>
+        <w:rPr>
+          <w:rFonts w:hint="eastAsia" w:ascii="Times New Roman" w:hAnsi="Times New Roman" w:eastAsia="微软雅黑" w:cs="Times New Roman"/>
+          <w:b w:val="0"/>
+          <w:bCs w:val="0"/>
+          <w:sz w:val="21"/>
+          <w:szCs w:val="21"/>
+          <w:lang w:val="en-US" w:eastAsia="zh-CN" w:bidi="ar-SA"/>
+        </w:rPr>
+      </w:pPr>
+      <w:r>
+        <w:rPr>
+          <w:rFonts w:hint="eastAsia" w:ascii="Times New Roman" w:hAnsi="Times New Roman" w:eastAsia="微软雅黑" w:cs="Times New Roman"/>
+          <w:b w:val="0"/>
+          <w:bCs w:val="0"/>
+          <w:sz w:val="21"/>
+          <w:szCs w:val="21"/>
+          <w:lang w:val="en-US" w:eastAsia="zh-CN" w:bidi="ar-SA"/>
+        </w:rPr>
+        <w:t>上海市闵行区绿洲环路396弄9号201室</w:t>
+      </w:r>
+    </w:p>
+    <w:p>
+      <w:pPr>
+        <w:widowControl/>
+        <w:rPr>
+          <w:rFonts w:hint="eastAsia" w:ascii="Times New Roman" w:hAnsi="Times New Roman" w:eastAsia="微软雅黑" w:cs="Times New Roman"/>
+          <w:b/>
+          <w:bCs/>
+          <w:sz w:val="21"/>
+          <w:szCs w:val="21"/>
+          <w:lang w:val="en-US" w:eastAsia="zh-CN" w:bidi="ar-SA"/>
+        </w:rPr>
+      </w:pPr>
+      <w:r>
+        <w:rPr>
+          <w:rFonts w:hint="eastAsia" w:ascii="Times New Roman" w:hAnsi="Times New Roman" w:eastAsia="微软雅黑" w:cs="Times New Roman"/>
+          <w:b/>
+          <w:bCs/>
+          <w:sz w:val="21"/>
+          <w:szCs w:val="21"/>
+          <w:lang w:val="en-US" w:eastAsia="zh-CN" w:bidi="ar-SA"/>
+        </w:rPr>
+        <w:t>天津诺禾医学检验实验室</w:t>
+      </w:r>
+    </w:p>
+    <w:p>
+      <w:pPr>
+        <w:tabs>
+          <w:tab w:val="left" w:pos="6770"/>
+        </w:tabs>
+        <w:spacing w:before="27"/>
+        <w:rPr>
+          <w:rFonts w:hint="eastAsia" w:ascii="Times New Roman" w:hAnsi="Times New Roman" w:eastAsia="微软雅黑" w:cs="Times New Roman"/>
+          <w:b w:val="0"/>
+          <w:bCs w:val="0"/>
+          <w:sz w:val="21"/>
+          <w:szCs w:val="21"/>
+          <w:lang w:val="en-US" w:eastAsia="zh-CN" w:bidi="ar-SA"/>
+        </w:rPr>
+      </w:pPr>
+      <w:r>
+        <w:rPr>
+          <w:rFonts w:hint="eastAsia" w:ascii="Times New Roman" w:hAnsi="Times New Roman" w:eastAsia="微软雅黑" w:cs="Times New Roman"/>
+          <w:b w:val="0"/>
+          <w:bCs w:val="0"/>
+          <w:sz w:val="21"/>
+          <w:szCs w:val="21"/>
+          <w:lang w:val="en-US" w:eastAsia="zh-CN" w:bidi="ar-SA"/>
+        </w:rPr>
+        <w:t>天津市武清区创业总部基地B07</w:t>
+      </w:r>
+    </w:p>
+    <w:p>
+      <w:pPr>
+        <w:tabs>
+          <w:tab w:val="left" w:pos="6770"/>
+        </w:tabs>
+        <w:spacing w:before="27"/>
+        <w:rPr>
+          <w:rFonts w:hint="eastAsia" w:ascii="Times New Roman" w:hAnsi="Times New Roman" w:eastAsia="微软雅黑" w:cs="Times New Roman"/>
+          <w:b w:val="0"/>
+          <w:bCs w:val="0"/>
+          <w:sz w:val="24"/>
+          <w:szCs w:val="22"/>
+          <w:lang w:val="en-US" w:eastAsia="zh-CN" w:bidi="ar-SA"/>
+        </w:rPr>
+      </w:pPr>
+    </w:p>
+    <w:p>
+      <w:pPr>
+        <w:widowControl/>
+        <w:rPr>
+          <w:rFonts w:ascii="Times New Roman" w:hAnsi="Times New Roman" w:eastAsia="等线" w:cs="宋体"/>
+          <w:sz w:val="24"/>
+          <w:szCs w:val="22"/>
+          <w:lang w:val="en-US" w:eastAsia="zh-CN" w:bidi="ar-SA"/>
+        </w:rPr>
+      </w:pPr>
+      <w:r>
+        <w:rPr>
+          <w:rFonts w:ascii="宋体" w:hAnsi="宋体" w:eastAsia="宋体" w:cs="宋体"/>
+          <w:sz w:val="24"/>
+          <w:szCs w:val="24"/>
+          <w:lang w:val="en-US" w:eastAsia="en-US" w:bidi="ar-SA"/>
+        </w:rPr>
+        <w:drawing>
+          <wp:anchor distT="0" distB="0" distL="114935" distR="114935" simplePos="0" relativeHeight="251667456" behindDoc="0" locked="0" layoutInCell="1" allowOverlap="1">
+            <wp:simplePos x="0" y="0"/>
+            <wp:positionH relativeFrom="column">
+              <wp:posOffset>723900</wp:posOffset>
+            </wp:positionH>
+            <wp:positionV relativeFrom="paragraph">
+              <wp:posOffset>76200</wp:posOffset>
+            </wp:positionV>
+            <wp:extent cx="468630" cy="468630"/>
+            <wp:effectExtent l="0" t="0" r="3810" b="3810"/>
+            <wp:wrapNone/>
+            <wp:docPr id="9" name="图片 4" descr="IMG_256"/>
+            <wp:cNvGraphicFramePr>
+              <a:graphicFrameLocks xmlns:a="http://schemas.openxmlformats.org/drawingml/2006/main" noChangeAspect="1"/>
+            </wp:cNvGraphicFramePr>
+            <a:graphic xmlns:a="http://schemas.openxmlformats.org/drawingml/2006/main">
+              <a:graphicData uri="http://schemas.openxmlformats.org/drawingml/2006/picture">
+                <pic:pic xmlns:pic="http://schemas.openxmlformats.org/drawingml/2006/picture">
+                  <pic:nvPicPr>
+                    <pic:cNvPr id="9" name="图片 4" descr="IMG_256"/>
+                    <pic:cNvPicPr>
+                      <a:picLocks noChangeAspect="1"/>
+                    </pic:cNvPicPr>
+                  </pic:nvPicPr>
+                  <pic:blipFill>
+                    <a:blip r:embed="rId15"/>
+                    <a:stretch>
+                      <a:fillRect/>
+                    </a:stretch>
+                  </pic:blipFill>
+                  <pic:spPr>
+                    <a:xfrm>
+                      <a:off x="0" y="0"/>
+                      <a:ext cx="468630" cy="468630"/>
+                    </a:xfrm>
+                    <a:prstGeom prst="rect">
+                      <a:avLst/>
+                    </a:prstGeom>
+                    <a:noFill/>
+                    <a:ln w="9525">
+                      <a:noFill/>
+                    </a:ln>
+                  </pic:spPr>
+                </pic:pic>
+              </a:graphicData>
+            </a:graphic>
+          </wp:anchor>
+        </w:drawing>
+      </w:r>
+      <w:r>
+        <w:rPr>
+          <w:rFonts w:ascii="宋体" w:hAnsi="宋体" w:eastAsia="宋体" w:cs="宋体"/>
+          <w:sz w:val="24"/>
+          <w:szCs w:val="24"/>
+          <w:lang w:val="en-US" w:eastAsia="en-US" w:bidi="ar-SA"/>
+        </w:rPr>
+        <w:drawing>
+          <wp:anchor distT="0" distB="0" distL="114935" distR="114935" simplePos="0" relativeHeight="251666432" behindDoc="0" locked="0" layoutInCell="1" allowOverlap="1">
+            <wp:simplePos x="0" y="0"/>
+            <wp:positionH relativeFrom="column">
+              <wp:posOffset>30480</wp:posOffset>
+            </wp:positionH>
+            <wp:positionV relativeFrom="paragraph">
+              <wp:posOffset>83820</wp:posOffset>
+            </wp:positionV>
+            <wp:extent cx="439420" cy="439420"/>
+            <wp:effectExtent l="0" t="0" r="2540" b="2540"/>
+            <wp:wrapNone/>
+            <wp:docPr id="10" name="图片 3" descr="IMG_256"/>
+            <wp:cNvGraphicFramePr>
+              <a:graphicFrameLocks xmlns:a="http://schemas.openxmlformats.org/drawingml/2006/main" noChangeAspect="1"/>
+            </wp:cNvGraphicFramePr>
+            <a:graphic xmlns:a="http://schemas.openxmlformats.org/drawingml/2006/main">
+              <a:graphicData uri="http://schemas.openxmlformats.org/drawingml/2006/picture">
+                <pic:pic xmlns:pic="http://schemas.openxmlformats.org/drawingml/2006/picture">
+                  <pic:nvPicPr>
+                    <pic:cNvPr id="10" name="图片 3" descr="IMG_256"/>
+                    <pic:cNvPicPr>
+                      <a:picLocks noChangeAspect="1"/>
+                    </pic:cNvPicPr>
+                  </pic:nvPicPr>
+                  <pic:blipFill>
+                    <a:blip r:embed="rId16"/>
+                    <a:stretch>
+                      <a:fillRect/>
+                    </a:stretch>
+                  </pic:blipFill>
+                  <pic:spPr>
+                    <a:xfrm>
+                      <a:off x="0" y="0"/>
+                      <a:ext cx="439420" cy="439420"/>
+                    </a:xfrm>
+                    <a:prstGeom prst="rect">
+                      <a:avLst/>
+                    </a:prstGeom>
+                    <a:noFill/>
+                    <a:ln w="9525">
+                      <a:noFill/>
+                    </a:ln>
+                  </pic:spPr>
+                </pic:pic>
+              </a:graphicData>
+            </a:graphic>
+          </wp:anchor>
+        </w:drawing>
+      </w:r>
+      <w:r>
+        <w:rPr>
+          <w:rFonts w:hint="eastAsia" w:ascii="Times New Roman" w:hAnsi="Times New Roman" w:eastAsia="等线" w:cs="宋体"/>
+          <w:sz w:val="24"/>
+          <w:szCs w:val="22"/>
+          <w:lang w:val="en-US" w:eastAsia="zh-CN" w:bidi="ar-SA"/>
+        </w:rPr>
+        <w:tab/>
+      </w:r>
+      <w:r>
+        <w:rPr>
+          <w:rFonts w:hint="eastAsia" w:ascii="Times New Roman" w:hAnsi="Times New Roman" w:eastAsia="等线" w:cs="宋体"/>
+          <w:sz w:val="24"/>
+          <w:szCs w:val="22"/>
+          <w:lang w:val="en-US" w:eastAsia="zh-CN" w:bidi="ar-SA"/>
+        </w:rPr>
+        <w:tab/>
+      </w:r>
+      <w:r>
+        <w:rPr>
+          <w:rFonts w:hint="eastAsia" w:ascii="Times New Roman" w:hAnsi="Times New Roman" w:eastAsia="等线" w:cs="宋体"/>
+          <w:sz w:val="24"/>
+          <w:szCs w:val="22"/>
+          <w:lang w:val="en-US" w:eastAsia="zh-CN" w:bidi="ar-SA"/>
+        </w:rPr>
+        <w:tab/>
+      </w:r>
+      <w:r>
+        <w:rPr>
+          <w:rFonts w:hint="eastAsia" w:ascii="Times New Roman" w:hAnsi="Times New Roman" w:eastAsia="等线" w:cs="宋体"/>
+          <w:sz w:val="24"/>
+          <w:szCs w:val="22"/>
+          <w:lang w:val="en-US" w:eastAsia="zh-CN" w:bidi="ar-SA"/>
+        </w:rPr>
+        <w:tab/>
+      </w:r>
+      <w:r>
+        <w:rPr>
+          <w:rFonts w:hint="eastAsia" w:ascii="Times New Roman" w:hAnsi="Times New Roman" w:eastAsia="等线" w:cs="宋体"/>
+          <w:sz w:val="24"/>
+          <w:szCs w:val="22"/>
+          <w:lang w:val="en-US" w:eastAsia="zh-CN" w:bidi="ar-SA"/>
+        </w:rPr>
+        <w:tab/>
+      </w:r>
+      <w:r>
+        <w:rPr>
+          <w:rFonts w:hint="eastAsia" w:ascii="Times New Roman" w:hAnsi="Times New Roman" w:eastAsia="等线" w:cs="宋体"/>
+          <w:sz w:val="24"/>
+          <w:szCs w:val="22"/>
+          <w:lang w:val="en-US" w:eastAsia="zh-CN" w:bidi="ar-SA"/>
+        </w:rPr>
+        <w:t xml:space="preserve"> </w:t>
+      </w:r>
+    </w:p>
+    <w:p>
+      <w:pPr>
+        <w:widowControl/>
+        <w:rPr>
+          <w:rFonts w:ascii="Times New Roman" w:hAnsi="Times New Roman" w:eastAsia="等线" w:cs="宋体"/>
+          <w:sz w:val="24"/>
+          <w:szCs w:val="22"/>
+          <w:lang w:val="en-US" w:eastAsia="zh-CN" w:bidi="ar-SA"/>
+        </w:rPr>
+      </w:pPr>
+    </w:p>
+    <w:p>
+      <w:pPr>
+        <w:widowControl/>
+        <w:rPr>
+          <w:rFonts w:ascii="Times New Roman" w:hAnsi="Times New Roman" w:eastAsia="等线" w:cs="宋体"/>
+          <w:sz w:val="24"/>
+          <w:szCs w:val="22"/>
+          <w:lang w:val="en-US" w:eastAsia="zh-CN" w:bidi="ar-SA"/>
+        </w:rPr>
+      </w:pPr>
+    </w:p>
+    <w:p>
+      <w:pPr>
+        <w:widowControl/>
+        <w:rPr>
+          <w:rFonts w:hint="eastAsia" w:ascii="微软雅黑" w:hAnsi="微软雅黑" w:eastAsia="微软雅黑" w:cs="微软雅黑"/>
+          <w:b/>
+          <w:bCs/>
+          <w:color w:val="0070C0"/>
+          <w:sz w:val="20"/>
+          <w:szCs w:val="20"/>
+          <w:lang w:val="en-US" w:eastAsia="zh-CN" w:bidi="ar-SA"/>
+        </w:rPr>
+      </w:pPr>
+      <w:r>
+        <w:rPr>
+          <w:rFonts w:hint="eastAsia" w:ascii="微软雅黑" w:hAnsi="微软雅黑" w:eastAsia="微软雅黑" w:cs="微软雅黑"/>
+          <w:b/>
+          <w:bCs/>
+          <w:color w:val="0070C0"/>
+          <w:sz w:val="20"/>
+          <w:szCs w:val="20"/>
+          <w:lang w:val="en-US" w:eastAsia="zh-CN" w:bidi="ar-SA"/>
+        </w:rPr>
+        <w:t>诺禾医学   诺禾在线</w:t>
+      </w:r>
+    </w:p>
+    <w:p>
+      <w:pPr>
+        <w:widowControl/>
+        <w:rPr>
+          <w:rFonts w:ascii="Times New Roman" w:hAnsi="Times New Roman" w:eastAsia="等线" w:cs="宋体"/>
+          <w:color w:val="0070C0"/>
+          <w:sz w:val="24"/>
+          <w:szCs w:val="22"/>
+          <w:lang w:val="en-US" w:eastAsia="zh-CN" w:bidi="ar-SA"/>
+        </w:rPr>
+      </w:pPr>
+      <w:r>
+        <w:rPr>
+          <w:rFonts w:ascii="Times New Roman" w:hAnsi="Times New Roman" w:eastAsia="等线" w:cs="宋体"/>
+          <w:b/>
+          <w:bCs/>
+          <w:color w:val="0070C0"/>
+          <w:sz w:val="28"/>
+          <w:szCs w:val="28"/>
+          <w:lang w:val="en-US" w:eastAsia="en-US" w:bidi="ar-SA"/>
+        </w:rPr>
+        <w:t>www.novogene.com</w:t>
+      </w:r>
+    </w:p>
+    <w:p>
+      <w:pPr>
+        <w:widowControl/>
+        <w:rPr>
+          <w:rFonts w:hint="eastAsia" w:ascii="微软雅黑" w:hAnsi="微软雅黑" w:eastAsia="微软雅黑" w:cs="微软雅黑"/>
+          <w:b/>
+          <w:bCs/>
+          <w:sz w:val="24"/>
+          <w:szCs w:val="24"/>
+          <w:lang w:val="en-US" w:eastAsia="zh-CN" w:bidi="ar-SA"/>
+        </w:rPr>
+      </w:pPr>
+      <w:r>
+        <w:rPr>
+          <w:rFonts w:hint="eastAsia" w:ascii="微软雅黑" w:hAnsi="微软雅黑" w:eastAsia="微软雅黑" w:cs="微软雅黑"/>
+          <w:color w:val="7F7F7F"/>
+          <w:sz w:val="20"/>
+          <w:szCs w:val="20"/>
+          <w:lang w:val="en-US" w:eastAsia="zh-CN" w:bidi="ar-SA"/>
+        </w:rPr>
+        <w:drawing>
+          <wp:anchor distT="0" distB="0" distL="0" distR="0" simplePos="0" relativeHeight="251665408" behindDoc="1" locked="0" layoutInCell="1" allowOverlap="1">
+            <wp:simplePos x="0" y="0"/>
+            <wp:positionH relativeFrom="column">
+              <wp:posOffset>4900295</wp:posOffset>
+            </wp:positionH>
+            <wp:positionV relativeFrom="paragraph">
+              <wp:posOffset>224790</wp:posOffset>
+            </wp:positionV>
+            <wp:extent cx="1369060" cy="389255"/>
+            <wp:effectExtent l="0" t="0" r="2540" b="6985"/>
+            <wp:wrapNone/>
+            <wp:docPr id="24" name="图片 24" descr="C:\Users\JT\Desktop\2019.3.1-诺禾致源logo-最新版\logo-透明底.pnglogo-透明底"/>
+            <wp:cNvGraphicFramePr>
+              <a:graphicFrameLocks xmlns:a="http://schemas.openxmlformats.org/drawingml/2006/main" noChangeAspect="1"/>
+            </wp:cNvGraphicFramePr>
+            <a:graphic xmlns:a="http://schemas.openxmlformats.org/drawingml/2006/main">
+              <a:graphicData uri="http://schemas.openxmlformats.org/drawingml/2006/picture">
+                <pic:pic xmlns:pic="http://schemas.openxmlformats.org/drawingml/2006/picture">
+                  <pic:nvPicPr>
+                    <pic:cNvPr id="24" name="图片 24" descr="C:\Users\JT\Desktop\2019.3.1-诺禾致源logo-最新版\logo-透明底.pnglogo-透明底"/>
+                    <pic:cNvPicPr>
+                      <a:picLocks noChangeAspect="1"/>
+                    </pic:cNvPicPr>
+                  </pic:nvPicPr>
+                  <pic:blipFill>
+                    <a:blip r:embed="rId10"/>
+                    <a:srcRect/>
+                    <a:stretch>
+                      <a:fillRect/>
+                    </a:stretch>
+                  </pic:blipFill>
+                  <pic:spPr>
+                    <a:xfrm>
+                      <a:off x="0" y="0"/>
+                      <a:ext cx="1369060" cy="389255"/>
+                    </a:xfrm>
+                    <a:prstGeom prst="rect">
+                      <a:avLst/>
+                    </a:prstGeom>
+                  </pic:spPr>
+                </pic:pic>
+              </a:graphicData>
+            </a:graphic>
+          </wp:anchor>
+        </w:drawing>
+      </w:r>
+      <w:r>
+        <w:rPr>
+          <w:rFonts w:hint="eastAsia" w:ascii="微软雅黑" w:hAnsi="微软雅黑" w:eastAsia="微软雅黑" w:cs="微软雅黑"/>
+          <w:b/>
+          <w:bCs/>
+          <w:sz w:val="24"/>
+          <w:szCs w:val="24"/>
+          <w:lang w:val="en-US" w:eastAsia="zh-CN" w:bidi="ar-SA"/>
+        </w:rPr>
+        <w:t>中国 · 美国 · 英国 · 新加坡 · 荷兰 · 日本</w:t>
+      </w:r>
+    </w:p>
+    <w:p>
+      <w:pPr>
+        <w:widowControl/>
+        <w:rPr>
+          <w:rFonts w:hint="eastAsia" w:ascii="Times New Roman" w:hAnsi="Times New Roman" w:eastAsia="等线" w:cs="宋体"/>
+          <w:sz w:val="22"/>
+          <w:szCs w:val="22"/>
+          <w:lang w:val="en-US" w:eastAsia="zh-CN" w:bidi="ar-SA"/>
+        </w:rPr>
+      </w:pPr>
+      <w:r>
+        <w:rPr>
+          <w:rFonts w:ascii="Times New Roman" w:hAnsi="Times New Roman" w:eastAsia="等线" w:cs="宋体"/>
+          <w:sz w:val="22"/>
+          <w:szCs w:val="22"/>
+          <w:lang w:val="en-US" w:eastAsia="en-US" w:bidi="ar-SA"/>
+        </w:rPr>
+        <w:t>China</w:t>
+      </w:r>
+      <w:r>
+        <w:rPr>
+          <w:rFonts w:hint="eastAsia" w:ascii="Times New Roman" w:hAnsi="Times New Roman" w:eastAsia="等线" w:cs="宋体"/>
+          <w:sz w:val="22"/>
+          <w:szCs w:val="22"/>
+          <w:lang w:val="en-US" w:eastAsia="zh-CN" w:bidi="ar-SA"/>
+        </w:rPr>
+        <w:t xml:space="preserve"> </w:t>
+      </w:r>
+      <w:r>
+        <w:rPr>
+          <w:rFonts w:ascii="Times New Roman" w:hAnsi="Times New Roman" w:eastAsia="等线" w:cs="宋体"/>
+          <w:b/>
+          <w:bCs/>
+          <w:sz w:val="24"/>
+          <w:szCs w:val="24"/>
+          <w:lang w:val="en-US" w:eastAsia="zh-CN" w:bidi="ar-SA"/>
+        </w:rPr>
+        <w:t>·</w:t>
+      </w:r>
+      <w:r>
+        <w:rPr>
+          <w:rFonts w:hint="eastAsia" w:ascii="Times New Roman" w:hAnsi="Times New Roman" w:eastAsia="等线" w:cs="宋体"/>
+          <w:b/>
+          <w:bCs/>
+          <w:sz w:val="24"/>
+          <w:szCs w:val="24"/>
+          <w:lang w:val="en-US" w:eastAsia="zh-CN" w:bidi="ar-SA"/>
+        </w:rPr>
+        <w:t xml:space="preserve"> </w:t>
+      </w:r>
+      <w:r>
+        <w:rPr>
+          <w:rFonts w:ascii="Times New Roman" w:hAnsi="Times New Roman" w:eastAsia="等线" w:cs="宋体"/>
+          <w:sz w:val="22"/>
+          <w:szCs w:val="22"/>
+          <w:lang w:val="en-US" w:eastAsia="en-US" w:bidi="ar-SA"/>
+        </w:rPr>
+        <w:t>USA</w:t>
+      </w:r>
+      <w:r>
+        <w:rPr>
+          <w:rFonts w:hint="eastAsia" w:ascii="Times New Roman" w:hAnsi="Times New Roman" w:eastAsia="等线" w:cs="宋体"/>
+          <w:sz w:val="22"/>
+          <w:szCs w:val="22"/>
+          <w:lang w:val="en-US" w:eastAsia="zh-CN" w:bidi="ar-SA"/>
+        </w:rPr>
+        <w:t xml:space="preserve"> </w:t>
+      </w:r>
+      <w:r>
+        <w:rPr>
+          <w:rFonts w:ascii="Times New Roman" w:hAnsi="Times New Roman" w:eastAsia="等线" w:cs="宋体"/>
+          <w:b/>
+          <w:bCs/>
+          <w:sz w:val="24"/>
+          <w:szCs w:val="24"/>
+          <w:lang w:val="en-US" w:eastAsia="zh-CN" w:bidi="ar-SA"/>
+        </w:rPr>
+        <w:t>·</w:t>
+      </w:r>
+      <w:r>
+        <w:rPr>
+          <w:rFonts w:hint="eastAsia" w:ascii="Times New Roman" w:hAnsi="Times New Roman" w:eastAsia="等线" w:cs="宋体"/>
+          <w:b/>
+          <w:bCs/>
+          <w:sz w:val="24"/>
+          <w:szCs w:val="24"/>
+          <w:lang w:val="en-US" w:eastAsia="zh-CN" w:bidi="ar-SA"/>
+        </w:rPr>
+        <w:t xml:space="preserve"> </w:t>
+      </w:r>
+      <w:r>
+        <w:rPr>
+          <w:rFonts w:ascii="Times New Roman" w:hAnsi="Times New Roman" w:eastAsia="等线" w:cs="宋体"/>
+          <w:sz w:val="22"/>
+          <w:szCs w:val="22"/>
+          <w:lang w:val="en-US" w:eastAsia="en-US" w:bidi="ar-SA"/>
+        </w:rPr>
+        <w:t>UK</w:t>
+      </w:r>
+      <w:r>
+        <w:rPr>
+          <w:rFonts w:hint="eastAsia" w:ascii="Times New Roman" w:hAnsi="Times New Roman" w:eastAsia="等线" w:cs="宋体"/>
+          <w:sz w:val="22"/>
+          <w:szCs w:val="22"/>
+          <w:lang w:val="en-US" w:eastAsia="zh-CN" w:bidi="ar-SA"/>
+        </w:rPr>
+        <w:t xml:space="preserve"> </w:t>
+      </w:r>
+      <w:r>
+        <w:rPr>
+          <w:rFonts w:ascii="Times New Roman" w:hAnsi="Times New Roman" w:eastAsia="等线" w:cs="宋体"/>
+          <w:b/>
+          <w:bCs/>
+          <w:sz w:val="24"/>
+          <w:szCs w:val="24"/>
+          <w:lang w:val="en-US" w:eastAsia="zh-CN" w:bidi="ar-SA"/>
+        </w:rPr>
+        <w:t>·</w:t>
+      </w:r>
+      <w:r>
+        <w:rPr>
+          <w:rFonts w:hint="eastAsia" w:ascii="Times New Roman" w:hAnsi="Times New Roman" w:eastAsia="等线" w:cs="宋体"/>
+          <w:b/>
+          <w:bCs/>
+          <w:sz w:val="24"/>
+          <w:szCs w:val="24"/>
+          <w:lang w:val="en-US" w:eastAsia="zh-CN" w:bidi="ar-SA"/>
+        </w:rPr>
+        <w:t xml:space="preserve"> </w:t>
+      </w:r>
+      <w:r>
+        <w:rPr>
+          <w:rFonts w:ascii="Times New Roman" w:hAnsi="Times New Roman" w:eastAsia="等线" w:cs="宋体"/>
+          <w:sz w:val="22"/>
+          <w:szCs w:val="22"/>
+          <w:lang w:val="en-US" w:eastAsia="en-US" w:bidi="ar-SA"/>
+        </w:rPr>
+        <w:t>Singapore</w:t>
+      </w:r>
+      <w:r>
+        <w:rPr>
+          <w:rFonts w:hint="eastAsia" w:ascii="Times New Roman" w:hAnsi="Times New Roman" w:eastAsia="等线" w:cs="宋体"/>
+          <w:sz w:val="22"/>
+          <w:szCs w:val="22"/>
+          <w:lang w:val="en-US" w:eastAsia="zh-CN" w:bidi="ar-SA"/>
+        </w:rPr>
+        <w:t xml:space="preserve"> </w:t>
+      </w:r>
+      <w:r>
+        <w:rPr>
+          <w:rFonts w:ascii="Times New Roman" w:hAnsi="Times New Roman" w:eastAsia="等线" w:cs="宋体"/>
+          <w:b/>
+          <w:bCs/>
+          <w:sz w:val="24"/>
+          <w:szCs w:val="24"/>
+          <w:lang w:val="en-US" w:eastAsia="zh-CN" w:bidi="ar-SA"/>
+        </w:rPr>
+        <w:t>·</w:t>
+      </w:r>
+      <w:r>
+        <w:rPr>
+          <w:rFonts w:hint="eastAsia" w:ascii="Times New Roman" w:hAnsi="Times New Roman" w:eastAsia="等线" w:cs="宋体"/>
+          <w:b/>
+          <w:bCs/>
+          <w:sz w:val="24"/>
+          <w:szCs w:val="24"/>
+          <w:lang w:val="en-US" w:eastAsia="zh-CN" w:bidi="ar-SA"/>
+        </w:rPr>
+        <w:t xml:space="preserve"> </w:t>
+      </w:r>
+      <w:r>
+        <w:rPr>
+          <w:rFonts w:ascii="Times New Roman" w:hAnsi="Times New Roman" w:eastAsia="等线" w:cs="宋体"/>
+          <w:sz w:val="22"/>
+          <w:szCs w:val="22"/>
+          <w:lang w:val="en-US" w:eastAsia="en-US" w:bidi="ar-SA"/>
+        </w:rPr>
+        <w:t>Netherlands</w:t>
+      </w:r>
+      <w:r>
+        <w:rPr>
+          <w:rFonts w:hint="eastAsia" w:ascii="Times New Roman" w:hAnsi="Times New Roman" w:eastAsia="等线" w:cs="宋体"/>
+          <w:sz w:val="22"/>
+          <w:szCs w:val="22"/>
+          <w:lang w:val="en-US" w:eastAsia="zh-CN" w:bidi="ar-SA"/>
+        </w:rPr>
+        <w:t xml:space="preserve"> </w:t>
+      </w:r>
+      <w:r>
+        <w:rPr>
+          <w:rFonts w:ascii="Times New Roman" w:hAnsi="Times New Roman" w:eastAsia="等线" w:cs="宋体"/>
+          <w:b/>
+          <w:bCs/>
+          <w:sz w:val="24"/>
+          <w:szCs w:val="24"/>
+          <w:lang w:val="en-US" w:eastAsia="zh-CN" w:bidi="ar-SA"/>
+        </w:rPr>
+        <w:t>·</w:t>
+      </w:r>
+      <w:r>
+        <w:rPr>
+          <w:rFonts w:hint="eastAsia" w:ascii="Times New Roman" w:hAnsi="Times New Roman" w:eastAsia="等线" w:cs="宋体"/>
+          <w:b/>
+          <w:bCs/>
+          <w:sz w:val="24"/>
+          <w:szCs w:val="24"/>
+          <w:lang w:val="en-US" w:eastAsia="zh-CN" w:bidi="ar-SA"/>
+        </w:rPr>
+        <w:t xml:space="preserve"> </w:t>
+      </w:r>
+      <w:r>
+        <w:rPr>
+          <w:rFonts w:hint="eastAsia" w:ascii="Times New Roman" w:hAnsi="Times New Roman" w:eastAsia="等线" w:cs="宋体"/>
+          <w:sz w:val="22"/>
+          <w:szCs w:val="22"/>
+          <w:lang w:val="en-US" w:eastAsia="zh-CN" w:bidi="ar-SA"/>
+        </w:rPr>
+        <w:t>J</w:t>
+      </w:r>
+      <w:r>
+        <w:rPr>
+          <w:rFonts w:ascii="Times New Roman" w:hAnsi="Times New Roman" w:eastAsia="等线" w:cs="宋体"/>
+          <w:sz w:val="22"/>
+          <w:szCs w:val="22"/>
+          <w:lang w:val="en-US" w:eastAsia="en-US" w:bidi="ar-SA"/>
+        </w:rPr>
+        <w:t>apan</w:t>
+      </w:r>
     </w:p>
     <w:bookmarkEnd w:id="75"/>
     <w:bookmarkEnd w:id="76"/>
@@ -43093,6 +44681,27 @@
     <w:bookmarkEnd w:id="78"/>
     <w:p>
       <w:pPr>
+        <w:rPr>
+          <w:rFonts w:ascii="Times New Roman" w:hAnsi="Times New Roman" w:eastAsia="微软雅黑" w:cs="Times New Roman"/>
+          <w:color w:val="001C4A"/>
+          <w:sz w:val="15"/>
+          <w:lang w:eastAsia="zh-CN"/>
+        </w:rPr>
+      </w:pPr>
+      <w:bookmarkStart w:id="234" w:name="_GoBack"/>
+      <w:bookmarkEnd w:id="234"/>
+      <w:r>
+        <w:rPr>
+          <w:rFonts w:ascii="Times New Roman" w:hAnsi="Times New Roman" w:eastAsia="微软雅黑" w:cs="Times New Roman"/>
+          <w:color w:val="001C4A"/>
+          <w:sz w:val="15"/>
+          <w:lang w:eastAsia="zh-CN"/>
+        </w:rPr>
+        <w:br w:type="page"/>
+      </w:r>
+    </w:p>
+    <w:p>
+      <w:pPr>
         <w:tabs>
           <w:tab w:val="left" w:pos="6770"/>
         </w:tabs>
@@ -43114,10 +44723,10 @@
           <wp:anchor distT="0" distB="0" distL="114300" distR="114300" simplePos="0" relativeHeight="251661312" behindDoc="0" locked="0" layoutInCell="1" allowOverlap="1">
             <wp:simplePos x="0" y="0"/>
             <wp:positionH relativeFrom="column">
-              <wp:posOffset>-655320</wp:posOffset>
+              <wp:posOffset>-633730</wp:posOffset>
             </wp:positionH>
             <wp:positionV relativeFrom="paragraph">
-              <wp:posOffset>-836930</wp:posOffset>
+              <wp:posOffset>-655955</wp:posOffset>
             </wp:positionV>
             <wp:extent cx="7564120" cy="10699115"/>
             <wp:effectExtent l="0" t="0" r="10160" b="14605"/>
@@ -43136,7 +44745,7 @@
                     </pic:cNvPicPr>
                   </pic:nvPicPr>
                   <pic:blipFill>
-                    <a:blip r:embed="rId14"/>
+                    <a:blip r:embed="rId17"/>
                     <a:stretch>
                       <a:fillRect/>
                     </a:stretch>

--- a/WebContent/docx/泛癌种169检测报告-单样本-基智远.docx
+++ b/WebContent/docx/泛癌种169检测报告-单样本-基智远.docx
@@ -935,11 +935,11 @@
             </w:rPr>
           </w:pPr>
           <w:bookmarkStart w:id="0" w:name="_Toc21009_WPSOffice_Level1"/>
-          <w:bookmarkStart w:id="1" w:name="_Toc30143_WPSOffice_Level1"/>
-          <w:bookmarkStart w:id="2" w:name="_Toc21669"/>
-          <w:bookmarkStart w:id="3" w:name="_Toc3619"/>
-          <w:bookmarkStart w:id="4" w:name="_Toc13806"/>
-          <w:bookmarkStart w:id="5" w:name="_Toc24178_WPSOffice_Level1"/>
+          <w:bookmarkStart w:id="1" w:name="_Toc3619"/>
+          <w:bookmarkStart w:id="2" w:name="_Toc24178_WPSOffice_Level1"/>
+          <w:bookmarkStart w:id="3" w:name="_Toc21669"/>
+          <w:bookmarkStart w:id="4" w:name="_Toc30143_WPSOffice_Level1"/>
+          <w:bookmarkStart w:id="5" w:name="_Toc13806"/>
           <w:r>
             <w:rPr>
               <w:rFonts w:ascii="宋体" w:hAnsi="宋体" w:eastAsia="宋体"/>
@@ -2606,12 +2606,6 @@
             <w:insideH w:val="single" w:color="A4A4A4" w:sz="4" w:space="0"/>
             <w:insideV w:val="single" w:color="A4A4A4" w:sz="4" w:space="0"/>
           </w:tblBorders>
-          <w:tblCellMar>
-            <w:top w:w="0" w:type="dxa"/>
-            <w:left w:w="108" w:type="dxa"/>
-            <w:bottom w:w="0" w:type="dxa"/>
-            <w:right w:w="108" w:type="dxa"/>
-          </w:tblCellMar>
         </w:tblPrEx>
         <w:trPr>
           <w:trHeight w:val="397" w:hRule="atLeast"/>
@@ -2805,14 +2799,36 @@
             </w:pPr>
             <w:r>
               <w:rPr>
-                <w:rFonts w:hint="default" w:ascii="Times New Roman" w:hAnsi="Times New Roman" w:eastAsia="微软雅黑" w:cs="Times New Roman"/>
+                <w:rFonts w:hint="eastAsia" w:ascii="Times New Roman" w:hAnsi="Times New Roman" w:eastAsia="微软雅黑" w:cs="Times New Roman"/>
                 <w:bCs/>
                 <w:color w:val="000000"/>
                 <w:sz w:val="21"/>
                 <w:szCs w:val="21"/>
-                <w:lang w:eastAsia="zh-CN"/>
-              </w:rPr>
-              <w:t>门诊/住院号：{{ room }}</w:t>
+                <w:lang w:val="en-US" w:eastAsia="zh-CN"/>
+              </w:rPr>
+              <w:t>样本采集</w:t>
+            </w:r>
+            <w:r>
+              <w:rPr>
+                <w:rFonts w:ascii="Times New Roman" w:hAnsi="Times New Roman" w:eastAsia="微软雅黑" w:cs="Times New Roman"/>
+                <w:bCs/>
+                <w:color w:val="000000"/>
+                <w:sz w:val="21"/>
+                <w:szCs w:val="21"/>
+                <w:lang w:eastAsia="zh-CN"/>
+              </w:rPr>
+              <w:t>时间：</w:t>
+            </w:r>
+            <w:r>
+              <w:rPr>
+                <w:rFonts w:hint="eastAsia" w:ascii="Times New Roman" w:hAnsi="Times New Roman" w:eastAsia="微软雅黑" w:cs="Times New Roman"/>
+                <w:bCs/>
+                <w:color w:val="000000"/>
+                <w:sz w:val="21"/>
+                <w:szCs w:val="21"/>
+                <w:lang w:eastAsia="zh-CN"/>
+              </w:rPr>
+              <w:t>{{sample.collect_date}}</w:t>
             </w:r>
           </w:p>
         </w:tc>
@@ -2905,41 +2921,30 @@
                 <w:color w:val="000000"/>
                 <w:sz w:val="21"/>
                 <w:szCs w:val="21"/>
-                <w:lang w:val="en-US" w:eastAsia="zh-CN" w:bidi="ar-SA"/>
-              </w:rPr>
-            </w:pPr>
-            <w:r>
-              <w:rPr>
-                <w:rFonts w:hint="eastAsia" w:ascii="Times New Roman" w:hAnsi="Times New Roman" w:eastAsia="微软雅黑" w:cs="Times New Roman"/>
+                <w:lang w:eastAsia="zh-CN"/>
+              </w:rPr>
+            </w:pPr>
+            <w:r>
+              <w:rPr>
+                <w:rFonts w:ascii="Times New Roman" w:hAnsi="Times New Roman" w:eastAsia="微软雅黑" w:cs="Times New Roman"/>
                 <w:bCs/>
                 <w:color w:val="000000"/>
                 <w:sz w:val="21"/>
                 <w:szCs w:val="21"/>
-                <w:lang w:val="en-US" w:eastAsia="zh-CN"/>
-              </w:rPr>
-              <w:t>样本采集</w:t>
-            </w:r>
-            <w:r>
-              <w:rPr>
-                <w:rFonts w:ascii="Times New Roman" w:hAnsi="Times New Roman" w:eastAsia="微软雅黑" w:cs="Times New Roman"/>
+                <w:lang w:eastAsia="zh-CN"/>
+              </w:rPr>
+              <w:t>接收时间：</w:t>
+            </w:r>
+            <w:r>
+              <w:rPr>
+                <w:rFonts w:hint="eastAsia" w:ascii="Times New Roman" w:hAnsi="Times New Roman" w:eastAsia="微软雅黑" w:cs="Times New Roman"/>
                 <w:bCs/>
                 <w:color w:val="000000"/>
                 <w:sz w:val="21"/>
                 <w:szCs w:val="21"/>
                 <w:lang w:eastAsia="zh-CN"/>
               </w:rPr>
-              <w:t>时间：</w:t>
-            </w:r>
-            <w:r>
-              <w:rPr>
-                <w:rFonts w:hint="eastAsia" w:ascii="Times New Roman" w:hAnsi="Times New Roman" w:eastAsia="微软雅黑" w:cs="Times New Roman"/>
-                <w:bCs/>
-                <w:color w:val="000000"/>
-                <w:sz w:val="21"/>
-                <w:szCs w:val="21"/>
-                <w:lang w:eastAsia="zh-CN"/>
-              </w:rPr>
-              <w:t>{{sample.collect_date}}</w:t>
+              <w:t>{{ receiveddate }}</w:t>
             </w:r>
           </w:p>
         </w:tc>
@@ -2985,66 +2990,66 @@
                 <w:color w:val="000000"/>
                 <w:sz w:val="21"/>
                 <w:szCs w:val="21"/>
-                <w:lang w:val="en-US" w:eastAsia="zh-CN" w:bidi="ar-SA"/>
-              </w:rPr>
-            </w:pPr>
-            <w:r>
+                <w:lang w:eastAsia="zh-CN"/>
+              </w:rPr>
+            </w:pPr>
+            <w:r>
+              <w:rPr>
+                <w:rFonts w:ascii="Times New Roman" w:hAnsi="Times New Roman" w:eastAsia="微软雅黑" w:cs="Times New Roman"/>
+                <w:bCs/>
+                <w:color w:val="000000"/>
+                <w:sz w:val="21"/>
+                <w:szCs w:val="21"/>
+                <w:lang w:eastAsia="zh-CN"/>
+              </w:rPr>
+              <w:t>临床诊断：</w:t>
+            </w:r>
+            <w:r>
+              <w:rPr>
+                <w:rFonts w:hint="eastAsia" w:ascii="Times New Roman" w:hAnsi="Times New Roman" w:eastAsia="微软雅黑" w:cs="Times New Roman"/>
+                <w:bCs/>
+                <w:color w:val="000000"/>
+                <w:sz w:val="21"/>
+                <w:szCs w:val="21"/>
+                <w:lang w:eastAsia="zh-CN"/>
+              </w:rPr>
+              <w:t>{{ diseaseName }}</w:t>
+            </w:r>
+          </w:p>
+        </w:tc>
+        <w:tc>
+          <w:tcPr>
+            <w:tcW w:w="4882" w:type="dxa"/>
+            <w:tcBorders>
+              <w:top w:val="single" w:color="0070C0" w:sz="4" w:space="0"/>
+              <w:left w:val="single" w:color="0070C0" w:sz="4" w:space="0"/>
+              <w:bottom w:val="single" w:color="0070C0" w:sz="4" w:space="0"/>
+            </w:tcBorders>
+            <w:shd w:val="clear" w:color="auto" w:fill="auto"/>
+            <w:vAlign w:val="center"/>
+          </w:tcPr>
+          <w:p>
+            <w:pPr>
+              <w:jc w:val="both"/>
               <w:rPr>
                 <w:rFonts w:hint="default" w:ascii="Times New Roman" w:hAnsi="Times New Roman" w:eastAsia="微软雅黑" w:cs="Times New Roman"/>
                 <w:bCs/>
                 <w:color w:val="000000"/>
                 <w:sz w:val="21"/>
                 <w:szCs w:val="21"/>
-                <w:lang w:eastAsia="zh-CN"/>
-              </w:rPr>
-              <w:t>送检医院：{{ hospital }}</w:t>
-            </w:r>
-          </w:p>
-        </w:tc>
-        <w:tc>
-          <w:tcPr>
-            <w:tcW w:w="4882" w:type="dxa"/>
-            <w:tcBorders>
-              <w:top w:val="single" w:color="0070C0" w:sz="4" w:space="0"/>
-              <w:left w:val="single" w:color="0070C0" w:sz="4" w:space="0"/>
-              <w:bottom w:val="single" w:color="0070C0" w:sz="4" w:space="0"/>
-            </w:tcBorders>
-            <w:shd w:val="clear" w:color="auto" w:fill="auto"/>
-            <w:vAlign w:val="center"/>
-          </w:tcPr>
-          <w:p>
-            <w:pPr>
-              <w:jc w:val="both"/>
+                <w:lang w:val="en-US" w:eastAsia="zh-CN"/>
+              </w:rPr>
+            </w:pPr>
+            <w:r>
               <w:rPr>
                 <w:rFonts w:hint="eastAsia" w:ascii="Times New Roman" w:hAnsi="Times New Roman" w:eastAsia="微软雅黑" w:cs="Times New Roman"/>
                 <w:bCs/>
                 <w:color w:val="000000"/>
                 <w:sz w:val="21"/>
                 <w:szCs w:val="21"/>
-                <w:lang w:val="en-US" w:eastAsia="zh-CN" w:bidi="ar-SA"/>
-              </w:rPr>
-            </w:pPr>
-            <w:r>
-              <w:rPr>
-                <w:rFonts w:ascii="Times New Roman" w:hAnsi="Times New Roman" w:eastAsia="微软雅黑" w:cs="Times New Roman"/>
-                <w:bCs/>
-                <w:color w:val="000000"/>
-                <w:sz w:val="21"/>
-                <w:szCs w:val="21"/>
-                <w:lang w:eastAsia="zh-CN"/>
-              </w:rPr>
-              <w:t>接收时间：</w:t>
-            </w:r>
-            <w:r>
-              <w:rPr>
-                <w:rFonts w:hint="eastAsia" w:ascii="Times New Roman" w:hAnsi="Times New Roman" w:eastAsia="微软雅黑" w:cs="Times New Roman"/>
-                <w:bCs/>
-                <w:color w:val="000000"/>
-                <w:sz w:val="21"/>
-                <w:szCs w:val="21"/>
-                <w:lang w:eastAsia="zh-CN"/>
-              </w:rPr>
-              <w:t>{{ receiveddate }}</w:t>
+                <w:lang w:val="en-US" w:eastAsia="zh-CN"/>
+              </w:rPr>
+              <w:t>报告日期：{{ reportdate }}</w:t>
             </w:r>
           </w:p>
         </w:tc>
@@ -3072,11 +3077,11 @@
         </w:trPr>
         <w:tc>
           <w:tcPr>
-            <w:tcW w:w="4756" w:type="dxa"/>
+            <w:tcW w:w="9638" w:type="dxa"/>
+            <w:gridSpan w:val="2"/>
             <w:tcBorders>
               <w:top w:val="single" w:color="0070C0" w:sz="4" w:space="0"/>
-              <w:bottom w:val="single" w:color="0070C0" w:sz="4" w:space="0"/>
-              <w:right w:val="single" w:color="0070C0" w:sz="4" w:space="0"/>
+              <w:bottom w:val="single" w:color="0070C0" w:sz="18" w:space="0"/>
             </w:tcBorders>
             <w:shd w:val="clear" w:color="auto" w:fill="auto"/>
             <w:vAlign w:val="center"/>
@@ -3096,64 +3101,65 @@
             <w:r>
               <w:rPr>
                 <w:rFonts w:ascii="Times New Roman" w:hAnsi="Times New Roman" w:eastAsia="微软雅黑" w:cs="Times New Roman"/>
-                <w:bCs/>
                 <w:color w:val="000000"/>
                 <w:sz w:val="21"/>
                 <w:szCs w:val="21"/>
                 <w:lang w:eastAsia="zh-CN"/>
               </w:rPr>
-              <w:t>临床诊断：</w:t>
-            </w:r>
-            <w:r>
-              <w:rPr>
-                <w:rFonts w:hint="eastAsia" w:ascii="Times New Roman" w:hAnsi="Times New Roman" w:eastAsia="微软雅黑" w:cs="Times New Roman"/>
-                <w:bCs/>
+              <w:t>标本类型：</w:t>
+            </w:r>
+            <w:r>
+              <w:rPr>
+                <w:rFonts w:hint="eastAsia" w:ascii="Times New Roman" w:hAnsi="Times New Roman" w:eastAsia="微软雅黑" w:cs="Times New Roman"/>
                 <w:color w:val="000000"/>
                 <w:sz w:val="21"/>
                 <w:szCs w:val="21"/>
                 <w:lang w:eastAsia="zh-CN"/>
               </w:rPr>
-              <w:t>{{ diseaseName }}</w:t>
-            </w:r>
-          </w:p>
-        </w:tc>
-        <w:tc>
-          <w:tcPr>
-            <w:tcW w:w="4882" w:type="dxa"/>
-            <w:tcBorders>
-              <w:top w:val="single" w:color="0070C0" w:sz="4" w:space="0"/>
-              <w:left w:val="single" w:color="0070C0" w:sz="4" w:space="0"/>
-              <w:bottom w:val="single" w:color="0070C0" w:sz="4" w:space="0"/>
-            </w:tcBorders>
-            <w:shd w:val="clear" w:color="auto" w:fill="auto"/>
-            <w:vAlign w:val="center"/>
-          </w:tcPr>
-          <w:p>
-            <w:pPr>
-              <w:jc w:val="both"/>
-              <w:rPr>
-                <w:rFonts w:hint="default" w:ascii="Times New Roman" w:hAnsi="Times New Roman" w:eastAsia="微软雅黑" w:cs="Times New Roman"/>
-                <w:bCs/>
-                <w:color w:val="000000"/>
-                <w:sz w:val="21"/>
-                <w:szCs w:val="21"/>
-                <w:lang w:val="en-US" w:eastAsia="zh-CN"/>
-              </w:rPr>
-            </w:pPr>
-            <w:r>
-              <w:rPr>
-                <w:rFonts w:hint="eastAsia" w:ascii="Times New Roman" w:hAnsi="Times New Roman" w:eastAsia="微软雅黑" w:cs="Times New Roman"/>
-                <w:bCs/>
-                <w:color w:val="000000"/>
-                <w:sz w:val="21"/>
-                <w:szCs w:val="21"/>
-                <w:lang w:val="en-US" w:eastAsia="zh-CN"/>
-              </w:rPr>
-              <w:t>报告日期：{{ reportdate }}</w:t>
+              <w:t>{{ specimentype }}</w:t>
             </w:r>
           </w:p>
         </w:tc>
       </w:tr>
+    </w:tbl>
+    <w:p>
+      <w:pPr>
+        <w:rPr>
+          <w:rFonts w:ascii="Times New Roman" w:hAnsi="Times New Roman" w:eastAsia="微软雅黑" w:cs="Times New Roman"/>
+          <w:b/>
+          <w:color w:val="00B050"/>
+          <w:sz w:val="28"/>
+          <w:szCs w:val="28"/>
+          <w:lang w:eastAsia="zh-CN"/>
+        </w:rPr>
+      </w:pPr>
+    </w:p>
+    <w:tbl>
+      <w:tblPr>
+        <w:tblStyle w:val="14"/>
+        <w:tblpPr w:leftFromText="180" w:rightFromText="180" w:vertAnchor="text" w:horzAnchor="page" w:tblpXSpec="center" w:tblpY="71"/>
+        <w:tblW w:w="9638" w:type="dxa"/>
+        <w:jc w:val="center"/>
+        <w:tblBorders>
+          <w:top w:val="single" w:color="5A9D46" w:sz="24" w:space="0"/>
+          <w:left w:val="none" w:color="auto" w:sz="0" w:space="0"/>
+          <w:bottom w:val="single" w:color="A4A4A4" w:sz="4" w:space="0"/>
+          <w:right w:val="none" w:color="auto" w:sz="0" w:space="0"/>
+          <w:insideH w:val="single" w:color="A4A4A4" w:sz="4" w:space="0"/>
+          <w:insideV w:val="single" w:color="A4A4A4" w:sz="4" w:space="0"/>
+        </w:tblBorders>
+        <w:tblLayout w:type="fixed"/>
+        <w:tblCellMar>
+          <w:top w:w="0" w:type="dxa"/>
+          <w:left w:w="108" w:type="dxa"/>
+          <w:bottom w:w="0" w:type="dxa"/>
+          <w:right w:w="108" w:type="dxa"/>
+        </w:tblCellMar>
+      </w:tblPr>
+      <w:tblGrid>
+        <w:gridCol w:w="4756"/>
+        <w:gridCol w:w="4882"/>
+      </w:tblGrid>
       <w:tr>
         <w:tblPrEx>
           <w:tblBorders>
@@ -3177,11 +3183,11 @@
         </w:trPr>
         <w:tc>
           <w:tcPr>
-            <w:tcW w:w="9638" w:type="dxa"/>
-            <w:gridSpan w:val="2"/>
-            <w:tcBorders>
-              <w:top w:val="single" w:color="0070C0" w:sz="4" w:space="0"/>
+            <w:tcW w:w="4756" w:type="dxa"/>
+            <w:tcBorders>
+              <w:top w:val="single" w:color="0070C0" w:sz="18" w:space="0"/>
               <w:bottom w:val="single" w:color="0070C0" w:sz="18" w:space="0"/>
+              <w:right w:val="single" w:color="0070C0" w:sz="4" w:space="0"/>
             </w:tcBorders>
             <w:shd w:val="clear" w:color="auto" w:fill="auto"/>
             <w:vAlign w:val="center"/>
@@ -3191,6 +3197,7 @@
               <w:jc w:val="both"/>
               <w:rPr>
                 <w:rFonts w:ascii="Times New Roman" w:hAnsi="Times New Roman" w:eastAsia="微软雅黑" w:cs="Times New Roman"/>
+                <w:bCs/>
                 <w:color w:val="000000"/>
                 <w:sz w:val="21"/>
                 <w:szCs w:val="21"/>
@@ -3199,23 +3206,50 @@
             </w:pPr>
             <w:r>
               <w:rPr>
-                <w:rFonts w:ascii="Times New Roman" w:hAnsi="Times New Roman" w:eastAsia="微软雅黑" w:cs="Times New Roman"/>
+                <w:rFonts w:hint="default" w:ascii="Times New Roman" w:hAnsi="Times New Roman" w:eastAsia="微软雅黑" w:cs="Times New Roman"/>
+                <w:bCs/>
                 <w:color w:val="000000"/>
                 <w:sz w:val="21"/>
                 <w:szCs w:val="21"/>
                 <w:lang w:eastAsia="zh-CN"/>
               </w:rPr>
-              <w:t>标本类型：</w:t>
-            </w:r>
-            <w:r>
-              <w:rPr>
-                <w:rFonts w:hint="eastAsia" w:ascii="Times New Roman" w:hAnsi="Times New Roman" w:eastAsia="微软雅黑" w:cs="Times New Roman"/>
+              <w:t>送检医院：{{ hospital }}</w:t>
+            </w:r>
+          </w:p>
+        </w:tc>
+        <w:tc>
+          <w:tcPr>
+            <w:tcW w:w="4882" w:type="dxa"/>
+            <w:tcBorders>
+              <w:top w:val="single" w:color="0070C0" w:sz="18" w:space="0"/>
+              <w:left w:val="single" w:color="0070C0" w:sz="4" w:space="0"/>
+              <w:bottom w:val="single" w:color="0070C0" w:sz="18" w:space="0"/>
+            </w:tcBorders>
+            <w:shd w:val="clear" w:color="auto" w:fill="auto"/>
+            <w:vAlign w:val="center"/>
+          </w:tcPr>
+          <w:p>
+            <w:pPr>
+              <w:jc w:val="both"/>
+              <w:rPr>
+                <w:rFonts w:ascii="Times New Roman" w:hAnsi="Times New Roman" w:eastAsia="微软雅黑" w:cs="Times New Roman"/>
+                <w:bCs/>
                 <w:color w:val="000000"/>
                 <w:sz w:val="21"/>
                 <w:szCs w:val="21"/>
                 <w:lang w:eastAsia="zh-CN"/>
               </w:rPr>
-              <w:t>{{ specimentype }}</w:t>
+            </w:pPr>
+            <w:r>
+              <w:rPr>
+                <w:rFonts w:hint="default" w:ascii="Times New Roman" w:hAnsi="Times New Roman" w:eastAsia="微软雅黑" w:cs="Times New Roman"/>
+                <w:bCs/>
+                <w:color w:val="000000"/>
+                <w:sz w:val="21"/>
+                <w:szCs w:val="21"/>
+                <w:lang w:eastAsia="zh-CN"/>
+              </w:rPr>
+              <w:t>门诊/住院号：{{ room }}</w:t>
             </w:r>
           </w:p>
         </w:tc>
@@ -3232,6 +3266,8 @@
           <w:lang w:eastAsia="zh-CN"/>
         </w:rPr>
       </w:pPr>
+      <w:bookmarkStart w:id="234" w:name="_GoBack"/>
+      <w:bookmarkEnd w:id="234"/>
     </w:p>
     <w:p>
       <w:pPr>
@@ -3247,12 +3283,12 @@
           <w:szCs w:val="32"/>
         </w:rPr>
       </w:pPr>
-      <w:bookmarkStart w:id="7" w:name="_Toc7021_WPSOffice_Level1"/>
-      <w:bookmarkStart w:id="8" w:name="_Toc5680"/>
-      <w:bookmarkStart w:id="9" w:name="_Toc26731"/>
-      <w:bookmarkStart w:id="10" w:name="_Toc17451"/>
-      <w:bookmarkStart w:id="11" w:name="_Toc18062_WPSOffice_Level1"/>
-      <w:bookmarkStart w:id="12" w:name="_Toc11015_WPSOffice_Level1"/>
+      <w:bookmarkStart w:id="7" w:name="_Toc18062_WPSOffice_Level1"/>
+      <w:bookmarkStart w:id="8" w:name="_Toc11015_WPSOffice_Level1"/>
+      <w:bookmarkStart w:id="9" w:name="_Toc17451"/>
+      <w:bookmarkStart w:id="10" w:name="_Toc5680"/>
+      <w:bookmarkStart w:id="11" w:name="_Toc7021_WPSOffice_Level1"/>
+      <w:bookmarkStart w:id="12" w:name="_Toc26731"/>
       <w:bookmarkStart w:id="13" w:name="_Toc3823"/>
       <w:r>
         <w:rPr>
@@ -3558,13 +3594,13 @@
           <w:lang w:val="en-US" w:eastAsia="zh-CN"/>
         </w:rPr>
       </w:pPr>
-      <w:bookmarkStart w:id="15" w:name="_Toc29251"/>
-      <w:bookmarkStart w:id="16" w:name="_Toc7496"/>
+      <w:bookmarkStart w:id="15" w:name="_Toc7496"/>
+      <w:bookmarkStart w:id="16" w:name="_Toc29251"/>
       <w:bookmarkStart w:id="17" w:name="_Toc6221_WPSOffice_Level1"/>
-      <w:bookmarkStart w:id="18" w:name="_Toc25920"/>
-      <w:bookmarkStart w:id="19" w:name="_Toc18058"/>
+      <w:bookmarkStart w:id="18" w:name="_Toc23369_WPSOffice_Level1"/>
+      <w:bookmarkStart w:id="19" w:name="_Toc25920"/>
       <w:bookmarkStart w:id="20" w:name="_Toc16576"/>
-      <w:bookmarkStart w:id="21" w:name="_Toc23369_WPSOffice_Level1"/>
+      <w:bookmarkStart w:id="21" w:name="_Toc18058"/>
       <w:r>
         <w:rPr>
           <w:rFonts w:hint="eastAsia"/>
@@ -4377,6 +4413,12 @@
             <w:insideH w:val="single" w:color="0070C0" w:sz="4" w:space="0"/>
             <w:insideV w:val="single" w:color="0070C0" w:sz="4" w:space="0"/>
           </w:tblBorders>
+          <w:tblCellMar>
+            <w:top w:w="0" w:type="dxa"/>
+            <w:left w:w="0" w:type="dxa"/>
+            <w:bottom w:w="0" w:type="dxa"/>
+            <w:right w:w="0" w:type="dxa"/>
+          </w:tblCellMar>
         </w:tblPrEx>
         <w:trPr>
           <w:trHeight w:val="397" w:hRule="atLeast"/>
@@ -4937,7 +4979,7 @@
           </mc:Choice>
           <mc:Fallback>
             <w:pict>
-              <v:group id="_x0000_s1026" o:spid="_x0000_s1026" o:spt="203" style="position:absolute;left:0pt;margin-left:219.1pt;margin-top:4.1pt;height:35.65pt;width:215.4pt;z-index:251662336;mso-width-relative:page;mso-height-relative:page;" coordorigin="19211,19395" coordsize="4308,713" o:gfxdata="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">
+              <v:group id="_x0000_s1026" o:spid="_x0000_s1026" o:spt="203" style="position:absolute;left:0pt;margin-left:219.1pt;margin-top:4.1pt;height:35.65pt;width:215.4pt;z-index:251662336;mso-width-relative:page;mso-height-relative:page;" coordorigin="19211,19395" coordsize="4308,713" o:gfxdata="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">
                 <o:lock v:ext="edit" aspectratio="f"/>
                 <v:shape id="图片 6" o:spid="_x0000_s1026" o:spt="75" alt="蔡冬雪" type="#_x0000_t75" style="position:absolute;left:19211;top:19491;height:566;width:1261;" filled="f" o:preferrelative="t" stroked="f" coordsize="21600,21600" o:gfxdata="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">
                   <v:fill on="f" focussize="0,0"/>
@@ -4977,14 +5019,6 @@
         <w:gridCol w:w="2294"/>
       </w:tblGrid>
       <w:tr>
-        <w:tblPrEx>
-          <w:tblCellMar>
-            <w:top w:w="0" w:type="dxa"/>
-            <w:left w:w="0" w:type="dxa"/>
-            <w:bottom w:w="0" w:type="dxa"/>
-            <w:right w:w="0" w:type="dxa"/>
-          </w:tblCellMar>
-        </w:tblPrEx>
         <w:trPr>
           <w:trHeight w:val="441" w:hRule="exact"/>
           <w:jc w:val="right"/>
@@ -5453,7 +5487,7 @@
           </mc:Choice>
           <mc:Fallback>
             <w:pict>
-              <v:group id="_x0000_s1026" o:spid="_x0000_s1026" o:spt="203" style="position:absolute;left:0pt;margin-left:218.5pt;margin-top:6pt;height:45.05pt;width:230.5pt;z-index:251663360;mso-width-relative:page;mso-height-relative:page;" coordorigin="19199,21203" coordsize="4610,901" o:gfxdata="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">
+              <v:group id="_x0000_s1026" o:spid="_x0000_s1026" o:spt="203" style="position:absolute;left:0pt;margin-left:218.5pt;margin-top:6pt;height:45.05pt;width:230.5pt;z-index:251663360;mso-width-relative:page;mso-height-relative:page;" coordorigin="19199,21203" coordsize="4610,901" o:gfxdata="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">
                 <o:lock v:ext="edit" aspectratio="f"/>
                 <v:shape id="图片 1" o:spid="_x0000_s1026" o:spt="75" type="#_x0000_t75" style="position:absolute;left:19199;top:21203;height:901;width:1672;" filled="f" o:preferrelative="t" stroked="f" coordsize="21600,21600" o:gfxdata="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">
                   <v:fill on="f" focussize="0,0"/>
@@ -7351,12 +7385,12 @@
           <w:szCs w:val="32"/>
         </w:rPr>
       </w:pPr>
-      <w:bookmarkStart w:id="25" w:name="_Toc2781"/>
-      <w:bookmarkStart w:id="26" w:name="_Toc22132"/>
-      <w:bookmarkStart w:id="27" w:name="_Toc20136_WPSOffice_Level1"/>
-      <w:bookmarkStart w:id="28" w:name="_Toc24235"/>
-      <w:bookmarkStart w:id="29" w:name="_Toc19898_WPSOffice_Level1"/>
-      <w:bookmarkStart w:id="30" w:name="_Toc16165"/>
+      <w:bookmarkStart w:id="25" w:name="_Toc16165"/>
+      <w:bookmarkStart w:id="26" w:name="_Toc19898_WPSOffice_Level1"/>
+      <w:bookmarkStart w:id="27" w:name="_Toc22132"/>
+      <w:bookmarkStart w:id="28" w:name="_Toc2781"/>
+      <w:bookmarkStart w:id="29" w:name="_Toc20136_WPSOffice_Level1"/>
+      <w:bookmarkStart w:id="30" w:name="_Toc24235"/>
       <w:r>
         <w:rPr>
           <w:rFonts w:hint="eastAsia"/>
@@ -7388,12 +7422,12 @@
           <w:lang w:eastAsia="zh-CN"/>
         </w:rPr>
       </w:pPr>
-      <w:bookmarkStart w:id="31" w:name="_Toc11015_WPSOffice_Level2"/>
-      <w:bookmarkStart w:id="32" w:name="_Toc9088"/>
+      <w:bookmarkStart w:id="31" w:name="_Toc9088"/>
+      <w:bookmarkStart w:id="32" w:name="_Toc15063"/>
       <w:bookmarkStart w:id="33" w:name="_Toc18062_WPSOffice_Level2"/>
       <w:bookmarkStart w:id="34" w:name="_Toc10724"/>
-      <w:bookmarkStart w:id="35" w:name="_Toc15063"/>
-      <w:bookmarkStart w:id="36" w:name="_Toc23375"/>
+      <w:bookmarkStart w:id="35" w:name="_Toc23375"/>
+      <w:bookmarkStart w:id="36" w:name="_Toc11015_WPSOffice_Level2"/>
       <w:r>
         <w:rPr>
           <w:rFonts w:hint="eastAsia"/>
@@ -11977,11 +12011,11 @@
         </w:rPr>
         <w:br w:type="page"/>
       </w:r>
-      <w:bookmarkStart w:id="37" w:name="_Toc149826009"/>
-      <w:bookmarkStart w:id="38" w:name="_Toc27421"/>
-      <w:bookmarkStart w:id="39" w:name="_Toc26893"/>
-      <w:bookmarkStart w:id="40" w:name="_Toc149832733"/>
-      <w:bookmarkStart w:id="41" w:name="_Toc22117"/>
+      <w:bookmarkStart w:id="37" w:name="_Toc149832733"/>
+      <w:bookmarkStart w:id="38" w:name="_Toc149826009"/>
+      <w:bookmarkStart w:id="39" w:name="_Toc22117"/>
+      <w:bookmarkStart w:id="40" w:name="_Toc27421"/>
+      <w:bookmarkStart w:id="41" w:name="_Toc26893"/>
       <w:r>
         <w:rPr>
           <w:rFonts w:hint="default" w:ascii="Times New Roman" w:hAnsi="Times New Roman" w:eastAsia="微软雅黑" w:cs="Times New Roman"/>
@@ -13194,11 +13228,11 @@
           <w:lang w:eastAsia="zh-CN"/>
         </w:rPr>
       </w:pPr>
-      <w:bookmarkStart w:id="44" w:name="_Toc251"/>
-      <w:bookmarkStart w:id="45" w:name="_Toc20034"/>
-      <w:bookmarkStart w:id="46" w:name="_Toc10223"/>
-      <w:bookmarkStart w:id="47" w:name="_Toc29619"/>
-      <w:bookmarkStart w:id="48" w:name="_Toc106719764"/>
+      <w:bookmarkStart w:id="44" w:name="_Toc20034"/>
+      <w:bookmarkStart w:id="45" w:name="_Toc29619"/>
+      <w:bookmarkStart w:id="46" w:name="_Toc251"/>
+      <w:bookmarkStart w:id="47" w:name="_Toc106719764"/>
+      <w:bookmarkStart w:id="48" w:name="_Toc10223"/>
       <w:r>
         <w:rPr>
           <w:rFonts w:hint="eastAsia"/>
@@ -14845,6 +14879,12 @@
             <w:insideH w:val="none" w:color="auto" w:sz="0" w:space="0"/>
             <w:insideV w:val="none" w:color="auto" w:sz="0" w:space="0"/>
           </w:tblBorders>
+          <w:tblCellMar>
+            <w:top w:w="0" w:type="dxa"/>
+            <w:left w:w="108" w:type="dxa"/>
+            <w:bottom w:w="0" w:type="dxa"/>
+            <w:right w:w="108" w:type="dxa"/>
+          </w:tblCellMar>
         </w:tblPrEx>
         <w:trPr>
           <w:trHeight w:val="313" w:hRule="atLeast"/>
@@ -26455,12 +26495,12 @@
         </w:rPr>
       </w:pPr>
       <w:bookmarkStart w:id="55" w:name="_Toc19184"/>
-      <w:bookmarkStart w:id="56" w:name="_Toc13196_WPSOffice_Level1"/>
-      <w:bookmarkStart w:id="57" w:name="_Toc21764_WPSOffice_Level1"/>
-      <w:bookmarkStart w:id="58" w:name="_Toc28240"/>
-      <w:bookmarkStart w:id="59" w:name="_Toc1707_WPSOffice_Level1"/>
-      <w:bookmarkStart w:id="60" w:name="_Toc13698"/>
-      <w:bookmarkStart w:id="61" w:name="_Toc27302"/>
+      <w:bookmarkStart w:id="56" w:name="_Toc13698"/>
+      <w:bookmarkStart w:id="57" w:name="_Toc27302"/>
+      <w:bookmarkStart w:id="58" w:name="_Toc21764_WPSOffice_Level1"/>
+      <w:bookmarkStart w:id="59" w:name="_Toc28240"/>
+      <w:bookmarkStart w:id="60" w:name="_Toc13196_WPSOffice_Level1"/>
+      <w:bookmarkStart w:id="61" w:name="_Toc1707_WPSOffice_Level1"/>
       <w:r>
         <w:rPr>
           <w:rFonts w:hint="eastAsia"/>
@@ -28518,10 +28558,10 @@
         </w:rPr>
       </w:pPr>
       <w:bookmarkStart w:id="63" w:name="_Toc14255_WPSOffice_Level1"/>
-      <w:bookmarkStart w:id="64" w:name="_Toc24085_WPSOffice_Level1"/>
-      <w:bookmarkStart w:id="65" w:name="_Toc3674"/>
-      <w:bookmarkStart w:id="66" w:name="_Toc20457"/>
-      <w:bookmarkStart w:id="67" w:name="_Toc15840_WPSOffice_Level1"/>
+      <w:bookmarkStart w:id="64" w:name="_Toc20457"/>
+      <w:bookmarkStart w:id="65" w:name="_Toc24085_WPSOffice_Level1"/>
+      <w:bookmarkStart w:id="66" w:name="_Toc15840_WPSOffice_Level1"/>
+      <w:bookmarkStart w:id="67" w:name="_Toc3674"/>
       <w:r>
         <w:rPr>
           <w:rFonts w:hint="eastAsia"/>
@@ -30908,12 +30948,12 @@
         <w:br w:type="page"/>
       </w:r>
       <w:bookmarkEnd w:id="13"/>
-      <w:bookmarkStart w:id="68" w:name="_Toc28910_WPSOffice_Level1"/>
-      <w:bookmarkStart w:id="69" w:name="_Toc22484_WPSOffice_Level1"/>
-      <w:bookmarkStart w:id="70" w:name="_Toc16368_WPSOffice_Level1"/>
-      <w:bookmarkStart w:id="71" w:name="_Toc19099"/>
-      <w:bookmarkStart w:id="72" w:name="_Toc11722"/>
-      <w:bookmarkStart w:id="73" w:name="_Toc7549"/>
+      <w:bookmarkStart w:id="68" w:name="_Toc19099"/>
+      <w:bookmarkStart w:id="69" w:name="_Toc7549"/>
+      <w:bookmarkStart w:id="70" w:name="_Toc22484_WPSOffice_Level1"/>
+      <w:bookmarkStart w:id="71" w:name="_Toc28910_WPSOffice_Level1"/>
+      <w:bookmarkStart w:id="72" w:name="_Toc16368_WPSOffice_Level1"/>
+      <w:bookmarkStart w:id="73" w:name="_Toc11722"/>
     </w:p>
     <w:p>
       <w:pPr>
@@ -30961,8 +31001,8 @@
       </w:pPr>
       <w:bookmarkStart w:id="75" w:name="_Toc28454_WPSOffice_Level1"/>
       <w:bookmarkStart w:id="76" w:name="_Toc26985_WPSOffice_Level1"/>
-      <w:bookmarkStart w:id="77" w:name="_Toc5476"/>
-      <w:bookmarkStart w:id="78" w:name="_Toc20170_WPSOffice_Level1"/>
+      <w:bookmarkStart w:id="77" w:name="_Toc20170_WPSOffice_Level1"/>
+      <w:bookmarkStart w:id="78" w:name="_Toc5476"/>
       <w:r>
         <w:rPr>
           <w:rFonts w:hint="eastAsia" w:ascii="Times New Roman" w:hAnsi="Times New Roman" w:eastAsia="微软雅黑" w:cs="Times New Roman"/>
@@ -31519,12 +31559,12 @@
               </w:rPr>
             </w:pPr>
             <w:bookmarkStart w:id="79" w:name="_Toc31020_WPSOffice_Level2"/>
-            <w:bookmarkStart w:id="80" w:name="_Toc17905_WPSOffice_Level2"/>
-            <w:bookmarkStart w:id="81" w:name="_Toc5660_WPSOffice_Level2"/>
-            <w:bookmarkStart w:id="82" w:name="_Toc18696_WPSOffice_Level2"/>
-            <w:bookmarkStart w:id="83" w:name="_Toc3819_WPSOffice_Level2"/>
-            <w:bookmarkStart w:id="84" w:name="_Toc23221_WPSOffice_Level2"/>
-            <w:bookmarkStart w:id="85" w:name="_Toc5261_WPSOffice_Level2"/>
+            <w:bookmarkStart w:id="80" w:name="_Toc18696_WPSOffice_Level2"/>
+            <w:bookmarkStart w:id="81" w:name="_Toc17905_WPSOffice_Level2"/>
+            <w:bookmarkStart w:id="82" w:name="_Toc5660_WPSOffice_Level2"/>
+            <w:bookmarkStart w:id="83" w:name="_Toc5261_WPSOffice_Level2"/>
+            <w:bookmarkStart w:id="84" w:name="_Toc3819_WPSOffice_Level2"/>
+            <w:bookmarkStart w:id="85" w:name="_Toc23221_WPSOffice_Level2"/>
             <w:r>
               <w:rPr>
                 <w:rFonts w:hint="eastAsia" w:ascii="Times New Roman" w:hAnsi="Times New Roman" w:eastAsia="微软雅黑" w:cs="Times New Roman"/>
@@ -31989,10 +32029,10 @@
                 <w:szCs w:val="18"/>
               </w:rPr>
             </w:pPr>
-            <w:bookmarkStart w:id="86" w:name="_Toc15300_WPSOffice_Level2"/>
-            <w:bookmarkStart w:id="87" w:name="_Toc28235_WPSOffice_Level2"/>
-            <w:bookmarkStart w:id="88" w:name="_Toc23388_WPSOffice_Level2"/>
-            <w:bookmarkStart w:id="89" w:name="_Toc20683_WPSOffice_Level2"/>
+            <w:bookmarkStart w:id="86" w:name="_Toc28235_WPSOffice_Level2"/>
+            <w:bookmarkStart w:id="87" w:name="_Toc23388_WPSOffice_Level2"/>
+            <w:bookmarkStart w:id="88" w:name="_Toc20683_WPSOffice_Level2"/>
+            <w:bookmarkStart w:id="89" w:name="_Toc15300_WPSOffice_Level2"/>
             <w:bookmarkStart w:id="90" w:name="_Toc11554_WPSOffice_Level2"/>
             <w:bookmarkStart w:id="91" w:name="_Toc2588_WPSOffice_Level2"/>
             <w:bookmarkStart w:id="92" w:name="_Toc24626_WPSOffice_Level2"/>
@@ -32452,13 +32492,13 @@
                 <w:szCs w:val="18"/>
               </w:rPr>
             </w:pPr>
-            <w:bookmarkStart w:id="93" w:name="_Toc19892_WPSOffice_Level2"/>
+            <w:bookmarkStart w:id="93" w:name="_Toc16027_WPSOffice_Level2"/>
             <w:bookmarkStart w:id="94" w:name="_Toc31650_WPSOffice_Level2"/>
-            <w:bookmarkStart w:id="95" w:name="_Toc18182_WPSOffice_Level2"/>
-            <w:bookmarkStart w:id="96" w:name="_Toc12493_WPSOffice_Level2"/>
-            <w:bookmarkStart w:id="97" w:name="_Toc30071_WPSOffice_Level2"/>
-            <w:bookmarkStart w:id="98" w:name="_Toc16027_WPSOffice_Level2"/>
-            <w:bookmarkStart w:id="99" w:name="_Toc22590_WPSOffice_Level2"/>
+            <w:bookmarkStart w:id="95" w:name="_Toc12493_WPSOffice_Level2"/>
+            <w:bookmarkStart w:id="96" w:name="_Toc18182_WPSOffice_Level2"/>
+            <w:bookmarkStart w:id="97" w:name="_Toc22590_WPSOffice_Level2"/>
+            <w:bookmarkStart w:id="98" w:name="_Toc30071_WPSOffice_Level2"/>
+            <w:bookmarkStart w:id="99" w:name="_Toc19892_WPSOffice_Level2"/>
             <w:r>
               <w:rPr>
                 <w:rFonts w:hint="eastAsia" w:ascii="Times New Roman" w:hAnsi="Times New Roman" w:eastAsia="微软雅黑" w:cs="Times New Roman"/>
@@ -32923,12 +32963,12 @@
                 <w:szCs w:val="18"/>
               </w:rPr>
             </w:pPr>
-            <w:bookmarkStart w:id="100" w:name="_Toc28312_WPSOffice_Level2"/>
-            <w:bookmarkStart w:id="101" w:name="_Toc8398_WPSOffice_Level2"/>
-            <w:bookmarkStart w:id="102" w:name="_Toc31447_WPSOffice_Level2"/>
-            <w:bookmarkStart w:id="103" w:name="_Toc11689_WPSOffice_Level2"/>
-            <w:bookmarkStart w:id="104" w:name="_Toc20571_WPSOffice_Level2"/>
-            <w:bookmarkStart w:id="105" w:name="_Toc19289_WPSOffice_Level2"/>
+            <w:bookmarkStart w:id="100" w:name="_Toc8398_WPSOffice_Level2"/>
+            <w:bookmarkStart w:id="101" w:name="_Toc11689_WPSOffice_Level2"/>
+            <w:bookmarkStart w:id="102" w:name="_Toc20571_WPSOffice_Level2"/>
+            <w:bookmarkStart w:id="103" w:name="_Toc19289_WPSOffice_Level2"/>
+            <w:bookmarkStart w:id="104" w:name="_Toc28312_WPSOffice_Level2"/>
+            <w:bookmarkStart w:id="105" w:name="_Toc31447_WPSOffice_Level2"/>
             <w:bookmarkStart w:id="106" w:name="_Toc28534_WPSOffice_Level2"/>
             <w:r>
               <w:rPr>
@@ -33395,12 +33435,12 @@
                 <w:szCs w:val="18"/>
               </w:rPr>
             </w:pPr>
-            <w:bookmarkStart w:id="107" w:name="_Toc5423_WPSOffice_Level2"/>
-            <w:bookmarkStart w:id="108" w:name="_Toc2683_WPSOffice_Level2"/>
-            <w:bookmarkStart w:id="109" w:name="_Toc6863_WPSOffice_Level2"/>
-            <w:bookmarkStart w:id="110" w:name="_Toc6645_WPSOffice_Level2"/>
-            <w:bookmarkStart w:id="111" w:name="_Toc6170_WPSOffice_Level2"/>
-            <w:bookmarkStart w:id="112" w:name="_Toc13225_WPSOffice_Level2"/>
+            <w:bookmarkStart w:id="107" w:name="_Toc2683_WPSOffice_Level2"/>
+            <w:bookmarkStart w:id="108" w:name="_Toc5423_WPSOffice_Level2"/>
+            <w:bookmarkStart w:id="109" w:name="_Toc6645_WPSOffice_Level2"/>
+            <w:bookmarkStart w:id="110" w:name="_Toc13225_WPSOffice_Level2"/>
+            <w:bookmarkStart w:id="111" w:name="_Toc6863_WPSOffice_Level2"/>
+            <w:bookmarkStart w:id="112" w:name="_Toc6170_WPSOffice_Level2"/>
             <w:bookmarkStart w:id="113" w:name="_Toc5164_WPSOffice_Level2"/>
             <w:r>
               <w:rPr>
@@ -33866,13 +33906,13 @@
                 <w:szCs w:val="18"/>
               </w:rPr>
             </w:pPr>
-            <w:bookmarkStart w:id="114" w:name="_Toc13817_WPSOffice_Level2"/>
-            <w:bookmarkStart w:id="115" w:name="_Toc12046_WPSOffice_Level2"/>
-            <w:bookmarkStart w:id="116" w:name="_Toc6323_WPSOffice_Level2"/>
+            <w:bookmarkStart w:id="114" w:name="_Toc12046_WPSOffice_Level2"/>
+            <w:bookmarkStart w:id="115" w:name="_Toc24628_WPSOffice_Level2"/>
+            <w:bookmarkStart w:id="116" w:name="_Toc29762_WPSOffice_Level2"/>
             <w:bookmarkStart w:id="117" w:name="_Toc3387_WPSOffice_Level2"/>
-            <w:bookmarkStart w:id="118" w:name="_Toc24628_WPSOffice_Level2"/>
-            <w:bookmarkStart w:id="119" w:name="_Toc29762_WPSOffice_Level2"/>
-            <w:bookmarkStart w:id="120" w:name="_Toc5860_WPSOffice_Level2"/>
+            <w:bookmarkStart w:id="118" w:name="_Toc5860_WPSOffice_Level2"/>
+            <w:bookmarkStart w:id="119" w:name="_Toc13817_WPSOffice_Level2"/>
+            <w:bookmarkStart w:id="120" w:name="_Toc6323_WPSOffice_Level2"/>
             <w:r>
               <w:rPr>
                 <w:rFonts w:hint="eastAsia" w:ascii="Times New Roman" w:hAnsi="Times New Roman" w:eastAsia="微软雅黑" w:cs="Times New Roman"/>
@@ -34337,13 +34377,13 @@
                 <w:szCs w:val="18"/>
               </w:rPr>
             </w:pPr>
-            <w:bookmarkStart w:id="121" w:name="_Toc15619_WPSOffice_Level2"/>
-            <w:bookmarkStart w:id="122" w:name="_Toc31905_WPSOffice_Level2"/>
-            <w:bookmarkStart w:id="123" w:name="_Toc11082_WPSOffice_Level2"/>
+            <w:bookmarkStart w:id="121" w:name="_Toc31905_WPSOffice_Level2"/>
+            <w:bookmarkStart w:id="122" w:name="_Toc708_WPSOffice_Level2"/>
+            <w:bookmarkStart w:id="123" w:name="_Toc22500_WPSOffice_Level2"/>
             <w:bookmarkStart w:id="124" w:name="_Toc6004_WPSOffice_Level2"/>
-            <w:bookmarkStart w:id="125" w:name="_Toc708_WPSOffice_Level2"/>
-            <w:bookmarkStart w:id="126" w:name="_Toc22500_WPSOffice_Level2"/>
-            <w:bookmarkStart w:id="127" w:name="_Toc13244_WPSOffice_Level2"/>
+            <w:bookmarkStart w:id="125" w:name="_Toc13244_WPSOffice_Level2"/>
+            <w:bookmarkStart w:id="126" w:name="_Toc15619_WPSOffice_Level2"/>
+            <w:bookmarkStart w:id="127" w:name="_Toc11082_WPSOffice_Level2"/>
             <w:r>
               <w:rPr>
                 <w:rFonts w:hint="eastAsia" w:ascii="Times New Roman" w:hAnsi="Times New Roman" w:eastAsia="微软雅黑" w:cs="Times New Roman"/>
@@ -34808,13 +34848,13 @@
                 <w:szCs w:val="18"/>
               </w:rPr>
             </w:pPr>
-            <w:bookmarkStart w:id="128" w:name="_Toc23443_WPSOffice_Level2"/>
-            <w:bookmarkStart w:id="129" w:name="_Toc23537_WPSOffice_Level2"/>
-            <w:bookmarkStart w:id="130" w:name="_Toc15479_WPSOffice_Level2"/>
-            <w:bookmarkStart w:id="131" w:name="_Toc7586_WPSOffice_Level2"/>
-            <w:bookmarkStart w:id="132" w:name="_Toc21560_WPSOffice_Level2"/>
-            <w:bookmarkStart w:id="133" w:name="_Toc13664_WPSOffice_Level2"/>
-            <w:bookmarkStart w:id="134" w:name="_Toc4042_WPSOffice_Level2"/>
+            <w:bookmarkStart w:id="128" w:name="_Toc4042_WPSOffice_Level2"/>
+            <w:bookmarkStart w:id="129" w:name="_Toc15479_WPSOffice_Level2"/>
+            <w:bookmarkStart w:id="130" w:name="_Toc7586_WPSOffice_Level2"/>
+            <w:bookmarkStart w:id="131" w:name="_Toc23443_WPSOffice_Level2"/>
+            <w:bookmarkStart w:id="132" w:name="_Toc13664_WPSOffice_Level2"/>
+            <w:bookmarkStart w:id="133" w:name="_Toc21560_WPSOffice_Level2"/>
+            <w:bookmarkStart w:id="134" w:name="_Toc23537_WPSOffice_Level2"/>
             <w:r>
               <w:rPr>
                 <w:rFonts w:hint="eastAsia" w:ascii="Times New Roman" w:hAnsi="Times New Roman" w:eastAsia="微软雅黑" w:cs="Times New Roman"/>
@@ -35279,13 +35319,13 @@
                 <w:szCs w:val="18"/>
               </w:rPr>
             </w:pPr>
-            <w:bookmarkStart w:id="135" w:name="_Toc11254_WPSOffice_Level2"/>
-            <w:bookmarkStart w:id="136" w:name="_Toc5629_WPSOffice_Level2"/>
-            <w:bookmarkStart w:id="137" w:name="_Toc22039_WPSOffice_Level2"/>
-            <w:bookmarkStart w:id="138" w:name="_Toc28498_WPSOffice_Level2"/>
-            <w:bookmarkStart w:id="139" w:name="_Toc2337_WPSOffice_Level2"/>
-            <w:bookmarkStart w:id="140" w:name="_Toc29193_WPSOffice_Level2"/>
-            <w:bookmarkStart w:id="141" w:name="_Toc10575_WPSOffice_Level2"/>
+            <w:bookmarkStart w:id="135" w:name="_Toc2337_WPSOffice_Level2"/>
+            <w:bookmarkStart w:id="136" w:name="_Toc29193_WPSOffice_Level2"/>
+            <w:bookmarkStart w:id="137" w:name="_Toc10575_WPSOffice_Level2"/>
+            <w:bookmarkStart w:id="138" w:name="_Toc11254_WPSOffice_Level2"/>
+            <w:bookmarkStart w:id="139" w:name="_Toc5629_WPSOffice_Level2"/>
+            <w:bookmarkStart w:id="140" w:name="_Toc22039_WPSOffice_Level2"/>
+            <w:bookmarkStart w:id="141" w:name="_Toc28498_WPSOffice_Level2"/>
             <w:r>
               <w:rPr>
                 <w:rFonts w:hint="eastAsia" w:ascii="Times New Roman" w:hAnsi="Times New Roman" w:eastAsia="微软雅黑" w:cs="Times New Roman"/>
@@ -35751,12 +35791,12 @@
               </w:rPr>
             </w:pPr>
             <w:bookmarkStart w:id="142" w:name="_Toc8519_WPSOffice_Level2"/>
-            <w:bookmarkStart w:id="143" w:name="_Toc13246_WPSOffice_Level2"/>
+            <w:bookmarkStart w:id="143" w:name="_Toc8985_WPSOffice_Level2"/>
             <w:bookmarkStart w:id="144" w:name="_Toc2613_WPSOffice_Level2"/>
-            <w:bookmarkStart w:id="145" w:name="_Toc18866_WPSOffice_Level2"/>
-            <w:bookmarkStart w:id="146" w:name="_Toc8985_WPSOffice_Level2"/>
-            <w:bookmarkStart w:id="147" w:name="_Toc17668_WPSOffice_Level2"/>
-            <w:bookmarkStart w:id="148" w:name="_Toc17621_WPSOffice_Level2"/>
+            <w:bookmarkStart w:id="145" w:name="_Toc17668_WPSOffice_Level2"/>
+            <w:bookmarkStart w:id="146" w:name="_Toc17621_WPSOffice_Level2"/>
+            <w:bookmarkStart w:id="147" w:name="_Toc18866_WPSOffice_Level2"/>
+            <w:bookmarkStart w:id="148" w:name="_Toc13246_WPSOffice_Level2"/>
             <w:r>
               <w:rPr>
                 <w:rFonts w:hint="eastAsia" w:ascii="Times New Roman" w:hAnsi="Times New Roman" w:eastAsia="微软雅黑" w:cs="Times New Roman"/>
@@ -36221,13 +36261,13 @@
                 <w:szCs w:val="18"/>
               </w:rPr>
             </w:pPr>
-            <w:bookmarkStart w:id="149" w:name="_Toc23413_WPSOffice_Level2"/>
-            <w:bookmarkStart w:id="150" w:name="_Toc6654_WPSOffice_Level2"/>
-            <w:bookmarkStart w:id="151" w:name="_Toc12027_WPSOffice_Level2"/>
-            <w:bookmarkStart w:id="152" w:name="_Toc24337_WPSOffice_Level2"/>
-            <w:bookmarkStart w:id="153" w:name="_Toc25338_WPSOffice_Level2"/>
-            <w:bookmarkStart w:id="154" w:name="_Toc2334_WPSOffice_Level2"/>
-            <w:bookmarkStart w:id="155" w:name="_Toc12118_WPSOffice_Level2"/>
+            <w:bookmarkStart w:id="149" w:name="_Toc2334_WPSOffice_Level2"/>
+            <w:bookmarkStart w:id="150" w:name="_Toc23413_WPSOffice_Level2"/>
+            <w:bookmarkStart w:id="151" w:name="_Toc12118_WPSOffice_Level2"/>
+            <w:bookmarkStart w:id="152" w:name="_Toc6654_WPSOffice_Level2"/>
+            <w:bookmarkStart w:id="153" w:name="_Toc12027_WPSOffice_Level2"/>
+            <w:bookmarkStart w:id="154" w:name="_Toc24337_WPSOffice_Level2"/>
+            <w:bookmarkStart w:id="155" w:name="_Toc25338_WPSOffice_Level2"/>
             <w:r>
               <w:rPr>
                 <w:rFonts w:hint="eastAsia" w:ascii="Times New Roman" w:hAnsi="Times New Roman" w:eastAsia="微软雅黑" w:cs="Times New Roman"/>
@@ -37165,11 +37205,11 @@
             </w:pPr>
             <w:bookmarkStart w:id="163" w:name="_Toc18784_WPSOffice_Level2"/>
             <w:bookmarkStart w:id="164" w:name="_Toc26031_WPSOffice_Level2"/>
-            <w:bookmarkStart w:id="165" w:name="_Toc24586_WPSOffice_Level2"/>
-            <w:bookmarkStart w:id="166" w:name="_Toc18295_WPSOffice_Level2"/>
-            <w:bookmarkStart w:id="167" w:name="_Toc31683_WPSOffice_Level2"/>
-            <w:bookmarkStart w:id="168" w:name="_Toc18813_WPSOffice_Level2"/>
-            <w:bookmarkStart w:id="169" w:name="_Toc22623_WPSOffice_Level2"/>
+            <w:bookmarkStart w:id="165" w:name="_Toc18295_WPSOffice_Level2"/>
+            <w:bookmarkStart w:id="166" w:name="_Toc31683_WPSOffice_Level2"/>
+            <w:bookmarkStart w:id="167" w:name="_Toc18813_WPSOffice_Level2"/>
+            <w:bookmarkStart w:id="168" w:name="_Toc22623_WPSOffice_Level2"/>
+            <w:bookmarkStart w:id="169" w:name="_Toc24586_WPSOffice_Level2"/>
             <w:r>
               <w:rPr>
                 <w:rFonts w:hint="eastAsia" w:ascii="Times New Roman" w:hAnsi="Times New Roman" w:eastAsia="微软雅黑" w:cs="Times New Roman"/>
@@ -38055,6 +38095,14 @@
         <w:gridCol w:w="1409"/>
       </w:tblGrid>
       <w:tr>
+        <w:tblPrEx>
+          <w:tblCellMar>
+            <w:top w:w="0" w:type="dxa"/>
+            <w:left w:w="0" w:type="dxa"/>
+            <w:bottom w:w="0" w:type="dxa"/>
+            <w:right w:w="0" w:type="dxa"/>
+          </w:tblCellMar>
+        </w:tblPrEx>
         <w:trPr>
           <w:trHeight w:val="215" w:hRule="atLeast"/>
           <w:jc w:val="center"/>
@@ -38085,12 +38133,12 @@
               </w:rPr>
             </w:pPr>
             <w:bookmarkStart w:id="170" w:name="_Toc31152_WPSOffice_Level2"/>
-            <w:bookmarkStart w:id="171" w:name="_Toc15930_WPSOffice_Level2"/>
-            <w:bookmarkStart w:id="172" w:name="_Toc30144_WPSOffice_Level2"/>
-            <w:bookmarkStart w:id="173" w:name="_Toc25837_WPSOffice_Level2"/>
-            <w:bookmarkStart w:id="174" w:name="_Toc11576_WPSOffice_Level2"/>
-            <w:bookmarkStart w:id="175" w:name="_Toc2455_WPSOffice_Level2"/>
-            <w:bookmarkStart w:id="176" w:name="_Toc22167_WPSOffice_Level2"/>
+            <w:bookmarkStart w:id="171" w:name="_Toc22167_WPSOffice_Level2"/>
+            <w:bookmarkStart w:id="172" w:name="_Toc15930_WPSOffice_Level2"/>
+            <w:bookmarkStart w:id="173" w:name="_Toc30144_WPSOffice_Level2"/>
+            <w:bookmarkStart w:id="174" w:name="_Toc25837_WPSOffice_Level2"/>
+            <w:bookmarkStart w:id="175" w:name="_Toc11576_WPSOffice_Level2"/>
+            <w:bookmarkStart w:id="176" w:name="_Toc2455_WPSOffice_Level2"/>
             <w:r>
               <w:rPr>
                 <w:rFonts w:hint="eastAsia" w:ascii="Times New Roman" w:hAnsi="Times New Roman" w:eastAsia="微软雅黑" w:cs="Times New Roman"/>
@@ -38557,12 +38605,12 @@
               </w:rPr>
             </w:pPr>
             <w:bookmarkStart w:id="177" w:name="_Toc18298_WPSOffice_Level2"/>
-            <w:bookmarkStart w:id="178" w:name="_Toc21218_WPSOffice_Level2"/>
-            <w:bookmarkStart w:id="179" w:name="_Toc6105_WPSOffice_Level2"/>
-            <w:bookmarkStart w:id="180" w:name="_Toc24581_WPSOffice_Level2"/>
-            <w:bookmarkStart w:id="181" w:name="_Toc21844_WPSOffice_Level2"/>
-            <w:bookmarkStart w:id="182" w:name="_Toc10927_WPSOffice_Level2"/>
-            <w:bookmarkStart w:id="183" w:name="_Toc17817_WPSOffice_Level2"/>
+            <w:bookmarkStart w:id="178" w:name="_Toc24581_WPSOffice_Level2"/>
+            <w:bookmarkStart w:id="179" w:name="_Toc10927_WPSOffice_Level2"/>
+            <w:bookmarkStart w:id="180" w:name="_Toc17817_WPSOffice_Level2"/>
+            <w:bookmarkStart w:id="181" w:name="_Toc6105_WPSOffice_Level2"/>
+            <w:bookmarkStart w:id="182" w:name="_Toc21218_WPSOffice_Level2"/>
+            <w:bookmarkStart w:id="183" w:name="_Toc21844_WPSOffice_Level2"/>
             <w:r>
               <w:rPr>
                 <w:rFonts w:hint="eastAsia" w:ascii="Times New Roman" w:hAnsi="Times New Roman" w:eastAsia="微软雅黑" w:cs="Times New Roman"/>
@@ -39027,12 +39075,12 @@
                 <w:szCs w:val="18"/>
               </w:rPr>
             </w:pPr>
-            <w:bookmarkStart w:id="184" w:name="_Toc32618_WPSOffice_Level2"/>
-            <w:bookmarkStart w:id="185" w:name="_Toc22953_WPSOffice_Level2"/>
-            <w:bookmarkStart w:id="186" w:name="_Toc7518_WPSOffice_Level2"/>
-            <w:bookmarkStart w:id="187" w:name="_Toc26632_WPSOffice_Level2"/>
-            <w:bookmarkStart w:id="188" w:name="_Toc5805_WPSOffice_Level2"/>
-            <w:bookmarkStart w:id="189" w:name="_Toc20673_WPSOffice_Level2"/>
+            <w:bookmarkStart w:id="184" w:name="_Toc26632_WPSOffice_Level2"/>
+            <w:bookmarkStart w:id="185" w:name="_Toc7518_WPSOffice_Level2"/>
+            <w:bookmarkStart w:id="186" w:name="_Toc5805_WPSOffice_Level2"/>
+            <w:bookmarkStart w:id="187" w:name="_Toc20673_WPSOffice_Level2"/>
+            <w:bookmarkStart w:id="188" w:name="_Toc32618_WPSOffice_Level2"/>
+            <w:bookmarkStart w:id="189" w:name="_Toc22953_WPSOffice_Level2"/>
             <w:bookmarkStart w:id="190" w:name="_Toc3881_WPSOffice_Level2"/>
             <w:r>
               <w:rPr>
@@ -39498,12 +39546,12 @@
                 <w:szCs w:val="18"/>
               </w:rPr>
             </w:pPr>
-            <w:bookmarkStart w:id="191" w:name="_Toc14661_WPSOffice_Level2"/>
-            <w:bookmarkStart w:id="192" w:name="_Toc9505_WPSOffice_Level2"/>
-            <w:bookmarkStart w:id="193" w:name="_Toc25299_WPSOffice_Level2"/>
-            <w:bookmarkStart w:id="194" w:name="_Toc15940_WPSOffice_Level2"/>
+            <w:bookmarkStart w:id="191" w:name="_Toc9505_WPSOffice_Level2"/>
+            <w:bookmarkStart w:id="192" w:name="_Toc14661_WPSOffice_Level2"/>
+            <w:bookmarkStart w:id="193" w:name="_Toc31722_WPSOffice_Level2"/>
+            <w:bookmarkStart w:id="194" w:name="_Toc25299_WPSOffice_Level2"/>
             <w:bookmarkStart w:id="195" w:name="_Toc22431_WPSOffice_Level2"/>
-            <w:bookmarkStart w:id="196" w:name="_Toc31722_WPSOffice_Level2"/>
+            <w:bookmarkStart w:id="196" w:name="_Toc15940_WPSOffice_Level2"/>
             <w:bookmarkStart w:id="197" w:name="_Toc22629_WPSOffice_Level2"/>
             <w:r>
               <w:rPr>
@@ -39969,12 +40017,12 @@
                 <w:szCs w:val="18"/>
               </w:rPr>
             </w:pPr>
-            <w:bookmarkStart w:id="198" w:name="_Toc5581_WPSOffice_Level2"/>
-            <w:bookmarkStart w:id="199" w:name="_Toc20849_WPSOffice_Level2"/>
-            <w:bookmarkStart w:id="200" w:name="_Toc7607_WPSOffice_Level2"/>
-            <w:bookmarkStart w:id="201" w:name="_Toc4328_WPSOffice_Level2"/>
-            <w:bookmarkStart w:id="202" w:name="_Toc24372_WPSOffice_Level2"/>
-            <w:bookmarkStart w:id="203" w:name="_Toc27147_WPSOffice_Level2"/>
+            <w:bookmarkStart w:id="198" w:name="_Toc27147_WPSOffice_Level2"/>
+            <w:bookmarkStart w:id="199" w:name="_Toc4328_WPSOffice_Level2"/>
+            <w:bookmarkStart w:id="200" w:name="_Toc24372_WPSOffice_Level2"/>
+            <w:bookmarkStart w:id="201" w:name="_Toc5581_WPSOffice_Level2"/>
+            <w:bookmarkStart w:id="202" w:name="_Toc7607_WPSOffice_Level2"/>
+            <w:bookmarkStart w:id="203" w:name="_Toc20849_WPSOffice_Level2"/>
             <w:bookmarkStart w:id="204" w:name="_Toc27188_WPSOffice_Level2"/>
             <w:r>
               <w:rPr>
@@ -40440,13 +40488,13 @@
                 <w:szCs w:val="18"/>
               </w:rPr>
             </w:pPr>
-            <w:bookmarkStart w:id="205" w:name="_Toc23854_WPSOffice_Level2"/>
+            <w:bookmarkStart w:id="205" w:name="_Toc11511_WPSOffice_Level2"/>
             <w:bookmarkStart w:id="206" w:name="_Toc8746_WPSOffice_Level2"/>
-            <w:bookmarkStart w:id="207" w:name="_Toc9066_WPSOffice_Level2"/>
-            <w:bookmarkStart w:id="208" w:name="_Toc6343_WPSOffice_Level2"/>
-            <w:bookmarkStart w:id="209" w:name="_Toc26466_WPSOffice_Level2"/>
-            <w:bookmarkStart w:id="210" w:name="_Toc11511_WPSOffice_Level2"/>
-            <w:bookmarkStart w:id="211" w:name="_Toc23457_WPSOffice_Level2"/>
+            <w:bookmarkStart w:id="207" w:name="_Toc23854_WPSOffice_Level2"/>
+            <w:bookmarkStart w:id="208" w:name="_Toc9066_WPSOffice_Level2"/>
+            <w:bookmarkStart w:id="209" w:name="_Toc23457_WPSOffice_Level2"/>
+            <w:bookmarkStart w:id="210" w:name="_Toc26466_WPSOffice_Level2"/>
+            <w:bookmarkStart w:id="211" w:name="_Toc6343_WPSOffice_Level2"/>
             <w:r>
               <w:rPr>
                 <w:rFonts w:hint="eastAsia" w:ascii="Times New Roman" w:hAnsi="Times New Roman" w:eastAsia="微软雅黑" w:cs="Times New Roman"/>
@@ -40914,9 +40962,9 @@
             <w:bookmarkStart w:id="212" w:name="_Toc6069_WPSOffice_Level2"/>
             <w:bookmarkStart w:id="213" w:name="_Toc17440_WPSOffice_Level2"/>
             <w:bookmarkStart w:id="214" w:name="_Toc20319_WPSOffice_Level2"/>
-            <w:bookmarkStart w:id="215" w:name="_Toc12685_WPSOffice_Level2"/>
-            <w:bookmarkStart w:id="216" w:name="_Toc3049_WPSOffice_Level2"/>
-            <w:bookmarkStart w:id="217" w:name="_Toc17938_WPSOffice_Level2"/>
+            <w:bookmarkStart w:id="215" w:name="_Toc17938_WPSOffice_Level2"/>
+            <w:bookmarkStart w:id="216" w:name="_Toc12685_WPSOffice_Level2"/>
+            <w:bookmarkStart w:id="217" w:name="_Toc3049_WPSOffice_Level2"/>
             <w:bookmarkStart w:id="218" w:name="_Toc1557_WPSOffice_Level2"/>
             <w:r>
               <w:rPr>
@@ -41384,8 +41432,8 @@
             </w:pPr>
             <w:bookmarkStart w:id="219" w:name="_Toc28180_WPSOffice_Level2"/>
             <w:bookmarkStart w:id="220" w:name="_Toc27824_WPSOffice_Level2"/>
-            <w:bookmarkStart w:id="221" w:name="_Toc19766_WPSOffice_Level2"/>
-            <w:bookmarkStart w:id="222" w:name="_Toc25956_WPSOffice_Level2"/>
+            <w:bookmarkStart w:id="221" w:name="_Toc25956_WPSOffice_Level2"/>
+            <w:bookmarkStart w:id="222" w:name="_Toc19766_WPSOffice_Level2"/>
             <w:bookmarkStart w:id="223" w:name="_Toc29816_WPSOffice_Level2"/>
             <w:bookmarkStart w:id="224" w:name="_Toc21686_WPSOffice_Level2"/>
             <w:bookmarkStart w:id="225" w:name="_Toc18427_WPSOffice_Level2"/>
@@ -41816,6 +41864,14 @@
         <w:gridCol w:w="1409"/>
       </w:tblGrid>
       <w:tr>
+        <w:tblPrEx>
+          <w:tblCellMar>
+            <w:top w:w="0" w:type="dxa"/>
+            <w:left w:w="0" w:type="dxa"/>
+            <w:bottom w:w="0" w:type="dxa"/>
+            <w:right w:w="0" w:type="dxa"/>
+          </w:tblCellMar>
+        </w:tblPrEx>
         <w:trPr>
           <w:trHeight w:val="215" w:hRule="atLeast"/>
           <w:jc w:val="center"/>
@@ -41848,9 +41904,9 @@
             <w:bookmarkStart w:id="226" w:name="_Toc9870_WPSOffice_Level2"/>
             <w:bookmarkStart w:id="227" w:name="_Toc19658_WPSOffice_Level2"/>
             <w:bookmarkStart w:id="228" w:name="_Toc27941_WPSOffice_Level2"/>
-            <w:bookmarkStart w:id="229" w:name="_Toc7268_WPSOffice_Level2"/>
-            <w:bookmarkStart w:id="230" w:name="_Toc8959_WPSOffice_Level2"/>
-            <w:bookmarkStart w:id="231" w:name="_Toc24661_WPSOffice_Level2"/>
+            <w:bookmarkStart w:id="229" w:name="_Toc24661_WPSOffice_Level2"/>
+            <w:bookmarkStart w:id="230" w:name="_Toc7268_WPSOffice_Level2"/>
+            <w:bookmarkStart w:id="231" w:name="_Toc8959_WPSOffice_Level2"/>
             <w:bookmarkStart w:id="232" w:name="_Toc20570_WPSOffice_Level2"/>
             <w:r>
               <w:rPr>
@@ -44688,8 +44744,6 @@
           <w:lang w:eastAsia="zh-CN"/>
         </w:rPr>
       </w:pPr>
-      <w:bookmarkStart w:id="234" w:name="_GoBack"/>
-      <w:bookmarkEnd w:id="234"/>
       <w:r>
         <w:rPr>
           <w:rFonts w:ascii="Times New Roman" w:hAnsi="Times New Roman" w:eastAsia="微软雅黑" w:cs="Times New Roman"/>

--- a/WebContent/docx/泛癌种169检测报告-单样本-基智远.docx
+++ b/WebContent/docx/泛癌种169检测报告-单样本-基智远.docx
@@ -9,6 +9,8 @@
           <w:szCs w:val="20"/>
         </w:rPr>
       </w:pPr>
+      <w:bookmarkStart w:id="234" w:name="_GoBack"/>
+      <w:bookmarkEnd w:id="234"/>
       <w:r>
         <w:rPr>
           <w:color w:val="7F7F7F"/>
@@ -17,7 +19,7 @@
           <w:lang w:eastAsia="zh-CN"/>
         </w:rPr>
         <w:drawing>
-          <wp:anchor distT="0" distB="0" distL="0" distR="0" simplePos="0" relativeHeight="251664384" behindDoc="0" locked="0" layoutInCell="1" allowOverlap="1">
+          <wp:anchor distT="0" distB="0" distL="0" distR="0" simplePos="0" relativeHeight="251662336" behindDoc="0" locked="0" layoutInCell="1" allowOverlap="1">
             <wp:simplePos x="0" y="0"/>
             <wp:positionH relativeFrom="column">
               <wp:posOffset>4622165</wp:posOffset>
@@ -934,12 +936,12 @@
               <w:lang w:val="en-US" w:eastAsia="en-US" w:bidi="ar-SA"/>
             </w:rPr>
           </w:pPr>
-          <w:bookmarkStart w:id="0" w:name="_Toc21669"/>
-          <w:bookmarkStart w:id="1" w:name="_Toc24178_WPSOffice_Level1"/>
-          <w:bookmarkStart w:id="2" w:name="_Toc30143_WPSOffice_Level1"/>
-          <w:bookmarkStart w:id="3" w:name="_Toc13806"/>
-          <w:bookmarkStart w:id="4" w:name="_Toc3619"/>
-          <w:bookmarkStart w:id="5" w:name="_Toc21009_WPSOffice_Level1"/>
+          <w:bookmarkStart w:id="0" w:name="_Toc30143_WPSOffice_Level1"/>
+          <w:bookmarkStart w:id="1" w:name="_Toc21669"/>
+          <w:bookmarkStart w:id="2" w:name="_Toc24178_WPSOffice_Level1"/>
+          <w:bookmarkStart w:id="3" w:name="_Toc21009_WPSOffice_Level1"/>
+          <w:bookmarkStart w:id="4" w:name="_Toc13806"/>
+          <w:bookmarkStart w:id="5" w:name="_Toc3619"/>
           <w:r>
             <w:rPr>
               <w:rFonts w:ascii="宋体" w:hAnsi="宋体" w:eastAsia="宋体"/>
@@ -3287,12 +3289,12 @@
           <w:szCs w:val="32"/>
         </w:rPr>
       </w:pPr>
-      <w:bookmarkStart w:id="7" w:name="_Toc26731"/>
-      <w:bookmarkStart w:id="8" w:name="_Toc17451"/>
-      <w:bookmarkStart w:id="9" w:name="_Toc11015_WPSOffice_Level1"/>
-      <w:bookmarkStart w:id="10" w:name="_Toc18062_WPSOffice_Level1"/>
-      <w:bookmarkStart w:id="11" w:name="_Toc7021_WPSOffice_Level1"/>
-      <w:bookmarkStart w:id="12" w:name="_Toc5680"/>
+      <w:bookmarkStart w:id="7" w:name="_Toc11015_WPSOffice_Level1"/>
+      <w:bookmarkStart w:id="8" w:name="_Toc5680"/>
+      <w:bookmarkStart w:id="9" w:name="_Toc26731"/>
+      <w:bookmarkStart w:id="10" w:name="_Toc17451"/>
+      <w:bookmarkStart w:id="11" w:name="_Toc18062_WPSOffice_Level1"/>
+      <w:bookmarkStart w:id="12" w:name="_Toc7021_WPSOffice_Level1"/>
       <w:bookmarkStart w:id="13" w:name="_Toc3823"/>
       <w:r>
         <w:rPr>
@@ -3600,11 +3602,11 @@
       </w:pPr>
       <w:bookmarkStart w:id="15" w:name="_Toc7496"/>
       <w:bookmarkStart w:id="16" w:name="_Toc29251"/>
-      <w:bookmarkStart w:id="17" w:name="_Toc6221_WPSOffice_Level1"/>
-      <w:bookmarkStart w:id="18" w:name="_Toc25920"/>
+      <w:bookmarkStart w:id="17" w:name="_Toc18058"/>
+      <w:bookmarkStart w:id="18" w:name="_Toc23369_WPSOffice_Level1"/>
       <w:bookmarkStart w:id="19" w:name="_Toc16576"/>
-      <w:bookmarkStart w:id="20" w:name="_Toc18058"/>
-      <w:bookmarkStart w:id="21" w:name="_Toc23369_WPSOffice_Level1"/>
+      <w:bookmarkStart w:id="20" w:name="_Toc6221_WPSOffice_Level1"/>
+      <w:bookmarkStart w:id="21" w:name="_Toc25920"/>
       <w:r>
         <w:rPr>
           <w:rFonts w:hint="eastAsia"/>
@@ -3688,6 +3690,12 @@
             <w:insideH w:val="single" w:color="0070C0" w:sz="4" w:space="0"/>
             <w:insideV w:val="single" w:color="0070C0" w:sz="4" w:space="0"/>
           </w:tblBorders>
+          <w:tblCellMar>
+            <w:top w:w="0" w:type="dxa"/>
+            <w:left w:w="0" w:type="dxa"/>
+            <w:bottom w:w="0" w:type="dxa"/>
+            <w:right w:w="0" w:type="dxa"/>
+          </w:tblCellMar>
         </w:tblPrEx>
         <w:trPr>
           <w:trHeight w:val="490" w:hRule="atLeast"/>
@@ -4855,147 +4863,6 @@
           <w:lang w:eastAsia="zh-CN"/>
         </w:rPr>
       </w:pPr>
-    </w:p>
-    <w:p>
-      <w:pPr>
-        <w:rPr>
-          <w:lang w:eastAsia="zh-CN"/>
-        </w:rPr>
-      </w:pPr>
-      <w:r>
-        <w:rPr>
-          <w:sz w:val="22"/>
-        </w:rPr>
-        <mc:AlternateContent>
-          <mc:Choice Requires="wpg">
-            <w:drawing>
-              <wp:anchor distT="0" distB="0" distL="114300" distR="114300" simplePos="0" relativeHeight="251662336" behindDoc="0" locked="0" layoutInCell="1" allowOverlap="1">
-                <wp:simplePos x="0" y="0"/>
-                <wp:positionH relativeFrom="column">
-                  <wp:posOffset>2782570</wp:posOffset>
-                </wp:positionH>
-                <wp:positionV relativeFrom="paragraph">
-                  <wp:posOffset>52070</wp:posOffset>
-                </wp:positionV>
-                <wp:extent cx="2735580" cy="452755"/>
-                <wp:effectExtent l="0" t="0" r="0" b="0"/>
-                <wp:wrapNone/>
-                <wp:docPr id="5" name="组合 5"/>
-                <wp:cNvGraphicFramePr/>
-                <a:graphic xmlns:a="http://schemas.openxmlformats.org/drawingml/2006/main">
-                  <a:graphicData uri="http://schemas.microsoft.com/office/word/2010/wordprocessingGroup">
-                    <wpg:wgp>
-                      <wpg:cNvGrpSpPr/>
-                      <wpg:grpSpPr>
-                        <a:xfrm>
-                          <a:off x="0" y="0"/>
-                          <a:ext cx="2735580" cy="452755"/>
-                          <a:chOff x="19211" y="19395"/>
-                          <a:chExt cx="4308" cy="713"/>
-                        </a:xfrm>
-                      </wpg:grpSpPr>
-                      <pic:pic xmlns:pic="http://schemas.openxmlformats.org/drawingml/2006/picture">
-                        <pic:nvPicPr>
-                          <pic:cNvPr id="14" name="图片 6" descr="蔡冬雪"/>
-                          <pic:cNvPicPr>
-                            <a:picLocks noChangeAspect="1"/>
-                          </pic:cNvPicPr>
-                        </pic:nvPicPr>
-                        <pic:blipFill>
-                          <a:blip r:embed="rId12">
-                            <a:clrChange>
-                              <a:clrFrom>
-                                <a:srgbClr val="FFFFFF">
-                                  <a:alpha val="100000"/>
-                                </a:srgbClr>
-                              </a:clrFrom>
-                              <a:clrTo>
-                                <a:srgbClr val="FFFFFF">
-                                  <a:alpha val="100000"/>
-                                  <a:alpha val="0"/>
-                                </a:srgbClr>
-                              </a:clrTo>
-                            </a:clrChange>
-                          </a:blip>
-                          <a:srcRect l="18656" t="33322" r="18897" b="26699"/>
-                          <a:stretch>
-                            <a:fillRect/>
-                          </a:stretch>
-                        </pic:blipFill>
-                        <pic:spPr>
-                          <a:xfrm>
-                            <a:off x="19211" y="19491"/>
-                            <a:ext cx="1261" cy="566"/>
-                          </a:xfrm>
-                          <a:prstGeom prst="rect">
-                            <a:avLst/>
-                          </a:prstGeom>
-                        </pic:spPr>
-                      </pic:pic>
-                      <pic:pic xmlns:pic="http://schemas.openxmlformats.org/drawingml/2006/picture">
-                        <pic:nvPicPr>
-                          <pic:cNvPr id="15" name="图片 4" descr="王建丽"/>
-                          <pic:cNvPicPr>
-                            <a:picLocks noChangeAspect="1"/>
-                          </pic:cNvPicPr>
-                        </pic:nvPicPr>
-                        <pic:blipFill>
-                          <a:blip r:embed="rId13">
-                            <a:clrChange>
-                              <a:clrFrom>
-                                <a:srgbClr val="FFFFFF">
-                                  <a:alpha val="100000"/>
-                                </a:srgbClr>
-                              </a:clrFrom>
-                              <a:clrTo>
-                                <a:srgbClr val="FFFFFF">
-                                  <a:alpha val="100000"/>
-                                  <a:alpha val="0"/>
-                                </a:srgbClr>
-                              </a:clrTo>
-                            </a:clrChange>
-                          </a:blip>
-                          <a:stretch>
-                            <a:fillRect/>
-                          </a:stretch>
-                        </pic:blipFill>
-                        <pic:spPr>
-                          <a:xfrm>
-                            <a:off x="22261" y="19395"/>
-                            <a:ext cx="1258" cy="713"/>
-                          </a:xfrm>
-                          <a:prstGeom prst="rect">
-                            <a:avLst/>
-                          </a:prstGeom>
-                        </pic:spPr>
-                      </pic:pic>
-                    </wpg:wgp>
-                  </a:graphicData>
-                </a:graphic>
-              </wp:anchor>
-            </w:drawing>
-          </mc:Choice>
-          <mc:Fallback>
-            <w:pict>
-              <v:group id="_x0000_s1026" o:spid="_x0000_s1026" o:spt="203" style="position:absolute;left:0pt;margin-left:219.1pt;margin-top:4.1pt;height:35.65pt;width:215.4pt;z-index:251662336;mso-width-relative:page;mso-height-relative:page;" coordorigin="19211,19395" coordsize="4308,713" o:gfxdata="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